--- a/docs/files/eesti-energia/eesti-energia_6M2026_en.docx
+++ b/docs/files/eesti-energia/eesti-energia_6M2026_en.docx
@@ -3099,24 +3099,10 @@
         <w:rPr>
           <w:sz w:val="24"/>
         </w:rPr>
-        <w:t xml:space="preserve">☐ </w:t>
+        <w:t xml:space="preserve">☑ </w:t>
       </w:r>
       <w:r>
         <w:t>Yes, the company is not in the list of sanctions (add a screenshot)</w:t>
-      </w:r>
-    </w:p>
-    <w:p>
-      <w:pPr>
-        <w:spacing w:after="0"/>
-        <w:ind w:left="397"/>
-      </w:pPr>
-      <w:r>
-        <w:rPr>
-          <w:b/>
-          <w:color w:val="B42318"/>
-          <w:sz w:val="19"/>
-        </w:rPr>
-        <w:t>Needs review</w:t>
       </w:r>
     </w:p>
     <w:p>
@@ -3136,7 +3122,7 @@
           <w:color w:val="333333"/>
           <w:sz w:val="19"/>
         </w:rPr>
-        <w:t>Automatic check against the EU, UN, US OFAC and UK consolidated sanctions lists.</w:t>
+        <w:t>Not found on the EU, UN, UK, US OFAC consolidated sanctions lists (automatic check 2026-10-22).</w:t>
       </w:r>
     </w:p>
     <w:p>

--- a/docs/files/eesti-energia/eesti-energia_6M2026_en.docx
+++ b/docs/files/eesti-energia/eesti-energia_6M2026_en.docx
@@ -2,129 +2,304 @@
 <file path=word/document.xml><?xml version="1.0" encoding="utf-8"?>
 <w:document xmlns:wpc="http://schemas.microsoft.com/office/word/2010/wordprocessingCanvas" xmlns:mo="http://schemas.microsoft.com/office/mac/office/2008/main" xmlns:mc="http://schemas.openxmlformats.org/markup-compatibility/2006" xmlns:mv="urn:schemas-microsoft-com:mac:vml" xmlns:o="urn:schemas-microsoft-com:office:office" xmlns:r="http://schemas.openxmlformats.org/officeDocument/2006/relationships" xmlns:m="http://schemas.openxmlformats.org/officeDocument/2006/math" xmlns:v="urn:schemas-microsoft-com:vml" xmlns:wp14="http://schemas.microsoft.com/office/word/2010/wordprocessingDrawing" xmlns:wp="http://schemas.openxmlformats.org/drawingml/2006/wordprocessingDrawing" xmlns:w10="urn:schemas-microsoft-com:office:word" xmlns:w="http://schemas.openxmlformats.org/wordprocessingml/2006/main" xmlns:w14="http://schemas.microsoft.com/office/word/2010/wordml" xmlns:wpg="http://schemas.microsoft.com/office/word/2010/wordprocessingGroup" xmlns:wpi="http://schemas.microsoft.com/office/word/2010/wordprocessingInk" xmlns:wne="http://schemas.microsoft.com/office/word/2006/wordml" xmlns:wps="http://schemas.microsoft.com/office/word/2010/wordprocessingShape" mc:Ignorable="w14 wp14">
   <w:body>
+    <w:tbl>
+      <w:tblPr>
+        <w:tblW w:w="9639" w:type="dxa"/>
+        <w:tblBorders>
+          <w:top w:val="nil"/>
+          <w:left w:val="nil"/>
+          <w:bottom w:val="nil"/>
+          <w:right w:val="nil"/>
+          <w:insideH w:val="nil"/>
+          <w:insideV w:val="nil"/>
+        </w:tblBorders>
+        <w:tblLayout w:type="fixed"/>
+        <w:tblCellMar>
+          <w:top w:w="260" w:type="dxa"/>
+          <w:left w:w="280" w:type="dxa"/>
+          <w:bottom w:w="260" w:type="dxa"/>
+          <w:right w:w="280" w:type="dxa"/>
+        </w:tblCellMar>
+        <w:tblLook w:firstColumn="1" w:firstRow="1" w:lastColumn="0" w:lastRow="0" w:noHBand="0" w:noVBand="1" w:val="04A0"/>
+      </w:tblPr>
+      <w:tblGrid>
+        <w:gridCol w:w="7030"/>
+        <w:gridCol w:w="2608"/>
+      </w:tblGrid>
+      <w:tr>
+        <w:tc>
+          <w:tcPr>
+            <w:tcW w:type="dxa" w:w="7030"/>
+            <w:shd w:val="clear" w:color="auto" w:fill="1F4E79"/>
+          </w:tcPr>
+          <w:p>
+            <w:pPr>
+              <w:spacing w:before="0" w:after="0"/>
+            </w:pPr>
+            <w:r>
+              <w:rPr>
+                <w:b/>
+                <w:caps/>
+                <w:color w:val="AFC6DD"/>
+                <w:sz w:val="17"/>
+              </w:rPr>
+              <w:t>Issuer review · 6M2026</w:t>
+            </w:r>
+          </w:p>
+          <w:p>
+            <w:pPr>
+              <w:spacing w:before="40" w:after="0"/>
+            </w:pPr>
+            <w:r>
+              <w:rPr>
+                <w:b/>
+                <w:color w:val="FFFFFF"/>
+                <w:sz w:val="52"/>
+              </w:rPr>
+              <w:t>Eesti Energia (Enefit)</w:t>
+            </w:r>
+          </w:p>
+        </w:tc>
+        <w:tc>
+          <w:tcPr>
+            <w:tcW w:type="dxa" w:w="2608"/>
+            <w:shd w:val="clear" w:color="auto" w:fill="1F4E79"/>
+          </w:tcPr>
+          <w:p>
+            <w:pPr>
+              <w:spacing w:before="280" w:after="0"/>
+              <w:jc w:val="right"/>
+            </w:pPr>
+            <w:r>
+              <w:rPr>
+                <w:b/>
+                <w:color w:val="9A6400"/>
+                <w:sz w:val="19"/>
+                <w:shd w:val="clear" w:color="auto" w:fill="FDF1D8"/>
+              </w:rPr>
+              <w:t xml:space="preserve">  ●  WATCH  </w:t>
+            </w:r>
+          </w:p>
+        </w:tc>
+      </w:tr>
+    </w:tbl>
     <w:p>
       <w:pPr>
-        <w:spacing w:after="0"/>
+        <w:pBdr>
+          <w:top w:val="single" w:sz="12" w:color="2A78D6" w:space="0"/>
+        </w:pBdr>
+        <w:spacing w:before="0" w:after="200" w:line="120" w:lineRule="auto"/>
       </w:pPr>
-      <w:r>
-        <w:rPr>
-          <w:b/>
-          <w:color w:val="1F4E79"/>
-          <w:sz w:val="48"/>
-        </w:rPr>
-        <w:t>Eesti Energia (Enefit)</w:t>
-      </w:r>
-    </w:p>
-    <w:p>
-      <w:r>
-        <w:rPr>
-          <w:color w:val="5F6B7A"/>
-          <w:sz w:val="24"/>
-        </w:rPr>
-        <w:t>Issuer review · 6M2026</w:t>
-      </w:r>
-    </w:p>
-    <w:p>
-      <w:pPr>
-        <w:spacing w:after="0"/>
-      </w:pPr>
-      <w:r>
-        <w:rPr>
-          <w:b/>
-          <w:sz w:val="19"/>
-        </w:rPr>
-        <w:t xml:space="preserve">Analysis date: </w:t>
-      </w:r>
-      <w:r>
-        <w:rPr>
-          <w:b w:val="0"/>
-          <w:sz w:val="19"/>
-        </w:rPr>
-        <w:t>2026-10-22</w:t>
-      </w:r>
-    </w:p>
-    <w:p>
-      <w:pPr>
-        <w:spacing w:after="0"/>
-      </w:pPr>
-      <w:r>
-        <w:rPr>
-          <w:b/>
-          <w:sz w:val="19"/>
-        </w:rPr>
-        <w:t xml:space="preserve">Rating: </w:t>
-      </w:r>
-      <w:r>
-        <w:rPr>
-          <w:b w:val="0"/>
-          <w:sz w:val="19"/>
-        </w:rPr>
-        <w:t>Moody's Baa3 stable (2026-04-08); Fitch BBB- stable (2025-07-22); the hybrid is not rated separately in the documents read</w:t>
-      </w:r>
-      <w:hyperlink r:id="rId10">
-        <w:r>
-          <w:rPr>
-            <w:color w:val="2A78D6"/>
-            <w:vertAlign w:val="superscript"/>
-            <w:sz w:val="16"/>
-          </w:rPr>
-          <w:t xml:space="preserve">1</w:t>
-        </w:r>
-      </w:hyperlink>
-      <w:r>
-        <w:rPr>
-          <w:color w:val="2A78D6"/>
-          <w:vertAlign w:val="superscript"/>
-        </w:rPr>
-        <w:t>,</w:t>
-      </w:r>
-      <w:hyperlink r:id="rId11">
-        <w:r>
-          <w:rPr>
-            <w:color w:val="2A78D6"/>
-            <w:vertAlign w:val="superscript"/>
-            <w:sz w:val="16"/>
-          </w:rPr>
-          <w:t xml:space="preserve">2</w:t>
-        </w:r>
-      </w:hyperlink>
-    </w:p>
-    <w:p>
-      <w:pPr>
-        <w:spacing w:after="0"/>
-      </w:pPr>
-      <w:r>
-        <w:rPr>
-          <w:b/>
-          <w:sz w:val="19"/>
-        </w:rPr>
-        <w:t xml:space="preserve">Next report: </w:t>
-      </w:r>
-      <w:r>
-        <w:rPr>
-          <w:b w:val="0"/>
-          <w:sz w:val="19"/>
-        </w:rPr>
-        <w:t>Q3 2026 interim report - expected late October 2026</w:t>
-      </w:r>
     </w:p>
     <w:tbl>
       <w:tblPr>
-        <w:tblW w:type="auto" w:w="0"/>
+        <w:tblW w:w="9639" w:type="dxa"/>
+        <w:tblBorders>
+          <w:top w:val="nil"/>
+          <w:left w:val="nil"/>
+          <w:bottom w:val="nil"/>
+          <w:right w:val="nil"/>
+          <w:insideH w:val="nil"/>
+          <w:insideV w:val="nil"/>
+        </w:tblBorders>
+        <w:tblLayout w:type="fixed"/>
+        <w:tblCellMar>
+          <w:top w:w="0" w:type="dxa"/>
+          <w:left w:w="0" w:type="dxa"/>
+          <w:bottom w:w="120" w:type="dxa"/>
+          <w:right w:w="160" w:type="dxa"/>
+        </w:tblCellMar>
         <w:tblLook w:firstColumn="1" w:firstRow="1" w:lastColumn="0" w:lastRow="0" w:noHBand="0" w:noVBand="1" w:val="04A0"/>
       </w:tblPr>
       <w:tblGrid>
-        <w:gridCol w:w="9972"/>
+        <w:gridCol w:w="3213"/>
+        <w:gridCol w:w="3213"/>
+        <w:gridCol w:w="3213"/>
+      </w:tblGrid>
+      <w:tr>
+        <w:tc>
+          <w:tcPr>
+            <w:tcW w:type="dxa" w:w="3213"/>
+            <w:tcBorders>
+              <w:top w:val="nil"/>
+              <w:left w:val="nil"/>
+              <w:bottom w:val="single" w:sz="4" w:color="C9D3DE" w:space="0"/>
+              <w:right w:val="nil"/>
+            </w:tcBorders>
+          </w:tcPr>
+          <w:p>
+            <w:pPr>
+              <w:spacing w:before="0" w:after="20"/>
+            </w:pPr>
+            <w:r>
+              <w:rPr>
+                <w:b/>
+                <w:caps/>
+                <w:color w:val="5F6B7A"/>
+                <w:sz w:val="15"/>
+              </w:rPr>
+              <w:t>Analysis date</w:t>
+            </w:r>
+          </w:p>
+          <w:p>
+            <w:pPr>
+              <w:spacing w:before="0" w:after="0"/>
+            </w:pPr>
+            <w:r>
+              <w:rPr>
+                <w:b w:val="0"/>
+                <w:sz w:val="19"/>
+              </w:rPr>
+              <w:t>2026-10-22</w:t>
+            </w:r>
+          </w:p>
+        </w:tc>
+        <w:tc>
+          <w:tcPr>
+            <w:tcW w:type="dxa" w:w="3213"/>
+            <w:tcBorders>
+              <w:top w:val="nil"/>
+              <w:left w:val="nil"/>
+              <w:bottom w:val="single" w:sz="4" w:color="C9D3DE" w:space="0"/>
+              <w:right w:val="nil"/>
+            </w:tcBorders>
+          </w:tcPr>
+          <w:p>
+            <w:pPr>
+              <w:spacing w:before="0" w:after="20"/>
+            </w:pPr>
+            <w:r>
+              <w:rPr>
+                <w:b/>
+                <w:caps/>
+                <w:color w:val="5F6B7A"/>
+                <w:sz w:val="15"/>
+              </w:rPr>
+              <w:t>Rating</w:t>
+            </w:r>
+          </w:p>
+          <w:p>
+            <w:pPr>
+              <w:spacing w:before="0" w:after="0"/>
+            </w:pPr>
+            <w:r>
+              <w:rPr>
+                <w:b w:val="0"/>
+                <w:sz w:val="19"/>
+              </w:rPr>
+              <w:t>Moody's Baa3 stable (2026-04-08); Fitch BBB- stable (2025-07-22); the hybrid is not rated separately in the documents read</w:t>
+            </w:r>
+            <w:hyperlink r:id="rId12">
+              <w:r>
+                <w:rPr>
+                  <w:color w:val="2A78D6"/>
+                  <w:vertAlign w:val="superscript"/>
+                  <w:sz w:val="16"/>
+                </w:rPr>
+                <w:t xml:space="preserve">1</w:t>
+              </w:r>
+            </w:hyperlink>
+            <w:r>
+              <w:rPr>
+                <w:color w:val="2A78D6"/>
+                <w:vertAlign w:val="superscript"/>
+              </w:rPr>
+              <w:t>,</w:t>
+            </w:r>
+            <w:hyperlink r:id="rId13">
+              <w:r>
+                <w:rPr>
+                  <w:color w:val="2A78D6"/>
+                  <w:vertAlign w:val="superscript"/>
+                  <w:sz w:val="16"/>
+                </w:rPr>
+                <w:t xml:space="preserve">2</w:t>
+              </w:r>
+            </w:hyperlink>
+          </w:p>
+        </w:tc>
+        <w:tc>
+          <w:tcPr>
+            <w:tcW w:type="dxa" w:w="3213"/>
+            <w:tcBorders>
+              <w:top w:val="nil"/>
+              <w:left w:val="nil"/>
+              <w:bottom w:val="single" w:sz="4" w:color="C9D3DE" w:space="0"/>
+              <w:right w:val="nil"/>
+            </w:tcBorders>
+          </w:tcPr>
+          <w:p>
+            <w:pPr>
+              <w:spacing w:before="0" w:after="20"/>
+            </w:pPr>
+            <w:r>
+              <w:rPr>
+                <w:b/>
+                <w:caps/>
+                <w:color w:val="5F6B7A"/>
+                <w:sz w:val="15"/>
+              </w:rPr>
+              <w:t>Next report</w:t>
+            </w:r>
+          </w:p>
+          <w:p>
+            <w:pPr>
+              <w:spacing w:before="0" w:after="0"/>
+            </w:pPr>
+            <w:r>
+              <w:rPr>
+                <w:b w:val="0"/>
+                <w:sz w:val="19"/>
+              </w:rPr>
+              <w:t>Q3 2026 interim report - expected late October 2026</w:t>
+            </w:r>
+          </w:p>
+        </w:tc>
+      </w:tr>
+    </w:tbl>
+    <w:p>
+      <w:pPr>
+        <w:spacing w:before="0" w:after="80"/>
+      </w:pPr>
+    </w:p>
+    <w:tbl>
+      <w:tblPr>
+        <w:tblW w:w="9639" w:type="dxa"/>
+        <w:tblBorders>
+          <w:top w:val="nil"/>
+          <w:left w:val="nil"/>
+          <w:bottom w:val="nil"/>
+          <w:right w:val="nil"/>
+          <w:insideH w:val="nil"/>
+          <w:insideV w:val="nil"/>
+        </w:tblBorders>
+        <w:tblLayout w:type="fixed"/>
+        <w:tblCellMar>
+          <w:top w:w="180" w:type="dxa"/>
+          <w:left w:w="260" w:type="dxa"/>
+          <w:bottom w:w="200" w:type="dxa"/>
+          <w:right w:w="260" w:type="dxa"/>
+        </w:tblCellMar>
+        <w:tblLook w:firstColumn="1" w:firstRow="1" w:lastColumn="0" w:lastRow="0" w:noHBand="0" w:noVBand="1" w:val="04A0"/>
+      </w:tblPr>
+      <w:tblGrid>
+        <w:gridCol w:w="9639"/>
       </w:tblGrid>
       <w:tr>
         <w:tc>
           <w:tcPr>
             <w:tcW w:type="dxa" w:w="9638"/>
+            <w:tcBorders>
+              <w:top w:val="nil"/>
+              <w:left w:val="single" w:sz="24" w:color="9A6400" w:space="0"/>
+              <w:bottom w:val="nil"/>
+              <w:right w:val="nil"/>
+            </w:tcBorders>
             <w:shd w:val="clear" w:color="auto" w:fill="FDF1D8"/>
           </w:tcPr>
           <w:p>
             <w:pPr>
-              <w:spacing w:before="60" w:after="60"/>
+              <w:spacing w:before="0" w:after="0" w:line="276" w:lineRule="auto"/>
             </w:pPr>
             <w:r>
               <w:rPr>
@@ -142,7 +317,7 @@
               </w:rPr>
               <w:t xml:space="preserve"> Eesti Energia is 100% state-owned with an investment-grade rating (Moody's Baa3, Fitch BBB-)</w:t>
             </w:r>
-            <w:hyperlink r:id="rId10">
+            <w:hyperlink r:id="rId12">
               <w:r>
                 <w:rPr>
                   <w:color w:val="2A78D6"/>
@@ -159,7 +334,7 @@
               </w:rPr>
               <w:t>,</w:t>
             </w:r>
-            <w:hyperlink r:id="rId11">
+            <w:hyperlink r:id="rId13">
               <w:r>
                 <w:rPr>
                   <w:color w:val="2A78D6"/>
@@ -177,7 +352,7 @@
               </w:rPr>
               <w:t>. But leverage is high: net debt / EBITDA 4.1x (3.6x a year earlier), and FY2025 showed an EUR 82.6m loss due to impairments</w:t>
             </w:r>
-            <w:hyperlink r:id="rId12">
+            <w:hyperlink r:id="rId14">
               <w:r>
                 <w:rPr>
                   <w:color w:val="2A78D6"/>
@@ -194,7 +369,7 @@
               </w:rPr>
               <w:t>,</w:t>
             </w:r>
-            <w:hyperlink r:id="rId13">
+            <w:hyperlink r:id="rId15">
               <w:r>
                 <w:rPr>
                   <w:color w:val="2A78D6"/>
@@ -218,63 +393,101 @@
     </w:tbl>
     <w:p>
       <w:pPr>
-        <w:spacing w:after="0"/>
+        <w:spacing w:before="0" w:after="120"/>
       </w:pPr>
     </w:p>
     <w:tbl>
       <w:tblPr>
-        <w:tblW w:type="auto" w:w="0"/>
-        <w:jc w:val="center"/>
+        <w:tblW w:w="9639" w:type="dxa"/>
+        <w:tblBorders>
+          <w:top w:val="nil"/>
+          <w:left w:val="nil"/>
+          <w:bottom w:val="nil"/>
+          <w:right w:val="nil"/>
+          <w:insideH w:val="nil"/>
+          <w:insideV w:val="nil"/>
+        </w:tblBorders>
+        <w:tblLayout w:type="fixed"/>
+        <w:tblCellMar>
+          <w:top w:w="150" w:type="dxa"/>
+          <w:left w:w="170" w:type="dxa"/>
+          <w:bottom w:w="150" w:type="dxa"/>
+          <w:right w:w="100" w:type="dxa"/>
+        </w:tblCellMar>
         <w:tblLook w:firstColumn="1" w:firstRow="1" w:lastColumn="0" w:lastRow="0" w:noHBand="0" w:noVBand="1" w:val="04A0"/>
-        <w:tblBorders>
-          <w:top w:val="single" w:sz="4" w:color="FFFFFF"/>
-          <w:left w:val="nil"/>
-          <w:bottom w:val="single" w:sz="4" w:color="FFFFFF"/>
-          <w:right w:val="nil"/>
-          <w:insideH w:val="single" w:sz="4" w:color="FFFFFF"/>
-          <w:insideV w:val="nil"/>
-        </w:tblBorders>
       </w:tblPr>
       <w:tblGrid>
-        <w:gridCol w:w="2493"/>
-        <w:gridCol w:w="2493"/>
-        <w:gridCol w:w="2493"/>
-        <w:gridCol w:w="2493"/>
+        <w:gridCol w:w="2260"/>
+        <w:gridCol w:w="198"/>
+        <w:gridCol w:w="2260"/>
+        <w:gridCol w:w="198"/>
+        <w:gridCol w:w="2260"/>
+        <w:gridCol w:w="198"/>
+        <w:gridCol w:w="2260"/>
       </w:tblGrid>
       <w:tr>
         <w:tc>
           <w:tcPr>
-            <w:tcW w:type="dxa" w:w="2493"/>
-            <w:shd w:val="clear" w:color="auto" w:fill="EAF1F8"/>
+            <w:tcW w:type="dxa" w:w="2261"/>
+            <w:tcBorders>
+              <w:top w:val="single" w:sz="18" w:color="2A78D6" w:space="0"/>
+              <w:left w:val="single" w:sz="4" w:color="C9D3DE" w:space="0"/>
+              <w:bottom w:val="single" w:sz="4" w:color="C9D3DE" w:space="0"/>
+              <w:right w:val="single" w:sz="4" w:color="C9D3DE" w:space="0"/>
+            </w:tcBorders>
           </w:tcPr>
           <w:p>
-            <w:r/>
+            <w:pPr>
+              <w:spacing w:before="0" w:after="60"/>
+            </w:pPr>
             <w:r>
               <w:rPr>
+                <w:b/>
+                <w:caps/>
                 <w:color w:val="5F6B7A"/>
-                <w:sz w:val="16"/>
+                <w:sz w:val="14"/>
               </w:rPr>
-              <w:t>EBITDA (FY2025)</w:t>
+              <w:t>EBITDA</w:t>
+            </w:r>
+            <w:r>
+              <w:rPr>
+                <w:b w:val="0"/>
+                <w:color w:val="5F6B7A"/>
+                <w:sz w:val="14"/>
+              </w:rPr>
+              <w:t xml:space="preserve">  ·  FY2025</w:t>
             </w:r>
           </w:p>
           <w:p>
             <w:pPr>
-              <w:spacing w:after="0"/>
+              <w:spacing w:before="0" w:after="20"/>
             </w:pPr>
             <w:r>
               <w:rPr>
                 <w:b/>
                 <w:color w:val="1F4E79"/>
-                <w:sz w:val="26"/>
+                <w:sz w:val="34"/>
               </w:rPr>
-              <w:t>317.2 EUR m</w:t>
+              <w:t>317.2</w:t>
+            </w:r>
+            <w:r>
+              <w:rPr>
+                <w:b w:val="0"/>
+                <w:color w:val="5F6B7A"/>
+                <w:sz w:val="18"/>
+              </w:rPr>
+              <w:t xml:space="preserve"> EUR m</w:t>
             </w:r>
           </w:p>
           <w:p>
+            <w:pPr>
+              <w:spacing w:before="0" w:after="0"/>
+            </w:pPr>
             <w:r>
               <w:rPr>
+                <w:b w:val="0"/>
                 <w:color w:val="5F6B7A"/>
-                <w:sz w:val="16"/>
+                <w:sz w:val="15"/>
               </w:rPr>
               <w:t>▼ 20.3 % vs FY2024</w:t>
             </w:r>
@@ -282,37 +495,72 @@
         </w:tc>
         <w:tc>
           <w:tcPr>
-            <w:tcW w:type="dxa" w:w="2493"/>
-            <w:shd w:val="clear" w:color="auto" w:fill="EAF1F8"/>
+            <w:tcW w:type="dxa" w:w="198"/>
+          </w:tcPr>
+          <w:p/>
+        </w:tc>
+        <w:tc>
+          <w:tcPr>
+            <w:tcW w:type="dxa" w:w="2261"/>
+            <w:tcBorders>
+              <w:top w:val="single" w:sz="18" w:color="2A78D6" w:space="0"/>
+              <w:left w:val="single" w:sz="4" w:color="C9D3DE" w:space="0"/>
+              <w:bottom w:val="single" w:sz="4" w:color="C9D3DE" w:space="0"/>
+              <w:right w:val="single" w:sz="4" w:color="C9D3DE" w:space="0"/>
+            </w:tcBorders>
           </w:tcPr>
           <w:p>
-            <w:r/>
+            <w:pPr>
+              <w:spacing w:before="0" w:after="60"/>
+            </w:pPr>
             <w:r>
               <w:rPr>
+                <w:b/>
+                <w:caps/>
                 <w:color w:val="5F6B7A"/>
-                <w:sz w:val="16"/>
+                <w:sz w:val="14"/>
               </w:rPr>
-              <w:t>Net debt / EBITDA (6M2026)</w:t>
+              <w:t>Net debt / EBITDA</w:t>
+            </w:r>
+            <w:r>
+              <w:rPr>
+                <w:b w:val="0"/>
+                <w:color w:val="5F6B7A"/>
+                <w:sz w:val="14"/>
+              </w:rPr>
+              <w:t xml:space="preserve">  ·  6M2026</w:t>
             </w:r>
           </w:p>
           <w:p>
             <w:pPr>
-              <w:spacing w:after="0"/>
+              <w:spacing w:before="0" w:after="20"/>
             </w:pPr>
             <w:r>
               <w:rPr>
                 <w:b/>
                 <w:color w:val="1F4E79"/>
-                <w:sz w:val="26"/>
+                <w:sz w:val="34"/>
               </w:rPr>
-              <w:t>4.1x</w:t>
+              <w:t>4.1</w:t>
+            </w:r>
+            <w:r>
+              <w:rPr>
+                <w:b w:val="0"/>
+                <w:color w:val="5F6B7A"/>
+                <w:sz w:val="18"/>
+              </w:rPr>
+              <w:t xml:space="preserve"> x</w:t>
             </w:r>
           </w:p>
           <w:p>
+            <w:pPr>
+              <w:spacing w:before="0" w:after="0"/>
+            </w:pPr>
             <w:r>
               <w:rPr>
+                <w:b w:val="0"/>
                 <w:color w:val="5F6B7A"/>
-                <w:sz w:val="16"/>
+                <w:sz w:val="15"/>
               </w:rPr>
               <w:t>▲ 0.5x vs 6M2025</w:t>
             </w:r>
@@ -320,37 +568,72 @@
         </w:tc>
         <w:tc>
           <w:tcPr>
-            <w:tcW w:type="dxa" w:w="2493"/>
-            <w:shd w:val="clear" w:color="auto" w:fill="EAF1F8"/>
+            <w:tcW w:type="dxa" w:w="198"/>
+          </w:tcPr>
+          <w:p/>
+        </w:tc>
+        <w:tc>
+          <w:tcPr>
+            <w:tcW w:type="dxa" w:w="2261"/>
+            <w:tcBorders>
+              <w:top w:val="single" w:sz="18" w:color="2A78D6" w:space="0"/>
+              <w:left w:val="single" w:sz="4" w:color="C9D3DE" w:space="0"/>
+              <w:bottom w:val="single" w:sz="4" w:color="C9D3DE" w:space="0"/>
+              <w:right w:val="single" w:sz="4" w:color="C9D3DE" w:space="0"/>
+            </w:tcBorders>
           </w:tcPr>
           <w:p>
-            <w:r/>
+            <w:pPr>
+              <w:spacing w:before="0" w:after="60"/>
+            </w:pPr>
             <w:r>
               <w:rPr>
+                <w:b/>
+                <w:caps/>
                 <w:color w:val="5F6B7A"/>
-                <w:sz w:val="16"/>
+                <w:sz w:val="14"/>
               </w:rPr>
-              <w:t>Net debt (6M2026)</w:t>
+              <w:t>Net debt</w:t>
+            </w:r>
+            <w:r>
+              <w:rPr>
+                <w:b w:val="0"/>
+                <w:color w:val="5F6B7A"/>
+                <w:sz w:val="14"/>
+              </w:rPr>
+              <w:t xml:space="preserve">  ·  6M2026</w:t>
             </w:r>
           </w:p>
           <w:p>
             <w:pPr>
-              <w:spacing w:after="0"/>
+              <w:spacing w:before="0" w:after="20"/>
             </w:pPr>
             <w:r>
               <w:rPr>
                 <w:b/>
                 <w:color w:val="1F4E79"/>
-                <w:sz w:val="26"/>
+                <w:sz w:val="34"/>
               </w:rPr>
-              <w:t>1,224 EUR m</w:t>
+              <w:t>1,224</w:t>
+            </w:r>
+            <w:r>
+              <w:rPr>
+                <w:b w:val="0"/>
+                <w:color w:val="5F6B7A"/>
+                <w:sz w:val="18"/>
+              </w:rPr>
+              <w:t xml:space="preserve"> EUR m</w:t>
             </w:r>
           </w:p>
           <w:p>
+            <w:pPr>
+              <w:spacing w:before="0" w:after="0"/>
+            </w:pPr>
             <w:r>
               <w:rPr>
+                <w:b w:val="0"/>
                 <w:color w:val="5F6B7A"/>
-                <w:sz w:val="16"/>
+                <w:sz w:val="15"/>
               </w:rPr>
               <w:t>▲ 10.0 % vs 6M2025</w:t>
             </w:r>
@@ -358,37 +641,72 @@
         </w:tc>
         <w:tc>
           <w:tcPr>
-            <w:tcW w:type="dxa" w:w="2493"/>
-            <w:shd w:val="clear" w:color="auto" w:fill="EAF1F8"/>
+            <w:tcW w:type="dxa" w:w="198"/>
+          </w:tcPr>
+          <w:p/>
+        </w:tc>
+        <w:tc>
+          <w:tcPr>
+            <w:tcW w:type="dxa" w:w="2261"/>
+            <w:tcBorders>
+              <w:top w:val="single" w:sz="18" w:color="2A78D6" w:space="0"/>
+              <w:left w:val="single" w:sz="4" w:color="C9D3DE" w:space="0"/>
+              <w:bottom w:val="single" w:sz="4" w:color="C9D3DE" w:space="0"/>
+              <w:right w:val="single" w:sz="4" w:color="C9D3DE" w:space="0"/>
+            </w:tcBorders>
           </w:tcPr>
           <w:p>
-            <w:r/>
+            <w:pPr>
+              <w:spacing w:before="0" w:after="60"/>
+            </w:pPr>
             <w:r>
               <w:rPr>
+                <w:b/>
+                <w:caps/>
                 <w:color w:val="5F6B7A"/>
-                <w:sz w:val="16"/>
+                <w:sz w:val="14"/>
               </w:rPr>
-              <w:t>Equity (6M2026)</w:t>
+              <w:t>Equity</w:t>
+            </w:r>
+            <w:r>
+              <w:rPr>
+                <w:b w:val="0"/>
+                <w:color w:val="5F6B7A"/>
+                <w:sz w:val="14"/>
+              </w:rPr>
+              <w:t xml:space="preserve">  ·  6M2026</w:t>
             </w:r>
           </w:p>
           <w:p>
             <w:pPr>
-              <w:spacing w:after="0"/>
+              <w:spacing w:before="0" w:after="20"/>
             </w:pPr>
             <w:r>
               <w:rPr>
                 <w:b/>
                 <w:color w:val="1F4E79"/>
-                <w:sz w:val="26"/>
+                <w:sz w:val="34"/>
               </w:rPr>
-              <w:t>2,045 EUR m</w:t>
+              <w:t>2,045</w:t>
+            </w:r>
+            <w:r>
+              <w:rPr>
+                <w:b w:val="0"/>
+                <w:color w:val="5F6B7A"/>
+                <w:sz w:val="18"/>
+              </w:rPr>
+              <w:t xml:space="preserve"> EUR m</w:t>
             </w:r>
           </w:p>
           <w:p>
+            <w:pPr>
+              <w:spacing w:before="0" w:after="0"/>
+            </w:pPr>
             <w:r>
               <w:rPr>
+                <w:b w:val="0"/>
                 <w:color w:val="5F6B7A"/>
-                <w:sz w:val="16"/>
+                <w:sz w:val="15"/>
               </w:rPr>
               <w:t>▼ 12.3 % vs 6M2025</w:t>
             </w:r>
@@ -398,11 +716,29 @@
     </w:tbl>
     <w:p>
       <w:pPr>
-        <w:spacing w:before="280" w:after="80"/>
+        <w:spacing w:before="0" w:after="40"/>
+      </w:pPr>
+    </w:p>
+    <w:p>
+      <w:pPr>
+        <w:keepNext/>
         <w:pBdr>
-          <w:bottom w:val="single" w:sz="6" w:color="C9D3DE" w:space="2"/>
+          <w:bottom w:val="single" w:sz="8" w:color="1F4E79" w:space="4"/>
         </w:pBdr>
+        <w:tabs>
+          <w:tab w:pos="482" w:val="left"/>
+        </w:tabs>
+        <w:spacing w:before="360" w:after="160"/>
       </w:pPr>
+      <w:r>
+        <w:rPr>
+          <w:b/>
+          <w:color w:val="2A78D6"/>
+          <w:sz w:val="18"/>
+        </w:rPr>
+        <w:t>01</w:t>
+        <w:tab/>
+      </w:r>
       <w:r>
         <w:rPr>
           <w:b/>
@@ -414,9 +750,21 @@
     </w:p>
     <w:p>
       <w:pPr>
-        <w:pStyle w:val="ListBullet"/>
-        <w:spacing w:after="60"/>
+        <w:tabs>
+          <w:tab w:pos="255" w:val="left"/>
+        </w:tabs>
+        <w:spacing w:before="0" w:after="80"/>
+        <w:ind w:left="255" w:hanging="255"/>
       </w:pPr>
+      <w:r>
+        <w:rPr>
+          <w:b/>
+          <w:color w:val="2A78D6"/>
+          <w:sz w:val="20"/>
+        </w:rPr>
+        <w:t>▪</w:t>
+        <w:tab/>
+      </w:r>
       <w:r>
         <w:rPr>
           <w:b/>
@@ -429,7 +777,7 @@
         </w:rPr>
         <w:t xml:space="preserve"> Q2 EBITDA EUR 55.7m (76.9m), net loss EUR 8.6m (profit 27.3m)</w:t>
       </w:r>
-      <w:hyperlink r:id="rId12">
+      <w:hyperlink r:id="rId14">
         <w:r>
           <w:rPr>
             <w:color w:val="2A78D6"/>
@@ -448,9 +796,21 @@
     </w:p>
     <w:p>
       <w:pPr>
-        <w:pStyle w:val="ListBullet"/>
-        <w:spacing w:after="60"/>
+        <w:tabs>
+          <w:tab w:pos="255" w:val="left"/>
+        </w:tabs>
+        <w:spacing w:before="0" w:after="80"/>
+        <w:ind w:left="255" w:hanging="255"/>
       </w:pPr>
+      <w:r>
+        <w:rPr>
+          <w:b/>
+          <w:color w:val="2A78D6"/>
+          <w:sz w:val="20"/>
+        </w:rPr>
+        <w:t>▪</w:t>
+        <w:tab/>
+      </w:r>
       <w:r>
         <w:rPr>
           <w:b/>
@@ -463,7 +823,7 @@
         </w:rPr>
         <w:t xml:space="preserve"> net debt EUR 1,224m, 4.1x EBITDA (3.6x a year earlier)</w:t>
       </w:r>
-      <w:hyperlink r:id="rId12">
+      <w:hyperlink r:id="rId14">
         <w:r>
           <w:rPr>
             <w:color w:val="2A78D6"/>
@@ -479,7 +839,7 @@
         </w:rPr>
         <w:t>. Undrawn credit lines EUR 420m</w:t>
       </w:r>
-      <w:hyperlink r:id="rId14">
+      <w:hyperlink r:id="rId16">
         <w:r>
           <w:rPr>
             <w:color w:val="2A78D6"/>
@@ -498,9 +858,21 @@
     </w:p>
     <w:p>
       <w:pPr>
-        <w:pStyle w:val="ListBullet"/>
-        <w:spacing w:after="60"/>
+        <w:tabs>
+          <w:tab w:pos="255" w:val="left"/>
+        </w:tabs>
+        <w:spacing w:before="0" w:after="80"/>
+        <w:ind w:left="255" w:hanging="255"/>
       </w:pPr>
+      <w:r>
+        <w:rPr>
+          <w:b/>
+          <w:color w:val="2A78D6"/>
+          <w:sz w:val="20"/>
+        </w:rPr>
+        <w:t>▪</w:t>
+        <w:tab/>
+      </w:r>
       <w:r>
         <w:rPr>
           <w:b/>
@@ -513,7 +885,7 @@
         </w:rPr>
         <w:t xml:space="preserve"> 2,257 GWh of 3,623 GWh generated from renewables in 2025 (62%, calculated by the tool); 872 MW wind and 172 MW solar</w:t>
       </w:r>
-      <w:hyperlink r:id="rId13">
+      <w:hyperlink r:id="rId15">
         <w:r>
           <w:rPr>
             <w:color w:val="2A78D6"/>
@@ -532,9 +904,21 @@
     </w:p>
     <w:p>
       <w:pPr>
-        <w:pStyle w:val="ListBullet"/>
-        <w:spacing w:after="60"/>
+        <w:tabs>
+          <w:tab w:pos="255" w:val="left"/>
+        </w:tabs>
+        <w:spacing w:before="0" w:after="80"/>
+        <w:ind w:left="255" w:hanging="255"/>
       </w:pPr>
+      <w:r>
+        <w:rPr>
+          <w:b/>
+          <w:color w:val="2A78D6"/>
+          <w:sz w:val="20"/>
+        </w:rPr>
+        <w:t>▪</w:t>
+        <w:tab/>
+      </w:r>
       <w:r>
         <w:rPr>
           <w:b/>
@@ -547,7 +931,7 @@
         </w:rPr>
         <w:t xml:space="preserve"> gradual phase-out of oil shale power, up to 350 MW of cleaner dispatchable (incl. gas) capacity, separation of the power and shale oil businesses</w:t>
       </w:r>
-      <w:hyperlink r:id="rId15">
+      <w:hyperlink r:id="rId17">
         <w:r>
           <w:rPr>
             <w:color w:val="2A78D6"/>
@@ -566,11 +950,24 @@
     </w:p>
     <w:p>
       <w:pPr>
-        <w:spacing w:before="280" w:after="80"/>
+        <w:keepNext/>
         <w:pBdr>
-          <w:bottom w:val="single" w:sz="6" w:color="C9D3DE" w:space="2"/>
+          <w:bottom w:val="single" w:sz="8" w:color="1F4E79" w:space="4"/>
         </w:pBdr>
+        <w:tabs>
+          <w:tab w:pos="482" w:val="left"/>
+        </w:tabs>
+        <w:spacing w:before="360" w:after="160"/>
       </w:pPr>
+      <w:r>
+        <w:rPr>
+          <w:b/>
+          <w:color w:val="2A78D6"/>
+          <w:sz w:val="18"/>
+        </w:rPr>
+        <w:t>02</w:t>
+        <w:tab/>
+      </w:r>
       <w:r>
         <w:rPr>
           <w:b/>
@@ -582,37 +979,53 @@
     </w:p>
     <w:tbl>
       <w:tblPr>
-        <w:tblW w:type="auto" w:w="0"/>
+        <w:tblW w:w="9639" w:type="dxa"/>
+        <w:tblBorders>
+          <w:top w:val="nil"/>
+          <w:left w:val="nil"/>
+          <w:bottom w:val="nil"/>
+          <w:right w:val="nil"/>
+          <w:insideH w:val="nil"/>
+          <w:insideV w:val="nil"/>
+        </w:tblBorders>
+        <w:tblLayout w:type="fixed"/>
+        <w:tblCellMar>
+          <w:top w:w="70" w:type="dxa"/>
+          <w:left w:w="100" w:type="dxa"/>
+          <w:bottom w:w="70" w:type="dxa"/>
+          <w:right w:w="100" w:type="dxa"/>
+        </w:tblCellMar>
         <w:tblLook w:firstColumn="1" w:firstRow="1" w:lastColumn="0" w:lastRow="0" w:noHBand="0" w:noVBand="1" w:val="04A0"/>
-        <w:tblBorders>
-          <w:top w:val="single" w:sz="4" w:color="C9D3DE"/>
-          <w:left w:val="nil"/>
-          <w:bottom w:val="single" w:sz="4" w:color="C9D3DE"/>
-          <w:right w:val="nil"/>
-          <w:insideH w:val="single" w:sz="4" w:color="C9D3DE"/>
-          <w:insideV w:val="nil"/>
-        </w:tblBorders>
       </w:tblPr>
       <w:tblGrid>
-        <w:gridCol w:w="1994"/>
-        <w:gridCol w:w="1994"/>
-        <w:gridCol w:w="1994"/>
-        <w:gridCol w:w="1994"/>
-        <w:gridCol w:w="1994"/>
+        <w:gridCol w:w="1701"/>
+        <w:gridCol w:w="2608"/>
+        <w:gridCol w:w="963"/>
+        <w:gridCol w:w="1304"/>
+        <w:gridCol w:w="3061"/>
       </w:tblGrid>
       <w:tr>
         <w:tc>
           <w:tcPr>
             <w:tcW w:type="dxa" w:w="1701"/>
-            <w:shd w:val="clear" w:color="auto" w:fill="1F4E79"/>
+            <w:tcBorders>
+              <w:top w:val="single" w:sz="12" w:color="1F4E79" w:space="0"/>
+              <w:left w:val="nil"/>
+              <w:bottom w:val="single" w:sz="4" w:color="C9D3DE" w:space="0"/>
+              <w:right w:val="nil"/>
+            </w:tcBorders>
+            <w:shd w:val="clear" w:color="auto" w:fill="EAF1F8"/>
           </w:tcPr>
           <w:p>
-            <w:r/>
+            <w:pPr>
+              <w:spacing w:before="0" w:after="0"/>
+            </w:pPr>
             <w:r>
               <w:rPr>
                 <w:b/>
-                <w:color w:val="FFFFFF"/>
-                <w:sz w:val="17"/>
+                <w:caps/>
+                <w:color w:val="1F4E79"/>
+                <w:sz w:val="16"/>
               </w:rPr>
               <w:t>ISIN</w:t>
             </w:r>
@@ -621,15 +1034,24 @@
         <w:tc>
           <w:tcPr>
             <w:tcW w:type="dxa" w:w="2608"/>
-            <w:shd w:val="clear" w:color="auto" w:fill="1F4E79"/>
+            <w:tcBorders>
+              <w:top w:val="single" w:sz="12" w:color="1F4E79" w:space="0"/>
+              <w:left w:val="nil"/>
+              <w:bottom w:val="single" w:sz="4" w:color="C9D3DE" w:space="0"/>
+              <w:right w:val="nil"/>
+            </w:tcBorders>
+            <w:shd w:val="clear" w:color="auto" w:fill="EAF1F8"/>
           </w:tcPr>
           <w:p>
-            <w:r/>
+            <w:pPr>
+              <w:spacing w:before="0" w:after="0"/>
+            </w:pPr>
             <w:r>
               <w:rPr>
                 <w:b/>
-                <w:color w:val="FFFFFF"/>
-                <w:sz w:val="17"/>
+                <w:caps/>
+                <w:color w:val="1F4E79"/>
+                <w:sz w:val="16"/>
               </w:rPr>
               <w:t>Instrument</w:t>
             </w:r>
@@ -638,18 +1060,25 @@
         <w:tc>
           <w:tcPr>
             <w:tcW w:type="dxa" w:w="964"/>
-            <w:shd w:val="clear" w:color="auto" w:fill="1F4E79"/>
+            <w:tcBorders>
+              <w:top w:val="single" w:sz="12" w:color="1F4E79" w:space="0"/>
+              <w:left w:val="nil"/>
+              <w:bottom w:val="single" w:sz="4" w:color="C9D3DE" w:space="0"/>
+              <w:right w:val="nil"/>
+            </w:tcBorders>
+            <w:shd w:val="clear" w:color="auto" w:fill="EAF1F8"/>
           </w:tcPr>
           <w:p>
             <w:pPr>
+              <w:spacing w:before="0" w:after="0"/>
               <w:jc w:val="right"/>
             </w:pPr>
-            <w:r/>
             <w:r>
               <w:rPr>
                 <w:b/>
-                <w:color w:val="FFFFFF"/>
-                <w:sz w:val="17"/>
+                <w:caps/>
+                <w:color w:val="1F4E79"/>
+                <w:sz w:val="16"/>
               </w:rPr>
               <w:t>Coupon</w:t>
             </w:r>
@@ -658,15 +1087,24 @@
         <w:tc>
           <w:tcPr>
             <w:tcW w:type="dxa" w:w="1304"/>
-            <w:shd w:val="clear" w:color="auto" w:fill="1F4E79"/>
+            <w:tcBorders>
+              <w:top w:val="single" w:sz="12" w:color="1F4E79" w:space="0"/>
+              <w:left w:val="nil"/>
+              <w:bottom w:val="single" w:sz="4" w:color="C9D3DE" w:space="0"/>
+              <w:right w:val="nil"/>
+            </w:tcBorders>
+            <w:shd w:val="clear" w:color="auto" w:fill="EAF1F8"/>
           </w:tcPr>
           <w:p>
-            <w:r/>
+            <w:pPr>
+              <w:spacing w:before="0" w:after="0"/>
+            </w:pPr>
             <w:r>
               <w:rPr>
                 <w:b/>
-                <w:color w:val="FFFFFF"/>
-                <w:sz w:val="17"/>
+                <w:caps/>
+                <w:color w:val="1F4E79"/>
+                <w:sz w:val="16"/>
               </w:rPr>
               <w:t>Maturity</w:t>
             </w:r>
@@ -675,15 +1113,24 @@
         <w:tc>
           <w:tcPr>
             <w:tcW w:type="dxa" w:w="3061"/>
-            <w:shd w:val="clear" w:color="auto" w:fill="1F4E79"/>
+            <w:tcBorders>
+              <w:top w:val="single" w:sz="12" w:color="1F4E79" w:space="0"/>
+              <w:left w:val="nil"/>
+              <w:bottom w:val="single" w:sz="4" w:color="C9D3DE" w:space="0"/>
+              <w:right w:val="nil"/>
+            </w:tcBorders>
+            <w:shd w:val="clear" w:color="auto" w:fill="EAF1F8"/>
           </w:tcPr>
           <w:p>
-            <w:r/>
+            <w:pPr>
+              <w:spacing w:before="0" w:after="0"/>
+            </w:pPr>
             <w:r>
               <w:rPr>
                 <w:b/>
-                <w:color w:val="FFFFFF"/>
-                <w:sz w:val="17"/>
+                <w:caps/>
+                <w:color w:val="1F4E79"/>
+                <w:sz w:val="16"/>
               </w:rPr>
               <w:t>Note</w:t>
             </w:r>
@@ -694,12 +1141,17 @@
         <w:tc>
           <w:tcPr>
             <w:tcW w:type="dxa" w:w="1701"/>
+            <w:tcBorders>
+              <w:top w:val="nil"/>
+              <w:left w:val="nil"/>
+              <w:bottom w:val="single" w:sz="4" w:color="DDE3EA" w:space="0"/>
+              <w:right w:val="nil"/>
+            </w:tcBorders>
           </w:tcPr>
           <w:p>
             <w:pPr>
-              <w:spacing w:after="0"/>
+              <w:spacing w:before="0" w:after="0"/>
             </w:pPr>
-            <w:r/>
             <w:r>
               <w:rPr>
                 <w:b w:val="0"/>
@@ -712,12 +1164,17 @@
         <w:tc>
           <w:tcPr>
             <w:tcW w:type="dxa" w:w="2608"/>
+            <w:tcBorders>
+              <w:top w:val="nil"/>
+              <w:left w:val="nil"/>
+              <w:bottom w:val="single" w:sz="4" w:color="DDE3EA" w:space="0"/>
+              <w:right w:val="nil"/>
+            </w:tcBorders>
           </w:tcPr>
           <w:p>
             <w:pPr>
-              <w:spacing w:after="0"/>
+              <w:spacing w:before="0" w:after="0"/>
             </w:pPr>
-            <w:r/>
             <w:r>
               <w:rPr>
                 <w:b w:val="0"/>
@@ -730,13 +1187,18 @@
         <w:tc>
           <w:tcPr>
             <w:tcW w:type="dxa" w:w="964"/>
+            <w:tcBorders>
+              <w:top w:val="nil"/>
+              <w:left w:val="nil"/>
+              <w:bottom w:val="single" w:sz="4" w:color="DDE3EA" w:space="0"/>
+              <w:right w:val="nil"/>
+            </w:tcBorders>
           </w:tcPr>
           <w:p>
             <w:pPr>
-              <w:spacing w:after="0"/>
+              <w:spacing w:before="0" w:after="0"/>
               <w:jc w:val="right"/>
             </w:pPr>
-            <w:r/>
             <w:r>
               <w:rPr>
                 <w:b w:val="0"/>
@@ -749,12 +1211,17 @@
         <w:tc>
           <w:tcPr>
             <w:tcW w:type="dxa" w:w="1304"/>
+            <w:tcBorders>
+              <w:top w:val="nil"/>
+              <w:left w:val="nil"/>
+              <w:bottom w:val="single" w:sz="4" w:color="DDE3EA" w:space="0"/>
+              <w:right w:val="nil"/>
+            </w:tcBorders>
           </w:tcPr>
           <w:p>
             <w:pPr>
-              <w:spacing w:after="0"/>
+              <w:spacing w:before="0" w:after="0"/>
             </w:pPr>
-            <w:r/>
             <w:r>
               <w:rPr>
                 <w:b w:val="0"/>
@@ -767,12 +1234,17 @@
         <w:tc>
           <w:tcPr>
             <w:tcW w:type="dxa" w:w="3061"/>
+            <w:tcBorders>
+              <w:top w:val="nil"/>
+              <w:left w:val="nil"/>
+              <w:bottom w:val="single" w:sz="4" w:color="DDE3EA" w:space="0"/>
+              <w:right w:val="nil"/>
+            </w:tcBorders>
           </w:tcPr>
           <w:p>
             <w:pPr>
-              <w:spacing w:after="0"/>
+              <w:spacing w:before="0" w:after="0"/>
             </w:pPr>
-            <w:r/>
             <w:r>
               <w:rPr>
                 <w:b w:val="0"/>
@@ -786,11 +1258,29 @@
     </w:tbl>
     <w:p>
       <w:pPr>
-        <w:spacing w:before="280" w:after="80"/>
+        <w:spacing w:before="0" w:after="40"/>
+      </w:pPr>
+    </w:p>
+    <w:p>
+      <w:pPr>
+        <w:keepNext/>
         <w:pBdr>
-          <w:bottom w:val="single" w:sz="6" w:color="C9D3DE" w:space="2"/>
+          <w:bottom w:val="single" w:sz="8" w:color="1F4E79" w:space="4"/>
         </w:pBdr>
+        <w:tabs>
+          <w:tab w:pos="482" w:val="left"/>
+        </w:tabs>
+        <w:spacing w:before="360" w:after="160"/>
       </w:pPr>
+      <w:r>
+        <w:rPr>
+          <w:b/>
+          <w:color w:val="2A78D6"/>
+          <w:sz w:val="18"/>
+        </w:rPr>
+        <w:t>03</w:t>
+        <w:tab/>
+      </w:r>
       <w:r>
         <w:rPr>
           <w:b/>
@@ -802,37 +1292,53 @@
     </w:p>
     <w:tbl>
       <w:tblPr>
-        <w:tblW w:type="auto" w:w="0"/>
+        <w:tblW w:w="9639" w:type="dxa"/>
+        <w:tblBorders>
+          <w:top w:val="nil"/>
+          <w:left w:val="nil"/>
+          <w:bottom w:val="nil"/>
+          <w:right w:val="nil"/>
+          <w:insideH w:val="nil"/>
+          <w:insideV w:val="nil"/>
+        </w:tblBorders>
+        <w:tblLayout w:type="fixed"/>
+        <w:tblCellMar>
+          <w:top w:w="70" w:type="dxa"/>
+          <w:left w:w="100" w:type="dxa"/>
+          <w:bottom w:w="70" w:type="dxa"/>
+          <w:right w:w="100" w:type="dxa"/>
+        </w:tblCellMar>
         <w:tblLook w:firstColumn="1" w:firstRow="1" w:lastColumn="0" w:lastRow="0" w:noHBand="0" w:noVBand="1" w:val="04A0"/>
-        <w:tblBorders>
-          <w:top w:val="single" w:sz="4" w:color="C9D3DE"/>
-          <w:left w:val="nil"/>
-          <w:bottom w:val="single" w:sz="4" w:color="C9D3DE"/>
-          <w:right w:val="nil"/>
-          <w:insideH w:val="single" w:sz="4" w:color="C9D3DE"/>
-          <w:insideV w:val="nil"/>
-        </w:tblBorders>
       </w:tblPr>
       <w:tblGrid>
-        <w:gridCol w:w="1994"/>
-        <w:gridCol w:w="1994"/>
-        <w:gridCol w:w="1994"/>
-        <w:gridCol w:w="1994"/>
-        <w:gridCol w:w="1994"/>
+        <w:gridCol w:w="3254"/>
+        <w:gridCol w:w="1314"/>
+        <w:gridCol w:w="1314"/>
+        <w:gridCol w:w="1314"/>
+        <w:gridCol w:w="2441"/>
       </w:tblGrid>
       <w:tr>
         <w:tc>
           <w:tcPr>
-            <w:tcW w:type="dxa" w:w="2948"/>
-            <w:shd w:val="clear" w:color="auto" w:fill="1F4E79"/>
+            <w:tcW w:type="dxa" w:w="3254"/>
+            <w:tcBorders>
+              <w:top w:val="single" w:sz="12" w:color="1F4E79" w:space="0"/>
+              <w:left w:val="nil"/>
+              <w:bottom w:val="single" w:sz="4" w:color="C9D3DE" w:space="0"/>
+              <w:right w:val="nil"/>
+            </w:tcBorders>
+            <w:shd w:val="clear" w:color="auto" w:fill="EAF1F8"/>
           </w:tcPr>
           <w:p>
-            <w:r/>
+            <w:pPr>
+              <w:spacing w:before="0" w:after="0"/>
+            </w:pPr>
             <w:r>
               <w:rPr>
                 <w:b/>
-                <w:color w:val="FFFFFF"/>
-                <w:sz w:val="17"/>
+                <w:caps/>
+                <w:color w:val="1F4E79"/>
+                <w:sz w:val="16"/>
               </w:rPr>
               <w:t>Metric</w:t>
             </w:r>
@@ -840,19 +1346,26 @@
         </w:tc>
         <w:tc>
           <w:tcPr>
-            <w:tcW w:type="dxa" w:w="1191"/>
-            <w:shd w:val="clear" w:color="auto" w:fill="1F4E79"/>
+            <w:tcW w:type="dxa" w:w="1314"/>
+            <w:tcBorders>
+              <w:top w:val="single" w:sz="12" w:color="1F4E79" w:space="0"/>
+              <w:left w:val="nil"/>
+              <w:bottom w:val="single" w:sz="4" w:color="C9D3DE" w:space="0"/>
+              <w:right w:val="nil"/>
+            </w:tcBorders>
+            <w:shd w:val="clear" w:color="auto" w:fill="EAF1F8"/>
           </w:tcPr>
           <w:p>
             <w:pPr>
+              <w:spacing w:before="0" w:after="0"/>
               <w:jc w:val="right"/>
             </w:pPr>
-            <w:r/>
             <w:r>
               <w:rPr>
                 <w:b/>
-                <w:color w:val="FFFFFF"/>
-                <w:sz w:val="17"/>
+                <w:caps/>
+                <w:color w:val="1F4E79"/>
+                <w:sz w:val="16"/>
               </w:rPr>
               <w:t>FY2024</w:t>
             </w:r>
@@ -860,19 +1373,26 @@
         </w:tc>
         <w:tc>
           <w:tcPr>
-            <w:tcW w:type="dxa" w:w="1191"/>
-            <w:shd w:val="clear" w:color="auto" w:fill="1F4E79"/>
+            <w:tcW w:type="dxa" w:w="1314"/>
+            <w:tcBorders>
+              <w:top w:val="single" w:sz="12" w:color="1F4E79" w:space="0"/>
+              <w:left w:val="nil"/>
+              <w:bottom w:val="single" w:sz="4" w:color="C9D3DE" w:space="0"/>
+              <w:right w:val="nil"/>
+            </w:tcBorders>
+            <w:shd w:val="clear" w:color="auto" w:fill="EAF1F8"/>
           </w:tcPr>
           <w:p>
             <w:pPr>
+              <w:spacing w:before="0" w:after="0"/>
               <w:jc w:val="right"/>
             </w:pPr>
-            <w:r/>
             <w:r>
               <w:rPr>
                 <w:b/>
-                <w:color w:val="FFFFFF"/>
-                <w:sz w:val="17"/>
+                <w:caps/>
+                <w:color w:val="1F4E79"/>
+                <w:sz w:val="16"/>
               </w:rPr>
               <w:t>FY2025</w:t>
             </w:r>
@@ -880,19 +1400,26 @@
         </w:tc>
         <w:tc>
           <w:tcPr>
-            <w:tcW w:type="dxa" w:w="1191"/>
-            <w:shd w:val="clear" w:color="auto" w:fill="1F4E79"/>
+            <w:tcW w:type="dxa" w:w="1314"/>
+            <w:tcBorders>
+              <w:top w:val="single" w:sz="12" w:color="1F4E79" w:space="0"/>
+              <w:left w:val="nil"/>
+              <w:bottom w:val="single" w:sz="4" w:color="C9D3DE" w:space="0"/>
+              <w:right w:val="nil"/>
+            </w:tcBorders>
+            <w:shd w:val="clear" w:color="auto" w:fill="EAF1F8"/>
           </w:tcPr>
           <w:p>
             <w:pPr>
+              <w:spacing w:before="0" w:after="0"/>
               <w:jc w:val="right"/>
             </w:pPr>
-            <w:r/>
             <w:r>
               <w:rPr>
                 <w:b/>
-                <w:color w:val="FFFFFF"/>
-                <w:sz w:val="17"/>
+                <w:caps/>
+                <w:color w:val="1F4E79"/>
+                <w:sz w:val="16"/>
               </w:rPr>
               <w:t>6M2026</w:t>
             </w:r>
@@ -900,19 +1427,26 @@
         </w:tc>
         <w:tc>
           <w:tcPr>
-            <w:tcW w:type="dxa" w:w="2211"/>
-            <w:shd w:val="clear" w:color="auto" w:fill="1F4E79"/>
+            <w:tcW w:type="dxa" w:w="2441"/>
+            <w:tcBorders>
+              <w:top w:val="single" w:sz="12" w:color="1F4E79" w:space="0"/>
+              <w:left w:val="nil"/>
+              <w:bottom w:val="single" w:sz="4" w:color="C9D3DE" w:space="0"/>
+              <w:right w:val="nil"/>
+            </w:tcBorders>
+            <w:shd w:val="clear" w:color="auto" w:fill="EAF1F8"/>
           </w:tcPr>
           <w:p>
             <w:pPr>
+              <w:spacing w:before="0" w:after="0"/>
               <w:jc w:val="right"/>
             </w:pPr>
-            <w:r/>
             <w:r>
               <w:rPr>
                 <w:b/>
-                <w:color w:val="FFFFFF"/>
-                <w:sz w:val="17"/>
+                <w:caps/>
+                <w:color w:val="1F4E79"/>
+                <w:sz w:val="16"/>
               </w:rPr>
               <w:t>Change</w:t>
             </w:r>
@@ -922,13 +1456,18 @@
       <w:tr>
         <w:tc>
           <w:tcPr>
-            <w:tcW w:type="dxa" w:w="2948"/>
+            <w:tcW w:type="dxa" w:w="3254"/>
+            <w:tcBorders>
+              <w:top w:val="nil"/>
+              <w:left w:val="nil"/>
+              <w:bottom w:val="single" w:sz="4" w:color="DDE3EA" w:space="0"/>
+              <w:right w:val="nil"/>
+            </w:tcBorders>
           </w:tcPr>
           <w:p>
             <w:pPr>
-              <w:spacing w:after="0"/>
+              <w:spacing w:before="0" w:after="0"/>
             </w:pPr>
-            <w:r/>
             <w:r>
               <w:rPr>
                 <w:b w:val="0"/>
@@ -936,7 +1475,7 @@
               </w:rPr>
               <w:t>Revenue, EUR m</w:t>
             </w:r>
-            <w:hyperlink r:id="rId13">
+            <w:hyperlink r:id="rId15">
               <w:r>
                 <w:rPr>
                   <w:color w:val="2A78D6"/>
@@ -953,7 +1492,7 @@
               </w:rPr>
               <w:t>,</w:t>
             </w:r>
-            <w:hyperlink r:id="rId16">
+            <w:hyperlink r:id="rId18">
               <w:r>
                 <w:rPr>
                   <w:color w:val="2A78D6"/>
@@ -967,14 +1506,19 @@
         </w:tc>
         <w:tc>
           <w:tcPr>
-            <w:tcW w:type="dxa" w:w="1191"/>
+            <w:tcW w:type="dxa" w:w="1314"/>
+            <w:tcBorders>
+              <w:top w:val="nil"/>
+              <w:left w:val="nil"/>
+              <w:bottom w:val="single" w:sz="4" w:color="DDE3EA" w:space="0"/>
+              <w:right w:val="nil"/>
+            </w:tcBorders>
           </w:tcPr>
           <w:p>
             <w:pPr>
-              <w:spacing w:after="0"/>
+              <w:spacing w:before="0" w:after="0"/>
               <w:jc w:val="right"/>
             </w:pPr>
-            <w:r/>
             <w:r>
               <w:rPr>
                 <w:b w:val="0"/>
@@ -986,14 +1530,19 @@
         </w:tc>
         <w:tc>
           <w:tcPr>
-            <w:tcW w:type="dxa" w:w="1191"/>
+            <w:tcW w:type="dxa" w:w="1314"/>
+            <w:tcBorders>
+              <w:top w:val="nil"/>
+              <w:left w:val="nil"/>
+              <w:bottom w:val="single" w:sz="4" w:color="DDE3EA" w:space="0"/>
+              <w:right w:val="nil"/>
+            </w:tcBorders>
           </w:tcPr>
           <w:p>
             <w:pPr>
-              <w:spacing w:after="0"/>
+              <w:spacing w:before="0" w:after="0"/>
               <w:jc w:val="right"/>
             </w:pPr>
-            <w:r/>
             <w:r>
               <w:rPr>
                 <w:b w:val="0"/>
@@ -1005,14 +1554,19 @@
         </w:tc>
         <w:tc>
           <w:tcPr>
-            <w:tcW w:type="dxa" w:w="1191"/>
+            <w:tcW w:type="dxa" w:w="1314"/>
+            <w:tcBorders>
+              <w:top w:val="nil"/>
+              <w:left w:val="nil"/>
+              <w:bottom w:val="single" w:sz="4" w:color="DDE3EA" w:space="0"/>
+              <w:right w:val="nil"/>
+            </w:tcBorders>
           </w:tcPr>
           <w:p>
             <w:pPr>
-              <w:spacing w:after="0"/>
+              <w:spacing w:before="0" w:after="0"/>
               <w:jc w:val="right"/>
             </w:pPr>
-            <w:r/>
             <w:r>
               <w:rPr>
                 <w:b w:val="0"/>
@@ -1024,14 +1578,19 @@
         </w:tc>
         <w:tc>
           <w:tcPr>
-            <w:tcW w:type="dxa" w:w="2211"/>
+            <w:tcW w:type="dxa" w:w="2441"/>
+            <w:tcBorders>
+              <w:top w:val="nil"/>
+              <w:left w:val="nil"/>
+              <w:bottom w:val="single" w:sz="4" w:color="DDE3EA" w:space="0"/>
+              <w:right w:val="nil"/>
+            </w:tcBorders>
           </w:tcPr>
           <w:p>
             <w:pPr>
-              <w:spacing w:after="0"/>
+              <w:spacing w:before="0" w:after="0"/>
               <w:jc w:val="right"/>
             </w:pPr>
-            <w:r/>
             <w:r>
               <w:rPr>
                 <w:b w:val="0"/>
@@ -1046,14 +1605,18 @@
       <w:tr>
         <w:tc>
           <w:tcPr>
-            <w:tcW w:type="dxa" w:w="2948"/>
-            <w:shd w:val="clear" w:color="auto" w:fill="F6F8FA"/>
+            <w:tcW w:type="dxa" w:w="3254"/>
+            <w:tcBorders>
+              <w:top w:val="nil"/>
+              <w:left w:val="nil"/>
+              <w:bottom w:val="single" w:sz="4" w:color="DDE3EA" w:space="0"/>
+              <w:right w:val="nil"/>
+            </w:tcBorders>
           </w:tcPr>
           <w:p>
             <w:pPr>
-              <w:spacing w:after="0"/>
+              <w:spacing w:before="0" w:after="0"/>
             </w:pPr>
-            <w:r/>
             <w:r>
               <w:rPr>
                 <w:b w:val="0"/>
@@ -1061,7 +1624,7 @@
               </w:rPr>
               <w:t>EBITDA, EUR m</w:t>
             </w:r>
-            <w:hyperlink r:id="rId13">
+            <w:hyperlink r:id="rId15">
               <w:r>
                 <w:rPr>
                   <w:color w:val="2A78D6"/>
@@ -1075,15 +1638,19 @@
         </w:tc>
         <w:tc>
           <w:tcPr>
-            <w:tcW w:type="dxa" w:w="1191"/>
-            <w:shd w:val="clear" w:color="auto" w:fill="F6F8FA"/>
+            <w:tcW w:type="dxa" w:w="1314"/>
+            <w:tcBorders>
+              <w:top w:val="nil"/>
+              <w:left w:val="nil"/>
+              <w:bottom w:val="single" w:sz="4" w:color="DDE3EA" w:space="0"/>
+              <w:right w:val="nil"/>
+            </w:tcBorders>
           </w:tcPr>
           <w:p>
             <w:pPr>
-              <w:spacing w:after="0"/>
+              <w:spacing w:before="0" w:after="0"/>
               <w:jc w:val="right"/>
             </w:pPr>
-            <w:r/>
             <w:r>
               <w:rPr>
                 <w:b w:val="0"/>
@@ -1095,15 +1662,19 @@
         </w:tc>
         <w:tc>
           <w:tcPr>
-            <w:tcW w:type="dxa" w:w="1191"/>
-            <w:shd w:val="clear" w:color="auto" w:fill="F6F8FA"/>
+            <w:tcW w:type="dxa" w:w="1314"/>
+            <w:tcBorders>
+              <w:top w:val="nil"/>
+              <w:left w:val="nil"/>
+              <w:bottom w:val="single" w:sz="4" w:color="DDE3EA" w:space="0"/>
+              <w:right w:val="nil"/>
+            </w:tcBorders>
           </w:tcPr>
           <w:p>
             <w:pPr>
-              <w:spacing w:after="0"/>
+              <w:spacing w:before="0" w:after="0"/>
               <w:jc w:val="right"/>
             </w:pPr>
-            <w:r/>
             <w:r>
               <w:rPr>
                 <w:b w:val="0"/>
@@ -1115,15 +1686,19 @@
         </w:tc>
         <w:tc>
           <w:tcPr>
-            <w:tcW w:type="dxa" w:w="1191"/>
-            <w:shd w:val="clear" w:color="auto" w:fill="F6F8FA"/>
+            <w:tcW w:type="dxa" w:w="1314"/>
+            <w:tcBorders>
+              <w:top w:val="nil"/>
+              <w:left w:val="nil"/>
+              <w:bottom w:val="single" w:sz="4" w:color="DDE3EA" w:space="0"/>
+              <w:right w:val="nil"/>
+            </w:tcBorders>
           </w:tcPr>
           <w:p>
             <w:pPr>
-              <w:spacing w:after="0"/>
+              <w:spacing w:before="0" w:after="0"/>
               <w:jc w:val="right"/>
             </w:pPr>
-            <w:r/>
             <w:r>
               <w:rPr>
                 <w:b w:val="0"/>
@@ -1135,15 +1710,19 @@
         </w:tc>
         <w:tc>
           <w:tcPr>
-            <w:tcW w:type="dxa" w:w="2211"/>
-            <w:shd w:val="clear" w:color="auto" w:fill="F6F8FA"/>
+            <w:tcW w:type="dxa" w:w="2441"/>
+            <w:tcBorders>
+              <w:top w:val="nil"/>
+              <w:left w:val="nil"/>
+              <w:bottom w:val="single" w:sz="4" w:color="DDE3EA" w:space="0"/>
+              <w:right w:val="nil"/>
+            </w:tcBorders>
           </w:tcPr>
           <w:p>
             <w:pPr>
-              <w:spacing w:after="0"/>
+              <w:spacing w:before="0" w:after="0"/>
               <w:jc w:val="right"/>
             </w:pPr>
-            <w:r/>
             <w:r>
               <w:rPr>
                 <w:b/>
@@ -1158,13 +1737,18 @@
       <w:tr>
         <w:tc>
           <w:tcPr>
-            <w:tcW w:type="dxa" w:w="2948"/>
+            <w:tcW w:type="dxa" w:w="3254"/>
+            <w:tcBorders>
+              <w:top w:val="nil"/>
+              <w:left w:val="nil"/>
+              <w:bottom w:val="single" w:sz="4" w:color="DDE3EA" w:space="0"/>
+              <w:right w:val="nil"/>
+            </w:tcBorders>
           </w:tcPr>
           <w:p>
             <w:pPr>
-              <w:spacing w:after="0"/>
+              <w:spacing w:before="0" w:after="0"/>
             </w:pPr>
-            <w:r/>
             <w:r>
               <w:rPr>
                 <w:b w:val="0"/>
@@ -1172,7 +1756,7 @@
               </w:rPr>
               <w:t>Net profit, EUR m</w:t>
             </w:r>
-            <w:hyperlink r:id="rId13">
+            <w:hyperlink r:id="rId15">
               <w:r>
                 <w:rPr>
                   <w:color w:val="2A78D6"/>
@@ -1189,7 +1773,7 @@
               </w:rPr>
               <w:t>,</w:t>
             </w:r>
-            <w:hyperlink r:id="rId16">
+            <w:hyperlink r:id="rId18">
               <w:r>
                 <w:rPr>
                   <w:color w:val="2A78D6"/>
@@ -1203,14 +1787,19 @@
         </w:tc>
         <w:tc>
           <w:tcPr>
-            <w:tcW w:type="dxa" w:w="1191"/>
+            <w:tcW w:type="dxa" w:w="1314"/>
+            <w:tcBorders>
+              <w:top w:val="nil"/>
+              <w:left w:val="nil"/>
+              <w:bottom w:val="single" w:sz="4" w:color="DDE3EA" w:space="0"/>
+              <w:right w:val="nil"/>
+            </w:tcBorders>
           </w:tcPr>
           <w:p>
             <w:pPr>
-              <w:spacing w:after="0"/>
+              <w:spacing w:before="0" w:after="0"/>
               <w:jc w:val="right"/>
             </w:pPr>
-            <w:r/>
             <w:r>
               <w:rPr>
                 <w:b w:val="0"/>
@@ -1222,14 +1811,19 @@
         </w:tc>
         <w:tc>
           <w:tcPr>
-            <w:tcW w:type="dxa" w:w="1191"/>
+            <w:tcW w:type="dxa" w:w="1314"/>
+            <w:tcBorders>
+              <w:top w:val="nil"/>
+              <w:left w:val="nil"/>
+              <w:bottom w:val="single" w:sz="4" w:color="DDE3EA" w:space="0"/>
+              <w:right w:val="nil"/>
+            </w:tcBorders>
           </w:tcPr>
           <w:p>
             <w:pPr>
-              <w:spacing w:after="0"/>
+              <w:spacing w:before="0" w:after="0"/>
               <w:jc w:val="right"/>
             </w:pPr>
-            <w:r/>
             <w:r>
               <w:rPr>
                 <w:b w:val="0"/>
@@ -1241,14 +1835,19 @@
         </w:tc>
         <w:tc>
           <w:tcPr>
-            <w:tcW w:type="dxa" w:w="1191"/>
+            <w:tcW w:type="dxa" w:w="1314"/>
+            <w:tcBorders>
+              <w:top w:val="nil"/>
+              <w:left w:val="nil"/>
+              <w:bottom w:val="single" w:sz="4" w:color="DDE3EA" w:space="0"/>
+              <w:right w:val="nil"/>
+            </w:tcBorders>
           </w:tcPr>
           <w:p>
             <w:pPr>
-              <w:spacing w:after="0"/>
+              <w:spacing w:before="0" w:after="0"/>
               <w:jc w:val="right"/>
             </w:pPr>
-            <w:r/>
             <w:r>
               <w:rPr>
                 <w:b w:val="0"/>
@@ -1260,14 +1859,19 @@
         </w:tc>
         <w:tc>
           <w:tcPr>
-            <w:tcW w:type="dxa" w:w="2211"/>
+            <w:tcW w:type="dxa" w:w="2441"/>
+            <w:tcBorders>
+              <w:top w:val="nil"/>
+              <w:left w:val="nil"/>
+              <w:bottom w:val="single" w:sz="4" w:color="DDE3EA" w:space="0"/>
+              <w:right w:val="nil"/>
+            </w:tcBorders>
           </w:tcPr>
           <w:p>
             <w:pPr>
-              <w:spacing w:after="0"/>
+              <w:spacing w:before="0" w:after="0"/>
               <w:jc w:val="right"/>
             </w:pPr>
-            <w:r/>
             <w:r>
               <w:rPr>
                 <w:b w:val="0"/>
@@ -1282,14 +1886,18 @@
       <w:tr>
         <w:tc>
           <w:tcPr>
-            <w:tcW w:type="dxa" w:w="2948"/>
-            <w:shd w:val="clear" w:color="auto" w:fill="F6F8FA"/>
+            <w:tcW w:type="dxa" w:w="3254"/>
+            <w:tcBorders>
+              <w:top w:val="nil"/>
+              <w:left w:val="nil"/>
+              <w:bottom w:val="single" w:sz="4" w:color="DDE3EA" w:space="0"/>
+              <w:right w:val="nil"/>
+            </w:tcBorders>
           </w:tcPr>
           <w:p>
             <w:pPr>
-              <w:spacing w:after="0"/>
+              <w:spacing w:before="0" w:after="0"/>
             </w:pPr>
-            <w:r/>
             <w:r>
               <w:rPr>
                 <w:b w:val="0"/>
@@ -1297,7 +1905,7 @@
               </w:rPr>
               <w:t>Investments, EUR m</w:t>
             </w:r>
-            <w:hyperlink r:id="rId13">
+            <w:hyperlink r:id="rId15">
               <w:r>
                 <w:rPr>
                   <w:color w:val="2A78D6"/>
@@ -1311,15 +1919,19 @@
         </w:tc>
         <w:tc>
           <w:tcPr>
-            <w:tcW w:type="dxa" w:w="1191"/>
-            <w:shd w:val="clear" w:color="auto" w:fill="F6F8FA"/>
+            <w:tcW w:type="dxa" w:w="1314"/>
+            <w:tcBorders>
+              <w:top w:val="nil"/>
+              <w:left w:val="nil"/>
+              <w:bottom w:val="single" w:sz="4" w:color="DDE3EA" w:space="0"/>
+              <w:right w:val="nil"/>
+            </w:tcBorders>
           </w:tcPr>
           <w:p>
             <w:pPr>
-              <w:spacing w:after="0"/>
+              <w:spacing w:before="0" w:after="0"/>
               <w:jc w:val="right"/>
             </w:pPr>
-            <w:r/>
             <w:r>
               <w:rPr>
                 <w:b w:val="0"/>
@@ -1331,15 +1943,19 @@
         </w:tc>
         <w:tc>
           <w:tcPr>
-            <w:tcW w:type="dxa" w:w="1191"/>
-            <w:shd w:val="clear" w:color="auto" w:fill="F6F8FA"/>
+            <w:tcW w:type="dxa" w:w="1314"/>
+            <w:tcBorders>
+              <w:top w:val="nil"/>
+              <w:left w:val="nil"/>
+              <w:bottom w:val="single" w:sz="4" w:color="DDE3EA" w:space="0"/>
+              <w:right w:val="nil"/>
+            </w:tcBorders>
           </w:tcPr>
           <w:p>
             <w:pPr>
-              <w:spacing w:after="0"/>
+              <w:spacing w:before="0" w:after="0"/>
               <w:jc w:val="right"/>
             </w:pPr>
-            <w:r/>
             <w:r>
               <w:rPr>
                 <w:b w:val="0"/>
@@ -1351,15 +1967,19 @@
         </w:tc>
         <w:tc>
           <w:tcPr>
-            <w:tcW w:type="dxa" w:w="1191"/>
-            <w:shd w:val="clear" w:color="auto" w:fill="F6F8FA"/>
+            <w:tcW w:type="dxa" w:w="1314"/>
+            <w:tcBorders>
+              <w:top w:val="nil"/>
+              <w:left w:val="nil"/>
+              <w:bottom w:val="single" w:sz="4" w:color="DDE3EA" w:space="0"/>
+              <w:right w:val="nil"/>
+            </w:tcBorders>
           </w:tcPr>
           <w:p>
             <w:pPr>
-              <w:spacing w:after="0"/>
+              <w:spacing w:before="0" w:after="0"/>
               <w:jc w:val="right"/>
             </w:pPr>
-            <w:r/>
             <w:r>
               <w:rPr>
                 <w:b w:val="0"/>
@@ -1371,15 +1991,19 @@
         </w:tc>
         <w:tc>
           <w:tcPr>
-            <w:tcW w:type="dxa" w:w="2211"/>
-            <w:shd w:val="clear" w:color="auto" w:fill="F6F8FA"/>
+            <w:tcW w:type="dxa" w:w="2441"/>
+            <w:tcBorders>
+              <w:top w:val="nil"/>
+              <w:left w:val="nil"/>
+              <w:bottom w:val="single" w:sz="4" w:color="DDE3EA" w:space="0"/>
+              <w:right w:val="nil"/>
+            </w:tcBorders>
           </w:tcPr>
           <w:p>
             <w:pPr>
-              <w:spacing w:after="0"/>
+              <w:spacing w:before="0" w:after="0"/>
               <w:jc w:val="right"/>
             </w:pPr>
-            <w:r/>
             <w:r>
               <w:rPr>
                 <w:b w:val="0"/>
@@ -1394,13 +2018,18 @@
       <w:tr>
         <w:tc>
           <w:tcPr>
-            <w:tcW w:type="dxa" w:w="2948"/>
+            <w:tcW w:type="dxa" w:w="3254"/>
+            <w:tcBorders>
+              <w:top w:val="nil"/>
+              <w:left w:val="nil"/>
+              <w:bottom w:val="single" w:sz="4" w:color="DDE3EA" w:space="0"/>
+              <w:right w:val="nil"/>
+            </w:tcBorders>
           </w:tcPr>
           <w:p>
             <w:pPr>
-              <w:spacing w:after="0"/>
+              <w:spacing w:before="0" w:after="0"/>
             </w:pPr>
-            <w:r/>
             <w:r>
               <w:rPr>
                 <w:b w:val="0"/>
@@ -1408,7 +2037,7 @@
               </w:rPr>
               <w:t>Net debt, EUR m</w:t>
             </w:r>
-            <w:hyperlink r:id="rId13">
+            <w:hyperlink r:id="rId15">
               <w:r>
                 <w:rPr>
                   <w:color w:val="2A78D6"/>
@@ -1425,7 +2054,7 @@
               </w:rPr>
               <w:t>,</w:t>
             </w:r>
-            <w:hyperlink r:id="rId12">
+            <w:hyperlink r:id="rId14">
               <w:r>
                 <w:rPr>
                   <w:color w:val="2A78D6"/>
@@ -1439,14 +2068,19 @@
         </w:tc>
         <w:tc>
           <w:tcPr>
-            <w:tcW w:type="dxa" w:w="1191"/>
+            <w:tcW w:type="dxa" w:w="1314"/>
+            <w:tcBorders>
+              <w:top w:val="nil"/>
+              <w:left w:val="nil"/>
+              <w:bottom w:val="single" w:sz="4" w:color="DDE3EA" w:space="0"/>
+              <w:right w:val="nil"/>
+            </w:tcBorders>
           </w:tcPr>
           <w:p>
             <w:pPr>
-              <w:spacing w:after="0"/>
+              <w:spacing w:before="0" w:after="0"/>
               <w:jc w:val="right"/>
             </w:pPr>
-            <w:r/>
             <w:r>
               <w:rPr>
                 <w:b w:val="0"/>
@@ -1458,14 +2092,19 @@
         </w:tc>
         <w:tc>
           <w:tcPr>
-            <w:tcW w:type="dxa" w:w="1191"/>
+            <w:tcW w:type="dxa" w:w="1314"/>
+            <w:tcBorders>
+              <w:top w:val="nil"/>
+              <w:left w:val="nil"/>
+              <w:bottom w:val="single" w:sz="4" w:color="DDE3EA" w:space="0"/>
+              <w:right w:val="nil"/>
+            </w:tcBorders>
           </w:tcPr>
           <w:p>
             <w:pPr>
-              <w:spacing w:after="0"/>
+              <w:spacing w:before="0" w:after="0"/>
               <w:jc w:val="right"/>
             </w:pPr>
-            <w:r/>
             <w:r>
               <w:rPr>
                 <w:b w:val="0"/>
@@ -1477,14 +2116,19 @@
         </w:tc>
         <w:tc>
           <w:tcPr>
-            <w:tcW w:type="dxa" w:w="1191"/>
+            <w:tcW w:type="dxa" w:w="1314"/>
+            <w:tcBorders>
+              <w:top w:val="nil"/>
+              <w:left w:val="nil"/>
+              <w:bottom w:val="single" w:sz="4" w:color="DDE3EA" w:space="0"/>
+              <w:right w:val="nil"/>
+            </w:tcBorders>
           </w:tcPr>
           <w:p>
             <w:pPr>
-              <w:spacing w:after="0"/>
+              <w:spacing w:before="0" w:after="0"/>
               <w:jc w:val="right"/>
             </w:pPr>
-            <w:r/>
             <w:r>
               <w:rPr>
                 <w:b w:val="0"/>
@@ -1496,14 +2140,19 @@
         </w:tc>
         <w:tc>
           <w:tcPr>
-            <w:tcW w:type="dxa" w:w="2211"/>
+            <w:tcW w:type="dxa" w:w="2441"/>
+            <w:tcBorders>
+              <w:top w:val="nil"/>
+              <w:left w:val="nil"/>
+              <w:bottom w:val="single" w:sz="4" w:color="DDE3EA" w:space="0"/>
+              <w:right w:val="nil"/>
+            </w:tcBorders>
           </w:tcPr>
           <w:p>
             <w:pPr>
-              <w:spacing w:after="0"/>
+              <w:spacing w:before="0" w:after="0"/>
               <w:jc w:val="right"/>
             </w:pPr>
-            <w:r/>
             <w:r>
               <w:rPr>
                 <w:b/>
@@ -1518,14 +2167,18 @@
       <w:tr>
         <w:tc>
           <w:tcPr>
-            <w:tcW w:type="dxa" w:w="2948"/>
-            <w:shd w:val="clear" w:color="auto" w:fill="F6F8FA"/>
+            <w:tcW w:type="dxa" w:w="3254"/>
+            <w:tcBorders>
+              <w:top w:val="nil"/>
+              <w:left w:val="nil"/>
+              <w:bottom w:val="single" w:sz="4" w:color="DDE3EA" w:space="0"/>
+              <w:right w:val="nil"/>
+            </w:tcBorders>
           </w:tcPr>
           <w:p>
             <w:pPr>
-              <w:spacing w:after="0"/>
+              <w:spacing w:before="0" w:after="0"/>
             </w:pPr>
-            <w:r/>
             <w:r>
               <w:rPr>
                 <w:b w:val="0"/>
@@ -1533,7 +2186,7 @@
               </w:rPr>
               <w:t>Net debt / EBITDA</w:t>
             </w:r>
-            <w:hyperlink r:id="rId13">
+            <w:hyperlink r:id="rId15">
               <w:r>
                 <w:rPr>
                   <w:color w:val="2A78D6"/>
@@ -1550,7 +2203,7 @@
               </w:rPr>
               <w:t>,</w:t>
             </w:r>
-            <w:hyperlink r:id="rId12">
+            <w:hyperlink r:id="rId14">
               <w:r>
                 <w:rPr>
                   <w:color w:val="2A78D6"/>
@@ -1564,15 +2217,19 @@
         </w:tc>
         <w:tc>
           <w:tcPr>
-            <w:tcW w:type="dxa" w:w="1191"/>
-            <w:shd w:val="clear" w:color="auto" w:fill="F6F8FA"/>
+            <w:tcW w:type="dxa" w:w="1314"/>
+            <w:tcBorders>
+              <w:top w:val="nil"/>
+              <w:left w:val="nil"/>
+              <w:bottom w:val="single" w:sz="4" w:color="DDE3EA" w:space="0"/>
+              <w:right w:val="nil"/>
+            </w:tcBorders>
           </w:tcPr>
           <w:p>
             <w:pPr>
-              <w:spacing w:after="0"/>
+              <w:spacing w:before="0" w:after="0"/>
               <w:jc w:val="right"/>
             </w:pPr>
-            <w:r/>
             <w:r>
               <w:rPr>
                 <w:b w:val="0"/>
@@ -1584,15 +2241,19 @@
         </w:tc>
         <w:tc>
           <w:tcPr>
-            <w:tcW w:type="dxa" w:w="1191"/>
-            <w:shd w:val="clear" w:color="auto" w:fill="F6F8FA"/>
+            <w:tcW w:type="dxa" w:w="1314"/>
+            <w:tcBorders>
+              <w:top w:val="nil"/>
+              <w:left w:val="nil"/>
+              <w:bottom w:val="single" w:sz="4" w:color="DDE3EA" w:space="0"/>
+              <w:right w:val="nil"/>
+            </w:tcBorders>
           </w:tcPr>
           <w:p>
             <w:pPr>
-              <w:spacing w:after="0"/>
+              <w:spacing w:before="0" w:after="0"/>
               <w:jc w:val="right"/>
             </w:pPr>
-            <w:r/>
             <w:r>
               <w:rPr>
                 <w:b w:val="0"/>
@@ -1604,15 +2265,20 @@
         </w:tc>
         <w:tc>
           <w:tcPr>
-            <w:tcW w:type="dxa" w:w="1191"/>
+            <w:tcW w:type="dxa" w:w="1314"/>
+            <w:tcBorders>
+              <w:top w:val="nil"/>
+              <w:left w:val="nil"/>
+              <w:bottom w:val="single" w:sz="4" w:color="DDE3EA" w:space="0"/>
+              <w:right w:val="nil"/>
+            </w:tcBorders>
             <w:shd w:val="clear" w:color="auto" w:fill="FDF1D8"/>
           </w:tcPr>
           <w:p>
             <w:pPr>
-              <w:spacing w:after="0"/>
+              <w:spacing w:before="0" w:after="0"/>
               <w:jc w:val="right"/>
             </w:pPr>
-            <w:r/>
             <w:r>
               <w:rPr>
                 <w:b/>
@@ -1624,15 +2290,19 @@
         </w:tc>
         <w:tc>
           <w:tcPr>
-            <w:tcW w:type="dxa" w:w="2211"/>
-            <w:shd w:val="clear" w:color="auto" w:fill="F6F8FA"/>
+            <w:tcW w:type="dxa" w:w="2441"/>
+            <w:tcBorders>
+              <w:top w:val="nil"/>
+              <w:left w:val="nil"/>
+              <w:bottom w:val="single" w:sz="4" w:color="DDE3EA" w:space="0"/>
+              <w:right w:val="nil"/>
+            </w:tcBorders>
           </w:tcPr>
           <w:p>
             <w:pPr>
-              <w:spacing w:after="0"/>
+              <w:spacing w:before="0" w:after="0"/>
               <w:jc w:val="right"/>
             </w:pPr>
-            <w:r/>
             <w:r>
               <w:rPr>
                 <w:b/>
@@ -1647,13 +2317,18 @@
       <w:tr>
         <w:tc>
           <w:tcPr>
-            <w:tcW w:type="dxa" w:w="2948"/>
+            <w:tcW w:type="dxa" w:w="3254"/>
+            <w:tcBorders>
+              <w:top w:val="nil"/>
+              <w:left w:val="nil"/>
+              <w:bottom w:val="single" w:sz="4" w:color="DDE3EA" w:space="0"/>
+              <w:right w:val="nil"/>
+            </w:tcBorders>
           </w:tcPr>
           <w:p>
             <w:pPr>
-              <w:spacing w:after="0"/>
+              <w:spacing w:before="0" w:after="0"/>
             </w:pPr>
-            <w:r/>
             <w:r>
               <w:rPr>
                 <w:b w:val="0"/>
@@ -1661,7 +2336,7 @@
               </w:rPr>
               <w:t>Equity, EUR m</w:t>
             </w:r>
-            <w:hyperlink r:id="rId13">
+            <w:hyperlink r:id="rId15">
               <w:r>
                 <w:rPr>
                   <w:color w:val="2A78D6"/>
@@ -1678,7 +2353,7 @@
               </w:rPr>
               <w:t>,</w:t>
             </w:r>
-            <w:hyperlink r:id="rId12">
+            <w:hyperlink r:id="rId14">
               <w:r>
                 <w:rPr>
                   <w:color w:val="2A78D6"/>
@@ -1692,14 +2367,19 @@
         </w:tc>
         <w:tc>
           <w:tcPr>
-            <w:tcW w:type="dxa" w:w="1191"/>
+            <w:tcW w:type="dxa" w:w="1314"/>
+            <w:tcBorders>
+              <w:top w:val="nil"/>
+              <w:left w:val="nil"/>
+              <w:bottom w:val="single" w:sz="4" w:color="DDE3EA" w:space="0"/>
+              <w:right w:val="nil"/>
+            </w:tcBorders>
           </w:tcPr>
           <w:p>
             <w:pPr>
-              <w:spacing w:after="0"/>
+              <w:spacing w:before="0" w:after="0"/>
               <w:jc w:val="right"/>
             </w:pPr>
-            <w:r/>
             <w:r>
               <w:rPr>
                 <w:b w:val="0"/>
@@ -1711,14 +2391,19 @@
         </w:tc>
         <w:tc>
           <w:tcPr>
-            <w:tcW w:type="dxa" w:w="1191"/>
+            <w:tcW w:type="dxa" w:w="1314"/>
+            <w:tcBorders>
+              <w:top w:val="nil"/>
+              <w:left w:val="nil"/>
+              <w:bottom w:val="single" w:sz="4" w:color="DDE3EA" w:space="0"/>
+              <w:right w:val="nil"/>
+            </w:tcBorders>
           </w:tcPr>
           <w:p>
             <w:pPr>
-              <w:spacing w:after="0"/>
+              <w:spacing w:before="0" w:after="0"/>
               <w:jc w:val="right"/>
             </w:pPr>
-            <w:r/>
             <w:r>
               <w:rPr>
                 <w:b w:val="0"/>
@@ -1730,14 +2415,19 @@
         </w:tc>
         <w:tc>
           <w:tcPr>
-            <w:tcW w:type="dxa" w:w="1191"/>
+            <w:tcW w:type="dxa" w:w="1314"/>
+            <w:tcBorders>
+              <w:top w:val="nil"/>
+              <w:left w:val="nil"/>
+              <w:bottom w:val="single" w:sz="4" w:color="DDE3EA" w:space="0"/>
+              <w:right w:val="nil"/>
+            </w:tcBorders>
           </w:tcPr>
           <w:p>
             <w:pPr>
-              <w:spacing w:after="0"/>
+              <w:spacing w:before="0" w:after="0"/>
               <w:jc w:val="right"/>
             </w:pPr>
-            <w:r/>
             <w:r>
               <w:rPr>
                 <w:b w:val="0"/>
@@ -1749,14 +2439,19 @@
         </w:tc>
         <w:tc>
           <w:tcPr>
-            <w:tcW w:type="dxa" w:w="2211"/>
+            <w:tcW w:type="dxa" w:w="2441"/>
+            <w:tcBorders>
+              <w:top w:val="nil"/>
+              <w:left w:val="nil"/>
+              <w:bottom w:val="single" w:sz="4" w:color="DDE3EA" w:space="0"/>
+              <w:right w:val="nil"/>
+            </w:tcBorders>
           </w:tcPr>
           <w:p>
             <w:pPr>
-              <w:spacing w:after="0"/>
+              <w:spacing w:before="0" w:after="0"/>
               <w:jc w:val="right"/>
             </w:pPr>
-            <w:r/>
             <w:r>
               <w:rPr>
                 <w:b/>
@@ -1771,14 +2466,18 @@
       <w:tr>
         <w:tc>
           <w:tcPr>
-            <w:tcW w:type="dxa" w:w="2948"/>
-            <w:shd w:val="clear" w:color="auto" w:fill="F6F8FA"/>
+            <w:tcW w:type="dxa" w:w="3254"/>
+            <w:tcBorders>
+              <w:top w:val="nil"/>
+              <w:left w:val="nil"/>
+              <w:bottom w:val="single" w:sz="4" w:color="DDE3EA" w:space="0"/>
+              <w:right w:val="nil"/>
+            </w:tcBorders>
           </w:tcPr>
           <w:p>
             <w:pPr>
-              <w:spacing w:after="0"/>
+              <w:spacing w:before="0" w:after="0"/>
             </w:pPr>
-            <w:r/>
             <w:r>
               <w:rPr>
                 <w:b w:val="0"/>
@@ -1786,7 +2485,7 @@
               </w:rPr>
               <w:t>Equity ratio</w:t>
             </w:r>
-            <w:hyperlink r:id="rId17">
+            <w:hyperlink r:id="rId19">
               <w:r>
                 <w:rPr>
                   <w:color w:val="2A78D6"/>
@@ -1800,15 +2499,19 @@
         </w:tc>
         <w:tc>
           <w:tcPr>
-            <w:tcW w:type="dxa" w:w="1191"/>
-            <w:shd w:val="clear" w:color="auto" w:fill="F6F8FA"/>
+            <w:tcW w:type="dxa" w:w="1314"/>
+            <w:tcBorders>
+              <w:top w:val="nil"/>
+              <w:left w:val="nil"/>
+              <w:bottom w:val="single" w:sz="4" w:color="DDE3EA" w:space="0"/>
+              <w:right w:val="nil"/>
+            </w:tcBorders>
           </w:tcPr>
           <w:p>
             <w:pPr>
-              <w:spacing w:after="0"/>
+              <w:spacing w:before="0" w:after="0"/>
               <w:jc w:val="right"/>
             </w:pPr>
-            <w:r/>
             <w:r>
               <w:rPr>
                 <w:b w:val="0"/>
@@ -1820,15 +2523,19 @@
         </w:tc>
         <w:tc>
           <w:tcPr>
-            <w:tcW w:type="dxa" w:w="1191"/>
-            <w:shd w:val="clear" w:color="auto" w:fill="F6F8FA"/>
+            <w:tcW w:type="dxa" w:w="1314"/>
+            <w:tcBorders>
+              <w:top w:val="nil"/>
+              <w:left w:val="nil"/>
+              <w:bottom w:val="single" w:sz="4" w:color="DDE3EA" w:space="0"/>
+              <w:right w:val="nil"/>
+            </w:tcBorders>
           </w:tcPr>
           <w:p>
             <w:pPr>
-              <w:spacing w:after="0"/>
+              <w:spacing w:before="0" w:after="0"/>
               <w:jc w:val="right"/>
             </w:pPr>
-            <w:r/>
             <w:r>
               <w:rPr>
                 <w:b w:val="0"/>
@@ -1840,15 +2547,20 @@
         </w:tc>
         <w:tc>
           <w:tcPr>
-            <w:tcW w:type="dxa" w:w="1191"/>
+            <w:tcW w:type="dxa" w:w="1314"/>
+            <w:tcBorders>
+              <w:top w:val="nil"/>
+              <w:left w:val="nil"/>
+              <w:bottom w:val="single" w:sz="4" w:color="DDE3EA" w:space="0"/>
+              <w:right w:val="nil"/>
+            </w:tcBorders>
             <w:shd w:val="clear" w:color="auto" w:fill="FDF1D8"/>
           </w:tcPr>
           <w:p>
             <w:pPr>
-              <w:spacing w:after="0"/>
+              <w:spacing w:before="0" w:after="0"/>
               <w:jc w:val="right"/>
             </w:pPr>
-            <w:r/>
             <w:r>
               <w:rPr>
                 <w:b/>
@@ -1860,15 +2572,19 @@
         </w:tc>
         <w:tc>
           <w:tcPr>
-            <w:tcW w:type="dxa" w:w="2211"/>
-            <w:shd w:val="clear" w:color="auto" w:fill="F6F8FA"/>
+            <w:tcW w:type="dxa" w:w="2441"/>
+            <w:tcBorders>
+              <w:top w:val="nil"/>
+              <w:left w:val="nil"/>
+              <w:bottom w:val="single" w:sz="4" w:color="DDE3EA" w:space="0"/>
+              <w:right w:val="nil"/>
+            </w:tcBorders>
           </w:tcPr>
           <w:p>
             <w:pPr>
-              <w:spacing w:after="0"/>
+              <w:spacing w:before="0" w:after="0"/>
               <w:jc w:val="right"/>
             </w:pPr>
-            <w:r/>
             <w:r>
               <w:rPr>
                 <w:b w:val="0"/>
@@ -1883,13 +2599,18 @@
       <w:tr>
         <w:tc>
           <w:tcPr>
-            <w:tcW w:type="dxa" w:w="2948"/>
+            <w:tcW w:type="dxa" w:w="3254"/>
+            <w:tcBorders>
+              <w:top w:val="nil"/>
+              <w:left w:val="nil"/>
+              <w:bottom w:val="single" w:sz="4" w:color="DDE3EA" w:space="0"/>
+              <w:right w:val="nil"/>
+            </w:tcBorders>
           </w:tcPr>
           <w:p>
             <w:pPr>
-              <w:spacing w:after="0"/>
+              <w:spacing w:before="0" w:after="0"/>
             </w:pPr>
-            <w:r/>
             <w:r>
               <w:rPr>
                 <w:b w:val="0"/>
@@ -1897,7 +2618,7 @@
               </w:rPr>
               <w:t>Electricity generation, GWh</w:t>
             </w:r>
-            <w:hyperlink r:id="rId13">
+            <w:hyperlink r:id="rId15">
               <w:r>
                 <w:rPr>
                   <w:color w:val="2A78D6"/>
@@ -1911,14 +2632,19 @@
         </w:tc>
         <w:tc>
           <w:tcPr>
-            <w:tcW w:type="dxa" w:w="1191"/>
+            <w:tcW w:type="dxa" w:w="1314"/>
+            <w:tcBorders>
+              <w:top w:val="nil"/>
+              <w:left w:val="nil"/>
+              <w:bottom w:val="single" w:sz="4" w:color="DDE3EA" w:space="0"/>
+              <w:right w:val="nil"/>
+            </w:tcBorders>
           </w:tcPr>
           <w:p>
             <w:pPr>
-              <w:spacing w:after="0"/>
+              <w:spacing w:before="0" w:after="0"/>
               <w:jc w:val="right"/>
             </w:pPr>
-            <w:r/>
             <w:r>
               <w:rPr>
                 <w:b w:val="0"/>
@@ -1930,14 +2656,19 @@
         </w:tc>
         <w:tc>
           <w:tcPr>
-            <w:tcW w:type="dxa" w:w="1191"/>
+            <w:tcW w:type="dxa" w:w="1314"/>
+            <w:tcBorders>
+              <w:top w:val="nil"/>
+              <w:left w:val="nil"/>
+              <w:bottom w:val="single" w:sz="4" w:color="DDE3EA" w:space="0"/>
+              <w:right w:val="nil"/>
+            </w:tcBorders>
           </w:tcPr>
           <w:p>
             <w:pPr>
-              <w:spacing w:after="0"/>
+              <w:spacing w:before="0" w:after="0"/>
               <w:jc w:val="right"/>
             </w:pPr>
-            <w:r/>
             <w:r>
               <w:rPr>
                 <w:b w:val="0"/>
@@ -1949,14 +2680,19 @@
         </w:tc>
         <w:tc>
           <w:tcPr>
-            <w:tcW w:type="dxa" w:w="1191"/>
+            <w:tcW w:type="dxa" w:w="1314"/>
+            <w:tcBorders>
+              <w:top w:val="nil"/>
+              <w:left w:val="nil"/>
+              <w:bottom w:val="single" w:sz="4" w:color="DDE3EA" w:space="0"/>
+              <w:right w:val="nil"/>
+            </w:tcBorders>
           </w:tcPr>
           <w:p>
             <w:pPr>
-              <w:spacing w:after="0"/>
+              <w:spacing w:before="0" w:after="0"/>
               <w:jc w:val="right"/>
             </w:pPr>
-            <w:r/>
             <w:r>
               <w:rPr>
                 <w:b w:val="0"/>
@@ -1968,14 +2704,19 @@
         </w:tc>
         <w:tc>
           <w:tcPr>
-            <w:tcW w:type="dxa" w:w="2211"/>
+            <w:tcW w:type="dxa" w:w="2441"/>
+            <w:tcBorders>
+              <w:top w:val="nil"/>
+              <w:left w:val="nil"/>
+              <w:bottom w:val="single" w:sz="4" w:color="DDE3EA" w:space="0"/>
+              <w:right w:val="nil"/>
+            </w:tcBorders>
           </w:tcPr>
           <w:p>
             <w:pPr>
-              <w:spacing w:after="0"/>
+              <w:spacing w:before="0" w:after="0"/>
               <w:jc w:val="right"/>
             </w:pPr>
-            <w:r/>
             <w:r>
               <w:rPr>
                 <w:b w:val="0"/>
@@ -1989,9 +2730,17 @@
       </w:tr>
     </w:tbl>
     <w:p>
+      <w:pPr>
+        <w:spacing w:before="0" w:after="40"/>
+      </w:pPr>
+    </w:p>
+    <w:p>
+      <w:pPr>
+        <w:spacing w:before="40" w:after="60"/>
+      </w:pPr>
       <w:r>
         <w:rPr>
-          <w:i/>
+          <w:b w:val="0"/>
           <w:color w:val="5F6B7A"/>
           <w:sz w:val="16"/>
         </w:rPr>
@@ -1999,9 +2748,12 @@
       </w:r>
     </w:p>
     <w:p>
+      <w:pPr>
+        <w:spacing w:before="40" w:after="60"/>
+      </w:pPr>
       <w:r>
         <w:rPr>
-          <w:i/>
+          <w:b w:val="0"/>
           <w:color w:val="5F6B7A"/>
           <w:sz w:val="16"/>
         </w:rPr>
@@ -2025,7 +2777,7 @@
                     <pic:cNvPicPr/>
                   </pic:nvPicPr>
                   <pic:blipFill>
-                    <a:blip r:embed="rId18"/>
+                    <a:blip r:embed="rId20"/>
                     <a:stretch>
                       <a:fillRect/>
                     </a:stretch>
@@ -2046,11 +2798,24 @@
     </w:p>
     <w:p>
       <w:pPr>
-        <w:spacing w:before="280" w:after="80"/>
+        <w:keepNext/>
         <w:pBdr>
-          <w:bottom w:val="single" w:sz="6" w:color="C9D3DE" w:space="2"/>
+          <w:bottom w:val="single" w:sz="8" w:color="1F4E79" w:space="4"/>
         </w:pBdr>
+        <w:tabs>
+          <w:tab w:pos="482" w:val="left"/>
+        </w:tabs>
+        <w:spacing w:before="360" w:after="160"/>
       </w:pPr>
+      <w:r>
+        <w:rPr>
+          <w:b/>
+          <w:color w:val="2A78D6"/>
+          <w:sz w:val="18"/>
+        </w:rPr>
+        <w:t>04</w:t>
+        <w:tab/>
+      </w:r>
       <w:r>
         <w:rPr>
           <w:b/>
@@ -2062,9 +2827,21 @@
     </w:p>
     <w:p>
       <w:pPr>
-        <w:pStyle w:val="ListBullet"/>
-        <w:spacing w:after="60"/>
+        <w:tabs>
+          <w:tab w:pos="255" w:val="left"/>
+        </w:tabs>
+        <w:spacing w:before="0" w:after="80"/>
+        <w:ind w:left="255" w:hanging="255"/>
       </w:pPr>
+      <w:r>
+        <w:rPr>
+          <w:b/>
+          <w:color w:val="2A78D6"/>
+          <w:sz w:val="20"/>
+        </w:rPr>
+        <w:t>▪</w:t>
+        <w:tab/>
+      </w:r>
       <w:r>
         <w:rPr>
           <w:b/>
@@ -2077,7 +2854,7 @@
         </w:rPr>
         <w:t xml:space="preserve"> power and heat generation (oil shale, wind, solar), shale oil, distribution grid (Elektrilevi), retail</w:t>
       </w:r>
-      <w:hyperlink r:id="rId19">
+      <w:hyperlink r:id="rId21">
         <w:r>
           <w:rPr>
             <w:color w:val="2A78D6"/>
@@ -2094,7 +2871,7 @@
         </w:rPr>
         <w:t>,</w:t>
       </w:r>
-      <w:hyperlink r:id="rId13">
+      <w:hyperlink r:id="rId15">
         <w:r>
           <w:rPr>
             <w:color w:val="2A78D6"/>
@@ -2113,16 +2890,28 @@
     </w:p>
     <w:p>
       <w:pPr>
-        <w:pStyle w:val="ListBullet"/>
-        <w:spacing w:after="60"/>
+        <w:tabs>
+          <w:tab w:pos="255" w:val="left"/>
+        </w:tabs>
+        <w:spacing w:before="0" w:after="80"/>
+        <w:ind w:left="255" w:hanging="255"/>
       </w:pPr>
+      <w:r>
+        <w:rPr>
+          <w:b/>
+          <w:color w:val="2A78D6"/>
+          <w:sz w:val="20"/>
+        </w:rPr>
+        <w:t>▪</w:t>
+        <w:tab/>
+      </w:r>
       <w:r>
         <w:rPr>
           <w:b w:val="0"/>
         </w:rPr>
         <w:t>The new Enefit 280-2 shale oil plant started up in April 2026; Elektrilevi's tariff rose 3.4% from June</w:t>
       </w:r>
-      <w:hyperlink r:id="rId20">
+      <w:hyperlink r:id="rId22">
         <w:r>
           <w:rPr>
             <w:color w:val="2A78D6"/>
@@ -2141,11 +2930,24 @@
     </w:p>
     <w:p>
       <w:pPr>
-        <w:spacing w:before="280" w:after="80"/>
+        <w:keepNext/>
         <w:pBdr>
-          <w:bottom w:val="single" w:sz="6" w:color="C9D3DE" w:space="2"/>
+          <w:bottom w:val="single" w:sz="8" w:color="1F4E79" w:space="4"/>
         </w:pBdr>
+        <w:tabs>
+          <w:tab w:pos="482" w:val="left"/>
+        </w:tabs>
+        <w:spacing w:before="360" w:after="160"/>
       </w:pPr>
+      <w:r>
+        <w:rPr>
+          <w:b/>
+          <w:color w:val="2A78D6"/>
+          <w:sz w:val="18"/>
+        </w:rPr>
+        <w:t>05</w:t>
+        <w:tab/>
+      </w:r>
       <w:r>
         <w:rPr>
           <w:b/>
@@ -2157,16 +2959,28 @@
     </w:p>
     <w:p>
       <w:pPr>
-        <w:pStyle w:val="ListBullet"/>
-        <w:spacing w:after="60"/>
+        <w:tabs>
+          <w:tab w:pos="255" w:val="left"/>
+        </w:tabs>
+        <w:spacing w:before="0" w:after="80"/>
+        <w:ind w:left="255" w:hanging="255"/>
       </w:pPr>
+      <w:r>
+        <w:rPr>
+          <w:b/>
+          <w:color w:val="2A78D6"/>
+          <w:sz w:val="20"/>
+        </w:rPr>
+        <w:t>▪</w:t>
+        <w:tab/>
+      </w:r>
       <w:r>
         <w:rPr>
           <w:b w:val="0"/>
         </w:rPr>
         <w:t>FY2025 revenue EUR 1,646.9m (1,785.2m), EBITDA EUR 317.2m (398.2m), loss EUR 82.6m including EUR 197.6m impairment; investments EUR 459.2m</w:t>
       </w:r>
-      <w:hyperlink r:id="rId13">
+      <w:hyperlink r:id="rId15">
         <w:r>
           <w:rPr>
             <w:color w:val="2A78D6"/>
@@ -2185,16 +2999,28 @@
     </w:p>
     <w:p>
       <w:pPr>
-        <w:pStyle w:val="ListBullet"/>
-        <w:spacing w:after="60"/>
+        <w:tabs>
+          <w:tab w:pos="255" w:val="left"/>
+        </w:tabs>
+        <w:spacing w:before="0" w:after="80"/>
+        <w:ind w:left="255" w:hanging="255"/>
       </w:pPr>
+      <w:r>
+        <w:rPr>
+          <w:b/>
+          <w:color w:val="2A78D6"/>
+          <w:sz w:val="20"/>
+        </w:rPr>
+        <w:t>▪</w:t>
+        <w:tab/>
+      </w:r>
       <w:r>
         <w:rPr>
           <w:b w:val="0"/>
         </w:rPr>
         <w:t>Equity EUR 2,045m at 2026-06-30; total assets EUR 4,901m; equity ratio about 42% (calculated by the tool)</w:t>
       </w:r>
-      <w:hyperlink r:id="rId12">
+      <w:hyperlink r:id="rId14">
         <w:r>
           <w:rPr>
             <w:color w:val="2A78D6"/>
@@ -2210,7 +3036,7 @@
         </w:rPr>
         <w:t>. The state injected EUR 100m of equity in May 2025</w:t>
       </w:r>
-      <w:hyperlink r:id="rId21">
+      <w:hyperlink r:id="rId23">
         <w:r>
           <w:rPr>
             <w:color w:val="2A78D6"/>
@@ -2229,16 +3055,28 @@
     </w:p>
     <w:p>
       <w:pPr>
-        <w:pStyle w:val="ListBullet"/>
-        <w:spacing w:after="60"/>
+        <w:tabs>
+          <w:tab w:pos="255" w:val="left"/>
+        </w:tabs>
+        <w:spacing w:before="0" w:after="80"/>
+        <w:ind w:left="255" w:hanging="255"/>
       </w:pPr>
+      <w:r>
+        <w:rPr>
+          <w:b/>
+          <w:color w:val="2A78D6"/>
+          <w:sz w:val="20"/>
+        </w:rPr>
+        <w:t>▪</w:t>
+        <w:tab/>
+      </w:r>
       <w:r>
         <w:rPr>
           <w:b w:val="0"/>
         </w:rPr>
         <w:t>Debt EUR 1,666m at 2026-06-30; a EUR 300m 4.6% green bond (2031) was issued on 2026-05-28</w:t>
       </w:r>
-      <w:hyperlink r:id="rId14">
+      <w:hyperlink r:id="rId16">
         <w:r>
           <w:rPr>
             <w:color w:val="2A78D6"/>
@@ -2257,11 +3095,24 @@
     </w:p>
     <w:p>
       <w:pPr>
-        <w:spacing w:before="280" w:after="80"/>
+        <w:keepNext/>
         <w:pBdr>
-          <w:bottom w:val="single" w:sz="6" w:color="C9D3DE" w:space="2"/>
+          <w:bottom w:val="single" w:sz="8" w:color="1F4E79" w:space="4"/>
         </w:pBdr>
+        <w:tabs>
+          <w:tab w:pos="482" w:val="left"/>
+        </w:tabs>
+        <w:spacing w:before="360" w:after="160"/>
       </w:pPr>
+      <w:r>
+        <w:rPr>
+          <w:b/>
+          <w:color w:val="2A78D6"/>
+          <w:sz w:val="18"/>
+        </w:rPr>
+        <w:t>06</w:t>
+        <w:tab/>
+      </w:r>
       <w:r>
         <w:rPr>
           <w:b/>
@@ -2273,36 +3124,52 @@
     </w:p>
     <w:tbl>
       <w:tblPr>
-        <w:tblW w:type="auto" w:w="0"/>
+        <w:tblW w:w="9638" w:type="dxa"/>
+        <w:tblBorders>
+          <w:top w:val="nil"/>
+          <w:left w:val="nil"/>
+          <w:bottom w:val="nil"/>
+          <w:right w:val="nil"/>
+          <w:insideH w:val="nil"/>
+          <w:insideV w:val="nil"/>
+        </w:tblBorders>
+        <w:tblLayout w:type="fixed"/>
+        <w:tblCellMar>
+          <w:top w:w="70" w:type="dxa"/>
+          <w:left w:w="100" w:type="dxa"/>
+          <w:bottom w:w="70" w:type="dxa"/>
+          <w:right w:w="100" w:type="dxa"/>
+        </w:tblCellMar>
         <w:tblLook w:firstColumn="1" w:firstRow="1" w:lastColumn="0" w:lastRow="0" w:noHBand="0" w:noVBand="1" w:val="04A0"/>
-        <w:tblBorders>
-          <w:top w:val="single" w:sz="4" w:color="C9D3DE"/>
-          <w:left w:val="nil"/>
-          <w:bottom w:val="single" w:sz="4" w:color="C9D3DE"/>
-          <w:right w:val="nil"/>
-          <w:insideH w:val="single" w:sz="4" w:color="C9D3DE"/>
-          <w:insideV w:val="nil"/>
-        </w:tblBorders>
       </w:tblPr>
       <w:tblGrid>
-        <w:gridCol w:w="2493"/>
-        <w:gridCol w:w="2493"/>
-        <w:gridCol w:w="2493"/>
-        <w:gridCol w:w="2493"/>
+        <w:gridCol w:w="2577"/>
+        <w:gridCol w:w="2577"/>
+        <w:gridCol w:w="3138"/>
+        <w:gridCol w:w="1344"/>
       </w:tblGrid>
       <w:tr>
         <w:tc>
           <w:tcPr>
-            <w:tcW w:type="dxa" w:w="2608"/>
-            <w:shd w:val="clear" w:color="auto" w:fill="1F4E79"/>
+            <w:tcW w:type="dxa" w:w="2578"/>
+            <w:tcBorders>
+              <w:top w:val="single" w:sz="12" w:color="1F4E79" w:space="0"/>
+              <w:left w:val="nil"/>
+              <w:bottom w:val="single" w:sz="4" w:color="C9D3DE" w:space="0"/>
+              <w:right w:val="nil"/>
+            </w:tcBorders>
+            <w:shd w:val="clear" w:color="auto" w:fill="EAF1F8"/>
           </w:tcPr>
           <w:p>
-            <w:r/>
+            <w:pPr>
+              <w:spacing w:before="0" w:after="0"/>
+            </w:pPr>
             <w:r>
               <w:rPr>
                 <w:b/>
-                <w:color w:val="FFFFFF"/>
-                <w:sz w:val="17"/>
+                <w:caps/>
+                <w:color w:val="1F4E79"/>
+                <w:sz w:val="16"/>
               </w:rPr>
               <w:t>Plan / target</w:t>
             </w:r>
@@ -2310,16 +3177,25 @@
         </w:tc>
         <w:tc>
           <w:tcPr>
-            <w:tcW w:type="dxa" w:w="2608"/>
-            <w:shd w:val="clear" w:color="auto" w:fill="1F4E79"/>
+            <w:tcW w:type="dxa" w:w="2578"/>
+            <w:tcBorders>
+              <w:top w:val="single" w:sz="12" w:color="1F4E79" w:space="0"/>
+              <w:left w:val="nil"/>
+              <w:bottom w:val="single" w:sz="4" w:color="C9D3DE" w:space="0"/>
+              <w:right w:val="nil"/>
+            </w:tcBorders>
+            <w:shd w:val="clear" w:color="auto" w:fill="EAF1F8"/>
           </w:tcPr>
           <w:p>
-            <w:r/>
+            <w:pPr>
+              <w:spacing w:before="0" w:after="0"/>
+            </w:pPr>
             <w:r>
               <w:rPr>
                 <w:b/>
-                <w:color w:val="FFFFFF"/>
-                <w:sz w:val="17"/>
+                <w:caps/>
+                <w:color w:val="1F4E79"/>
+                <w:sz w:val="16"/>
               </w:rPr>
               <w:t>Outcome</w:t>
             </w:r>
@@ -2327,16 +3203,25 @@
         </w:tc>
         <w:tc>
           <w:tcPr>
-            <w:tcW w:type="dxa" w:w="3175"/>
-            <w:shd w:val="clear" w:color="auto" w:fill="1F4E79"/>
+            <w:tcW w:type="dxa" w:w="3138"/>
+            <w:tcBorders>
+              <w:top w:val="single" w:sz="12" w:color="1F4E79" w:space="0"/>
+              <w:left w:val="nil"/>
+              <w:bottom w:val="single" w:sz="4" w:color="C9D3DE" w:space="0"/>
+              <w:right w:val="nil"/>
+            </w:tcBorders>
+            <w:shd w:val="clear" w:color="auto" w:fill="EAF1F8"/>
           </w:tcPr>
           <w:p>
-            <w:r/>
+            <w:pPr>
+              <w:spacing w:before="0" w:after="0"/>
+            </w:pPr>
             <w:r>
               <w:rPr>
                 <w:b/>
-                <w:color w:val="FFFFFF"/>
-                <w:sz w:val="17"/>
+                <w:caps/>
+                <w:color w:val="1F4E79"/>
+                <w:sz w:val="16"/>
               </w:rPr>
               <w:t>What changed and why</w:t>
             </w:r>
@@ -2344,16 +3229,25 @@
         </w:tc>
         <w:tc>
           <w:tcPr>
-            <w:tcW w:type="dxa" w:w="1361"/>
-            <w:shd w:val="clear" w:color="auto" w:fill="1F4E79"/>
+            <w:tcW w:type="dxa" w:w="1345"/>
+            <w:tcBorders>
+              <w:top w:val="single" w:sz="12" w:color="1F4E79" w:space="0"/>
+              <w:left w:val="nil"/>
+              <w:bottom w:val="single" w:sz="4" w:color="C9D3DE" w:space="0"/>
+              <w:right w:val="nil"/>
+            </w:tcBorders>
+            <w:shd w:val="clear" w:color="auto" w:fill="EAF1F8"/>
           </w:tcPr>
           <w:p>
-            <w:r/>
+            <w:pPr>
+              <w:spacing w:before="0" w:after="0"/>
+            </w:pPr>
             <w:r>
               <w:rPr>
                 <w:b/>
-                <w:color w:val="FFFFFF"/>
-                <w:sz w:val="17"/>
+                <w:caps/>
+                <w:color w:val="1F4E79"/>
+                <w:sz w:val="16"/>
               </w:rPr>
               <w:t>Status</w:t>
             </w:r>
@@ -2363,13 +3257,18 @@
       <w:tr>
         <w:tc>
           <w:tcPr>
-            <w:tcW w:type="dxa" w:w="2608"/>
+            <w:tcW w:type="dxa" w:w="2578"/>
+            <w:tcBorders>
+              <w:top w:val="nil"/>
+              <w:left w:val="nil"/>
+              <w:bottom w:val="single" w:sz="4" w:color="DDE3EA" w:space="0"/>
+              <w:right w:val="nil"/>
+            </w:tcBorders>
           </w:tcPr>
           <w:p>
             <w:pPr>
-              <w:spacing w:after="0"/>
+              <w:spacing w:before="0" w:after="0"/>
             </w:pPr>
-            <w:r/>
             <w:r>
               <w:rPr>
                 <w:b w:val="0"/>
@@ -2381,13 +3280,18 @@
         </w:tc>
         <w:tc>
           <w:tcPr>
-            <w:tcW w:type="dxa" w:w="2608"/>
+            <w:tcW w:type="dxa" w:w="2578"/>
+            <w:tcBorders>
+              <w:top w:val="nil"/>
+              <w:left w:val="nil"/>
+              <w:bottom w:val="single" w:sz="4" w:color="DDE3EA" w:space="0"/>
+              <w:right w:val="nil"/>
+            </w:tcBorders>
           </w:tcPr>
           <w:p>
             <w:pPr>
-              <w:spacing w:after="0"/>
+              <w:spacing w:before="0" w:after="0"/>
             </w:pPr>
-            <w:r/>
             <w:r>
               <w:rPr>
                 <w:b w:val="0"/>
@@ -2395,7 +3299,7 @@
               </w:rPr>
               <w:t>Strategy 2030+ says 'gradually' with no date; Moody's says 2030-2035</w:t>
             </w:r>
-            <w:hyperlink r:id="rId15">
+            <w:hyperlink r:id="rId17">
               <w:r>
                 <w:rPr>
                   <w:color w:val="2A78D6"/>
@@ -2412,7 +3316,7 @@
               </w:rPr>
               <w:t>,</w:t>
             </w:r>
-            <w:hyperlink r:id="rId10">
+            <w:hyperlink r:id="rId12">
               <w:r>
                 <w:rPr>
                   <w:color w:val="2A78D6"/>
@@ -2426,13 +3330,18 @@
         </w:tc>
         <w:tc>
           <w:tcPr>
-            <w:tcW w:type="dxa" w:w="3175"/>
+            <w:tcW w:type="dxa" w:w="3138"/>
+            <w:tcBorders>
+              <w:top w:val="nil"/>
+              <w:left w:val="nil"/>
+              <w:bottom w:val="single" w:sz="4" w:color="DDE3EA" w:space="0"/>
+              <w:right w:val="nil"/>
+            </w:tcBorders>
           </w:tcPr>
           <w:p>
             <w:pPr>
-              <w:spacing w:after="0"/>
+              <w:spacing w:before="0" w:after="0"/>
             </w:pPr>
-            <w:r/>
             <w:r>
               <w:rPr>
                 <w:b w:val="0"/>
@@ -2440,7 +3349,7 @@
               </w:rPr>
               <w:t>No firm date in the new strategy</w:t>
             </w:r>
-            <w:hyperlink r:id="rId15">
+            <w:hyperlink r:id="rId17">
               <w:r>
                 <w:rPr>
                   <w:color w:val="2A78D6"/>
@@ -2461,14 +3370,19 @@
         </w:tc>
         <w:tc>
           <w:tcPr>
-            <w:tcW w:type="dxa" w:w="1361"/>
+            <w:tcW w:type="dxa" w:w="1345"/>
+            <w:tcBorders>
+              <w:top w:val="nil"/>
+              <w:left w:val="nil"/>
+              <w:bottom w:val="single" w:sz="4" w:color="DDE3EA" w:space="0"/>
+              <w:right w:val="nil"/>
+            </w:tcBorders>
             <w:shd w:val="clear" w:color="auto" w:fill="EAF1F8"/>
           </w:tcPr>
           <w:p>
             <w:pPr>
-              <w:spacing w:after="0"/>
+              <w:spacing w:before="0" w:after="0"/>
             </w:pPr>
-            <w:r/>
             <w:r>
               <w:rPr>
                 <w:b/>
@@ -2482,14 +3396,18 @@
       <w:tr>
         <w:tc>
           <w:tcPr>
-            <w:tcW w:type="dxa" w:w="2608"/>
-            <w:shd w:val="clear" w:color="auto" w:fill="F6F8FA"/>
+            <w:tcW w:type="dxa" w:w="2578"/>
+            <w:tcBorders>
+              <w:top w:val="nil"/>
+              <w:left w:val="nil"/>
+              <w:bottom w:val="single" w:sz="4" w:color="DDE3EA" w:space="0"/>
+              <w:right w:val="nil"/>
+            </w:tcBorders>
           </w:tcPr>
           <w:p>
             <w:pPr>
-              <w:spacing w:after="0"/>
+              <w:spacing w:before="0" w:after="0"/>
             </w:pPr>
-            <w:r/>
             <w:r>
               <w:rPr>
                 <w:b w:val="0"/>
@@ -2501,14 +3419,18 @@
         </w:tc>
         <w:tc>
           <w:tcPr>
-            <w:tcW w:type="dxa" w:w="2608"/>
-            <w:shd w:val="clear" w:color="auto" w:fill="F6F8FA"/>
+            <w:tcW w:type="dxa" w:w="2578"/>
+            <w:tcBorders>
+              <w:top w:val="nil"/>
+              <w:left w:val="nil"/>
+              <w:bottom w:val="single" w:sz="4" w:color="DDE3EA" w:space="0"/>
+              <w:right w:val="nil"/>
+            </w:tcBorders>
           </w:tcPr>
           <w:p>
             <w:pPr>
-              <w:spacing w:after="0"/>
+              <w:spacing w:before="0" w:after="0"/>
             </w:pPr>
-            <w:r/>
             <w:r>
               <w:rPr>
                 <w:b w:val="0"/>
@@ -2516,7 +3438,7 @@
               </w:rPr>
               <w:t>Actual emissions not found in the reports</w:t>
             </w:r>
-            <w:hyperlink r:id="rId22">
+            <w:hyperlink r:id="rId24">
               <w:r>
                 <w:rPr>
                   <w:color w:val="2A78D6"/>
@@ -2530,14 +3452,18 @@
         </w:tc>
         <w:tc>
           <w:tcPr>
-            <w:tcW w:type="dxa" w:w="3175"/>
-            <w:shd w:val="clear" w:color="auto" w:fill="F6F8FA"/>
+            <w:tcW w:type="dxa" w:w="3138"/>
+            <w:tcBorders>
+              <w:top w:val="nil"/>
+              <w:left w:val="nil"/>
+              <w:bottom w:val="single" w:sz="4" w:color="DDE3EA" w:space="0"/>
+              <w:right w:val="nil"/>
+            </w:tcBorders>
           </w:tcPr>
           <w:p>
             <w:pPr>
-              <w:spacing w:after="0"/>
+              <w:spacing w:before="0" w:after="0"/>
             </w:pPr>
-            <w:r/>
             <w:r>
               <w:rPr>
                 <w:b w:val="0"/>
@@ -2545,7 +3471,7 @@
               </w:rPr>
               <w:t>Awaiting data</w:t>
             </w:r>
-            <w:hyperlink r:id="rId22">
+            <w:hyperlink r:id="rId24">
               <w:r>
                 <w:rPr>
                   <w:color w:val="2A78D6"/>
@@ -2566,14 +3492,19 @@
         </w:tc>
         <w:tc>
           <w:tcPr>
-            <w:tcW w:type="dxa" w:w="1361"/>
+            <w:tcW w:type="dxa" w:w="1345"/>
+            <w:tcBorders>
+              <w:top w:val="nil"/>
+              <w:left w:val="nil"/>
+              <w:bottom w:val="single" w:sz="4" w:color="DDE3EA" w:space="0"/>
+              <w:right w:val="nil"/>
+            </w:tcBorders>
             <w:shd w:val="clear" w:color="auto" w:fill="EAF1F8"/>
           </w:tcPr>
           <w:p>
             <w:pPr>
-              <w:spacing w:after="0"/>
+              <w:spacing w:before="0" w:after="0"/>
             </w:pPr>
-            <w:r/>
             <w:r>
               <w:rPr>
                 <w:b/>
@@ -2587,13 +3518,18 @@
       <w:tr>
         <w:tc>
           <w:tcPr>
-            <w:tcW w:type="dxa" w:w="2608"/>
+            <w:tcW w:type="dxa" w:w="2578"/>
+            <w:tcBorders>
+              <w:top w:val="nil"/>
+              <w:left w:val="nil"/>
+              <w:bottom w:val="single" w:sz="4" w:color="DDE3EA" w:space="0"/>
+              <w:right w:val="nil"/>
+            </w:tcBorders>
           </w:tcPr>
           <w:p>
             <w:pPr>
-              <w:spacing w:after="0"/>
+              <w:spacing w:before="0" w:after="0"/>
             </w:pPr>
-            <w:r/>
             <w:r>
               <w:rPr>
                 <w:b w:val="0"/>
@@ -2605,13 +3541,18 @@
         </w:tc>
         <w:tc>
           <w:tcPr>
-            <w:tcW w:type="dxa" w:w="2608"/>
+            <w:tcW w:type="dxa" w:w="2578"/>
+            <w:tcBorders>
+              <w:top w:val="nil"/>
+              <w:left w:val="nil"/>
+              <w:bottom w:val="single" w:sz="4" w:color="DDE3EA" w:space="0"/>
+              <w:right w:val="nil"/>
+            </w:tcBorders>
           </w:tcPr>
           <w:p>
             <w:pPr>
-              <w:spacing w:after="0"/>
+              <w:spacing w:before="0" w:after="0"/>
             </w:pPr>
-            <w:r/>
             <w:r>
               <w:rPr>
                 <w:b w:val="0"/>
@@ -2619,7 +3560,7 @@
               </w:rPr>
               <w:t>Renewables 62% of 2025 output (calculated by the tool)</w:t>
             </w:r>
-            <w:hyperlink r:id="rId23">
+            <w:hyperlink r:id="rId25">
               <w:r>
                 <w:rPr>
                   <w:color w:val="2A78D6"/>
@@ -2636,7 +3577,7 @@
               </w:rPr>
               <w:t>,</w:t>
             </w:r>
-            <w:hyperlink r:id="rId13">
+            <w:hyperlink r:id="rId15">
               <w:r>
                 <w:rPr>
                   <w:color w:val="2A78D6"/>
@@ -2650,13 +3591,18 @@
         </w:tc>
         <w:tc>
           <w:tcPr>
-            <w:tcW w:type="dxa" w:w="3175"/>
+            <w:tcW w:type="dxa" w:w="3138"/>
+            <w:tcBorders>
+              <w:top w:val="nil"/>
+              <w:left w:val="nil"/>
+              <w:bottom w:val="single" w:sz="4" w:color="DDE3EA" w:space="0"/>
+              <w:right w:val="nil"/>
+            </w:tcBorders>
           </w:tcPr>
           <w:p>
             <w:pPr>
-              <w:spacing w:after="0"/>
+              <w:spacing w:before="0" w:after="0"/>
             </w:pPr>
-            <w:r/>
             <w:r>
               <w:rPr>
                 <w:b w:val="0"/>
@@ -2664,7 +3610,7 @@
               </w:rPr>
               <w:t>Part of output still comes from oil shale</w:t>
             </w:r>
-            <w:hyperlink r:id="rId13">
+            <w:hyperlink r:id="rId15">
               <w:r>
                 <w:rPr>
                   <w:color w:val="2A78D6"/>
@@ -2685,14 +3631,19 @@
         </w:tc>
         <w:tc>
           <w:tcPr>
-            <w:tcW w:type="dxa" w:w="1361"/>
+            <w:tcW w:type="dxa" w:w="1345"/>
+            <w:tcBorders>
+              <w:top w:val="nil"/>
+              <w:left w:val="nil"/>
+              <w:bottom w:val="single" w:sz="4" w:color="DDE3EA" w:space="0"/>
+              <w:right w:val="nil"/>
+            </w:tcBorders>
             <w:shd w:val="clear" w:color="auto" w:fill="EAF1F8"/>
           </w:tcPr>
           <w:p>
             <w:pPr>
-              <w:spacing w:after="0"/>
+              <w:spacing w:before="0" w:after="0"/>
             </w:pPr>
-            <w:r/>
             <w:r>
               <w:rPr>
                 <w:b/>
@@ -2706,11 +3657,29 @@
     </w:tbl>
     <w:p>
       <w:pPr>
-        <w:spacing w:before="280" w:after="80"/>
+        <w:spacing w:before="0" w:after="40"/>
+      </w:pPr>
+    </w:p>
+    <w:p>
+      <w:pPr>
+        <w:keepNext/>
         <w:pBdr>
-          <w:bottom w:val="single" w:sz="6" w:color="C9D3DE" w:space="2"/>
+          <w:bottom w:val="single" w:sz="8" w:color="1F4E79" w:space="4"/>
         </w:pBdr>
+        <w:tabs>
+          <w:tab w:pos="482" w:val="left"/>
+        </w:tabs>
+        <w:spacing w:before="360" w:after="160"/>
       </w:pPr>
+      <w:r>
+        <w:rPr>
+          <w:b/>
+          <w:color w:val="2A78D6"/>
+          <w:sz w:val="18"/>
+        </w:rPr>
+        <w:t>07</w:t>
+        <w:tab/>
+      </w:r>
       <w:r>
         <w:rPr>
           <w:b/>
@@ -2722,9 +3691,21 @@
     </w:p>
     <w:p>
       <w:pPr>
-        <w:pStyle w:val="ListBullet"/>
-        <w:spacing w:after="60"/>
+        <w:tabs>
+          <w:tab w:pos="255" w:val="left"/>
+        </w:tabs>
+        <w:spacing w:before="0" w:after="80"/>
+        <w:ind w:left="255" w:hanging="255"/>
       </w:pPr>
+      <w:r>
+        <w:rPr>
+          <w:b/>
+          <w:color w:val="2A78D6"/>
+          <w:sz w:val="20"/>
+        </w:rPr>
+        <w:t>▪</w:t>
+        <w:tab/>
+      </w:r>
       <w:r>
         <w:rPr>
           <w:b/>
@@ -2737,7 +3718,7 @@
         </w:rPr>
         <w:t xml:space="preserve"> a 7.875% perpetual subordinated hybrid, EUR 400m, issued 2024-07-15, first call 2029-07-15, annual coupon; London Stock Exchange</w:t>
       </w:r>
-      <w:hyperlink r:id="rId14">
+      <w:hyperlink r:id="rId16">
         <w:r>
           <w:rPr>
             <w:color w:val="2A78D6"/>
@@ -2756,9 +3737,21 @@
     </w:p>
     <w:p>
       <w:pPr>
-        <w:pStyle w:val="ListBullet"/>
-        <w:spacing w:after="60"/>
+        <w:tabs>
+          <w:tab w:pos="255" w:val="left"/>
+        </w:tabs>
+        <w:spacing w:before="0" w:after="80"/>
+        <w:ind w:left="255" w:hanging="255"/>
       </w:pPr>
+      <w:r>
+        <w:rPr>
+          <w:b/>
+          <w:color w:val="2A78D6"/>
+          <w:sz w:val="20"/>
+        </w:rPr>
+        <w:t>▪</w:t>
+        <w:tab/>
+      </w:r>
       <w:r>
         <w:rPr>
           <w:b/>
@@ -2771,7 +3764,7 @@
         </w:rPr>
         <w:t xml:space="preserve"> the hybrid ranks below all other debt; Fitch treats it as 50% equity</w:t>
       </w:r>
-      <w:hyperlink r:id="rId24">
+      <w:hyperlink r:id="rId26">
         <w:r>
           <w:rPr>
             <w:color w:val="2A78D6"/>
@@ -2787,7 +3780,7 @@
         </w:rPr>
         <w:t>. Moody's lists junior subordinated debt at B1 (the document does not say whether this is this hybrid)</w:t>
       </w:r>
-      <w:hyperlink r:id="rId25">
+      <w:hyperlink r:id="rId27">
         <w:r>
           <w:rPr>
             <w:color w:val="2A78D6"/>
@@ -2806,9 +3799,21 @@
     </w:p>
     <w:p>
       <w:pPr>
-        <w:pStyle w:val="ListBullet"/>
-        <w:spacing w:after="60"/>
+        <w:tabs>
+          <w:tab w:pos="255" w:val="left"/>
+        </w:tabs>
+        <w:spacing w:before="0" w:after="80"/>
+        <w:ind w:left="255" w:hanging="255"/>
       </w:pPr>
+      <w:r>
+        <w:rPr>
+          <w:b/>
+          <w:color w:val="2A78D6"/>
+          <w:sz w:val="20"/>
+        </w:rPr>
+        <w:t>▪</w:t>
+        <w:tab/>
+      </w:r>
       <w:r>
         <w:rPr>
           <w:b/>
@@ -2821,7 +3826,7 @@
         </w:rPr>
         <w:t xml:space="preserve"> 4.1x EBITDA – high; Moody's expects EUR 400-450m of EBITDA in 2026-2027 (agency forecast)</w:t>
       </w:r>
-      <w:hyperlink r:id="rId12">
+      <w:hyperlink r:id="rId14">
         <w:r>
           <w:rPr>
             <w:color w:val="2A78D6"/>
@@ -2838,7 +3843,7 @@
         </w:rPr>
         <w:t>,</w:t>
       </w:r>
-      <w:hyperlink r:id="rId26">
+      <w:hyperlink r:id="rId28">
         <w:r>
           <w:rPr>
             <w:color w:val="2A78D6"/>
@@ -2854,7 +3859,7 @@
         </w:rPr>
         <w:t>. The state has injected equity before (EUR 125m in 2020, EUR 100m in 2025)</w:t>
       </w:r>
-      <w:hyperlink r:id="rId21">
+      <w:hyperlink r:id="rId23">
         <w:r>
           <w:rPr>
             <w:color w:val="2A78D6"/>
@@ -2873,9 +3878,21 @@
     </w:p>
     <w:p>
       <w:pPr>
-        <w:pStyle w:val="ListBullet"/>
-        <w:spacing w:after="60"/>
+        <w:tabs>
+          <w:tab w:pos="255" w:val="left"/>
+        </w:tabs>
+        <w:spacing w:before="0" w:after="80"/>
+        <w:ind w:left="255" w:hanging="255"/>
       </w:pPr>
+      <w:r>
+        <w:rPr>
+          <w:b/>
+          <w:color w:val="2A78D6"/>
+          <w:sz w:val="20"/>
+        </w:rPr>
+        <w:t>▪</w:t>
+        <w:tab/>
+      </w:r>
       <w:r>
         <w:rPr>
           <w:b/>
@@ -2891,11 +3908,609 @@
     </w:p>
     <w:p>
       <w:pPr>
-        <w:spacing w:before="280" w:after="80"/>
+        <w:keepNext/>
         <w:pBdr>
-          <w:bottom w:val="single" w:sz="6" w:color="C9D3DE" w:space="2"/>
+          <w:bottom w:val="single" w:sz="8" w:color="1F4E79" w:space="4"/>
         </w:pBdr>
+        <w:tabs>
+          <w:tab w:pos="482" w:val="left"/>
+        </w:tabs>
+        <w:spacing w:before="360" w:after="160"/>
       </w:pPr>
+      <w:r>
+        <w:rPr>
+          <w:b/>
+          <w:color w:val="2A78D6"/>
+          <w:sz w:val="18"/>
+        </w:rPr>
+        <w:t>08</w:t>
+        <w:tab/>
+      </w:r>
+      <w:r>
+        <w:rPr>
+          <w:b/>
+          <w:color w:val="1F4E79"/>
+          <w:sz w:val="28"/>
+        </w:rPr>
+        <w:t>In the press</w:t>
+      </w:r>
+    </w:p>
+    <w:p>
+      <w:pPr>
+        <w:tabs>
+          <w:tab w:pos="255" w:val="left"/>
+        </w:tabs>
+        <w:spacing w:before="0" w:after="80"/>
+        <w:ind w:left="255" w:hanging="255"/>
+      </w:pPr>
+      <w:r>
+        <w:rPr>
+          <w:b/>
+          <w:color w:val="2A78D6"/>
+          <w:sz w:val="20"/>
+        </w:rPr>
+        <w:t>▪</w:t>
+        <w:tab/>
+      </w:r>
+      <w:r>
+        <w:rPr>
+          <w:b/>
+        </w:rPr>
+        <w:t>Hydrogen:</w:t>
+      </w:r>
+      <w:r>
+        <w:rPr>
+          <w:b w:val="0"/>
+        </w:rPr>
+        <w:t xml:space="preserve"> on 2026-10-20 the press reported that Eesti Energia gives up EUR 24.7m (of support) and the hydrogen infrastructure will not be built</w:t>
+      </w:r>
+      <w:hyperlink r:id="rId29">
+        <w:r>
+          <w:rPr>
+            <w:color w:val="2A78D6"/>
+            <w:vertAlign w:val="superscript"/>
+            <w:sz w:val="17"/>
+          </w:rPr>
+          <w:t xml:space="preserve">21</w:t>
+        </w:r>
+      </w:hyperlink>
+      <w:r>
+        <w:rPr>
+          <w:b w:val="0"/>
+        </w:rPr>
+        <w:t>.</w:t>
+      </w:r>
+    </w:p>
+    <w:p>
+      <w:pPr>
+        <w:tabs>
+          <w:tab w:pos="255" w:val="left"/>
+        </w:tabs>
+        <w:spacing w:before="0" w:after="80"/>
+        <w:ind w:left="255" w:hanging="255"/>
+      </w:pPr>
+      <w:r>
+        <w:rPr>
+          <w:b/>
+          <w:color w:val="2A78D6"/>
+          <w:sz w:val="20"/>
+        </w:rPr>
+        <w:t>▪</w:t>
+        <w:tab/>
+      </w:r>
+      <w:r>
+        <w:rPr>
+          <w:b/>
+        </w:rPr>
+        <w:t>Narva heating:</w:t>
+      </w:r>
+      <w:r>
+        <w:rPr>
+          <w:b w:val="0"/>
+        </w:rPr>
+        <w:t xml:space="preserve"> on 2026-10-06 the company received a conditional permit to heat Narva with shale oil</w:t>
+      </w:r>
+      <w:hyperlink r:id="rId30">
+        <w:r>
+          <w:rPr>
+            <w:color w:val="2A78D6"/>
+            <w:vertAlign w:val="superscript"/>
+            <w:sz w:val="17"/>
+          </w:rPr>
+          <w:t xml:space="preserve">22</w:t>
+        </w:r>
+      </w:hyperlink>
+      <w:r>
+        <w:rPr>
+          <w:b w:val="0"/>
+        </w:rPr>
+        <w:t>.</w:t>
+      </w:r>
+    </w:p>
+    <w:p>
+      <w:pPr>
+        <w:spacing w:before="40" w:after="60"/>
+      </w:pPr>
+      <w:r>
+        <w:rPr>
+          <w:b w:val="0"/>
+          <w:color w:val="5F6B7A"/>
+          <w:sz w:val="18"/>
+        </w:rPr>
+        <w:t>Automatic news scan (Google News, EE), 2026-07-24 – 2026-10-22: 6 articles.</w:t>
+      </w:r>
+    </w:p>
+    <w:tbl>
+      <w:tblPr>
+        <w:tblW w:w="9639" w:type="dxa"/>
+        <w:tblBorders>
+          <w:top w:val="nil"/>
+          <w:left w:val="nil"/>
+          <w:bottom w:val="nil"/>
+          <w:right w:val="nil"/>
+          <w:insideH w:val="nil"/>
+          <w:insideV w:val="nil"/>
+        </w:tblBorders>
+        <w:tblLayout w:type="fixed"/>
+        <w:tblCellMar>
+          <w:top w:w="80" w:type="dxa"/>
+          <w:left w:w="0" w:type="dxa"/>
+          <w:bottom w:w="80" w:type="dxa"/>
+          <w:right w:w="120" w:type="dxa"/>
+        </w:tblCellMar>
+        <w:tblLook w:firstColumn="1" w:firstRow="1" w:lastColumn="0" w:lastRow="0" w:noHBand="0" w:noVBand="1" w:val="04A0"/>
+      </w:tblPr>
+      <w:tblGrid>
+        <w:gridCol w:w="1020"/>
+        <w:gridCol w:w="1360"/>
+        <w:gridCol w:w="7257"/>
+      </w:tblGrid>
+      <w:tr>
+        <w:tc>
+          <w:tcPr>
+            <w:tcW w:type="dxa" w:w="1020"/>
+            <w:tcBorders>
+              <w:top w:val="nil"/>
+              <w:left w:val="nil"/>
+              <w:bottom w:val="single" w:sz="4" w:color="E3E8EE" w:space="0"/>
+              <w:right w:val="nil"/>
+            </w:tcBorders>
+          </w:tcPr>
+          <w:p>
+            <w:pPr>
+              <w:spacing w:before="0" w:after="0"/>
+            </w:pPr>
+            <w:r>
+              <w:rPr>
+                <w:b w:val="0"/>
+                <w:color w:val="1A1A1A"/>
+                <w:sz w:val="17"/>
+              </w:rPr>
+              <w:t>2026-09-23</w:t>
+            </w:r>
+          </w:p>
+        </w:tc>
+        <w:tc>
+          <w:tcPr>
+            <w:tcW w:type="dxa" w:w="1361"/>
+            <w:tcBorders>
+              <w:top w:val="nil"/>
+              <w:left w:val="nil"/>
+              <w:bottom w:val="single" w:sz="4" w:color="E3E8EE" w:space="0"/>
+              <w:right w:val="nil"/>
+            </w:tcBorders>
+          </w:tcPr>
+          <w:p>
+            <w:pPr>
+              <w:spacing w:before="0" w:after="0"/>
+            </w:pPr>
+            <w:r>
+              <w:rPr>
+                <w:b/>
+                <w:color w:val="5F6B7A"/>
+                <w:sz w:val="14"/>
+                <w:shd w:val="clear" w:color="auto" w:fill="F0F2F5"/>
+              </w:rPr>
+              <w:t xml:space="preserve"> MANAGEMENT </w:t>
+            </w:r>
+          </w:p>
+        </w:tc>
+        <w:tc>
+          <w:tcPr>
+            <w:tcW w:type="dxa" w:w="7257"/>
+            <w:tcBorders>
+              <w:top w:val="nil"/>
+              <w:left w:val="nil"/>
+              <w:bottom w:val="single" w:sz="4" w:color="E3E8EE" w:space="0"/>
+              <w:right w:val="nil"/>
+            </w:tcBorders>
+          </w:tcPr>
+          <w:p>
+            <w:pPr>
+              <w:spacing w:before="0" w:after="0"/>
+            </w:pPr>
+            <w:hyperlink r:id="rId31">
+              <w:r>
+                <w:rPr>
+                  <w:color w:val="1A1A1A"/>
+                  <w:sz w:val="18"/>
+                </w:rPr>
+                <w:t xml:space="preserve">Eesti Energia juht: andmekeskused on energiasüsteemile kasulikud</w:t>
+              </w:r>
+            </w:hyperlink>
+            <w:r>
+              <w:rPr>
+                <w:b w:val="0"/>
+                <w:color w:val="5F6B7A"/>
+                <w:sz w:val="15"/>
+              </w:rPr>
+              <w:t xml:space="preserve">   ERR</w:t>
+            </w:r>
+          </w:p>
+        </w:tc>
+      </w:tr>
+      <w:tr>
+        <w:tc>
+          <w:tcPr>
+            <w:tcW w:type="dxa" w:w="1020"/>
+            <w:tcBorders>
+              <w:top w:val="nil"/>
+              <w:left w:val="nil"/>
+              <w:bottom w:val="single" w:sz="4" w:color="E3E8EE" w:space="0"/>
+              <w:right w:val="nil"/>
+            </w:tcBorders>
+          </w:tcPr>
+          <w:p>
+            <w:pPr>
+              <w:spacing w:before="0" w:after="0"/>
+            </w:pPr>
+            <w:r>
+              <w:rPr>
+                <w:b w:val="0"/>
+                <w:color w:val="1A1A1A"/>
+                <w:sz w:val="17"/>
+              </w:rPr>
+              <w:t>2026-10-20</w:t>
+            </w:r>
+          </w:p>
+        </w:tc>
+        <w:tc>
+          <w:tcPr>
+            <w:tcW w:type="dxa" w:w="1361"/>
+            <w:tcBorders>
+              <w:top w:val="nil"/>
+              <w:left w:val="nil"/>
+              <w:bottom w:val="single" w:sz="4" w:color="E3E8EE" w:space="0"/>
+              <w:right w:val="nil"/>
+            </w:tcBorders>
+          </w:tcPr>
+          <w:p>
+            <w:pPr>
+              <w:spacing w:before="0" w:after="0"/>
+            </w:pPr>
+            <w:r>
+              <w:rPr>
+                <w:b/>
+                <w:color w:val="5F6B7A"/>
+                <w:sz w:val="14"/>
+                <w:shd w:val="clear" w:color="auto" w:fill="F0F2F5"/>
+              </w:rPr>
+              <w:t xml:space="preserve"> OTHER </w:t>
+            </w:r>
+          </w:p>
+        </w:tc>
+        <w:tc>
+          <w:tcPr>
+            <w:tcW w:type="dxa" w:w="7257"/>
+            <w:tcBorders>
+              <w:top w:val="nil"/>
+              <w:left w:val="nil"/>
+              <w:bottom w:val="single" w:sz="4" w:color="E3E8EE" w:space="0"/>
+              <w:right w:val="nil"/>
+            </w:tcBorders>
+          </w:tcPr>
+          <w:p>
+            <w:pPr>
+              <w:spacing w:before="0" w:after="0"/>
+            </w:pPr>
+            <w:hyperlink r:id="rId29">
+              <w:r>
+                <w:rPr>
+                  <w:color w:val="1A1A1A"/>
+                  <w:sz w:val="18"/>
+                </w:rPr>
+                <w:t xml:space="preserve">Eesti Energia loobub 24,7 miljonist eurost, vesinikutaristu jääb ehitamata</w:t>
+              </w:r>
+            </w:hyperlink>
+            <w:r>
+              <w:rPr>
+                <w:b w:val="0"/>
+                <w:color w:val="5F6B7A"/>
+                <w:sz w:val="15"/>
+              </w:rPr>
+              <w:t xml:space="preserve">   Majandus</w:t>
+            </w:r>
+          </w:p>
+        </w:tc>
+      </w:tr>
+      <w:tr>
+        <w:tc>
+          <w:tcPr>
+            <w:tcW w:type="dxa" w:w="1020"/>
+            <w:tcBorders>
+              <w:top w:val="nil"/>
+              <w:left w:val="nil"/>
+              <w:bottom w:val="single" w:sz="4" w:color="E3E8EE" w:space="0"/>
+              <w:right w:val="nil"/>
+            </w:tcBorders>
+          </w:tcPr>
+          <w:p>
+            <w:pPr>
+              <w:spacing w:before="0" w:after="0"/>
+            </w:pPr>
+            <w:r>
+              <w:rPr>
+                <w:b w:val="0"/>
+                <w:color w:val="1A1A1A"/>
+                <w:sz w:val="17"/>
+              </w:rPr>
+              <w:t>2026-10-06</w:t>
+            </w:r>
+          </w:p>
+        </w:tc>
+        <w:tc>
+          <w:tcPr>
+            <w:tcW w:type="dxa" w:w="1361"/>
+            <w:tcBorders>
+              <w:top w:val="nil"/>
+              <w:left w:val="nil"/>
+              <w:bottom w:val="single" w:sz="4" w:color="E3E8EE" w:space="0"/>
+              <w:right w:val="nil"/>
+            </w:tcBorders>
+          </w:tcPr>
+          <w:p>
+            <w:pPr>
+              <w:spacing w:before="0" w:after="0"/>
+            </w:pPr>
+            <w:r>
+              <w:rPr>
+                <w:b/>
+                <w:color w:val="5F6B7A"/>
+                <w:sz w:val="14"/>
+                <w:shd w:val="clear" w:color="auto" w:fill="F0F2F5"/>
+              </w:rPr>
+              <w:t xml:space="preserve"> OTHER </w:t>
+            </w:r>
+          </w:p>
+        </w:tc>
+        <w:tc>
+          <w:tcPr>
+            <w:tcW w:type="dxa" w:w="7257"/>
+            <w:tcBorders>
+              <w:top w:val="nil"/>
+              <w:left w:val="nil"/>
+              <w:bottom w:val="single" w:sz="4" w:color="E3E8EE" w:space="0"/>
+              <w:right w:val="nil"/>
+            </w:tcBorders>
+          </w:tcPr>
+          <w:p>
+            <w:pPr>
+              <w:spacing w:before="0" w:after="0"/>
+            </w:pPr>
+            <w:hyperlink r:id="rId30">
+              <w:r>
+                <w:rPr>
+                  <w:color w:val="1A1A1A"/>
+                  <w:sz w:val="18"/>
+                </w:rPr>
+                <w:t xml:space="preserve">Eesti Energia sai tingimusliku loa Narva kütmiseks põlevkiviõliga</w:t>
+              </w:r>
+            </w:hyperlink>
+            <w:r>
+              <w:rPr>
+                <w:b w:val="0"/>
+                <w:color w:val="5F6B7A"/>
+                <w:sz w:val="15"/>
+              </w:rPr>
+              <w:t xml:space="preserve">   ERR</w:t>
+            </w:r>
+          </w:p>
+        </w:tc>
+      </w:tr>
+      <w:tr>
+        <w:tc>
+          <w:tcPr>
+            <w:tcW w:type="dxa" w:w="1020"/>
+            <w:tcBorders>
+              <w:top w:val="nil"/>
+              <w:left w:val="nil"/>
+              <w:bottom w:val="single" w:sz="4" w:color="E3E8EE" w:space="0"/>
+              <w:right w:val="nil"/>
+            </w:tcBorders>
+          </w:tcPr>
+          <w:p>
+            <w:pPr>
+              <w:spacing w:before="0" w:after="0"/>
+            </w:pPr>
+            <w:r>
+              <w:rPr>
+                <w:b w:val="0"/>
+                <w:color w:val="1A1A1A"/>
+                <w:sz w:val="17"/>
+              </w:rPr>
+              <w:t>2026-10-04</w:t>
+            </w:r>
+          </w:p>
+        </w:tc>
+        <w:tc>
+          <w:tcPr>
+            <w:tcW w:type="dxa" w:w="1361"/>
+            <w:tcBorders>
+              <w:top w:val="nil"/>
+              <w:left w:val="nil"/>
+              <w:bottom w:val="single" w:sz="4" w:color="E3E8EE" w:space="0"/>
+              <w:right w:val="nil"/>
+            </w:tcBorders>
+          </w:tcPr>
+          <w:p>
+            <w:pPr>
+              <w:spacing w:before="0" w:after="0"/>
+            </w:pPr>
+            <w:r>
+              <w:rPr>
+                <w:b/>
+                <w:color w:val="5F6B7A"/>
+                <w:sz w:val="14"/>
+                <w:shd w:val="clear" w:color="auto" w:fill="F0F2F5"/>
+              </w:rPr>
+              <w:t xml:space="preserve"> OTHER </w:t>
+            </w:r>
+          </w:p>
+        </w:tc>
+        <w:tc>
+          <w:tcPr>
+            <w:tcW w:type="dxa" w:w="7257"/>
+            <w:tcBorders>
+              <w:top w:val="nil"/>
+              <w:left w:val="nil"/>
+              <w:bottom w:val="single" w:sz="4" w:color="E3E8EE" w:space="0"/>
+              <w:right w:val="nil"/>
+            </w:tcBorders>
+          </w:tcPr>
+          <w:p>
+            <w:pPr>
+              <w:spacing w:before="0" w:after="0"/>
+            </w:pPr>
+            <w:hyperlink r:id="rId32">
+              <w:r>
+                <w:rPr>
+                  <w:color w:val="1A1A1A"/>
+                  <w:sz w:val="18"/>
+                </w:rPr>
+                <w:t xml:space="preserve">Eesti Energia endised tippjuhid lõid ettevõtte, kus töötavad vaid AI-agendid</w:t>
+              </w:r>
+            </w:hyperlink>
+            <w:r>
+              <w:rPr>
+                <w:b w:val="0"/>
+                <w:color w:val="5F6B7A"/>
+                <w:sz w:val="15"/>
+              </w:rPr>
+              <w:t xml:space="preserve">   Äripäev  ·  1 more similar articles</w:t>
+            </w:r>
+          </w:p>
+        </w:tc>
+      </w:tr>
+      <w:tr>
+        <w:tc>
+          <w:tcPr>
+            <w:tcW w:type="dxa" w:w="1020"/>
+            <w:tcBorders>
+              <w:top w:val="nil"/>
+              <w:left w:val="nil"/>
+              <w:bottom w:val="single" w:sz="4" w:color="E3E8EE" w:space="0"/>
+              <w:right w:val="nil"/>
+            </w:tcBorders>
+          </w:tcPr>
+          <w:p>
+            <w:pPr>
+              <w:spacing w:before="0" w:after="0"/>
+            </w:pPr>
+            <w:r>
+              <w:rPr>
+                <w:b w:val="0"/>
+                <w:color w:val="1A1A1A"/>
+                <w:sz w:val="17"/>
+              </w:rPr>
+              <w:t>2026-10-02</w:t>
+            </w:r>
+          </w:p>
+        </w:tc>
+        <w:tc>
+          <w:tcPr>
+            <w:tcW w:type="dxa" w:w="1361"/>
+            <w:tcBorders>
+              <w:top w:val="nil"/>
+              <w:left w:val="nil"/>
+              <w:bottom w:val="single" w:sz="4" w:color="E3E8EE" w:space="0"/>
+              <w:right w:val="nil"/>
+            </w:tcBorders>
+          </w:tcPr>
+          <w:p>
+            <w:pPr>
+              <w:spacing w:before="0" w:after="0"/>
+            </w:pPr>
+            <w:r>
+              <w:rPr>
+                <w:b/>
+                <w:color w:val="5F6B7A"/>
+                <w:sz w:val="14"/>
+                <w:shd w:val="clear" w:color="auto" w:fill="F0F2F5"/>
+              </w:rPr>
+              <w:t xml:space="preserve"> OTHER </w:t>
+            </w:r>
+          </w:p>
+        </w:tc>
+        <w:tc>
+          <w:tcPr>
+            <w:tcW w:type="dxa" w:w="7257"/>
+            <w:tcBorders>
+              <w:top w:val="nil"/>
+              <w:left w:val="nil"/>
+              <w:bottom w:val="single" w:sz="4" w:color="E3E8EE" w:space="0"/>
+              <w:right w:val="nil"/>
+            </w:tcBorders>
+          </w:tcPr>
+          <w:p>
+            <w:pPr>
+              <w:spacing w:before="0" w:after="0"/>
+            </w:pPr>
+            <w:hyperlink r:id="rId33">
+              <w:r>
+                <w:rPr>
+                  <w:color w:val="1A1A1A"/>
+                  <w:sz w:val="18"/>
+                </w:rPr>
+                <w:t xml:space="preserve">Taavi Veskimägi: Eesti üks kallimaid otsuseid on olnud Eesti Energia erastamata jätmine</w:t>
+              </w:r>
+            </w:hyperlink>
+            <w:r>
+              <w:rPr>
+                <w:b w:val="0"/>
+                <w:color w:val="5F6B7A"/>
+                <w:sz w:val="15"/>
+              </w:rPr>
+              <w:t xml:space="preserve">   Logistikauudised</w:t>
+            </w:r>
+          </w:p>
+        </w:tc>
+      </w:tr>
+    </w:tbl>
+    <w:p>
+      <w:pPr>
+        <w:spacing w:before="0" w:after="40"/>
+      </w:pPr>
+    </w:p>
+    <w:p>
+      <w:pPr>
+        <w:keepNext/>
+        <w:pBdr>
+          <w:bottom w:val="single" w:sz="8" w:color="1F4E79" w:space="4"/>
+        </w:pBdr>
+        <w:tabs>
+          <w:tab w:pos="482" w:val="left"/>
+        </w:tabs>
+        <w:spacing w:before="360" w:after="160"/>
+      </w:pPr>
+      <w:r>
+        <w:rPr>
+          <w:b/>
+          <w:color w:val="2A78D6"/>
+          <w:sz w:val="18"/>
+        </w:rPr>
+        <w:t>09</w:t>
+        <w:tab/>
+      </w:r>
       <w:r>
         <w:rPr>
           <w:b/>
@@ -2907,954 +4522,1738 @@
     </w:p>
     <w:p>
       <w:pPr>
-        <w:spacing w:before="160"/>
+        <w:keepNext/>
+        <w:shd w:val="clear" w:color="auto" w:fill="EAF1F8"/>
+        <w:spacing w:before="200" w:after="80"/>
+        <w:ind w:left="85"/>
       </w:pPr>
       <w:r>
         <w:rPr>
           <w:b/>
-          <w:sz w:val="22"/>
+          <w:caps/>
+          <w:color w:val="1F4E79"/>
+          <w:sz w:val="19"/>
         </w:rPr>
         <w:t>Exclusionary screening (companies)</w:t>
       </w:r>
     </w:p>
+    <w:tbl>
+      <w:tblPr>
+        <w:tblW w:w="9639" w:type="dxa"/>
+        <w:tblBorders>
+          <w:top w:val="nil"/>
+          <w:left w:val="nil"/>
+          <w:bottom w:val="nil"/>
+          <w:right w:val="nil"/>
+          <w:insideH w:val="nil"/>
+          <w:insideV w:val="nil"/>
+        </w:tblBorders>
+        <w:tblLayout w:type="fixed"/>
+        <w:tblCellMar>
+          <w:top w:w="90" w:type="dxa"/>
+          <w:left w:w="0" w:type="dxa"/>
+          <w:bottom w:w="110" w:type="dxa"/>
+          <w:right w:w="0" w:type="dxa"/>
+        </w:tblCellMar>
+        <w:tblLook w:firstColumn="1" w:firstRow="1" w:lastColumn="0" w:lastRow="0" w:noHBand="0" w:noVBand="1" w:val="04A0"/>
+      </w:tblPr>
+      <w:tblGrid>
+        <w:gridCol w:w="340"/>
+        <w:gridCol w:w="9298"/>
+      </w:tblGrid>
+      <w:tr>
+        <w:tc>
+          <w:tcPr>
+            <w:tcW w:type="dxa" w:w="340"/>
+            <w:tcBorders>
+              <w:top w:val="nil"/>
+              <w:left w:val="nil"/>
+              <w:bottom w:val="single" w:sz="4" w:color="E3E8EE" w:space="0"/>
+              <w:right w:val="nil"/>
+            </w:tcBorders>
+          </w:tcPr>
+          <w:p>
+            <w:pPr>
+              <w:spacing w:before="0" w:after="0"/>
+            </w:pPr>
+            <w:r>
+              <w:rPr>
+                <w:rFonts w:ascii="Segoe UI Symbol" w:hAnsi="Segoe UI Symbol"/>
+                <w:b w:val="0"/>
+                <w:color w:val="1B7F3B"/>
+                <w:sz w:val="24"/>
+              </w:rPr>
+              <w:t>☑</w:t>
+            </w:r>
+          </w:p>
+        </w:tc>
+        <w:tc>
+          <w:tcPr>
+            <w:tcW w:type="dxa" w:w="9298"/>
+            <w:tcBorders>
+              <w:top w:val="nil"/>
+              <w:left w:val="nil"/>
+              <w:bottom w:val="single" w:sz="4" w:color="E3E8EE" w:space="0"/>
+              <w:right w:val="nil"/>
+            </w:tcBorders>
+          </w:tcPr>
+          <w:p>
+            <w:pPr>
+              <w:spacing w:before="0" w:after="40"/>
+            </w:pPr>
+            <w:r>
+              <w:rPr>
+                <w:b/>
+                <w:color w:val="1A1A1A"/>
+                <w:sz w:val="19"/>
+              </w:rPr>
+              <w:t>Yes, the company is not involved in excluded sectors: controversial and nuclear weapons, tobacco, gambling and restricted sectors in fossil fuel</w:t>
+            </w:r>
+          </w:p>
+          <w:p>
+            <w:pPr>
+              <w:tabs>
+                <w:tab w:pos="198" w:val="left"/>
+              </w:tabs>
+              <w:spacing w:before="0" w:after="20"/>
+              <w:ind w:left="198" w:hanging="198"/>
+            </w:pPr>
+            <w:r>
+              <w:rPr>
+                <w:b w:val="0"/>
+                <w:color w:val="5F6B7A"/>
+                <w:sz w:val="18"/>
+              </w:rPr>
+              <w:t>•</w:t>
+              <w:tab/>
+            </w:r>
+            <w:r>
+              <w:rPr>
+                <w:b w:val="0"/>
+                <w:color w:val="333333"/>
+                <w:sz w:val="18"/>
+              </w:rPr>
+              <w:t>No weapons, tobacco or gambling.</w:t>
+            </w:r>
+          </w:p>
+          <w:p>
+            <w:pPr>
+              <w:tabs>
+                <w:tab w:pos="198" w:val="left"/>
+              </w:tabs>
+              <w:spacing w:before="0" w:after="20"/>
+              <w:ind w:left="198" w:hanging="198"/>
+            </w:pPr>
+            <w:r>
+              <w:rPr>
+                <w:b w:val="0"/>
+                <w:color w:val="5F6B7A"/>
+                <w:sz w:val="18"/>
+              </w:rPr>
+              <w:t>•</w:t>
+              <w:tab/>
+            </w:r>
+            <w:r>
+              <w:rPr>
+                <w:b w:val="0"/>
+                <w:color w:val="333333"/>
+                <w:sz w:val="18"/>
+              </w:rPr>
+              <w:t>Oil shale mining, shale oil and oil shale power – the SEB policy gives unconventional oil and gas a Baltic exception until 2030</w:t>
+            </w:r>
+            <w:hyperlink r:id="rId34">
+              <w:r>
+                <w:rPr>
+                  <w:color w:val="2A78D6"/>
+                  <w:vertAlign w:val="superscript"/>
+                  <w:sz w:val="15"/>
+                </w:rPr>
+                <w:t xml:space="preserve">23</w:t>
+              </w:r>
+            </w:hyperlink>
+          </w:p>
+          <w:p>
+            <w:pPr>
+              <w:tabs>
+                <w:tab w:pos="198" w:val="left"/>
+              </w:tabs>
+              <w:spacing w:before="0" w:after="20"/>
+              <w:ind w:left="198" w:hanging="198"/>
+            </w:pPr>
+            <w:r>
+              <w:rPr>
+                <w:b w:val="0"/>
+                <w:color w:val="5F6B7A"/>
+                <w:sz w:val="18"/>
+              </w:rPr>
+              <w:t>•</w:t>
+              <w:tab/>
+            </w:r>
+            <w:r>
+              <w:rPr>
+                <w:b w:val="0"/>
+                <w:color w:val="333333"/>
+                <w:sz w:val="18"/>
+              </w:rPr>
+              <w:t>Moody's expects oil shale power to end in 2030-2035</w:t>
+            </w:r>
+            <w:hyperlink r:id="rId12">
+              <w:r>
+                <w:rPr>
+                  <w:color w:val="2A78D6"/>
+                  <w:vertAlign w:val="superscript"/>
+                  <w:sz w:val="15"/>
+                </w:rPr>
+                <w:t xml:space="preserve">3</w:t>
+              </w:r>
+            </w:hyperlink>
+            <w:r>
+              <w:rPr>
+                <w:b w:val="0"/>
+                <w:color w:val="333333"/>
+                <w:sz w:val="18"/>
+              </w:rPr>
+              <w:t>.</w:t>
+            </w:r>
+          </w:p>
+        </w:tc>
+      </w:tr>
+    </w:tbl>
+    <w:tbl>
+      <w:tblPr>
+        <w:tblW w:w="9639" w:type="dxa"/>
+        <w:tblBorders>
+          <w:top w:val="nil"/>
+          <w:left w:val="nil"/>
+          <w:bottom w:val="nil"/>
+          <w:right w:val="nil"/>
+          <w:insideH w:val="nil"/>
+          <w:insideV w:val="nil"/>
+        </w:tblBorders>
+        <w:tblLayout w:type="fixed"/>
+        <w:tblCellMar>
+          <w:top w:w="90" w:type="dxa"/>
+          <w:left w:w="0" w:type="dxa"/>
+          <w:bottom w:w="110" w:type="dxa"/>
+          <w:right w:w="0" w:type="dxa"/>
+        </w:tblCellMar>
+        <w:tblLook w:firstColumn="1" w:firstRow="1" w:lastColumn="0" w:lastRow="0" w:noHBand="0" w:noVBand="1" w:val="04A0"/>
+      </w:tblPr>
+      <w:tblGrid>
+        <w:gridCol w:w="340"/>
+        <w:gridCol w:w="9298"/>
+      </w:tblGrid>
+      <w:tr>
+        <w:tc>
+          <w:tcPr>
+            <w:tcW w:type="dxa" w:w="340"/>
+            <w:tcBorders>
+              <w:top w:val="nil"/>
+              <w:left w:val="nil"/>
+              <w:bottom w:val="single" w:sz="4" w:color="E3E8EE" w:space="0"/>
+              <w:right w:val="nil"/>
+            </w:tcBorders>
+          </w:tcPr>
+          <w:p>
+            <w:pPr>
+              <w:spacing w:before="0" w:after="0"/>
+            </w:pPr>
+            <w:r>
+              <w:rPr>
+                <w:rFonts w:ascii="Segoe UI Symbol" w:hAnsi="Segoe UI Symbol"/>
+                <w:b w:val="0"/>
+                <w:color w:val="1B7F3B"/>
+                <w:sz w:val="24"/>
+              </w:rPr>
+              <w:t>☑</w:t>
+            </w:r>
+          </w:p>
+        </w:tc>
+        <w:tc>
+          <w:tcPr>
+            <w:tcW w:type="dxa" w:w="9298"/>
+            <w:tcBorders>
+              <w:top w:val="nil"/>
+              <w:left w:val="nil"/>
+              <w:bottom w:val="single" w:sz="4" w:color="E3E8EE" w:space="0"/>
+              <w:right w:val="nil"/>
+            </w:tcBorders>
+          </w:tcPr>
+          <w:p>
+            <w:pPr>
+              <w:spacing w:before="0" w:after="40"/>
+            </w:pPr>
+            <w:r>
+              <w:rPr>
+                <w:b/>
+                <w:color w:val="1A1A1A"/>
+                <w:sz w:val="19"/>
+              </w:rPr>
+              <w:t>Yes, the company does not have red flag/signal related to controversies based on UN Global Compact, OECD Guidelines for Multinational Enterprises or any other relevant principles/standards</w:t>
+            </w:r>
+          </w:p>
+          <w:p>
+            <w:pPr>
+              <w:tabs>
+                <w:tab w:pos="198" w:val="left"/>
+              </w:tabs>
+              <w:spacing w:before="0" w:after="20"/>
+              <w:ind w:left="198" w:hanging="198"/>
+            </w:pPr>
+            <w:r>
+              <w:rPr>
+                <w:b w:val="0"/>
+                <w:color w:val="5F6B7A"/>
+                <w:sz w:val="18"/>
+              </w:rPr>
+              <w:t>•</w:t>
+              <w:tab/>
+            </w:r>
+            <w:r>
+              <w:rPr>
+                <w:b w:val="0"/>
+                <w:color w:val="333333"/>
+                <w:sz w:val="18"/>
+              </w:rPr>
+              <w:t>No UN Global Compact or OECD related controversies found</w:t>
+            </w:r>
+          </w:p>
+          <w:p>
+            <w:pPr>
+              <w:tabs>
+                <w:tab w:pos="198" w:val="left"/>
+              </w:tabs>
+              <w:spacing w:before="0" w:after="20"/>
+              <w:ind w:left="198" w:hanging="198"/>
+            </w:pPr>
+            <w:r>
+              <w:rPr>
+                <w:b w:val="0"/>
+                <w:color w:val="5F6B7A"/>
+                <w:sz w:val="18"/>
+              </w:rPr>
+              <w:t>•</w:t>
+              <w:tab/>
+            </w:r>
+            <w:r>
+              <w:rPr>
+                <w:b w:val="0"/>
+                <w:color w:val="333333"/>
+                <w:sz w:val="18"/>
+              </w:rPr>
+              <w:t>ISS found none in 2024</w:t>
+            </w:r>
+            <w:hyperlink r:id="rId35">
+              <w:r>
+                <w:rPr>
+                  <w:color w:val="2A78D6"/>
+                  <w:vertAlign w:val="superscript"/>
+                  <w:sz w:val="15"/>
+                </w:rPr>
+                <w:t xml:space="preserve">24</w:t>
+              </w:r>
+            </w:hyperlink>
+            <w:r>
+              <w:rPr>
+                <w:b w:val="0"/>
+                <w:color w:val="333333"/>
+                <w:sz w:val="18"/>
+              </w:rPr>
+              <w:t>.</w:t>
+            </w:r>
+          </w:p>
+        </w:tc>
+      </w:tr>
+    </w:tbl>
+    <w:tbl>
+      <w:tblPr>
+        <w:tblW w:w="9639" w:type="dxa"/>
+        <w:tblBorders>
+          <w:top w:val="nil"/>
+          <w:left w:val="nil"/>
+          <w:bottom w:val="nil"/>
+          <w:right w:val="nil"/>
+          <w:insideH w:val="nil"/>
+          <w:insideV w:val="nil"/>
+        </w:tblBorders>
+        <w:tblLayout w:type="fixed"/>
+        <w:tblCellMar>
+          <w:top w:w="90" w:type="dxa"/>
+          <w:left w:w="0" w:type="dxa"/>
+          <w:bottom w:w="110" w:type="dxa"/>
+          <w:right w:w="0" w:type="dxa"/>
+        </w:tblCellMar>
+        <w:tblLook w:firstColumn="1" w:firstRow="1" w:lastColumn="0" w:lastRow="0" w:noHBand="0" w:noVBand="1" w:val="04A0"/>
+      </w:tblPr>
+      <w:tblGrid>
+        <w:gridCol w:w="340"/>
+        <w:gridCol w:w="9298"/>
+      </w:tblGrid>
+      <w:tr>
+        <w:tc>
+          <w:tcPr>
+            <w:tcW w:type="dxa" w:w="340"/>
+            <w:tcBorders>
+              <w:top w:val="nil"/>
+              <w:left w:val="nil"/>
+              <w:bottom w:val="single" w:sz="4" w:color="E3E8EE" w:space="0"/>
+              <w:right w:val="nil"/>
+            </w:tcBorders>
+          </w:tcPr>
+          <w:p>
+            <w:pPr>
+              <w:spacing w:before="0" w:after="0"/>
+            </w:pPr>
+            <w:r>
+              <w:rPr>
+                <w:rFonts w:ascii="Segoe UI Symbol" w:hAnsi="Segoe UI Symbol"/>
+                <w:b w:val="0"/>
+                <w:color w:val="1B7F3B"/>
+                <w:sz w:val="24"/>
+              </w:rPr>
+              <w:t>☑</w:t>
+            </w:r>
+          </w:p>
+        </w:tc>
+        <w:tc>
+          <w:tcPr>
+            <w:tcW w:type="dxa" w:w="9298"/>
+            <w:tcBorders>
+              <w:top w:val="nil"/>
+              <w:left w:val="nil"/>
+              <w:bottom w:val="single" w:sz="4" w:color="E3E8EE" w:space="0"/>
+              <w:right w:val="nil"/>
+            </w:tcBorders>
+          </w:tcPr>
+          <w:p>
+            <w:pPr>
+              <w:spacing w:before="0" w:after="40"/>
+            </w:pPr>
+            <w:r>
+              <w:rPr>
+                <w:b/>
+                <w:color w:val="1A1A1A"/>
+                <w:sz w:val="19"/>
+              </w:rPr>
+              <w:t>Yes, the company is not in the list of sanctions (add a screenshot)</w:t>
+            </w:r>
+          </w:p>
+          <w:p>
+            <w:pPr>
+              <w:tabs>
+                <w:tab w:pos="198" w:val="left"/>
+              </w:tabs>
+              <w:spacing w:before="0" w:after="20"/>
+              <w:ind w:left="198" w:hanging="198"/>
+            </w:pPr>
+            <w:r>
+              <w:rPr>
+                <w:b w:val="0"/>
+                <w:color w:val="5F6B7A"/>
+                <w:sz w:val="18"/>
+              </w:rPr>
+              <w:t>•</w:t>
+              <w:tab/>
+            </w:r>
+            <w:r>
+              <w:rPr>
+                <w:b w:val="0"/>
+                <w:color w:val="333333"/>
+                <w:sz w:val="18"/>
+              </w:rPr>
+              <w:t>Not found on the EU, UN, UK, US OFAC consolidated sanctions lists (automatic check 2026-10-22).</w:t>
+            </w:r>
+          </w:p>
+        </w:tc>
+      </w:tr>
+    </w:tbl>
+    <w:tbl>
+      <w:tblPr>
+        <w:tblW w:w="9639" w:type="dxa"/>
+        <w:tblBorders>
+          <w:top w:val="nil"/>
+          <w:left w:val="nil"/>
+          <w:bottom w:val="nil"/>
+          <w:right w:val="nil"/>
+          <w:insideH w:val="nil"/>
+          <w:insideV w:val="nil"/>
+        </w:tblBorders>
+        <w:tblLayout w:type="fixed"/>
+        <w:tblCellMar>
+          <w:top w:w="90" w:type="dxa"/>
+          <w:left w:w="0" w:type="dxa"/>
+          <w:bottom w:w="110" w:type="dxa"/>
+          <w:right w:w="0" w:type="dxa"/>
+        </w:tblCellMar>
+        <w:tblLook w:firstColumn="1" w:firstRow="1" w:lastColumn="0" w:lastRow="0" w:noHBand="0" w:noVBand="1" w:val="04A0"/>
+      </w:tblPr>
+      <w:tblGrid>
+        <w:gridCol w:w="340"/>
+        <w:gridCol w:w="9298"/>
+      </w:tblGrid>
+      <w:tr>
+        <w:tc>
+          <w:tcPr>
+            <w:tcW w:type="dxa" w:w="340"/>
+            <w:tcBorders>
+              <w:top w:val="nil"/>
+              <w:left w:val="nil"/>
+              <w:bottom w:val="single" w:sz="4" w:color="E3E8EE" w:space="0"/>
+              <w:right w:val="nil"/>
+            </w:tcBorders>
+          </w:tcPr>
+          <w:p>
+            <w:pPr>
+              <w:spacing w:before="0" w:after="0"/>
+            </w:pPr>
+            <w:r>
+              <w:rPr>
+                <w:rFonts w:ascii="Segoe UI Symbol" w:hAnsi="Segoe UI Symbol"/>
+                <w:b w:val="0"/>
+                <w:color w:val="9AA5B1"/>
+                <w:sz w:val="24"/>
+              </w:rPr>
+              <w:t>☐</w:t>
+            </w:r>
+          </w:p>
+        </w:tc>
+        <w:tc>
+          <w:tcPr>
+            <w:tcW w:type="dxa" w:w="9298"/>
+            <w:tcBorders>
+              <w:top w:val="nil"/>
+              <w:left w:val="nil"/>
+              <w:bottom w:val="single" w:sz="4" w:color="E3E8EE" w:space="0"/>
+              <w:right w:val="nil"/>
+            </w:tcBorders>
+          </w:tcPr>
+          <w:p>
+            <w:pPr>
+              <w:spacing w:before="0" w:after="40"/>
+            </w:pPr>
+            <w:r>
+              <w:rPr>
+                <w:b/>
+                <w:color w:val="1A1A1A"/>
+                <w:sz w:val="19"/>
+              </w:rPr>
+              <w:t>Yes, issues were not identified from adverse media checks (add a screenshot)</w:t>
+            </w:r>
+          </w:p>
+          <w:p>
+            <w:pPr>
+              <w:tabs>
+                <w:tab w:pos="198" w:val="left"/>
+              </w:tabs>
+              <w:spacing w:before="0" w:after="20"/>
+              <w:ind w:left="198" w:hanging="198"/>
+            </w:pPr>
+            <w:r>
+              <w:rPr>
+                <w:b w:val="0"/>
+                <w:color w:val="5F6B7A"/>
+                <w:sz w:val="18"/>
+              </w:rPr>
+              <w:t>•</w:t>
+              <w:tab/>
+            </w:r>
+            <w:r>
+              <w:rPr>
+                <w:b w:val="0"/>
+                <w:color w:val="333333"/>
+                <w:sz w:val="18"/>
+              </w:rPr>
+              <w:t>Found: on 2025-05-07 prosecutors opened a criminal case over the special audit findings (possible damage to Enefit Power)</w:t>
+            </w:r>
+          </w:p>
+          <w:p>
+            <w:pPr>
+              <w:tabs>
+                <w:tab w:pos="198" w:val="left"/>
+              </w:tabs>
+              <w:spacing w:before="0" w:after="20"/>
+              <w:ind w:left="198" w:hanging="198"/>
+            </w:pPr>
+            <w:r>
+              <w:rPr>
+                <w:b w:val="0"/>
+                <w:color w:val="5F6B7A"/>
+                <w:sz w:val="18"/>
+              </w:rPr>
+              <w:t>•</w:t>
+              <w:tab/>
+            </w:r>
+            <w:r>
+              <w:rPr>
+                <w:b w:val="0"/>
+                <w:color w:val="333333"/>
+                <w:sz w:val="18"/>
+              </w:rPr>
+              <w:t>No one has been charged.</w:t>
+            </w:r>
+          </w:p>
+          <w:p>
+            <w:pPr>
+              <w:tabs>
+                <w:tab w:pos="198" w:val="left"/>
+              </w:tabs>
+              <w:spacing w:before="0" w:after="20"/>
+              <w:ind w:left="198" w:hanging="198"/>
+            </w:pPr>
+            <w:r>
+              <w:rPr>
+                <w:b w:val="0"/>
+                <w:color w:val="5F6B7A"/>
+                <w:sz w:val="18"/>
+              </w:rPr>
+              <w:t>•</w:t>
+              <w:tab/>
+            </w:r>
+            <w:r>
+              <w:rPr>
+                <w:b w:val="0"/>
+                <w:color w:val="333333"/>
+                <w:sz w:val="18"/>
+              </w:rPr>
+              <w:t>The Environmental Board fined Enefit Power EUR 190,000 and EUR 110,000 for air emission breaches</w:t>
+            </w:r>
+            <w:hyperlink r:id="rId36">
+              <w:r>
+                <w:rPr>
+                  <w:color w:val="2A78D6"/>
+                  <w:vertAlign w:val="superscript"/>
+                  <w:sz w:val="15"/>
+                </w:rPr>
+                <w:t xml:space="preserve">25</w:t>
+              </w:r>
+            </w:hyperlink>
+            <w:r>
+              <w:rPr>
+                <w:b w:val="0"/>
+                <w:color w:val="333333"/>
+                <w:sz w:val="18"/>
+              </w:rPr>
+              <w:t>.</w:t>
+            </w:r>
+          </w:p>
+          <w:p>
+            <w:pPr>
+              <w:tabs>
+                <w:tab w:pos="198" w:val="left"/>
+              </w:tabs>
+              <w:spacing w:before="0" w:after="20"/>
+              <w:ind w:left="198" w:hanging="198"/>
+            </w:pPr>
+            <w:r>
+              <w:rPr>
+                <w:b w:val="0"/>
+                <w:color w:val="5F6B7A"/>
+                <w:sz w:val="18"/>
+              </w:rPr>
+              <w:t>•</w:t>
+              <w:tab/>
+            </w:r>
+            <w:r>
+              <w:rPr>
+                <w:b w:val="0"/>
+                <w:color w:val="333333"/>
+                <w:sz w:val="18"/>
+              </w:rPr>
+              <w:t>News summary 2026-07-24 – 2026-10-22: 6 articles, 0 with an adverse keyword in the headline (details in the section "In the press").</w:t>
+            </w:r>
+          </w:p>
+        </w:tc>
+      </w:tr>
+    </w:tbl>
     <w:p>
       <w:pPr>
-        <w:spacing w:before="80" w:after="20"/>
+        <w:spacing w:before="120" w:after="40"/>
       </w:pPr>
       <w:r>
         <w:rPr>
-          <w:sz w:val="24"/>
-        </w:rPr>
-        <w:t xml:space="preserve">☑ </w:t>
-      </w:r>
-      <w:r>
-        <w:t>Yes, the company is not involved in excluded sectors: controversial and nuclear weapons, tobacco, gambling and restricted sectors in fossil fuel</w:t>
-      </w:r>
-    </w:p>
-    <w:p>
-      <w:pPr>
-        <w:spacing w:after="0"/>
-        <w:ind w:left="510" w:hanging="198"/>
-      </w:pPr>
-      <w:r>
-        <w:rPr>
-          <w:sz w:val="19"/>
-        </w:rPr>
-        <w:t xml:space="preserve">•  </w:t>
-      </w:r>
-      <w:r>
-        <w:rPr>
-          <w:b w:val="0"/>
+          <w:i/>
           <w:color w:val="333333"/>
-          <w:sz w:val="19"/>
-        </w:rPr>
-        <w:t>No weapons, tobacco or gambling.</w:t>
-      </w:r>
-    </w:p>
-    <w:p>
-      <w:pPr>
-        <w:spacing w:after="0"/>
-        <w:ind w:left="510" w:hanging="198"/>
-      </w:pPr>
-      <w:r>
-        <w:rPr>
-          <w:sz w:val="19"/>
-        </w:rPr>
-        <w:t xml:space="preserve">•  </w:t>
-      </w:r>
-      <w:r>
-        <w:rPr>
-          <w:b w:val="0"/>
-          <w:color w:val="333333"/>
-          <w:sz w:val="19"/>
-        </w:rPr>
-        <w:t>Oil shale mining, shale oil and oil shale power – the SEB policy gives unconventional oil and gas a Baltic exception until 2030</w:t>
-      </w:r>
-      <w:hyperlink r:id="rId27">
-        <w:r>
-          <w:rPr>
-            <w:color w:val="2A78D6"/>
-            <w:vertAlign w:val="superscript"/>
-            <w:sz w:val="16"/>
-          </w:rPr>
-          <w:t xml:space="preserve">21</w:t>
-        </w:r>
-      </w:hyperlink>
-    </w:p>
-    <w:p>
-      <w:pPr>
-        <w:spacing w:after="120"/>
-        <w:ind w:left="510" w:hanging="198"/>
-      </w:pPr>
-      <w:r>
-        <w:rPr>
-          <w:sz w:val="19"/>
-        </w:rPr>
-        <w:t xml:space="preserve">•  </w:t>
-      </w:r>
-      <w:r>
-        <w:rPr>
-          <w:b w:val="0"/>
-          <w:color w:val="333333"/>
-          <w:sz w:val="19"/>
-        </w:rPr>
-        <w:t>Moody's expects oil shale power to end in 2030-2035</w:t>
-      </w:r>
-      <w:hyperlink r:id="rId10">
-        <w:r>
-          <w:rPr>
-            <w:color w:val="2A78D6"/>
-            <w:vertAlign w:val="superscript"/>
-            <w:sz w:val="16"/>
-          </w:rPr>
-          <w:t xml:space="preserve">3</w:t>
-        </w:r>
-      </w:hyperlink>
-      <w:r>
-        <w:rPr>
-          <w:b w:val="0"/>
-          <w:color w:val="333333"/>
-          <w:sz w:val="19"/>
-        </w:rPr>
-        <w:t>.</w:t>
-      </w:r>
-    </w:p>
-    <w:p>
-      <w:pPr>
-        <w:spacing w:before="80" w:after="20"/>
-      </w:pPr>
-      <w:r>
-        <w:rPr>
-          <w:sz w:val="24"/>
-        </w:rPr>
-        <w:t xml:space="preserve">☑ </w:t>
-      </w:r>
-      <w:r>
-        <w:t>Yes, the company does not have red flag/signal related to controversies based on UN Global Compact, OECD Guidelines for Multinational Enterprises or any other relevant principles/standards</w:t>
-      </w:r>
-    </w:p>
-    <w:p>
-      <w:pPr>
-        <w:spacing w:after="0"/>
-        <w:ind w:left="510" w:hanging="198"/>
-      </w:pPr>
-      <w:r>
-        <w:rPr>
-          <w:sz w:val="19"/>
-        </w:rPr>
-        <w:t xml:space="preserve">•  </w:t>
-      </w:r>
-      <w:r>
-        <w:rPr>
-          <w:b w:val="0"/>
-          <w:color w:val="333333"/>
-          <w:sz w:val="19"/>
-        </w:rPr>
-        <w:t>No UN Global Compact or OECD related controversies found</w:t>
-      </w:r>
-    </w:p>
-    <w:p>
-      <w:pPr>
-        <w:spacing w:after="120"/>
-        <w:ind w:left="510" w:hanging="198"/>
-      </w:pPr>
-      <w:r>
-        <w:rPr>
-          <w:sz w:val="19"/>
-        </w:rPr>
-        <w:t xml:space="preserve">•  </w:t>
-      </w:r>
-      <w:r>
-        <w:rPr>
-          <w:b w:val="0"/>
-          <w:color w:val="333333"/>
-          <w:sz w:val="19"/>
-        </w:rPr>
-        <w:t>ISS found none in 2024</w:t>
-      </w:r>
-      <w:hyperlink r:id="rId28">
-        <w:r>
-          <w:rPr>
-            <w:color w:val="2A78D6"/>
-            <w:vertAlign w:val="superscript"/>
-            <w:sz w:val="16"/>
-          </w:rPr>
-          <w:t xml:space="preserve">22</w:t>
-        </w:r>
-      </w:hyperlink>
-      <w:r>
-        <w:rPr>
-          <w:b w:val="0"/>
-          <w:color w:val="333333"/>
-          <w:sz w:val="19"/>
-        </w:rPr>
-        <w:t>.</w:t>
-      </w:r>
-    </w:p>
-    <w:p>
-      <w:pPr>
-        <w:spacing w:before="80" w:after="20"/>
-      </w:pPr>
-      <w:r>
-        <w:rPr>
-          <w:sz w:val="24"/>
-        </w:rPr>
-        <w:t xml:space="preserve">☑ </w:t>
-      </w:r>
-      <w:r>
-        <w:t>Yes, the company is not in the list of sanctions (add a screenshot)</w:t>
-      </w:r>
-    </w:p>
-    <w:p>
-      <w:pPr>
-        <w:spacing w:after="120"/>
-        <w:ind w:left="510" w:hanging="198"/>
-      </w:pPr>
-      <w:r>
-        <w:rPr>
-          <w:sz w:val="19"/>
-        </w:rPr>
-        <w:t xml:space="preserve">•  </w:t>
-      </w:r>
-      <w:r>
-        <w:rPr>
-          <w:b w:val="0"/>
-          <w:color w:val="333333"/>
-          <w:sz w:val="19"/>
-        </w:rPr>
-        <w:t>Not found on the EU, UN, UK, US OFAC consolidated sanctions lists (automatic check 2026-10-22).</w:t>
-      </w:r>
-    </w:p>
-    <w:p>
-      <w:pPr>
-        <w:spacing w:before="80" w:after="20"/>
-      </w:pPr>
-      <w:r>
-        <w:rPr>
-          <w:sz w:val="24"/>
-        </w:rPr>
-        <w:t xml:space="preserve">☐ </w:t>
-      </w:r>
-      <w:r>
-        <w:t>Yes, issues were not identified from adverse media checks (add a screenshot)</w:t>
-      </w:r>
-    </w:p>
-    <w:p>
-      <w:pPr>
-        <w:spacing w:after="0"/>
-        <w:ind w:left="510" w:hanging="198"/>
-      </w:pPr>
-      <w:r>
-        <w:rPr>
-          <w:sz w:val="19"/>
-        </w:rPr>
-        <w:t xml:space="preserve">•  </w:t>
-      </w:r>
-      <w:r>
-        <w:rPr>
-          <w:b w:val="0"/>
-          <w:color w:val="333333"/>
-          <w:sz w:val="19"/>
-        </w:rPr>
-        <w:t>Found: on 2025-05-07 prosecutors opened a criminal case over the special audit findings (possible damage to Enefit Power)</w:t>
-      </w:r>
-    </w:p>
-    <w:p>
-      <w:pPr>
-        <w:spacing w:after="0"/>
-        <w:ind w:left="510" w:hanging="198"/>
-      </w:pPr>
-      <w:r>
-        <w:rPr>
-          <w:sz w:val="19"/>
-        </w:rPr>
-        <w:t xml:space="preserve">•  </w:t>
-      </w:r>
-      <w:r>
-        <w:rPr>
-          <w:b w:val="0"/>
-          <w:color w:val="333333"/>
-          <w:sz w:val="19"/>
-        </w:rPr>
-        <w:t>No one has been charged.</w:t>
-      </w:r>
-    </w:p>
-    <w:p>
-      <w:pPr>
-        <w:spacing w:after="120"/>
-        <w:ind w:left="510" w:hanging="198"/>
-      </w:pPr>
-      <w:r>
-        <w:rPr>
-          <w:sz w:val="19"/>
-        </w:rPr>
-        <w:t xml:space="preserve">•  </w:t>
-      </w:r>
-      <w:r>
-        <w:rPr>
-          <w:b w:val="0"/>
-          <w:color w:val="333333"/>
-          <w:sz w:val="19"/>
-        </w:rPr>
-        <w:t>The Environmental Board fined Enefit Power EUR 190,000 and EUR 110,000 for air emission breaches</w:t>
-      </w:r>
-      <w:hyperlink r:id="rId29">
-        <w:r>
-          <w:rPr>
-            <w:color w:val="2A78D6"/>
-            <w:vertAlign w:val="superscript"/>
-            <w:sz w:val="16"/>
-          </w:rPr>
-          <w:t xml:space="preserve">23</w:t>
-        </w:r>
-      </w:hyperlink>
-      <w:r>
-        <w:rPr>
-          <w:b w:val="0"/>
-          <w:color w:val="333333"/>
-          <w:sz w:val="19"/>
-        </w:rPr>
-        <w:t>.</w:t>
-      </w:r>
-    </w:p>
-    <w:p>
-      <w:r>
-        <w:rPr>
-          <w:i/>
-          <w:sz w:val="19"/>
+          <w:sz w:val="18"/>
         </w:rPr>
         <w:t>In case any red flags, risks, unclarities were identified then additional checks (sanctions screening and adverse media checks) on the company’s Ultimate Beneficial Owners and/or senior management shall be performed.</w:t>
       </w:r>
     </w:p>
     <w:p>
       <w:pPr>
-        <w:spacing w:before="80"/>
+        <w:spacing w:before="120" w:after="40"/>
       </w:pPr>
       <w:r>
         <w:rPr>
           <w:b/>
+          <w:sz w:val="19"/>
         </w:rPr>
         <w:t xml:space="preserve">Additional comments: </w:t>
       </w:r>
     </w:p>
     <w:p>
       <w:pPr>
-        <w:spacing w:before="160"/>
+        <w:keepNext/>
+        <w:shd w:val="clear" w:color="auto" w:fill="EAF1F8"/>
+        <w:spacing w:before="200" w:after="80"/>
+        <w:ind w:left="85"/>
       </w:pPr>
       <w:r>
         <w:rPr>
           <w:b/>
-          <w:sz w:val="22"/>
+          <w:caps/>
+          <w:color w:val="1F4E79"/>
+          <w:sz w:val="19"/>
         </w:rPr>
         <w:t>ESG integration and positive screening (positive answers imply higher allocation)</w:t>
       </w:r>
     </w:p>
+    <w:tbl>
+      <w:tblPr>
+        <w:tblW w:w="9639" w:type="dxa"/>
+        <w:tblBorders>
+          <w:top w:val="nil"/>
+          <w:left w:val="nil"/>
+          <w:bottom w:val="nil"/>
+          <w:right w:val="nil"/>
+          <w:insideH w:val="nil"/>
+          <w:insideV w:val="nil"/>
+        </w:tblBorders>
+        <w:tblLayout w:type="fixed"/>
+        <w:tblCellMar>
+          <w:top w:w="90" w:type="dxa"/>
+          <w:left w:w="0" w:type="dxa"/>
+          <w:bottom w:w="110" w:type="dxa"/>
+          <w:right w:w="0" w:type="dxa"/>
+        </w:tblCellMar>
+        <w:tblLook w:firstColumn="1" w:firstRow="1" w:lastColumn="0" w:lastRow="0" w:noHBand="0" w:noVBand="1" w:val="04A0"/>
+      </w:tblPr>
+      <w:tblGrid>
+        <w:gridCol w:w="340"/>
+        <w:gridCol w:w="9298"/>
+      </w:tblGrid>
+      <w:tr>
+        <w:tc>
+          <w:tcPr>
+            <w:tcW w:type="dxa" w:w="340"/>
+            <w:tcBorders>
+              <w:top w:val="nil"/>
+              <w:left w:val="nil"/>
+              <w:bottom w:val="single" w:sz="4" w:color="E3E8EE" w:space="0"/>
+              <w:right w:val="nil"/>
+            </w:tcBorders>
+          </w:tcPr>
+          <w:p>
+            <w:pPr>
+              <w:spacing w:before="0" w:after="0"/>
+            </w:pPr>
+            <w:r>
+              <w:rPr>
+                <w:rFonts w:ascii="Segoe UI Symbol" w:hAnsi="Segoe UI Symbol"/>
+                <w:b w:val="0"/>
+                <w:color w:val="1B7F3B"/>
+                <w:sz w:val="24"/>
+              </w:rPr>
+              <w:t>☑</w:t>
+            </w:r>
+          </w:p>
+        </w:tc>
+        <w:tc>
+          <w:tcPr>
+            <w:tcW w:type="dxa" w:w="9298"/>
+            <w:tcBorders>
+              <w:top w:val="nil"/>
+              <w:left w:val="nil"/>
+              <w:bottom w:val="single" w:sz="4" w:color="E3E8EE" w:space="0"/>
+              <w:right w:val="nil"/>
+            </w:tcBorders>
+          </w:tcPr>
+          <w:p>
+            <w:pPr>
+              <w:spacing w:before="0" w:after="40"/>
+            </w:pPr>
+            <w:r>
+              <w:rPr>
+                <w:b/>
+                <w:color w:val="1A1A1A"/>
+                <w:sz w:val="19"/>
+              </w:rPr>
+              <w:t>Yes, the company is promoting environmental or social characteristics (activities, ESG policy, good ESG rating, etc)</w:t>
+            </w:r>
+          </w:p>
+          <w:p>
+            <w:pPr>
+              <w:tabs>
+                <w:tab w:pos="198" w:val="left"/>
+              </w:tabs>
+              <w:spacing w:before="0" w:after="20"/>
+              <w:ind w:left="198" w:hanging="198"/>
+            </w:pPr>
+            <w:r>
+              <w:rPr>
+                <w:b w:val="0"/>
+                <w:color w:val="5F6B7A"/>
+                <w:sz w:val="18"/>
+              </w:rPr>
+              <w:t>•</w:t>
+              <w:tab/>
+            </w:r>
+            <w:r>
+              <w:rPr>
+                <w:b w:val="0"/>
+                <w:color w:val="333333"/>
+                <w:sz w:val="18"/>
+              </w:rPr>
+              <w:t>Fast wind and solar expansion (872 MW wind, 172 MW solar), a green finance framework with an ISS opinion</w:t>
+            </w:r>
+            <w:hyperlink r:id="rId37">
+              <w:r>
+                <w:rPr>
+                  <w:color w:val="2A78D6"/>
+                  <w:vertAlign w:val="superscript"/>
+                  <w:sz w:val="15"/>
+                </w:rPr>
+                <w:t xml:space="preserve">26</w:t>
+              </w:r>
+            </w:hyperlink>
+            <w:r>
+              <w:rPr>
+                <w:color w:val="2A78D6"/>
+                <w:vertAlign w:val="superscript"/>
+              </w:rPr>
+              <w:t>,</w:t>
+            </w:r>
+            <w:hyperlink r:id="rId38">
+              <w:r>
+                <w:rPr>
+                  <w:color w:val="2A78D6"/>
+                  <w:vertAlign w:val="superscript"/>
+                  <w:sz w:val="15"/>
+                </w:rPr>
+                <w:t xml:space="preserve">27</w:t>
+              </w:r>
+            </w:hyperlink>
+            <w:r>
+              <w:rPr>
+                <w:b w:val="0"/>
+                <w:color w:val="333333"/>
+                <w:sz w:val="18"/>
+              </w:rPr>
+              <w:t>.</w:t>
+            </w:r>
+          </w:p>
+        </w:tc>
+      </w:tr>
+    </w:tbl>
+    <w:tbl>
+      <w:tblPr>
+        <w:tblW w:w="9639" w:type="dxa"/>
+        <w:tblBorders>
+          <w:top w:val="nil"/>
+          <w:left w:val="nil"/>
+          <w:bottom w:val="nil"/>
+          <w:right w:val="nil"/>
+          <w:insideH w:val="nil"/>
+          <w:insideV w:val="nil"/>
+        </w:tblBorders>
+        <w:tblLayout w:type="fixed"/>
+        <w:tblCellMar>
+          <w:top w:w="90" w:type="dxa"/>
+          <w:left w:w="0" w:type="dxa"/>
+          <w:bottom w:w="110" w:type="dxa"/>
+          <w:right w:w="0" w:type="dxa"/>
+        </w:tblCellMar>
+        <w:tblLook w:firstColumn="1" w:firstRow="1" w:lastColumn="0" w:lastRow="0" w:noHBand="0" w:noVBand="1" w:val="04A0"/>
+      </w:tblPr>
+      <w:tblGrid>
+        <w:gridCol w:w="340"/>
+        <w:gridCol w:w="9298"/>
+      </w:tblGrid>
+      <w:tr>
+        <w:tc>
+          <w:tcPr>
+            <w:tcW w:type="dxa" w:w="340"/>
+            <w:tcBorders>
+              <w:top w:val="nil"/>
+              <w:left w:val="nil"/>
+              <w:bottom w:val="single" w:sz="4" w:color="E3E8EE" w:space="0"/>
+              <w:right w:val="nil"/>
+            </w:tcBorders>
+          </w:tcPr>
+          <w:p>
+            <w:pPr>
+              <w:spacing w:before="0" w:after="0"/>
+            </w:pPr>
+            <w:r>
+              <w:rPr>
+                <w:rFonts w:ascii="Segoe UI Symbol" w:hAnsi="Segoe UI Symbol"/>
+                <w:b w:val="0"/>
+                <w:color w:val="1B7F3B"/>
+                <w:sz w:val="24"/>
+              </w:rPr>
+              <w:t>☑</w:t>
+            </w:r>
+          </w:p>
+        </w:tc>
+        <w:tc>
+          <w:tcPr>
+            <w:tcW w:type="dxa" w:w="9298"/>
+            <w:tcBorders>
+              <w:top w:val="nil"/>
+              <w:left w:val="nil"/>
+              <w:bottom w:val="single" w:sz="4" w:color="E3E8EE" w:space="0"/>
+              <w:right w:val="nil"/>
+            </w:tcBorders>
+          </w:tcPr>
+          <w:p>
+            <w:pPr>
+              <w:spacing w:before="0" w:after="40"/>
+            </w:pPr>
+            <w:r>
+              <w:rPr>
+                <w:b/>
+                <w:color w:val="1A1A1A"/>
+                <w:sz w:val="19"/>
+              </w:rPr>
+              <w:t>Yes, the activities of the company or it’s strategy is aligned with the taxonomy and/or Paris agreement targets (e.g. net zero commitment)</w:t>
+            </w:r>
+          </w:p>
+          <w:p>
+            <w:pPr>
+              <w:tabs>
+                <w:tab w:pos="198" w:val="left"/>
+              </w:tabs>
+              <w:spacing w:before="0" w:after="20"/>
+              <w:ind w:left="198" w:hanging="198"/>
+            </w:pPr>
+            <w:r>
+              <w:rPr>
+                <w:b w:val="0"/>
+                <w:color w:val="5F6B7A"/>
+                <w:sz w:val="18"/>
+              </w:rPr>
+              <w:t>•</w:t>
+              <w:tab/>
+            </w:r>
+            <w:r>
+              <w:rPr>
+                <w:b w:val="0"/>
+                <w:color w:val="333333"/>
+                <w:sz w:val="18"/>
+              </w:rPr>
+              <w:t>Targets: carbon-neutral electricity by 2045, Net Zero 2050</w:t>
+            </w:r>
+            <w:hyperlink r:id="rId25">
+              <w:r>
+                <w:rPr>
+                  <w:color w:val="2A78D6"/>
+                  <w:vertAlign w:val="superscript"/>
+                  <w:sz w:val="15"/>
+                </w:rPr>
+                <w:t xml:space="preserve">17</w:t>
+              </w:r>
+            </w:hyperlink>
+            <w:r>
+              <w:rPr>
+                <w:color w:val="2A78D6"/>
+                <w:vertAlign w:val="superscript"/>
+              </w:rPr>
+              <w:t>,</w:t>
+            </w:r>
+            <w:hyperlink r:id="rId39">
+              <w:r>
+                <w:rPr>
+                  <w:color w:val="2A78D6"/>
+                  <w:vertAlign w:val="superscript"/>
+                  <w:sz w:val="15"/>
+                </w:rPr>
+                <w:t xml:space="preserve">28</w:t>
+              </w:r>
+            </w:hyperlink>
+            <w:r>
+              <w:rPr>
+                <w:b w:val="0"/>
+                <w:color w:val="333333"/>
+                <w:sz w:val="18"/>
+              </w:rPr>
+              <w:t>.</w:t>
+            </w:r>
+          </w:p>
+        </w:tc>
+      </w:tr>
+    </w:tbl>
+    <w:tbl>
+      <w:tblPr>
+        <w:tblW w:w="9639" w:type="dxa"/>
+        <w:tblBorders>
+          <w:top w:val="nil"/>
+          <w:left w:val="nil"/>
+          <w:bottom w:val="nil"/>
+          <w:right w:val="nil"/>
+          <w:insideH w:val="nil"/>
+          <w:insideV w:val="nil"/>
+        </w:tblBorders>
+        <w:tblLayout w:type="fixed"/>
+        <w:tblCellMar>
+          <w:top w:w="90" w:type="dxa"/>
+          <w:left w:w="0" w:type="dxa"/>
+          <w:bottom w:w="110" w:type="dxa"/>
+          <w:right w:w="0" w:type="dxa"/>
+        </w:tblCellMar>
+        <w:tblLook w:firstColumn="1" w:firstRow="1" w:lastColumn="0" w:lastRow="0" w:noHBand="0" w:noVBand="1" w:val="04A0"/>
+      </w:tblPr>
+      <w:tblGrid>
+        <w:gridCol w:w="340"/>
+        <w:gridCol w:w="9298"/>
+      </w:tblGrid>
+      <w:tr>
+        <w:tc>
+          <w:tcPr>
+            <w:tcW w:type="dxa" w:w="340"/>
+            <w:tcBorders>
+              <w:top w:val="nil"/>
+              <w:left w:val="nil"/>
+              <w:bottom w:val="single" w:sz="4" w:color="E3E8EE" w:space="0"/>
+              <w:right w:val="nil"/>
+            </w:tcBorders>
+          </w:tcPr>
+          <w:p>
+            <w:pPr>
+              <w:spacing w:before="0" w:after="0"/>
+            </w:pPr>
+            <w:r>
+              <w:rPr>
+                <w:rFonts w:ascii="Segoe UI Symbol" w:hAnsi="Segoe UI Symbol"/>
+                <w:b w:val="0"/>
+                <w:color w:val="9AA5B1"/>
+                <w:sz w:val="24"/>
+              </w:rPr>
+              <w:t>☐</w:t>
+            </w:r>
+          </w:p>
+        </w:tc>
+        <w:tc>
+          <w:tcPr>
+            <w:tcW w:type="dxa" w:w="9298"/>
+            <w:tcBorders>
+              <w:top w:val="nil"/>
+              <w:left w:val="nil"/>
+              <w:bottom w:val="single" w:sz="4" w:color="E3E8EE" w:space="0"/>
+              <w:right w:val="nil"/>
+            </w:tcBorders>
+          </w:tcPr>
+          <w:p>
+            <w:pPr>
+              <w:spacing w:before="0" w:after="40"/>
+            </w:pPr>
+            <w:r>
+              <w:rPr>
+                <w:b/>
+                <w:color w:val="1A1A1A"/>
+                <w:sz w:val="19"/>
+              </w:rPr>
+              <w:t>Yes, the company does not have yellow flag/signal related to controversies based on UN Global Compact or any other relevant principles/standards</w:t>
+            </w:r>
+          </w:p>
+          <w:p>
+            <w:pPr>
+              <w:tabs>
+                <w:tab w:pos="198" w:val="left"/>
+              </w:tabs>
+              <w:spacing w:before="0" w:after="20"/>
+              <w:ind w:left="198" w:hanging="198"/>
+            </w:pPr>
+            <w:r>
+              <w:rPr>
+                <w:b w:val="0"/>
+                <w:color w:val="5F6B7A"/>
+                <w:sz w:val="18"/>
+              </w:rPr>
+              <w:t>•</w:t>
+              <w:tab/>
+            </w:r>
+            <w:r>
+              <w:rPr>
+                <w:b w:val="0"/>
+                <w:color w:val="333333"/>
+                <w:sz w:val="18"/>
+              </w:rPr>
+              <w:t>Yellow flag: the criminal case over the audit and environmental fines</w:t>
+            </w:r>
+            <w:hyperlink r:id="rId36">
+              <w:r>
+                <w:rPr>
+                  <w:color w:val="2A78D6"/>
+                  <w:vertAlign w:val="superscript"/>
+                  <w:sz w:val="15"/>
+                </w:rPr>
+                <w:t xml:space="preserve">25</w:t>
+              </w:r>
+            </w:hyperlink>
+          </w:p>
+          <w:p>
+            <w:pPr>
+              <w:tabs>
+                <w:tab w:pos="198" w:val="left"/>
+              </w:tabs>
+              <w:spacing w:before="0" w:after="20"/>
+              <w:ind w:left="198" w:hanging="198"/>
+            </w:pPr>
+            <w:r>
+              <w:rPr>
+                <w:b w:val="0"/>
+                <w:color w:val="5F6B7A"/>
+                <w:sz w:val="18"/>
+              </w:rPr>
+              <w:t>•</w:t>
+              <w:tab/>
+            </w:r>
+            <w:r>
+              <w:rPr>
+                <w:b w:val="0"/>
+                <w:color w:val="333333"/>
+                <w:sz w:val="18"/>
+              </w:rPr>
+              <w:t>Moody's ESG credit impact CIS-4, environmental E-4</w:t>
+            </w:r>
+            <w:hyperlink r:id="rId28">
+              <w:r>
+                <w:rPr>
+                  <w:color w:val="2A78D6"/>
+                  <w:vertAlign w:val="superscript"/>
+                  <w:sz w:val="15"/>
+                </w:rPr>
+                <w:t xml:space="preserve">20</w:t>
+              </w:r>
+            </w:hyperlink>
+            <w:r>
+              <w:rPr>
+                <w:b w:val="0"/>
+                <w:color w:val="333333"/>
+                <w:sz w:val="18"/>
+              </w:rPr>
+              <w:t>.</w:t>
+            </w:r>
+          </w:p>
+        </w:tc>
+      </w:tr>
+    </w:tbl>
+    <w:tbl>
+      <w:tblPr>
+        <w:tblW w:w="9639" w:type="dxa"/>
+        <w:tblBorders>
+          <w:top w:val="nil"/>
+          <w:left w:val="nil"/>
+          <w:bottom w:val="nil"/>
+          <w:right w:val="nil"/>
+          <w:insideH w:val="nil"/>
+          <w:insideV w:val="nil"/>
+        </w:tblBorders>
+        <w:tblLayout w:type="fixed"/>
+        <w:tblCellMar>
+          <w:top w:w="90" w:type="dxa"/>
+          <w:left w:w="0" w:type="dxa"/>
+          <w:bottom w:w="110" w:type="dxa"/>
+          <w:right w:w="0" w:type="dxa"/>
+        </w:tblCellMar>
+        <w:tblLook w:firstColumn="1" w:firstRow="1" w:lastColumn="0" w:lastRow="0" w:noHBand="0" w:noVBand="1" w:val="04A0"/>
+      </w:tblPr>
+      <w:tblGrid>
+        <w:gridCol w:w="340"/>
+        <w:gridCol w:w="9298"/>
+      </w:tblGrid>
+      <w:tr>
+        <w:tc>
+          <w:tcPr>
+            <w:tcW w:type="dxa" w:w="340"/>
+            <w:tcBorders>
+              <w:top w:val="nil"/>
+              <w:left w:val="nil"/>
+              <w:bottom w:val="single" w:sz="4" w:color="E3E8EE" w:space="0"/>
+              <w:right w:val="nil"/>
+            </w:tcBorders>
+          </w:tcPr>
+          <w:p>
+            <w:pPr>
+              <w:spacing w:before="0" w:after="0"/>
+            </w:pPr>
+            <w:r>
+              <w:rPr>
+                <w:rFonts w:ascii="Segoe UI Symbol" w:hAnsi="Segoe UI Symbol"/>
+                <w:b w:val="0"/>
+                <w:color w:val="1B7F3B"/>
+                <w:sz w:val="24"/>
+              </w:rPr>
+              <w:t>☑</w:t>
+            </w:r>
+          </w:p>
+        </w:tc>
+        <w:tc>
+          <w:tcPr>
+            <w:tcW w:type="dxa" w:w="9298"/>
+            <w:tcBorders>
+              <w:top w:val="nil"/>
+              <w:left w:val="nil"/>
+              <w:bottom w:val="single" w:sz="4" w:color="E3E8EE" w:space="0"/>
+              <w:right w:val="nil"/>
+            </w:tcBorders>
+          </w:tcPr>
+          <w:p>
+            <w:pPr>
+              <w:spacing w:before="0" w:after="40"/>
+            </w:pPr>
+            <w:r>
+              <w:rPr>
+                <w:b/>
+                <w:color w:val="1A1A1A"/>
+                <w:sz w:val="19"/>
+              </w:rPr>
+              <w:t>Yes, the company fulfills the expectations from SEB thematic and sector policies</w:t>
+            </w:r>
+          </w:p>
+          <w:p>
+            <w:pPr>
+              <w:spacing w:before="40" w:after="0"/>
+            </w:pPr>
+            <w:r>
+              <w:rPr>
+                <w:b/>
+                <w:color w:val="333333"/>
+                <w:sz w:val="18"/>
+              </w:rPr>
+              <w:t>Applicable</w:t>
+            </w:r>
+          </w:p>
+          <w:p>
+            <w:pPr>
+              <w:tabs>
+                <w:tab w:pos="198" w:val="left"/>
+              </w:tabs>
+              <w:spacing w:before="0" w:after="20"/>
+              <w:ind w:left="198" w:hanging="198"/>
+            </w:pPr>
+            <w:r>
+              <w:rPr>
+                <w:b w:val="0"/>
+                <w:color w:val="5F6B7A"/>
+                <w:sz w:val="18"/>
+              </w:rPr>
+              <w:t>•</w:t>
+              <w:tab/>
+            </w:r>
+            <w:r>
+              <w:rPr>
+                <w:b w:val="0"/>
+                <w:color w:val="333333"/>
+                <w:sz w:val="18"/>
+              </w:rPr>
+              <w:t>The Fossil Fuels</w:t>
+            </w:r>
+            <w:hyperlink r:id="rId34">
+              <w:r>
+                <w:rPr>
+                  <w:color w:val="2A78D6"/>
+                  <w:vertAlign w:val="superscript"/>
+                  <w:sz w:val="15"/>
+                </w:rPr>
+                <w:t xml:space="preserve">29</w:t>
+              </w:r>
+            </w:hyperlink>
+            <w:r>
+              <w:rPr>
+                <w:b w:val="0"/>
+                <w:color w:val="333333"/>
+                <w:sz w:val="18"/>
+              </w:rPr>
+              <w:t xml:space="preserve"> and Electricity &amp; Renewable Energy</w:t>
+            </w:r>
+            <w:hyperlink r:id="rId40">
+              <w:r>
+                <w:rPr>
+                  <w:color w:val="2A78D6"/>
+                  <w:vertAlign w:val="superscript"/>
+                  <w:sz w:val="15"/>
+                </w:rPr>
+                <w:t xml:space="preserve">30</w:t>
+              </w:r>
+            </w:hyperlink>
+            <w:r>
+              <w:rPr>
+                <w:b w:val="0"/>
+                <w:color w:val="333333"/>
+                <w:sz w:val="18"/>
+              </w:rPr>
+              <w:t xml:space="preserve"> policies.</w:t>
+            </w:r>
+          </w:p>
+          <w:p>
+            <w:pPr>
+              <w:spacing w:before="40" w:after="0"/>
+            </w:pPr>
+            <w:r>
+              <w:rPr>
+                <w:b/>
+                <w:color w:val="333333"/>
+                <w:sz w:val="18"/>
+              </w:rPr>
+              <w:t>Met</w:t>
+            </w:r>
+          </w:p>
+          <w:p>
+            <w:pPr>
+              <w:tabs>
+                <w:tab w:pos="198" w:val="left"/>
+              </w:tabs>
+              <w:spacing w:before="0" w:after="20"/>
+              <w:ind w:left="198" w:hanging="198"/>
+            </w:pPr>
+            <w:r>
+              <w:rPr>
+                <w:b w:val="0"/>
+                <w:color w:val="5F6B7A"/>
+                <w:sz w:val="18"/>
+              </w:rPr>
+              <w:t>•</w:t>
+              <w:tab/>
+            </w:r>
+            <w:r>
+              <w:rPr>
+                <w:b w:val="0"/>
+                <w:color w:val="333333"/>
+                <w:sz w:val="18"/>
+              </w:rPr>
+              <w:t>A transition plan (Strategy 2030+), emission targets</w:t>
+            </w:r>
+            <w:hyperlink r:id="rId17">
+              <w:r>
+                <w:rPr>
+                  <w:color w:val="2A78D6"/>
+                  <w:vertAlign w:val="superscript"/>
+                  <w:sz w:val="15"/>
+                </w:rPr>
+                <w:t xml:space="preserve">9</w:t>
+              </w:r>
+            </w:hyperlink>
+            <w:r>
+              <w:rPr>
+                <w:color w:val="2A78D6"/>
+                <w:vertAlign w:val="superscript"/>
+              </w:rPr>
+              <w:t>,</w:t>
+            </w:r>
+            <w:hyperlink r:id="rId38">
+              <w:r>
+                <w:rPr>
+                  <w:color w:val="2A78D6"/>
+                  <w:vertAlign w:val="superscript"/>
+                  <w:sz w:val="15"/>
+                </w:rPr>
+                <w:t xml:space="preserve">27</w:t>
+              </w:r>
+            </w:hyperlink>
+            <w:r>
+              <w:rPr>
+                <w:b w:val="0"/>
+                <w:color w:val="333333"/>
+                <w:sz w:val="18"/>
+              </w:rPr>
+              <w:t>.</w:t>
+            </w:r>
+          </w:p>
+          <w:p>
+            <w:pPr>
+              <w:spacing w:before="40" w:after="0"/>
+            </w:pPr>
+            <w:r>
+              <w:rPr>
+                <w:b/>
+                <w:color w:val="333333"/>
+                <w:sz w:val="18"/>
+              </w:rPr>
+              <w:t>Could be improved</w:t>
+            </w:r>
+          </w:p>
+          <w:p>
+            <w:pPr>
+              <w:tabs>
+                <w:tab w:pos="198" w:val="left"/>
+              </w:tabs>
+              <w:spacing w:before="0" w:after="20"/>
+              <w:ind w:left="198" w:hanging="198"/>
+            </w:pPr>
+            <w:r>
+              <w:rPr>
+                <w:b w:val="0"/>
+                <w:color w:val="5F6B7A"/>
+                <w:sz w:val="18"/>
+              </w:rPr>
+              <w:t>•</w:t>
+              <w:tab/>
+            </w:r>
+            <w:r>
+              <w:rPr>
+                <w:b w:val="0"/>
+                <w:color w:val="333333"/>
+                <w:sz w:val="18"/>
+              </w:rPr>
+              <w:t>A firm oil shale exit date.</w:t>
+            </w:r>
+          </w:p>
+        </w:tc>
+      </w:tr>
+    </w:tbl>
     <w:p>
       <w:pPr>
-        <w:spacing w:before="80" w:after="20"/>
-      </w:pPr>
-      <w:r>
-        <w:rPr>
-          <w:sz w:val="24"/>
-        </w:rPr>
-        <w:t xml:space="preserve">☑ </w:t>
-      </w:r>
-      <w:r>
-        <w:t>Yes, the company is promoting environmental or social characteristics (activities, ESG policy, good ESG rating, etc)</w:t>
-      </w:r>
-    </w:p>
-    <w:p>
-      <w:pPr>
-        <w:spacing w:after="120"/>
-        <w:ind w:left="510" w:hanging="198"/>
-      </w:pPr>
-      <w:r>
-        <w:rPr>
-          <w:sz w:val="19"/>
-        </w:rPr>
-        <w:t xml:space="preserve">•  </w:t>
-      </w:r>
-      <w:r>
-        <w:rPr>
-          <w:b w:val="0"/>
-          <w:color w:val="333333"/>
-          <w:sz w:val="19"/>
-        </w:rPr>
-        <w:t>Fast wind and solar expansion (872 MW wind, 172 MW solar), a green finance framework with an ISS opinion</w:t>
-      </w:r>
-      <w:hyperlink r:id="rId30">
-        <w:r>
-          <w:rPr>
-            <w:color w:val="2A78D6"/>
-            <w:vertAlign w:val="superscript"/>
-            <w:sz w:val="16"/>
-          </w:rPr>
-          <w:t xml:space="preserve">24</w:t>
-        </w:r>
-      </w:hyperlink>
-      <w:r>
-        <w:rPr>
-          <w:color w:val="2A78D6"/>
-          <w:vertAlign w:val="superscript"/>
-        </w:rPr>
-        <w:t>,</w:t>
-      </w:r>
-      <w:hyperlink r:id="rId31">
-        <w:r>
-          <w:rPr>
-            <w:color w:val="2A78D6"/>
-            <w:vertAlign w:val="superscript"/>
-            <w:sz w:val="16"/>
-          </w:rPr>
-          <w:t xml:space="preserve">25</w:t>
-        </w:r>
-      </w:hyperlink>
-      <w:r>
-        <w:rPr>
-          <w:b w:val="0"/>
-          <w:color w:val="333333"/>
-          <w:sz w:val="19"/>
-        </w:rPr>
-        <w:t>.</w:t>
-      </w:r>
-    </w:p>
-    <w:p>
-      <w:pPr>
-        <w:spacing w:before="80" w:after="20"/>
-      </w:pPr>
-      <w:r>
-        <w:rPr>
-          <w:sz w:val="24"/>
-        </w:rPr>
-        <w:t xml:space="preserve">☑ </w:t>
-      </w:r>
-      <w:r>
-        <w:t>Yes, the activities of the company or it’s strategy is aligned with the taxonomy and/or Paris agreement targets (e.g. net zero commitment)</w:t>
-      </w:r>
-    </w:p>
-    <w:p>
-      <w:pPr>
-        <w:spacing w:after="120"/>
-        <w:ind w:left="510" w:hanging="198"/>
-      </w:pPr>
-      <w:r>
-        <w:rPr>
-          <w:sz w:val="19"/>
-        </w:rPr>
-        <w:t xml:space="preserve">•  </w:t>
-      </w:r>
-      <w:r>
-        <w:rPr>
-          <w:b w:val="0"/>
-          <w:color w:val="333333"/>
-          <w:sz w:val="19"/>
-        </w:rPr>
-        <w:t>Targets: carbon-neutral electricity by 2045, Net Zero 2050</w:t>
-      </w:r>
-      <w:hyperlink r:id="rId23">
-        <w:r>
-          <w:rPr>
-            <w:color w:val="2A78D6"/>
-            <w:vertAlign w:val="superscript"/>
-            <w:sz w:val="16"/>
-          </w:rPr>
-          <w:t xml:space="preserve">17</w:t>
-        </w:r>
-      </w:hyperlink>
-      <w:r>
-        <w:rPr>
-          <w:color w:val="2A78D6"/>
-          <w:vertAlign w:val="superscript"/>
-        </w:rPr>
-        <w:t>,</w:t>
-      </w:r>
-      <w:hyperlink r:id="rId32">
-        <w:r>
-          <w:rPr>
-            <w:color w:val="2A78D6"/>
-            <w:vertAlign w:val="superscript"/>
-            <w:sz w:val="16"/>
-          </w:rPr>
-          <w:t xml:space="preserve">26</w:t>
-        </w:r>
-      </w:hyperlink>
-      <w:r>
-        <w:rPr>
-          <w:b w:val="0"/>
-          <w:color w:val="333333"/>
-          <w:sz w:val="19"/>
-        </w:rPr>
-        <w:t>.</w:t>
-      </w:r>
-    </w:p>
-    <w:p>
-      <w:pPr>
-        <w:spacing w:before="80" w:after="20"/>
-      </w:pPr>
-      <w:r>
-        <w:rPr>
-          <w:sz w:val="24"/>
-        </w:rPr>
-        <w:t xml:space="preserve">☐ </w:t>
-      </w:r>
-      <w:r>
-        <w:t>Yes, the company does not have yellow flag/signal related to controversies based on UN Global Compact or any other relevant principles/standards</w:t>
-      </w:r>
-    </w:p>
-    <w:p>
-      <w:pPr>
-        <w:spacing w:after="0"/>
-        <w:ind w:left="510" w:hanging="198"/>
-      </w:pPr>
-      <w:r>
-        <w:rPr>
-          <w:sz w:val="19"/>
-        </w:rPr>
-        <w:t xml:space="preserve">•  </w:t>
-      </w:r>
-      <w:r>
-        <w:rPr>
-          <w:b w:val="0"/>
-          <w:color w:val="333333"/>
-          <w:sz w:val="19"/>
-        </w:rPr>
-        <w:t>Yellow flag: the criminal case over the audit and environmental fines</w:t>
-      </w:r>
-      <w:hyperlink r:id="rId29">
-        <w:r>
-          <w:rPr>
-            <w:color w:val="2A78D6"/>
-            <w:vertAlign w:val="superscript"/>
-            <w:sz w:val="16"/>
-          </w:rPr>
-          <w:t xml:space="preserve">23</w:t>
-        </w:r>
-      </w:hyperlink>
-    </w:p>
-    <w:p>
-      <w:pPr>
-        <w:spacing w:after="120"/>
-        <w:ind w:left="510" w:hanging="198"/>
-      </w:pPr>
-      <w:r>
-        <w:rPr>
-          <w:sz w:val="19"/>
-        </w:rPr>
-        <w:t xml:space="preserve">•  </w:t>
-      </w:r>
-      <w:r>
-        <w:rPr>
-          <w:b w:val="0"/>
-          <w:color w:val="333333"/>
-          <w:sz w:val="19"/>
-        </w:rPr>
-        <w:t>Moody's ESG credit impact CIS-4, environmental E-4</w:t>
-      </w:r>
-      <w:hyperlink r:id="rId26">
-        <w:r>
-          <w:rPr>
-            <w:color w:val="2A78D6"/>
-            <w:vertAlign w:val="superscript"/>
-            <w:sz w:val="16"/>
-          </w:rPr>
-          <w:t xml:space="preserve">20</w:t>
-        </w:r>
-      </w:hyperlink>
-      <w:r>
-        <w:rPr>
-          <w:b w:val="0"/>
-          <w:color w:val="333333"/>
-          <w:sz w:val="19"/>
-        </w:rPr>
-        <w:t>.</w:t>
-      </w:r>
-    </w:p>
-    <w:p>
-      <w:pPr>
-        <w:spacing w:before="80" w:after="20"/>
-      </w:pPr>
-      <w:r>
-        <w:rPr>
-          <w:sz w:val="24"/>
-        </w:rPr>
-        <w:t xml:space="preserve">☑ </w:t>
-      </w:r>
-      <w:r>
-        <w:t>Yes, the company fulfills the expectations from SEB thematic and sector policies</w:t>
-      </w:r>
-    </w:p>
-    <w:p>
-      <w:pPr>
-        <w:spacing w:after="0"/>
-        <w:ind w:left="397"/>
+        <w:spacing w:before="120" w:after="40"/>
       </w:pPr>
       <w:r>
         <w:rPr>
           <w:b/>
-          <w:color w:val="333333"/>
           <w:sz w:val="19"/>
-        </w:rPr>
-        <w:t>Applicable</w:t>
-      </w:r>
-    </w:p>
-    <w:p>
-      <w:pPr>
-        <w:spacing w:after="0"/>
-        <w:ind w:left="737" w:hanging="198"/>
-      </w:pPr>
-      <w:r>
-        <w:rPr>
-          <w:sz w:val="19"/>
-        </w:rPr>
-        <w:t xml:space="preserve">•  </w:t>
-      </w:r>
-      <w:r>
-        <w:rPr>
-          <w:b w:val="0"/>
-          <w:color w:val="333333"/>
-          <w:sz w:val="19"/>
-        </w:rPr>
-        <w:t>The Fossil Fuels</w:t>
-      </w:r>
-      <w:hyperlink r:id="rId27">
-        <w:r>
-          <w:rPr>
-            <w:color w:val="2A78D6"/>
-            <w:vertAlign w:val="superscript"/>
-            <w:sz w:val="16"/>
-          </w:rPr>
-          <w:t xml:space="preserve">27</w:t>
-        </w:r>
-      </w:hyperlink>
-      <w:r>
-        <w:rPr>
-          <w:b w:val="0"/>
-          <w:color w:val="333333"/>
-          <w:sz w:val="19"/>
-        </w:rPr>
-        <w:t xml:space="preserve"> and Electricity &amp; Renewable Energy</w:t>
-      </w:r>
-      <w:hyperlink r:id="rId33">
-        <w:r>
-          <w:rPr>
-            <w:color w:val="2A78D6"/>
-            <w:vertAlign w:val="superscript"/>
-            <w:sz w:val="16"/>
-          </w:rPr>
-          <w:t xml:space="preserve">28</w:t>
-        </w:r>
-      </w:hyperlink>
-      <w:r>
-        <w:rPr>
-          <w:b w:val="0"/>
-          <w:color w:val="333333"/>
-          <w:sz w:val="19"/>
-        </w:rPr>
-        <w:t xml:space="preserve"> policies.</w:t>
-      </w:r>
-    </w:p>
-    <w:p>
-      <w:pPr>
-        <w:spacing w:after="0"/>
-        <w:ind w:left="397"/>
-      </w:pPr>
-      <w:r>
-        <w:rPr>
-          <w:b/>
-          <w:color w:val="333333"/>
-          <w:sz w:val="19"/>
-        </w:rPr>
-        <w:t>Met</w:t>
-      </w:r>
-    </w:p>
-    <w:p>
-      <w:pPr>
-        <w:spacing w:after="0"/>
-        <w:ind w:left="737" w:hanging="198"/>
-      </w:pPr>
-      <w:r>
-        <w:rPr>
-          <w:sz w:val="19"/>
-        </w:rPr>
-        <w:t xml:space="preserve">•  </w:t>
-      </w:r>
-      <w:r>
-        <w:rPr>
-          <w:b w:val="0"/>
-          <w:color w:val="333333"/>
-          <w:sz w:val="19"/>
-        </w:rPr>
-        <w:t>A transition plan (Strategy 2030+), emission targets</w:t>
-      </w:r>
-      <w:hyperlink r:id="rId15">
-        <w:r>
-          <w:rPr>
-            <w:color w:val="2A78D6"/>
-            <w:vertAlign w:val="superscript"/>
-            <w:sz w:val="16"/>
-          </w:rPr>
-          <w:t xml:space="preserve">9</w:t>
-        </w:r>
-      </w:hyperlink>
-      <w:r>
-        <w:rPr>
-          <w:color w:val="2A78D6"/>
-          <w:vertAlign w:val="superscript"/>
-        </w:rPr>
-        <w:t>,</w:t>
-      </w:r>
-      <w:hyperlink r:id="rId31">
-        <w:r>
-          <w:rPr>
-            <w:color w:val="2A78D6"/>
-            <w:vertAlign w:val="superscript"/>
-            <w:sz w:val="16"/>
-          </w:rPr>
-          <w:t xml:space="preserve">25</w:t>
-        </w:r>
-      </w:hyperlink>
-      <w:r>
-        <w:rPr>
-          <w:b w:val="0"/>
-          <w:color w:val="333333"/>
-          <w:sz w:val="19"/>
-        </w:rPr>
-        <w:t>.</w:t>
-      </w:r>
-    </w:p>
-    <w:p>
-      <w:pPr>
-        <w:spacing w:after="0"/>
-        <w:ind w:left="397"/>
-      </w:pPr>
-      <w:r>
-        <w:rPr>
-          <w:b/>
-          <w:color w:val="333333"/>
-          <w:sz w:val="19"/>
-        </w:rPr>
-        <w:t>Could be improved</w:t>
-      </w:r>
-    </w:p>
-    <w:p>
-      <w:pPr>
-        <w:spacing w:after="120"/>
-        <w:ind w:left="737" w:hanging="198"/>
-      </w:pPr>
-      <w:r>
-        <w:rPr>
-          <w:sz w:val="19"/>
-        </w:rPr>
-        <w:t xml:space="preserve">•  </w:t>
-      </w:r>
-      <w:r>
-        <w:rPr>
-          <w:b w:val="0"/>
-          <w:color w:val="333333"/>
-          <w:sz w:val="19"/>
-        </w:rPr>
-        <w:t>A firm oil shale exit date.</w:t>
-      </w:r>
-    </w:p>
-    <w:p>
-      <w:pPr>
-        <w:spacing w:before="80"/>
-      </w:pPr>
-      <w:r>
-        <w:rPr>
-          <w:b/>
         </w:rPr>
         <w:t xml:space="preserve">Additional comments: </w:t>
       </w:r>
     </w:p>
     <w:p>
       <w:pPr>
-        <w:spacing w:before="160"/>
+        <w:keepNext/>
+        <w:shd w:val="clear" w:color="auto" w:fill="EAF1F8"/>
+        <w:spacing w:before="200" w:after="80"/>
+        <w:ind w:left="85"/>
       </w:pPr>
       <w:r>
         <w:rPr>
           <w:b/>
-          <w:sz w:val="22"/>
+          <w:caps/>
+          <w:color w:val="1F4E79"/>
+          <w:sz w:val="19"/>
         </w:rPr>
         <w:t>Engagement</w:t>
       </w:r>
     </w:p>
+    <w:tbl>
+      <w:tblPr>
+        <w:tblW w:w="9639" w:type="dxa"/>
+        <w:tblBorders>
+          <w:top w:val="nil"/>
+          <w:left w:val="nil"/>
+          <w:bottom w:val="nil"/>
+          <w:right w:val="nil"/>
+          <w:insideH w:val="nil"/>
+          <w:insideV w:val="nil"/>
+        </w:tblBorders>
+        <w:tblLayout w:type="fixed"/>
+        <w:tblCellMar>
+          <w:top w:w="90" w:type="dxa"/>
+          <w:left w:w="0" w:type="dxa"/>
+          <w:bottom w:w="110" w:type="dxa"/>
+          <w:right w:w="0" w:type="dxa"/>
+        </w:tblCellMar>
+        <w:tblLook w:firstColumn="1" w:firstRow="1" w:lastColumn="0" w:lastRow="0" w:noHBand="0" w:noVBand="1" w:val="04A0"/>
+      </w:tblPr>
+      <w:tblGrid>
+        <w:gridCol w:w="340"/>
+        <w:gridCol w:w="9298"/>
+      </w:tblGrid>
+      <w:tr>
+        <w:tc>
+          <w:tcPr>
+            <w:tcW w:type="dxa" w:w="340"/>
+            <w:tcBorders>
+              <w:top w:val="nil"/>
+              <w:left w:val="nil"/>
+              <w:bottom w:val="single" w:sz="4" w:color="E3E8EE" w:space="0"/>
+              <w:right w:val="nil"/>
+            </w:tcBorders>
+          </w:tcPr>
+          <w:p>
+            <w:pPr>
+              <w:spacing w:before="0" w:after="0"/>
+            </w:pPr>
+            <w:r>
+              <w:rPr>
+                <w:rFonts w:ascii="Segoe UI Symbol" w:hAnsi="Segoe UI Symbol"/>
+                <w:b w:val="0"/>
+                <w:color w:val="1B7F3B"/>
+                <w:sz w:val="24"/>
+              </w:rPr>
+              <w:t>☑</w:t>
+            </w:r>
+          </w:p>
+        </w:tc>
+        <w:tc>
+          <w:tcPr>
+            <w:tcW w:type="dxa" w:w="9298"/>
+            <w:tcBorders>
+              <w:top w:val="nil"/>
+              <w:left w:val="nil"/>
+              <w:bottom w:val="single" w:sz="4" w:color="E3E8EE" w:space="0"/>
+              <w:right w:val="nil"/>
+            </w:tcBorders>
+          </w:tcPr>
+          <w:p>
+            <w:pPr>
+              <w:spacing w:before="0" w:after="40"/>
+            </w:pPr>
+            <w:r>
+              <w:rPr>
+                <w:b/>
+                <w:color w:val="1A1A1A"/>
+                <w:sz w:val="19"/>
+              </w:rPr>
+              <w:t>Is there a need for pro-active engagement with the company?</w:t>
+            </w:r>
+          </w:p>
+          <w:p>
+            <w:pPr>
+              <w:tabs>
+                <w:tab w:pos="198" w:val="left"/>
+              </w:tabs>
+              <w:spacing w:before="0" w:after="20"/>
+              <w:ind w:left="198" w:hanging="198"/>
+            </w:pPr>
+            <w:r>
+              <w:rPr>
+                <w:b w:val="0"/>
+                <w:color w:val="5F6B7A"/>
+                <w:sz w:val="18"/>
+              </w:rPr>
+              <w:t>•</w:t>
+              <w:tab/>
+            </w:r>
+            <w:r>
+              <w:rPr>
+                <w:b w:val="0"/>
+                <w:color w:val="333333"/>
+                <w:sz w:val="18"/>
+              </w:rPr>
+              <w:t>Worthwhile: the oil shale exit date, as the SEB Baltic exception for unconventional oil ends in 2030</w:t>
+            </w:r>
+            <w:hyperlink r:id="rId34">
+              <w:r>
+                <w:rPr>
+                  <w:color w:val="2A78D6"/>
+                  <w:vertAlign w:val="superscript"/>
+                  <w:sz w:val="15"/>
+                </w:rPr>
+                <w:t xml:space="preserve">23</w:t>
+              </w:r>
+            </w:hyperlink>
+            <w:r>
+              <w:rPr>
+                <w:b w:val="0"/>
+                <w:color w:val="333333"/>
+                <w:sz w:val="18"/>
+              </w:rPr>
+              <w:t>.</w:t>
+            </w:r>
+          </w:p>
+        </w:tc>
+      </w:tr>
+    </w:tbl>
     <w:p>
       <w:pPr>
-        <w:spacing w:before="80" w:after="20"/>
-      </w:pPr>
-      <w:r>
-        <w:rPr>
-          <w:sz w:val="24"/>
-        </w:rPr>
-        <w:t xml:space="preserve">☑ </w:t>
-      </w:r>
-      <w:r>
-        <w:t>Is there a need for pro-active engagement with the company?</w:t>
-      </w:r>
-    </w:p>
-    <w:p>
-      <w:pPr>
-        <w:spacing w:after="120"/>
-        <w:ind w:left="510" w:hanging="198"/>
-      </w:pPr>
-      <w:r>
-        <w:rPr>
-          <w:sz w:val="19"/>
-        </w:rPr>
-        <w:t xml:space="preserve">•  </w:t>
-      </w:r>
-      <w:r>
-        <w:rPr>
-          <w:b w:val="0"/>
-          <w:color w:val="333333"/>
-          <w:sz w:val="19"/>
-        </w:rPr>
-        <w:t>Worthwhile: the oil shale exit date, as the SEB Baltic exception for unconventional oil ends in 2030</w:t>
-      </w:r>
-      <w:hyperlink r:id="rId27">
-        <w:r>
-          <w:rPr>
-            <w:color w:val="2A78D6"/>
-            <w:vertAlign w:val="superscript"/>
-            <w:sz w:val="16"/>
-          </w:rPr>
-          <w:t xml:space="preserve">21</w:t>
-        </w:r>
-      </w:hyperlink>
-      <w:r>
-        <w:rPr>
-          <w:b w:val="0"/>
-          <w:color w:val="333333"/>
-          <w:sz w:val="19"/>
-        </w:rPr>
-        <w:t>.</w:t>
-      </w:r>
-    </w:p>
-    <w:p>
-      <w:pPr>
-        <w:spacing w:before="80"/>
+        <w:spacing w:before="120" w:after="40"/>
       </w:pPr>
       <w:r>
         <w:rPr>
           <w:b/>
+          <w:sz w:val="19"/>
         </w:rPr>
         <w:t xml:space="preserve">Additional comments: </w:t>
       </w:r>
     </w:p>
     <w:p>
       <w:pPr>
-        <w:spacing w:before="160"/>
+        <w:keepNext/>
+        <w:shd w:val="clear" w:color="auto" w:fill="EAF1F8"/>
+        <w:spacing w:before="200" w:after="80"/>
+        <w:ind w:left="85"/>
       </w:pPr>
       <w:r>
         <w:rPr>
           <w:b/>
-          <w:sz w:val="22"/>
+          <w:caps/>
+          <w:color w:val="1F4E79"/>
+          <w:sz w:val="19"/>
         </w:rPr>
         <w:t>Indicators</w:t>
       </w:r>
     </w:p>
+    <w:tbl>
+      <w:tblPr>
+        <w:tblW w:w="9639" w:type="dxa"/>
+        <w:tblBorders>
+          <w:top w:val="nil"/>
+          <w:left w:val="nil"/>
+          <w:bottom w:val="nil"/>
+          <w:right w:val="nil"/>
+          <w:insideH w:val="nil"/>
+          <w:insideV w:val="nil"/>
+        </w:tblBorders>
+        <w:tblLayout w:type="fixed"/>
+        <w:tblCellMar>
+          <w:top w:w="90" w:type="dxa"/>
+          <w:left w:w="0" w:type="dxa"/>
+          <w:bottom w:w="110" w:type="dxa"/>
+          <w:right w:w="0" w:type="dxa"/>
+        </w:tblCellMar>
+        <w:tblLook w:firstColumn="1" w:firstRow="1" w:lastColumn="0" w:lastRow="0" w:noHBand="0" w:noVBand="1" w:val="04A0"/>
+      </w:tblPr>
+      <w:tblGrid>
+        <w:gridCol w:w="340"/>
+        <w:gridCol w:w="9298"/>
+      </w:tblGrid>
+      <w:tr>
+        <w:tc>
+          <w:tcPr>
+            <w:tcW w:type="dxa" w:w="340"/>
+            <w:tcBorders>
+              <w:top w:val="nil"/>
+              <w:left w:val="nil"/>
+              <w:bottom w:val="single" w:sz="4" w:color="E3E8EE" w:space="0"/>
+              <w:right w:val="nil"/>
+            </w:tcBorders>
+          </w:tcPr>
+          <w:p>
+            <w:pPr>
+              <w:spacing w:before="0" w:after="0"/>
+            </w:pPr>
+            <w:r>
+              <w:rPr>
+                <w:rFonts w:ascii="Segoe UI Symbol" w:hAnsi="Segoe UI Symbol"/>
+                <w:b w:val="0"/>
+                <w:color w:val="1B7F3B"/>
+                <w:sz w:val="24"/>
+              </w:rPr>
+              <w:t>☑</w:t>
+            </w:r>
+          </w:p>
+        </w:tc>
+        <w:tc>
+          <w:tcPr>
+            <w:tcW w:type="dxa" w:w="9298"/>
+            <w:tcBorders>
+              <w:top w:val="nil"/>
+              <w:left w:val="nil"/>
+              <w:bottom w:val="single" w:sz="4" w:color="E3E8EE" w:space="0"/>
+              <w:right w:val="nil"/>
+            </w:tcBorders>
+          </w:tcPr>
+          <w:p>
+            <w:pPr>
+              <w:spacing w:before="0" w:after="40"/>
+            </w:pPr>
+            <w:r>
+              <w:rPr>
+                <w:b/>
+                <w:color w:val="1A1A1A"/>
+                <w:sz w:val="19"/>
+              </w:rPr>
+              <w:t>Yes, the indicators of the company support the targets of sustainability and PAI indicators followed by the Fund</w:t>
+            </w:r>
+          </w:p>
+          <w:p>
+            <w:pPr>
+              <w:tabs>
+                <w:tab w:pos="198" w:val="left"/>
+              </w:tabs>
+              <w:spacing w:before="0" w:after="20"/>
+              <w:ind w:left="198" w:hanging="198"/>
+            </w:pPr>
+            <w:r>
+              <w:rPr>
+                <w:b w:val="0"/>
+                <w:color w:val="5F6B7A"/>
+                <w:sz w:val="18"/>
+              </w:rPr>
+              <w:t>•</w:t>
+              <w:tab/>
+            </w:r>
+            <w:r>
+              <w:rPr>
+                <w:b w:val="0"/>
+                <w:color w:val="333333"/>
+                <w:sz w:val="18"/>
+              </w:rPr>
+              <w:t>Renewable and non-renewable generation and emission caps are reported</w:t>
+            </w:r>
+            <w:hyperlink r:id="rId14">
+              <w:r>
+                <w:rPr>
+                  <w:color w:val="2A78D6"/>
+                  <w:vertAlign w:val="superscript"/>
+                  <w:sz w:val="15"/>
+                </w:rPr>
+                <w:t xml:space="preserve">31</w:t>
+              </w:r>
+            </w:hyperlink>
+            <w:r>
+              <w:rPr>
+                <w:color w:val="2A78D6"/>
+                <w:vertAlign w:val="superscript"/>
+              </w:rPr>
+              <w:t>,</w:t>
+            </w:r>
+            <w:hyperlink r:id="rId24">
+              <w:r>
+                <w:rPr>
+                  <w:color w:val="2A78D6"/>
+                  <w:vertAlign w:val="superscript"/>
+                  <w:sz w:val="15"/>
+                </w:rPr>
+                <w:t xml:space="preserve">16</w:t>
+              </w:r>
+            </w:hyperlink>
+            <w:r>
+              <w:rPr>
+                <w:b w:val="0"/>
+                <w:color w:val="333333"/>
+                <w:sz w:val="18"/>
+              </w:rPr>
+              <w:t>.</w:t>
+            </w:r>
+          </w:p>
+        </w:tc>
+      </w:tr>
+    </w:tbl>
     <w:p>
       <w:pPr>
-        <w:spacing w:before="80" w:after="20"/>
-      </w:pPr>
-      <w:r>
-        <w:rPr>
-          <w:sz w:val="24"/>
-        </w:rPr>
-        <w:t xml:space="preserve">☑ </w:t>
-      </w:r>
-      <w:r>
-        <w:t>Yes, the indicators of the company support the targets of sustainability and PAI indicators followed by the Fund</w:t>
-      </w:r>
-    </w:p>
-    <w:p>
-      <w:pPr>
-        <w:spacing w:after="120"/>
-        <w:ind w:left="510" w:hanging="198"/>
-      </w:pPr>
-      <w:r>
-        <w:rPr>
-          <w:sz w:val="19"/>
-        </w:rPr>
-        <w:t xml:space="preserve">•  </w:t>
-      </w:r>
-      <w:r>
-        <w:rPr>
-          <w:b w:val="0"/>
-          <w:color w:val="333333"/>
-          <w:sz w:val="19"/>
-        </w:rPr>
-        <w:t>Renewable and non-renewable generation and emission caps are reported</w:t>
-      </w:r>
-      <w:hyperlink r:id="rId12">
-        <w:r>
-          <w:rPr>
-            <w:color w:val="2A78D6"/>
-            <w:vertAlign w:val="superscript"/>
-            <w:sz w:val="16"/>
-          </w:rPr>
-          <w:t xml:space="preserve">29</w:t>
-        </w:r>
-      </w:hyperlink>
-      <w:r>
-        <w:rPr>
-          <w:color w:val="2A78D6"/>
-          <w:vertAlign w:val="superscript"/>
-        </w:rPr>
-        <w:t>,</w:t>
-      </w:r>
-      <w:hyperlink r:id="rId22">
-        <w:r>
-          <w:rPr>
-            <w:color w:val="2A78D6"/>
-            <w:vertAlign w:val="superscript"/>
-            <w:sz w:val="16"/>
-          </w:rPr>
-          <w:t xml:space="preserve">16</w:t>
-        </w:r>
-      </w:hyperlink>
-      <w:r>
-        <w:rPr>
-          <w:b w:val="0"/>
-          <w:color w:val="333333"/>
-          <w:sz w:val="19"/>
-        </w:rPr>
-        <w:t>.</w:t>
-      </w:r>
-    </w:p>
-    <w:p>
-      <w:pPr>
-        <w:spacing w:before="80"/>
+        <w:spacing w:before="120" w:after="40"/>
       </w:pPr>
       <w:r>
         <w:rPr>
           <w:b/>
+          <w:sz w:val="19"/>
         </w:rPr>
         <w:t xml:space="preserve">Additional comments: </w:t>
       </w:r>
     </w:p>
     <w:p>
       <w:pPr>
-        <w:spacing w:before="80"/>
+        <w:spacing w:before="120" w:after="40"/>
       </w:pPr>
       <w:r>
         <w:rPr>
           <w:b/>
+          <w:sz w:val="19"/>
         </w:rPr>
         <w:t xml:space="preserve">Conclusion: </w:t>
       </w:r>
       <w:r>
         <w:rPr>
           <w:b w:val="0"/>
+          <w:sz w:val="19"/>
         </w:rPr>
         <w:t>No red flags, but oil shale activity is covered by the SEB Baltic exception only until 2030; yellow flag – the audit case and fines.</w:t>
       </w:r>
     </w:p>
     <w:p>
+      <w:pPr>
+        <w:spacing w:before="40" w:after="60"/>
+      </w:pPr>
       <w:r>
         <w:rPr>
-          <w:i/>
+          <w:b w:val="0"/>
           <w:color w:val="5F6B7A"/>
           <w:sz w:val="16"/>
         </w:rPr>
@@ -3863,11 +6262,24 @@
     </w:p>
     <w:p>
       <w:pPr>
-        <w:spacing w:before="280" w:after="80"/>
+        <w:keepNext/>
         <w:pBdr>
-          <w:bottom w:val="single" w:sz="6" w:color="C9D3DE" w:space="2"/>
+          <w:bottom w:val="single" w:sz="8" w:color="1F4E79" w:space="4"/>
         </w:pBdr>
+        <w:tabs>
+          <w:tab w:pos="482" w:val="left"/>
+        </w:tabs>
+        <w:spacing w:before="360" w:after="160"/>
       </w:pPr>
+      <w:r>
+        <w:rPr>
+          <w:b/>
+          <w:color w:val="2A78D6"/>
+          <w:sz w:val="18"/>
+        </w:rPr>
+        <w:t>10</w:t>
+        <w:tab/>
+      </w:r>
       <w:r>
         <w:rPr>
           <w:b/>
@@ -3879,16 +6291,22 @@
     </w:p>
     <w:p>
       <w:pPr>
-        <w:spacing w:after="20"/>
-        <w:ind w:left="340" w:hanging="340"/>
+        <w:tabs>
+          <w:tab w:pos="397" w:val="left"/>
+        </w:tabs>
+        <w:spacing w:before="0" w:after="30"/>
+        <w:ind w:left="397" w:hanging="397"/>
       </w:pPr>
       <w:r>
         <w:rPr>
+          <w:b w:val="0"/>
+          <w:color w:val="5F6B7A"/>
           <w:sz w:val="17"/>
         </w:rPr>
-        <w:t xml:space="preserve">1. </w:t>
+        <w:t>1.</w:t>
+        <w:tab/>
       </w:r>
-      <w:hyperlink r:id="rId10">
+      <w:hyperlink r:id="rId12">
         <w:r>
           <w:rPr>
             <w:color w:val="2A78D6"/>
@@ -3900,16 +6318,22 @@
     </w:p>
     <w:p>
       <w:pPr>
-        <w:spacing w:after="20"/>
-        <w:ind w:left="340" w:hanging="340"/>
+        <w:tabs>
+          <w:tab w:pos="397" w:val="left"/>
+        </w:tabs>
+        <w:spacing w:before="0" w:after="30"/>
+        <w:ind w:left="397" w:hanging="397"/>
       </w:pPr>
       <w:r>
         <w:rPr>
+          <w:b w:val="0"/>
+          <w:color w:val="5F6B7A"/>
           <w:sz w:val="17"/>
         </w:rPr>
-        <w:t xml:space="preserve">2. </w:t>
+        <w:t>2.</w:t>
+        <w:tab/>
       </w:r>
-      <w:hyperlink r:id="rId11">
+      <w:hyperlink r:id="rId13">
         <w:r>
           <w:rPr>
             <w:color w:val="2A78D6"/>
@@ -3921,16 +6345,22 @@
     </w:p>
     <w:p>
       <w:pPr>
-        <w:spacing w:after="20"/>
-        <w:ind w:left="340" w:hanging="340"/>
+        <w:tabs>
+          <w:tab w:pos="397" w:val="left"/>
+        </w:tabs>
+        <w:spacing w:before="0" w:after="30"/>
+        <w:ind w:left="397" w:hanging="397"/>
       </w:pPr>
       <w:r>
         <w:rPr>
+          <w:b w:val="0"/>
+          <w:color w:val="5F6B7A"/>
           <w:sz w:val="17"/>
         </w:rPr>
-        <w:t xml:space="preserve">3. </w:t>
+        <w:t>3.</w:t>
+        <w:tab/>
       </w:r>
-      <w:hyperlink r:id="rId10">
+      <w:hyperlink r:id="rId12">
         <w:r>
           <w:rPr>
             <w:color w:val="2A78D6"/>
@@ -3942,16 +6372,22 @@
     </w:p>
     <w:p>
       <w:pPr>
-        <w:spacing w:after="20"/>
-        <w:ind w:left="340" w:hanging="340"/>
+        <w:tabs>
+          <w:tab w:pos="397" w:val="left"/>
+        </w:tabs>
+        <w:spacing w:before="0" w:after="30"/>
+        <w:ind w:left="397" w:hanging="397"/>
       </w:pPr>
       <w:r>
         <w:rPr>
+          <w:b w:val="0"/>
+          <w:color w:val="5F6B7A"/>
           <w:sz w:val="17"/>
         </w:rPr>
-        <w:t xml:space="preserve">4. </w:t>
+        <w:t>4.</w:t>
+        <w:tab/>
       </w:r>
-      <w:hyperlink r:id="rId11">
+      <w:hyperlink r:id="rId13">
         <w:r>
           <w:rPr>
             <w:color w:val="2A78D6"/>
@@ -3963,16 +6399,22 @@
     </w:p>
     <w:p>
       <w:pPr>
-        <w:spacing w:after="20"/>
-        <w:ind w:left="340" w:hanging="340"/>
+        <w:tabs>
+          <w:tab w:pos="397" w:val="left"/>
+        </w:tabs>
+        <w:spacing w:before="0" w:after="30"/>
+        <w:ind w:left="397" w:hanging="397"/>
       </w:pPr>
       <w:r>
         <w:rPr>
+          <w:b w:val="0"/>
+          <w:color w:val="5F6B7A"/>
           <w:sz w:val="17"/>
         </w:rPr>
-        <w:t xml:space="preserve">5. </w:t>
+        <w:t>5.</w:t>
+        <w:tab/>
       </w:r>
-      <w:hyperlink r:id="rId12">
+      <w:hyperlink r:id="rId14">
         <w:r>
           <w:rPr>
             <w:color w:val="2A78D6"/>
@@ -3984,16 +6426,22 @@
     </w:p>
     <w:p>
       <w:pPr>
-        <w:spacing w:after="20"/>
-        <w:ind w:left="340" w:hanging="340"/>
+        <w:tabs>
+          <w:tab w:pos="397" w:val="left"/>
+        </w:tabs>
+        <w:spacing w:before="0" w:after="30"/>
+        <w:ind w:left="397" w:hanging="397"/>
       </w:pPr>
       <w:r>
         <w:rPr>
+          <w:b w:val="0"/>
+          <w:color w:val="5F6B7A"/>
           <w:sz w:val="17"/>
         </w:rPr>
-        <w:t xml:space="preserve">6. </w:t>
+        <w:t>6.</w:t>
+        <w:tab/>
       </w:r>
-      <w:hyperlink r:id="rId13">
+      <w:hyperlink r:id="rId15">
         <w:r>
           <w:rPr>
             <w:color w:val="2A78D6"/>
@@ -4005,16 +6453,22 @@
     </w:p>
     <w:p>
       <w:pPr>
-        <w:spacing w:after="20"/>
-        <w:ind w:left="340" w:hanging="340"/>
+        <w:tabs>
+          <w:tab w:pos="397" w:val="left"/>
+        </w:tabs>
+        <w:spacing w:before="0" w:after="30"/>
+        <w:ind w:left="397" w:hanging="397"/>
       </w:pPr>
       <w:r>
         <w:rPr>
+          <w:b w:val="0"/>
+          <w:color w:val="5F6B7A"/>
           <w:sz w:val="17"/>
         </w:rPr>
-        <w:t xml:space="preserve">7. </w:t>
+        <w:t>7.</w:t>
+        <w:tab/>
       </w:r>
-      <w:hyperlink r:id="rId14">
+      <w:hyperlink r:id="rId16">
         <w:r>
           <w:rPr>
             <w:color w:val="2A78D6"/>
@@ -4026,16 +6480,22 @@
     </w:p>
     <w:p>
       <w:pPr>
-        <w:spacing w:after="20"/>
-        <w:ind w:left="340" w:hanging="340"/>
+        <w:tabs>
+          <w:tab w:pos="397" w:val="left"/>
+        </w:tabs>
+        <w:spacing w:before="0" w:after="30"/>
+        <w:ind w:left="397" w:hanging="397"/>
       </w:pPr>
       <w:r>
         <w:rPr>
+          <w:b w:val="0"/>
+          <w:color w:val="5F6B7A"/>
           <w:sz w:val="17"/>
         </w:rPr>
-        <w:t xml:space="preserve">8. </w:t>
+        <w:t>8.</w:t>
+        <w:tab/>
       </w:r>
-      <w:hyperlink r:id="rId13">
+      <w:hyperlink r:id="rId15">
         <w:r>
           <w:rPr>
             <w:color w:val="2A78D6"/>
@@ -4047,16 +6507,22 @@
     </w:p>
     <w:p>
       <w:pPr>
-        <w:spacing w:after="20"/>
-        <w:ind w:left="340" w:hanging="340"/>
+        <w:tabs>
+          <w:tab w:pos="397" w:val="left"/>
+        </w:tabs>
+        <w:spacing w:before="0" w:after="30"/>
+        <w:ind w:left="397" w:hanging="397"/>
       </w:pPr>
       <w:r>
         <w:rPr>
+          <w:b w:val="0"/>
+          <w:color w:val="5F6B7A"/>
           <w:sz w:val="17"/>
         </w:rPr>
-        <w:t xml:space="preserve">9. </w:t>
+        <w:t>9.</w:t>
+        <w:tab/>
       </w:r>
-      <w:hyperlink r:id="rId15">
+      <w:hyperlink r:id="rId17">
         <w:r>
           <w:rPr>
             <w:color w:val="2A78D6"/>
@@ -4068,16 +6534,22 @@
     </w:p>
     <w:p>
       <w:pPr>
-        <w:spacing w:after="20"/>
-        <w:ind w:left="340" w:hanging="340"/>
+        <w:tabs>
+          <w:tab w:pos="397" w:val="left"/>
+        </w:tabs>
+        <w:spacing w:before="0" w:after="30"/>
+        <w:ind w:left="397" w:hanging="397"/>
       </w:pPr>
       <w:r>
         <w:rPr>
+          <w:b w:val="0"/>
+          <w:color w:val="5F6B7A"/>
           <w:sz w:val="17"/>
         </w:rPr>
-        <w:t xml:space="preserve">10. </w:t>
+        <w:t>10.</w:t>
+        <w:tab/>
       </w:r>
-      <w:hyperlink r:id="rId16">
+      <w:hyperlink r:id="rId18">
         <w:r>
           <w:rPr>
             <w:color w:val="2A78D6"/>
@@ -4089,16 +6561,22 @@
     </w:p>
     <w:p>
       <w:pPr>
-        <w:spacing w:after="20"/>
-        <w:ind w:left="340" w:hanging="340"/>
+        <w:tabs>
+          <w:tab w:pos="397" w:val="left"/>
+        </w:tabs>
+        <w:spacing w:before="0" w:after="30"/>
+        <w:ind w:left="397" w:hanging="397"/>
       </w:pPr>
       <w:r>
         <w:rPr>
+          <w:b w:val="0"/>
+          <w:color w:val="5F6B7A"/>
           <w:sz w:val="17"/>
         </w:rPr>
-        <w:t xml:space="preserve">11. </w:t>
+        <w:t>11.</w:t>
+        <w:tab/>
       </w:r>
-      <w:hyperlink r:id="rId17">
+      <w:hyperlink r:id="rId19">
         <w:r>
           <w:rPr>
             <w:color w:val="2A78D6"/>
@@ -4110,16 +6588,22 @@
     </w:p>
     <w:p>
       <w:pPr>
-        <w:spacing w:after="20"/>
-        <w:ind w:left="340" w:hanging="340"/>
+        <w:tabs>
+          <w:tab w:pos="397" w:val="left"/>
+        </w:tabs>
+        <w:spacing w:before="0" w:after="30"/>
+        <w:ind w:left="397" w:hanging="397"/>
       </w:pPr>
       <w:r>
         <w:rPr>
+          <w:b w:val="0"/>
+          <w:color w:val="5F6B7A"/>
           <w:sz w:val="17"/>
         </w:rPr>
-        <w:t xml:space="preserve">12. </w:t>
+        <w:t>12.</w:t>
+        <w:tab/>
       </w:r>
-      <w:hyperlink r:id="rId19">
+      <w:hyperlink r:id="rId21">
         <w:r>
           <w:rPr>
             <w:color w:val="2A78D6"/>
@@ -4131,16 +6615,22 @@
     </w:p>
     <w:p>
       <w:pPr>
-        <w:spacing w:after="20"/>
-        <w:ind w:left="340" w:hanging="340"/>
+        <w:tabs>
+          <w:tab w:pos="397" w:val="left"/>
+        </w:tabs>
+        <w:spacing w:before="0" w:after="30"/>
+        <w:ind w:left="397" w:hanging="397"/>
       </w:pPr>
       <w:r>
         <w:rPr>
+          <w:b w:val="0"/>
+          <w:color w:val="5F6B7A"/>
           <w:sz w:val="17"/>
         </w:rPr>
-        <w:t xml:space="preserve">13. </w:t>
+        <w:t>13.</w:t>
+        <w:tab/>
       </w:r>
-      <w:hyperlink r:id="rId20">
+      <w:hyperlink r:id="rId22">
         <w:r>
           <w:rPr>
             <w:color w:val="2A78D6"/>
@@ -4152,16 +6642,22 @@
     </w:p>
     <w:p>
       <w:pPr>
-        <w:spacing w:after="20"/>
-        <w:ind w:left="340" w:hanging="340"/>
+        <w:tabs>
+          <w:tab w:pos="397" w:val="left"/>
+        </w:tabs>
+        <w:spacing w:before="0" w:after="30"/>
+        <w:ind w:left="397" w:hanging="397"/>
       </w:pPr>
       <w:r>
         <w:rPr>
+          <w:b w:val="0"/>
+          <w:color w:val="5F6B7A"/>
           <w:sz w:val="17"/>
         </w:rPr>
-        <w:t xml:space="preserve">14. </w:t>
+        <w:t>14.</w:t>
+        <w:tab/>
       </w:r>
-      <w:hyperlink r:id="rId12">
+      <w:hyperlink r:id="rId14">
         <w:r>
           <w:rPr>
             <w:color w:val="2A78D6"/>
@@ -4173,16 +6669,22 @@
     </w:p>
     <w:p>
       <w:pPr>
-        <w:spacing w:after="20"/>
-        <w:ind w:left="340" w:hanging="340"/>
+        <w:tabs>
+          <w:tab w:pos="397" w:val="left"/>
+        </w:tabs>
+        <w:spacing w:before="0" w:after="30"/>
+        <w:ind w:left="397" w:hanging="397"/>
       </w:pPr>
       <w:r>
         <w:rPr>
+          <w:b w:val="0"/>
+          <w:color w:val="5F6B7A"/>
           <w:sz w:val="17"/>
         </w:rPr>
-        <w:t xml:space="preserve">15. </w:t>
+        <w:t>15.</w:t>
+        <w:tab/>
       </w:r>
-      <w:hyperlink r:id="rId21">
+      <w:hyperlink r:id="rId23">
         <w:r>
           <w:rPr>
             <w:color w:val="2A78D6"/>
@@ -4194,16 +6696,22 @@
     </w:p>
     <w:p>
       <w:pPr>
-        <w:spacing w:after="20"/>
-        <w:ind w:left="340" w:hanging="340"/>
+        <w:tabs>
+          <w:tab w:pos="397" w:val="left"/>
+        </w:tabs>
+        <w:spacing w:before="0" w:after="30"/>
+        <w:ind w:left="397" w:hanging="397"/>
       </w:pPr>
       <w:r>
         <w:rPr>
+          <w:b w:val="0"/>
+          <w:color w:val="5F6B7A"/>
           <w:sz w:val="17"/>
         </w:rPr>
-        <w:t xml:space="preserve">16. </w:t>
+        <w:t>16.</w:t>
+        <w:tab/>
       </w:r>
-      <w:hyperlink r:id="rId22">
+      <w:hyperlink r:id="rId24">
         <w:r>
           <w:rPr>
             <w:color w:val="2A78D6"/>
@@ -4215,16 +6723,22 @@
     </w:p>
     <w:p>
       <w:pPr>
-        <w:spacing w:after="20"/>
-        <w:ind w:left="340" w:hanging="340"/>
+        <w:tabs>
+          <w:tab w:pos="397" w:val="left"/>
+        </w:tabs>
+        <w:spacing w:before="0" w:after="30"/>
+        <w:ind w:left="397" w:hanging="397"/>
       </w:pPr>
       <w:r>
         <w:rPr>
+          <w:b w:val="0"/>
+          <w:color w:val="5F6B7A"/>
           <w:sz w:val="17"/>
         </w:rPr>
-        <w:t xml:space="preserve">17. </w:t>
+        <w:t>17.</w:t>
+        <w:tab/>
       </w:r>
-      <w:hyperlink r:id="rId23">
+      <w:hyperlink r:id="rId25">
         <w:r>
           <w:rPr>
             <w:color w:val="2A78D6"/>
@@ -4236,16 +6750,22 @@
     </w:p>
     <w:p>
       <w:pPr>
-        <w:spacing w:after="20"/>
-        <w:ind w:left="340" w:hanging="340"/>
+        <w:tabs>
+          <w:tab w:pos="397" w:val="left"/>
+        </w:tabs>
+        <w:spacing w:before="0" w:after="30"/>
+        <w:ind w:left="397" w:hanging="397"/>
       </w:pPr>
       <w:r>
         <w:rPr>
+          <w:b w:val="0"/>
+          <w:color w:val="5F6B7A"/>
           <w:sz w:val="17"/>
         </w:rPr>
-        <w:t xml:space="preserve">18. </w:t>
+        <w:t>18.</w:t>
+        <w:tab/>
       </w:r>
-      <w:hyperlink r:id="rId24">
+      <w:hyperlink r:id="rId26">
         <w:r>
           <w:rPr>
             <w:color w:val="2A78D6"/>
@@ -4257,16 +6777,22 @@
     </w:p>
     <w:p>
       <w:pPr>
-        <w:spacing w:after="20"/>
-        <w:ind w:left="340" w:hanging="340"/>
+        <w:tabs>
+          <w:tab w:pos="397" w:val="left"/>
+        </w:tabs>
+        <w:spacing w:before="0" w:after="30"/>
+        <w:ind w:left="397" w:hanging="397"/>
       </w:pPr>
       <w:r>
         <w:rPr>
+          <w:b w:val="0"/>
+          <w:color w:val="5F6B7A"/>
           <w:sz w:val="17"/>
         </w:rPr>
-        <w:t xml:space="preserve">19. </w:t>
+        <w:t>19.</w:t>
+        <w:tab/>
       </w:r>
-      <w:hyperlink r:id="rId25">
+      <w:hyperlink r:id="rId27">
         <w:r>
           <w:rPr>
             <w:color w:val="2A78D6"/>
@@ -4278,16 +6804,22 @@
     </w:p>
     <w:p>
       <w:pPr>
-        <w:spacing w:after="20"/>
-        <w:ind w:left="340" w:hanging="340"/>
+        <w:tabs>
+          <w:tab w:pos="397" w:val="left"/>
+        </w:tabs>
+        <w:spacing w:before="0" w:after="30"/>
+        <w:ind w:left="397" w:hanging="397"/>
       </w:pPr>
       <w:r>
         <w:rPr>
+          <w:b w:val="0"/>
+          <w:color w:val="5F6B7A"/>
           <w:sz w:val="17"/>
         </w:rPr>
-        <w:t xml:space="preserve">20. </w:t>
+        <w:t>20.</w:t>
+        <w:tab/>
       </w:r>
-      <w:hyperlink r:id="rId26">
+      <w:hyperlink r:id="rId28">
         <w:r>
           <w:rPr>
             <w:color w:val="2A78D6"/>
@@ -4299,16 +6831,76 @@
     </w:p>
     <w:p>
       <w:pPr>
-        <w:spacing w:after="20"/>
-        <w:ind w:left="340" w:hanging="340"/>
+        <w:tabs>
+          <w:tab w:pos="397" w:val="left"/>
+        </w:tabs>
+        <w:spacing w:before="0" w:after="30"/>
+        <w:ind w:left="397" w:hanging="397"/>
       </w:pPr>
       <w:r>
         <w:rPr>
+          <w:b w:val="0"/>
+          <w:color w:val="5F6B7A"/>
           <w:sz w:val="17"/>
         </w:rPr>
-        <w:t xml:space="preserve">21. </w:t>
+        <w:t>21.</w:t>
+        <w:tab/>
       </w:r>
-      <w:hyperlink r:id="rId27">
+      <w:hyperlink r:id="rId29">
+        <w:r>
+          <w:rPr>
+            <w:color w:val="2A78D6"/>
+            <w:sz w:val="17"/>
+          </w:rPr>
+          <w:t xml:space="preserve">Majandus – Eesti Energia loobub 24,7 miljonist eurost, vesinikutaristu jääb ehitamata, 2026-10-20</w:t>
+        </w:r>
+      </w:hyperlink>
+    </w:p>
+    <w:p>
+      <w:pPr>
+        <w:tabs>
+          <w:tab w:pos="397" w:val="left"/>
+        </w:tabs>
+        <w:spacing w:before="0" w:after="30"/>
+        <w:ind w:left="397" w:hanging="397"/>
+      </w:pPr>
+      <w:r>
+        <w:rPr>
+          <w:b w:val="0"/>
+          <w:color w:val="5F6B7A"/>
+          <w:sz w:val="17"/>
+        </w:rPr>
+        <w:t>22.</w:t>
+        <w:tab/>
+      </w:r>
+      <w:hyperlink r:id="rId30">
+        <w:r>
+          <w:rPr>
+            <w:color w:val="2A78D6"/>
+            <w:sz w:val="17"/>
+          </w:rPr>
+          <w:t xml:space="preserve">ERR – Eesti Energia sai tingimusliku loa Narva kütmiseks põlevkiviõliga, 2026-10-06</w:t>
+        </w:r>
+      </w:hyperlink>
+    </w:p>
+    <w:p>
+      <w:pPr>
+        <w:tabs>
+          <w:tab w:pos="397" w:val="left"/>
+        </w:tabs>
+        <w:spacing w:before="0" w:after="30"/>
+        <w:ind w:left="397" w:hanging="397"/>
+      </w:pPr>
+      <w:r>
+        <w:rPr>
+          <w:b w:val="0"/>
+          <w:color w:val="5F6B7A"/>
+          <w:sz w:val="17"/>
+        </w:rPr>
+        <w:t>23.</w:t>
+        <w:tab/>
+      </w:r>
+      <w:hyperlink r:id="rId34">
         <w:r>
           <w:rPr>
             <w:color w:val="2A78D6"/>
@@ -4320,16 +6912,22 @@
     </w:p>
     <w:p>
       <w:pPr>
-        <w:spacing w:after="20"/>
-        <w:ind w:left="340" w:hanging="340"/>
+        <w:tabs>
+          <w:tab w:pos="397" w:val="left"/>
+        </w:tabs>
+        <w:spacing w:before="0" w:after="30"/>
+        <w:ind w:left="397" w:hanging="397"/>
       </w:pPr>
       <w:r>
         <w:rPr>
+          <w:b w:val="0"/>
+          <w:color w:val="5F6B7A"/>
           <w:sz w:val="17"/>
         </w:rPr>
-        <w:t xml:space="preserve">22. </w:t>
+        <w:t>24.</w:t>
+        <w:tab/>
       </w:r>
-      <w:hyperlink r:id="rId28">
+      <w:hyperlink r:id="rId35">
         <w:r>
           <w:rPr>
             <w:color w:val="2A78D6"/>
@@ -4341,16 +6939,22 @@
     </w:p>
     <w:p>
       <w:pPr>
-        <w:spacing w:after="20"/>
-        <w:ind w:left="340" w:hanging="340"/>
+        <w:tabs>
+          <w:tab w:pos="397" w:val="left"/>
+        </w:tabs>
+        <w:spacing w:before="0" w:after="30"/>
+        <w:ind w:left="397" w:hanging="397"/>
       </w:pPr>
       <w:r>
         <w:rPr>
+          <w:b w:val="0"/>
+          <w:color w:val="5F6B7A"/>
           <w:sz w:val="17"/>
         </w:rPr>
-        <w:t xml:space="preserve">23. </w:t>
+        <w:t>25.</w:t>
+        <w:tab/>
       </w:r>
-      <w:hyperlink r:id="rId29">
+      <w:hyperlink r:id="rId36">
         <w:r>
           <w:rPr>
             <w:color w:val="2A78D6"/>
@@ -4362,16 +6966,22 @@
     </w:p>
     <w:p>
       <w:pPr>
-        <w:spacing w:after="20"/>
-        <w:ind w:left="340" w:hanging="340"/>
+        <w:tabs>
+          <w:tab w:pos="397" w:val="left"/>
+        </w:tabs>
+        <w:spacing w:before="0" w:after="30"/>
+        <w:ind w:left="397" w:hanging="397"/>
       </w:pPr>
       <w:r>
         <w:rPr>
+          <w:b w:val="0"/>
+          <w:color w:val="5F6B7A"/>
           <w:sz w:val="17"/>
         </w:rPr>
-        <w:t xml:space="preserve">24. </w:t>
+        <w:t>26.</w:t>
+        <w:tab/>
       </w:r>
-      <w:hyperlink r:id="rId30">
+      <w:hyperlink r:id="rId37">
         <w:r>
           <w:rPr>
             <w:color w:val="2A78D6"/>
@@ -4383,16 +6993,22 @@
     </w:p>
     <w:p>
       <w:pPr>
-        <w:spacing w:after="20"/>
-        <w:ind w:left="340" w:hanging="340"/>
+        <w:tabs>
+          <w:tab w:pos="397" w:val="left"/>
+        </w:tabs>
+        <w:spacing w:before="0" w:after="30"/>
+        <w:ind w:left="397" w:hanging="397"/>
       </w:pPr>
       <w:r>
         <w:rPr>
+          <w:b w:val="0"/>
+          <w:color w:val="5F6B7A"/>
           <w:sz w:val="17"/>
         </w:rPr>
-        <w:t xml:space="preserve">25. </w:t>
+        <w:t>27.</w:t>
+        <w:tab/>
       </w:r>
-      <w:hyperlink r:id="rId31">
+      <w:hyperlink r:id="rId38">
         <w:r>
           <w:rPr>
             <w:color w:val="2A78D6"/>
@@ -4404,16 +7020,22 @@
     </w:p>
     <w:p>
       <w:pPr>
-        <w:spacing w:after="20"/>
-        <w:ind w:left="340" w:hanging="340"/>
+        <w:tabs>
+          <w:tab w:pos="397" w:val="left"/>
+        </w:tabs>
+        <w:spacing w:before="0" w:after="30"/>
+        <w:ind w:left="397" w:hanging="397"/>
       </w:pPr>
       <w:r>
         <w:rPr>
+          <w:b w:val="0"/>
+          <w:color w:val="5F6B7A"/>
           <w:sz w:val="17"/>
         </w:rPr>
-        <w:t xml:space="preserve">26. </w:t>
+        <w:t>28.</w:t>
+        <w:tab/>
       </w:r>
-      <w:hyperlink r:id="rId32">
+      <w:hyperlink r:id="rId39">
         <w:r>
           <w:rPr>
             <w:color w:val="2A78D6"/>
@@ -4425,16 +7047,22 @@
     </w:p>
     <w:p>
       <w:pPr>
-        <w:spacing w:after="20"/>
-        <w:ind w:left="340" w:hanging="340"/>
+        <w:tabs>
+          <w:tab w:pos="397" w:val="left"/>
+        </w:tabs>
+        <w:spacing w:before="0" w:after="30"/>
+        <w:ind w:left="397" w:hanging="397"/>
       </w:pPr>
       <w:r>
         <w:rPr>
+          <w:b w:val="0"/>
+          <w:color w:val="5F6B7A"/>
           <w:sz w:val="17"/>
         </w:rPr>
-        <w:t xml:space="preserve">27. </w:t>
+        <w:t>29.</w:t>
+        <w:tab/>
       </w:r>
-      <w:hyperlink r:id="rId27">
+      <w:hyperlink r:id="rId34">
         <w:r>
           <w:rPr>
             <w:color w:val="2A78D6"/>
@@ -4446,16 +7074,22 @@
     </w:p>
     <w:p>
       <w:pPr>
-        <w:spacing w:after="20"/>
-        <w:ind w:left="340" w:hanging="340"/>
+        <w:tabs>
+          <w:tab w:pos="397" w:val="left"/>
+        </w:tabs>
+        <w:spacing w:before="0" w:after="30"/>
+        <w:ind w:left="397" w:hanging="397"/>
       </w:pPr>
       <w:r>
         <w:rPr>
+          <w:b w:val="0"/>
+          <w:color w:val="5F6B7A"/>
           <w:sz w:val="17"/>
         </w:rPr>
-        <w:t xml:space="preserve">28. </w:t>
+        <w:t>30.</w:t>
+        <w:tab/>
       </w:r>
-      <w:hyperlink r:id="rId33">
+      <w:hyperlink r:id="rId40">
         <w:r>
           <w:rPr>
             <w:color w:val="2A78D6"/>
@@ -4467,16 +7101,22 @@
     </w:p>
     <w:p>
       <w:pPr>
-        <w:spacing w:after="20"/>
-        <w:ind w:left="340" w:hanging="340"/>
+        <w:tabs>
+          <w:tab w:pos="397" w:val="left"/>
+        </w:tabs>
+        <w:spacing w:before="0" w:after="30"/>
+        <w:ind w:left="397" w:hanging="397"/>
       </w:pPr>
       <w:r>
         <w:rPr>
+          <w:b w:val="0"/>
+          <w:color w:val="5F6B7A"/>
           <w:sz w:val="17"/>
         </w:rPr>
-        <w:t xml:space="preserve">29. </w:t>
+        <w:t>31.</w:t>
+        <w:tab/>
       </w:r>
-      <w:hyperlink r:id="rId12">
+      <w:hyperlink r:id="rId14">
         <w:r>
           <w:rPr>
             <w:color w:val="2A78D6"/>
@@ -4487,20 +7127,26 @@
       </w:hyperlink>
     </w:p>
     <w:p>
+      <w:pPr>
+        <w:spacing w:before="40" w:after="60"/>
+      </w:pPr>
       <w:r>
         <w:rPr>
-          <w:i/>
+          <w:b w:val="0"/>
           <w:color w:val="5F6B7A"/>
           <w:sz w:val="16"/>
         </w:rPr>
-        <w:t>Report prepared automatically from public sources. Figures are as published by the issuer; references [S#] point to the source list. Items marked for review must be checked by the analyst before use.</w:t>
+        <w:t>Report prepared from public sources. Figures are as published by the issuer; small numbers next to the text point to the source list.</w:t>
       </w:r>
     </w:p>
     <w:sectPr>
-      <w:footerReference w:type="default" r:id="rId9"/>
-      <w:pgSz w:w="12240" w:h="15840"/>
-      <w:pgMar w:top="907" w:right="1134" w:bottom="907" w:left="1134" w:header="720" w:footer="720" w:gutter="0"/>
+      <w:headerReference w:type="default" r:id="rId9"/>
+      <w:footerReference w:type="default" r:id="rId10"/>
+      <w:footerReference w:type="first" r:id="rId11"/>
+      <w:pgSz w:w="11906" w:h="16838"/>
+      <w:pgMar w:top="1020" w:right="1134" w:bottom="1020" w:left="1134" w:header="510" w:footer="454" w:gutter="0"/>
       <w:cols w:space="720"/>
+      <w:titlePg/>
       <w:docGrid w:linePitch="360"/>
     </w:sectPr>
   </w:body>
@@ -4511,19 +7157,100 @@
 <w:ftr xmlns:m="http://schemas.openxmlformats.org/officeDocument/2006/math" xmlns:mc="http://schemas.openxmlformats.org/markup-compatibility/2006" xmlns:mo="http://schemas.microsoft.com/office/mac/office/2008/main" xmlns:mv="urn:schemas-microsoft-com:mac:vml" xmlns:o="urn:schemas-microsoft-com:office:office" xmlns:r="http://schemas.openxmlformats.org/officeDocument/2006/relationships" xmlns:v="urn:schemas-microsoft-com:vml" xmlns:w10="urn:schemas-microsoft-com:office:word" xmlns:w14="http://schemas.microsoft.com/office/word/2010/wordml" xmlns:w="http://schemas.openxmlformats.org/wordprocessingml/2006/main" xmlns:wne="http://schemas.microsoft.com/office/word/2006/wordml" xmlns:wp14="http://schemas.microsoft.com/office/word/2010/wordprocessingDrawing" xmlns:wp="http://schemas.openxmlformats.org/drawingml/2006/wordprocessingDrawing" xmlns:wpc="http://schemas.microsoft.com/office/word/2010/wordprocessingCanvas" xmlns:wpg="http://schemas.microsoft.com/office/word/2010/wordprocessingGroup" xmlns:wpi="http://schemas.microsoft.com/office/word/2010/wordprocessingInk" xmlns:wps="http://schemas.microsoft.com/office/word/2010/wordprocessingShape" mc:Ignorable="w14 wp14">
   <w:p>
     <w:pPr>
-      <w:pStyle w:val="Footer"/>
-      <w:jc w:val="right"/>
+      <w:pBdr>
+        <w:top w:val="single" w:sz="4" w:color="C9D3DE" w:space="4"/>
+      </w:pBdr>
+      <w:tabs>
+        <w:tab w:pos="9638" w:val="right"/>
+      </w:tabs>
     </w:pPr>
     <w:r>
       <w:rPr>
+        <w:b w:val="0"/>
         <w:color w:val="5F6B7A"/>
         <w:sz w:val="16"/>
       </w:rPr>
-      <w:t xml:space="preserve">Eesti Energia (Enefit) · 6M2026 · 2026-10-22   ·   </w:t>
+      <w:t>Eesti Energia (Enefit) · 6M2026 · 2026-10-22</w:t>
+      <w:tab/>
     </w:r>
-    <w:fldSimple w:instr="PAGE"/>
+    <w:r>
+      <w:rPr>
+        <w:b/>
+        <w:color w:val="1F4E79"/>
+        <w:sz w:val="16"/>
+      </w:rPr>
+      <w:fldChar w:fldCharType="begin"/>
+      <w:instrText xml:space="preserve"> PAGE </w:instrText>
+      <w:fldChar w:fldCharType="end"/>
+    </w:r>
   </w:p>
 </w:ftr>
+</file>
+
+<file path=word/footer2.xml><?xml version="1.0" encoding="utf-8"?>
+<w:ftr xmlns:m="http://schemas.openxmlformats.org/officeDocument/2006/math" xmlns:mc="http://schemas.openxmlformats.org/markup-compatibility/2006" xmlns:mo="http://schemas.microsoft.com/office/mac/office/2008/main" xmlns:mv="urn:schemas-microsoft-com:mac:vml" xmlns:o="urn:schemas-microsoft-com:office:office" xmlns:r="http://schemas.openxmlformats.org/officeDocument/2006/relationships" xmlns:v="urn:schemas-microsoft-com:vml" xmlns:w10="urn:schemas-microsoft-com:office:word" xmlns:w14="http://schemas.microsoft.com/office/word/2010/wordml" xmlns:w="http://schemas.openxmlformats.org/wordprocessingml/2006/main" xmlns:wne="http://schemas.microsoft.com/office/word/2006/wordml" xmlns:wp14="http://schemas.microsoft.com/office/word/2010/wordprocessingDrawing" xmlns:wp="http://schemas.openxmlformats.org/drawingml/2006/wordprocessingDrawing" xmlns:wpc="http://schemas.microsoft.com/office/word/2010/wordprocessingCanvas" xmlns:wpg="http://schemas.microsoft.com/office/word/2010/wordprocessingGroup" xmlns:wpi="http://schemas.microsoft.com/office/word/2010/wordprocessingInk" xmlns:wps="http://schemas.microsoft.com/office/word/2010/wordprocessingShape" mc:Ignorable="w14 wp14">
+  <w:p>
+    <w:pPr>
+      <w:pBdr>
+        <w:top w:val="single" w:sz="4" w:color="C9D3DE" w:space="4"/>
+      </w:pBdr>
+      <w:tabs>
+        <w:tab w:pos="9638" w:val="right"/>
+      </w:tabs>
+    </w:pPr>
+    <w:r>
+      <w:rPr>
+        <w:b w:val="0"/>
+        <w:color w:val="5F6B7A"/>
+        <w:sz w:val="16"/>
+      </w:rPr>
+      <w:t>Eesti Energia (Enefit) · 6M2026 · 2026-10-22</w:t>
+      <w:tab/>
+    </w:r>
+    <w:r>
+      <w:rPr>
+        <w:b/>
+        <w:color w:val="1F4E79"/>
+        <w:sz w:val="16"/>
+      </w:rPr>
+      <w:fldChar w:fldCharType="begin"/>
+      <w:instrText xml:space="preserve"> PAGE </w:instrText>
+      <w:fldChar w:fldCharType="end"/>
+    </w:r>
+  </w:p>
+</w:ftr>
+</file>
+
+<file path=word/header1.xml><?xml version="1.0" encoding="utf-8"?>
+<w:hdr xmlns:m="http://schemas.openxmlformats.org/officeDocument/2006/math" xmlns:mc="http://schemas.openxmlformats.org/markup-compatibility/2006" xmlns:mo="http://schemas.microsoft.com/office/mac/office/2008/main" xmlns:mv="urn:schemas-microsoft-com:mac:vml" xmlns:o="urn:schemas-microsoft-com:office:office" xmlns:r="http://schemas.openxmlformats.org/officeDocument/2006/relationships" xmlns:v="urn:schemas-microsoft-com:vml" xmlns:w10="urn:schemas-microsoft-com:office:word" xmlns:w14="http://schemas.microsoft.com/office/word/2010/wordml" xmlns:w="http://schemas.openxmlformats.org/wordprocessingml/2006/main" xmlns:wne="http://schemas.microsoft.com/office/word/2006/wordml" xmlns:wp14="http://schemas.microsoft.com/office/word/2010/wordprocessingDrawing" xmlns:wp="http://schemas.openxmlformats.org/drawingml/2006/wordprocessingDrawing" xmlns:wpc="http://schemas.microsoft.com/office/word/2010/wordprocessingCanvas" xmlns:wpg="http://schemas.microsoft.com/office/word/2010/wordprocessingGroup" xmlns:wpi="http://schemas.microsoft.com/office/word/2010/wordprocessingInk" xmlns:wps="http://schemas.microsoft.com/office/word/2010/wordprocessingShape" mc:Ignorable="w14 wp14">
+  <w:p>
+    <w:pPr>
+      <w:pBdr>
+        <w:bottom w:val="single" w:sz="4" w:color="C9D3DE" w:space="4"/>
+      </w:pBdr>
+      <w:tabs>
+        <w:tab w:pos="9638" w:val="right"/>
+      </w:tabs>
+    </w:pPr>
+    <w:r>
+      <w:rPr>
+        <w:b/>
+        <w:color w:val="1F4E79"/>
+        <w:sz w:val="16"/>
+      </w:rPr>
+      <w:t>Eesti Energia (Enefit)</w:t>
+    </w:r>
+    <w:r>
+      <w:rPr>
+        <w:b w:val="0"/>
+        <w:color w:val="5F6B7A"/>
+        <w:sz w:val="16"/>
+      </w:rPr>
+      <w:tab/>
+      <w:t>Issuer review · 6M2026</w:t>
+    </w:r>
+  </w:p>
+</w:hdr>
 </file>
 
 <file path=word/numbering.xml><?xml version="1.0" encoding="utf-8"?>
@@ -4890,10 +7617,10 @@
     <w:qFormat/>
     <w:rsid w:val="00FC693F"/>
     <w:pPr>
-      <w:spacing w:after="80"/>
+      <w:spacing w:after="80" w:line="264" w:lineRule="auto"/>
     </w:pPr>
     <w:rPr>
-      <w:rFonts w:ascii="Calibri" w:hAnsi="Calibri"/>
+      <w:rFonts w:ascii="Calibri" w:hAnsi="Calibri" w:eastAsia="Calibri"/>
       <w:color w:val="1A1A1A"/>
       <w:sz w:val="21"/>
     </w:rPr>

--- a/docs/files/eesti-energia/eesti-energia_6M2026_en.docx
+++ b/docs/files/eesti-energia/eesti-energia_6M2026_en.docx
@@ -175,7 +175,7 @@
                 <w:color w:val="5F6B7A"/>
                 <w:sz w:val="15"/>
               </w:rPr>
-              <w:t>Rating</w:t>
+              <w:t>Issuer rating</w:t>
             </w:r>
           </w:p>
           <w:p>
@@ -998,16 +998,17 @@
         <w:tblLook w:firstColumn="1" w:firstRow="1" w:lastColumn="0" w:lastRow="0" w:noHBand="0" w:noVBand="1" w:val="04A0"/>
       </w:tblPr>
       <w:tblGrid>
-        <w:gridCol w:w="1701"/>
-        <w:gridCol w:w="2608"/>
-        <w:gridCol w:w="963"/>
-        <w:gridCol w:w="1304"/>
-        <w:gridCol w:w="3061"/>
+        <w:gridCol w:w="1513"/>
+        <w:gridCol w:w="2241"/>
+        <w:gridCol w:w="840"/>
+        <w:gridCol w:w="1120"/>
+        <w:gridCol w:w="1569"/>
+        <w:gridCol w:w="2353"/>
       </w:tblGrid>
       <w:tr>
         <w:tc>
           <w:tcPr>
-            <w:tcW w:type="dxa" w:w="1701"/>
+            <w:tcW w:type="dxa" w:w="1513"/>
             <w:tcBorders>
               <w:top w:val="single" w:sz="12" w:color="1F4E79" w:space="0"/>
               <w:left w:val="nil"/>
@@ -1033,7 +1034,7 @@
         </w:tc>
         <w:tc>
           <w:tcPr>
-            <w:tcW w:type="dxa" w:w="2608"/>
+            <w:tcW w:type="dxa" w:w="2241"/>
             <w:tcBorders>
               <w:top w:val="single" w:sz="12" w:color="1F4E79" w:space="0"/>
               <w:left w:val="nil"/>
@@ -1059,7 +1060,7 @@
         </w:tc>
         <w:tc>
           <w:tcPr>
-            <w:tcW w:type="dxa" w:w="964"/>
+            <w:tcW w:type="dxa" w:w="841"/>
             <w:tcBorders>
               <w:top w:val="single" w:sz="12" w:color="1F4E79" w:space="0"/>
               <w:left w:val="nil"/>
@@ -1086,7 +1087,7 @@
         </w:tc>
         <w:tc>
           <w:tcPr>
-            <w:tcW w:type="dxa" w:w="1304"/>
+            <w:tcW w:type="dxa" w:w="1121"/>
             <w:tcBorders>
               <w:top w:val="single" w:sz="12" w:color="1F4E79" w:space="0"/>
               <w:left w:val="nil"/>
@@ -1112,7 +1113,33 @@
         </w:tc>
         <w:tc>
           <w:tcPr>
-            <w:tcW w:type="dxa" w:w="3061"/>
+            <w:tcW w:type="dxa" w:w="1569"/>
+            <w:tcBorders>
+              <w:top w:val="single" w:sz="12" w:color="1F4E79" w:space="0"/>
+              <w:left w:val="nil"/>
+              <w:bottom w:val="single" w:sz="4" w:color="C9D3DE" w:space="0"/>
+              <w:right w:val="nil"/>
+            </w:tcBorders>
+            <w:shd w:val="clear" w:color="auto" w:fill="EAF1F8"/>
+          </w:tcPr>
+          <w:p>
+            <w:pPr>
+              <w:spacing w:before="0" w:after="0"/>
+            </w:pPr>
+            <w:r>
+              <w:rPr>
+                <w:b/>
+                <w:caps/>
+                <w:color w:val="1F4E79"/>
+                <w:sz w:val="16"/>
+              </w:rPr>
+              <w:t>Issue rating</w:t>
+            </w:r>
+          </w:p>
+        </w:tc>
+        <w:tc>
+          <w:tcPr>
+            <w:tcW w:type="dxa" w:w="2353"/>
             <w:tcBorders>
               <w:top w:val="single" w:sz="12" w:color="1F4E79" w:space="0"/>
               <w:left w:val="nil"/>
@@ -1140,7 +1167,7 @@
       <w:tr>
         <w:tc>
           <w:tcPr>
-            <w:tcW w:type="dxa" w:w="1701"/>
+            <w:tcW w:type="dxa" w:w="1513"/>
             <w:tcBorders>
               <w:top w:val="nil"/>
               <w:left w:val="nil"/>
@@ -1163,7 +1190,7 @@
         </w:tc>
         <w:tc>
           <w:tcPr>
-            <w:tcW w:type="dxa" w:w="2608"/>
+            <w:tcW w:type="dxa" w:w="2241"/>
             <w:tcBorders>
               <w:top w:val="nil"/>
               <w:left w:val="nil"/>
@@ -1186,7 +1213,7 @@
         </w:tc>
         <w:tc>
           <w:tcPr>
-            <w:tcW w:type="dxa" w:w="964"/>
+            <w:tcW w:type="dxa" w:w="841"/>
             <w:tcBorders>
               <w:top w:val="nil"/>
               <w:left w:val="nil"/>
@@ -1210,7 +1237,7 @@
         </w:tc>
         <w:tc>
           <w:tcPr>
-            <w:tcW w:type="dxa" w:w="1304"/>
+            <w:tcW w:type="dxa" w:w="1121"/>
             <w:tcBorders>
               <w:top w:val="nil"/>
               <w:left w:val="nil"/>
@@ -1233,7 +1260,30 @@
         </w:tc>
         <w:tc>
           <w:tcPr>
-            <w:tcW w:type="dxa" w:w="3061"/>
+            <w:tcW w:type="dxa" w:w="1569"/>
+            <w:tcBorders>
+              <w:top w:val="nil"/>
+              <w:left w:val="nil"/>
+              <w:bottom w:val="single" w:sz="4" w:color="DDE3EA" w:space="0"/>
+              <w:right w:val="nil"/>
+            </w:tcBorders>
+          </w:tcPr>
+          <w:p>
+            <w:pPr>
+              <w:spacing w:before="0" w:after="0"/>
+            </w:pPr>
+            <w:r>
+              <w:rPr>
+                <w:b w:val="0"/>
+                <w:sz w:val="17"/>
+              </w:rPr>
+              <w:t>no separate rating found</w:t>
+            </w:r>
+          </w:p>
+        </w:tc>
+        <w:tc>
+          <w:tcPr>
+            <w:tcW w:type="dxa" w:w="2353"/>
             <w:tcBorders>
               <w:top w:val="nil"/>
               <w:left w:val="nil"/>

--- a/docs/files/eesti-energia/eesti-energia_6M2026_en.docx
+++ b/docs/files/eesti-energia/eesti-energia_6M2026_en.docx
@@ -2,6 +2,14 @@
 <file path=word/document.xml><?xml version="1.0" encoding="utf-8"?>
 <w:document xmlns:wpc="http://schemas.microsoft.com/office/word/2010/wordprocessingCanvas" xmlns:mo="http://schemas.microsoft.com/office/mac/office/2008/main" xmlns:mc="http://schemas.openxmlformats.org/markup-compatibility/2006" xmlns:mv="urn:schemas-microsoft-com:mac:vml" xmlns:o="urn:schemas-microsoft-com:office:office" xmlns:r="http://schemas.openxmlformats.org/officeDocument/2006/relationships" xmlns:m="http://schemas.openxmlformats.org/officeDocument/2006/math" xmlns:v="urn:schemas-microsoft-com:vml" xmlns:wp14="http://schemas.microsoft.com/office/word/2010/wordprocessingDrawing" xmlns:wp="http://schemas.openxmlformats.org/drawingml/2006/wordprocessingDrawing" xmlns:w10="urn:schemas-microsoft-com:office:word" xmlns:w="http://schemas.openxmlformats.org/wordprocessingml/2006/main" xmlns:w14="http://schemas.microsoft.com/office/word/2010/wordml" xmlns:wpg="http://schemas.microsoft.com/office/word/2010/wordprocessingGroup" xmlns:wpi="http://schemas.microsoft.com/office/word/2010/wordprocessingInk" xmlns:wne="http://schemas.microsoft.com/office/word/2006/wordml" xmlns:wps="http://schemas.microsoft.com/office/word/2010/wordprocessingShape" mc:Ignorable="w14 wp14">
   <w:body>
+    <w:p>
+      <w:pPr>
+        <w:pBdr>
+          <w:top w:val="single" w:sz="24" w:color="12355B" w:space="0"/>
+        </w:pBdr>
+        <w:spacing w:before="0" w:after="200" w:line="120" w:lineRule="auto"/>
+      </w:pPr>
+    </w:p>
     <w:tbl>
       <w:tblPr>
         <w:tblW w:w="9639" w:type="dxa"/>
@@ -15,10 +23,10 @@
         </w:tblBorders>
         <w:tblLayout w:type="fixed"/>
         <w:tblCellMar>
-          <w:top w:w="260" w:type="dxa"/>
-          <w:left w:w="280" w:type="dxa"/>
-          <w:bottom w:w="260" w:type="dxa"/>
-          <w:right w:w="280" w:type="dxa"/>
+          <w:top w:w="0" w:type="dxa"/>
+          <w:left w:w="0" w:type="dxa"/>
+          <w:bottom w:w="0" w:type="dxa"/>
+          <w:right w:w="0" w:type="dxa"/>
         </w:tblCellMar>
         <w:tblLook w:firstColumn="1" w:firstRow="1" w:lastColumn="0" w:lastRow="0" w:noHBand="0" w:noVBand="1" w:val="04A0"/>
       </w:tblPr>
@@ -30,7 +38,6 @@
         <w:tc>
           <w:tcPr>
             <w:tcW w:type="dxa" w:w="7030"/>
-            <w:shd w:val="clear" w:color="auto" w:fill="1F4E79"/>
           </w:tcPr>
           <w:p>
             <w:pPr>
@@ -40,8 +47,8 @@
               <w:rPr>
                 <w:b/>
                 <w:caps/>
-                <w:color w:val="AFC6DD"/>
-                <w:sz w:val="17"/>
+                <w:color w:val="2A78D6"/>
+                <w:sz w:val="16"/>
               </w:rPr>
               <w:t>Issuer review · 6M2026</w:t>
             </w:r>
@@ -53,28 +60,40 @@
             <w:r>
               <w:rPr>
                 <w:b/>
-                <w:color w:val="FFFFFF"/>
+                <w:color w:val="12355B"/>
                 <w:sz w:val="52"/>
               </w:rPr>
               <w:t>Eesti Energia (Enefit)</w:t>
+            </w:r>
+          </w:p>
+          <w:p>
+            <w:pPr>
+              <w:spacing w:before="40" w:after="0"/>
+            </w:pPr>
+            <w:r>
+              <w:rPr>
+                <w:b w:val="0"/>
+                <w:color w:val="667085"/>
+                <w:sz w:val="18"/>
+              </w:rPr>
+              <w:t>Estonia · Integrated energy (generation incl. oil shale and renewables, shale oil, networks via Elektrilevi, retail)</w:t>
             </w:r>
           </w:p>
         </w:tc>
         <w:tc>
           <w:tcPr>
             <w:tcW w:type="dxa" w:w="2608"/>
-            <w:shd w:val="clear" w:color="auto" w:fill="1F4E79"/>
           </w:tcPr>
           <w:p>
             <w:pPr>
-              <w:spacing w:before="280" w:after="0"/>
+              <w:spacing w:before="440" w:after="0"/>
               <w:jc w:val="right"/>
             </w:pPr>
             <w:r>
               <w:rPr>
                 <w:b/>
                 <w:color w:val="9A6400"/>
-                <w:sz w:val="19"/>
+                <w:sz w:val="18"/>
                 <w:shd w:val="clear" w:color="auto" w:fill="FDF1D8"/>
               </w:rPr>
               <w:t xml:space="preserve">  ●  WATCH  </w:t>
@@ -86,9 +105,9 @@
     <w:p>
       <w:pPr>
         <w:pBdr>
-          <w:top w:val="single" w:sz="12" w:color="2A78D6" w:space="0"/>
+          <w:top w:val="single" w:sz="4" w:color="D5DCE4" w:space="0"/>
         </w:pBdr>
-        <w:spacing w:before="0" w:after="200" w:line="120" w:lineRule="auto"/>
+        <w:spacing w:before="120" w:after="200" w:line="120" w:lineRule="auto"/>
       </w:pPr>
     </w:p>
     <w:tbl>
@@ -104,76 +123,52 @@
         </w:tblBorders>
         <w:tblLayout w:type="fixed"/>
         <w:tblCellMar>
-          <w:top w:w="0" w:type="dxa"/>
-          <w:left w:w="0" w:type="dxa"/>
-          <w:bottom w:w="120" w:type="dxa"/>
-          <w:right w:w="160" w:type="dxa"/>
+          <w:top w:w="160" w:type="dxa"/>
+          <w:left w:w="220" w:type="dxa"/>
+          <w:bottom w:w="160" w:type="dxa"/>
+          <w:right w:w="220" w:type="dxa"/>
         </w:tblCellMar>
         <w:tblLook w:firstColumn="1" w:firstRow="1" w:lastColumn="0" w:lastRow="0" w:noHBand="0" w:noVBand="1" w:val="04A0"/>
       </w:tblPr>
       <w:tblGrid>
-        <w:gridCol w:w="3213"/>
-        <w:gridCol w:w="3213"/>
-        <w:gridCol w:w="3213"/>
+        <w:gridCol w:w="4819"/>
+        <w:gridCol w:w="4819"/>
       </w:tblGrid>
       <w:tr>
         <w:tc>
           <w:tcPr>
-            <w:tcW w:type="dxa" w:w="3213"/>
+            <w:tcW w:type="dxa" w:w="4819"/>
             <w:tcBorders>
-              <w:top w:val="nil"/>
+              <w:top w:val="single" w:sz="12" w:color="12355B" w:space="0"/>
               <w:left w:val="nil"/>
-              <w:bottom w:val="single" w:sz="4" w:color="C9D3DE" w:space="0"/>
+              <w:bottom w:val="nil"/>
               <w:right w:val="nil"/>
             </w:tcBorders>
+            <w:shd w:val="clear" w:color="auto" w:fill="F4F6F9"/>
           </w:tcPr>
           <w:p>
             <w:pPr>
-              <w:spacing w:before="0" w:after="20"/>
+              <w:spacing w:before="0" w:after="40"/>
+            </w:pPr>
+            <w:r>
+              <w:rPr>
+                <w:b/>
+                <w:color w:val="12355B"/>
+                <w:sz w:val="18"/>
+              </w:rPr>
+              <w:t>Key facts</w:t>
+            </w:r>
+          </w:p>
+          <w:p>
+            <w:pPr>
+              <w:spacing w:before="80" w:after="0"/>
             </w:pPr>
             <w:r>
               <w:rPr>
                 <w:b/>
                 <w:caps/>
-                <w:color w:val="5F6B7A"/>
-                <w:sz w:val="15"/>
-              </w:rPr>
-              <w:t>Analysis date</w:t>
-            </w:r>
-          </w:p>
-          <w:p>
-            <w:pPr>
-              <w:spacing w:before="0" w:after="0"/>
-            </w:pPr>
-            <w:r>
-              <w:rPr>
-                <w:b w:val="0"/>
-                <w:sz w:val="19"/>
-              </w:rPr>
-              <w:t>2026-10-22</w:t>
-            </w:r>
-          </w:p>
-        </w:tc>
-        <w:tc>
-          <w:tcPr>
-            <w:tcW w:type="dxa" w:w="3213"/>
-            <w:tcBorders>
-              <w:top w:val="nil"/>
-              <w:left w:val="nil"/>
-              <w:bottom w:val="single" w:sz="4" w:color="C9D3DE" w:space="0"/>
-              <w:right w:val="nil"/>
-            </w:tcBorders>
-          </w:tcPr>
-          <w:p>
-            <w:pPr>
-              <w:spacing w:before="0" w:after="20"/>
-            </w:pPr>
-            <w:r>
-              <w:rPr>
-                <w:b/>
-                <w:caps/>
-                <w:color w:val="5F6B7A"/>
-                <w:sz w:val="15"/>
+                <w:color w:val="667085"/>
+                <w:sz w:val="14"/>
               </w:rPr>
               <w:t>Issuer rating</w:t>
             </w:r>
@@ -185,7 +180,7 @@
             <w:r>
               <w:rPr>
                 <w:b w:val="0"/>
-                <w:sz w:val="19"/>
+                <w:sz w:val="18"/>
               </w:rPr>
               <w:t>Moody's Baa3 stable (2026-04-08); Fitch BBB- stable (2025-07-22); the hybrid is not rated separately in the documents read</w:t>
             </w:r>
@@ -194,7 +189,7 @@
                 <w:rPr>
                   <w:color w:val="2A78D6"/>
                   <w:vertAlign w:val="superscript"/>
-                  <w:sz w:val="16"/>
+                  <w:sz w:val="15"/>
                 </w:rPr>
                 <w:t xml:space="preserve">1</w:t>
               </w:r>
@@ -211,33 +206,48 @@
                 <w:rPr>
                   <w:color w:val="2A78D6"/>
                   <w:vertAlign w:val="superscript"/>
-                  <w:sz w:val="16"/>
+                  <w:sz w:val="15"/>
                 </w:rPr>
                 <w:t xml:space="preserve">2</w:t>
               </w:r>
             </w:hyperlink>
           </w:p>
-        </w:tc>
-        <w:tc>
-          <w:tcPr>
-            <w:tcW w:type="dxa" w:w="3213"/>
-            <w:tcBorders>
-              <w:top w:val="nil"/>
-              <w:left w:val="nil"/>
-              <w:bottom w:val="single" w:sz="4" w:color="C9D3DE" w:space="0"/>
-              <w:right w:val="nil"/>
-            </w:tcBorders>
-          </w:tcPr>
           <w:p>
             <w:pPr>
-              <w:spacing w:before="0" w:after="20"/>
+              <w:spacing w:before="80" w:after="0"/>
             </w:pPr>
             <w:r>
               <w:rPr>
                 <w:b/>
                 <w:caps/>
-                <w:color w:val="5F6B7A"/>
-                <w:sz w:val="15"/>
+                <w:color w:val="667085"/>
+                <w:sz w:val="14"/>
+              </w:rPr>
+              <w:t>Analysis date</w:t>
+            </w:r>
+          </w:p>
+          <w:p>
+            <w:pPr>
+              <w:spacing w:before="0" w:after="0"/>
+            </w:pPr>
+            <w:r>
+              <w:rPr>
+                <w:b w:val="0"/>
+                <w:sz w:val="18"/>
+              </w:rPr>
+              <w:t>2026-10-22</w:t>
+            </w:r>
+          </w:p>
+          <w:p>
+            <w:pPr>
+              <w:spacing w:before="80" w:after="0"/>
+            </w:pPr>
+            <w:r>
+              <w:rPr>
+                <w:b/>
+                <w:caps/>
+                <w:color w:val="667085"/>
+                <w:sz w:val="14"/>
               </w:rPr>
               <w:t>Next report</w:t>
             </w:r>
@@ -249,9 +259,99 @@
             <w:r>
               <w:rPr>
                 <w:b w:val="0"/>
-                <w:sz w:val="19"/>
+                <w:sz w:val="18"/>
               </w:rPr>
               <w:t>Q3 2026 interim report - expected late October 2026</w:t>
+            </w:r>
+          </w:p>
+          <w:p>
+            <w:pPr>
+              <w:spacing w:before="80" w:after="0"/>
+            </w:pPr>
+            <w:r>
+              <w:rPr>
+                <w:b/>
+                <w:caps/>
+                <w:color w:val="667085"/>
+                <w:sz w:val="14"/>
+              </w:rPr>
+              <w:t>Country</w:t>
+            </w:r>
+          </w:p>
+          <w:p>
+            <w:pPr>
+              <w:spacing w:before="0" w:after="0"/>
+            </w:pPr>
+            <w:r>
+              <w:rPr>
+                <w:b w:val="0"/>
+                <w:sz w:val="18"/>
+              </w:rPr>
+              <w:t>Estonia</w:t>
+            </w:r>
+          </w:p>
+        </w:tc>
+        <w:tc>
+          <w:tcPr>
+            <w:tcW w:type="dxa" w:w="4819"/>
+            <w:tcBorders>
+              <w:top w:val="single" w:sz="12" w:color="12355B" w:space="0"/>
+              <w:left w:val="nil"/>
+              <w:bottom w:val="nil"/>
+              <w:right w:val="nil"/>
+            </w:tcBorders>
+            <w:shd w:val="clear" w:color="auto" w:fill="F4F6F9"/>
+          </w:tcPr>
+          <w:p>
+            <w:pPr>
+              <w:spacing w:before="0" w:after="40"/>
+            </w:pPr>
+            <w:r>
+              <w:rPr>
+                <w:b/>
+                <w:color w:val="12355B"/>
+                <w:sz w:val="18"/>
+              </w:rPr>
+              <w:t>Securities held</w:t>
+            </w:r>
+          </w:p>
+          <w:p>
+            <w:pPr>
+              <w:spacing w:before="80" w:after="0"/>
+            </w:pPr>
+            <w:r>
+              <w:rPr>
+                <w:b/>
+                <w:color w:val="1B2430"/>
+                <w:sz w:val="17"/>
+              </w:rPr>
+              <w:t>Eesti Energia 7.875% perpetual subordinated hybrid</w:t>
+            </w:r>
+          </w:p>
+          <w:p>
+            <w:pPr>
+              <w:spacing w:before="0" w:after="0"/>
+            </w:pPr>
+            <w:r>
+              <w:rPr>
+                <w:b w:val="0"/>
+                <w:color w:val="667085"/>
+                <w:sz w:val="15"/>
+              </w:rPr>
+              <w:t>XS2824761188  ·  7.875% · perpetual</w:t>
+            </w:r>
+          </w:p>
+          <w:p>
+            <w:pPr>
+              <w:spacing w:before="0" w:after="0"/>
+            </w:pPr>
+            <w:r>
+              <w:rPr>
+                <w:b w:val="0"/>
+                <w:color w:val="12355B"/>
+                <w:sz w:val="15"/>
+              </w:rPr>
+              <w:t>no separate rating found</w:t>
             </w:r>
           </w:p>
         </w:tc>
@@ -259,7 +359,7 @@
     </w:tbl>
     <w:p>
       <w:pPr>
-        <w:spacing w:before="0" w:after="80"/>
+        <w:spacing w:before="0" w:after="120"/>
       </w:pPr>
     </w:p>
     <w:tbl>
@@ -304,7 +404,7 @@
             <w:r>
               <w:rPr>
                 <w:b/>
-                <w:color w:val="1A1A1A"/>
+                <w:color w:val="1B2430"/>
                 <w:sz w:val="21"/>
               </w:rPr>
               <w:t>Watch.</w:t>
@@ -312,7 +412,7 @@
             <w:r>
               <w:rPr>
                 <w:b w:val="0"/>
-                <w:color w:val="1A1A1A"/>
+                <w:color w:val="1B2430"/>
                 <w:sz w:val="21"/>
               </w:rPr>
               <w:t xml:space="preserve"> Eesti Energia is 100% state-owned with an investment-grade rating (Moody's Baa3, Fitch BBB-)</w:t>
@@ -347,7 +447,7 @@
             <w:r>
               <w:rPr>
                 <w:b w:val="0"/>
-                <w:color w:val="1A1A1A"/>
+                <w:color w:val="1B2430"/>
                 <w:sz w:val="21"/>
               </w:rPr>
               <w:t>. But leverage is high: net debt / EBITDA 4.1x (3.6x a year earlier), and FY2025 showed an EUR 82.6m loss due to impairments</w:t>
@@ -382,7 +482,7 @@
             <w:r>
               <w:rPr>
                 <w:b w:val="0"/>
-                <w:color w:val="1A1A1A"/>
+                <w:color w:val="1B2430"/>
                 <w:sz w:val="21"/>
               </w:rPr>
               <w:t>. The instrument held is a subordinated hybrid whose coupon may be deferred.</w:t>
@@ -431,9 +531,9 @@
             <w:tcW w:type="dxa" w:w="2261"/>
             <w:tcBorders>
               <w:top w:val="single" w:sz="18" w:color="2A78D6" w:space="0"/>
-              <w:left w:val="single" w:sz="4" w:color="C9D3DE" w:space="0"/>
-              <w:bottom w:val="single" w:sz="4" w:color="C9D3DE" w:space="0"/>
-              <w:right w:val="single" w:sz="4" w:color="C9D3DE" w:space="0"/>
+              <w:left w:val="single" w:sz="4" w:color="D5DCE4" w:space="0"/>
+              <w:bottom w:val="single" w:sz="4" w:color="D5DCE4" w:space="0"/>
+              <w:right w:val="single" w:sz="4" w:color="D5DCE4" w:space="0"/>
             </w:tcBorders>
           </w:tcPr>
           <w:p>
@@ -444,7 +544,7 @@
               <w:rPr>
                 <w:b/>
                 <w:caps/>
-                <w:color w:val="5F6B7A"/>
+                <w:color w:val="667085"/>
                 <w:sz w:val="14"/>
               </w:rPr>
               <w:t>EBITDA</w:t>
@@ -452,7 +552,7 @@
             <w:r>
               <w:rPr>
                 <w:b w:val="0"/>
-                <w:color w:val="5F6B7A"/>
+                <w:color w:val="667085"/>
                 <w:sz w:val="14"/>
               </w:rPr>
               <w:t xml:space="preserve">  ·  FY2025</w:t>
@@ -465,7 +565,7 @@
             <w:r>
               <w:rPr>
                 <w:b/>
-                <w:color w:val="1F4E79"/>
+                <w:color w:val="12355B"/>
                 <w:sz w:val="34"/>
               </w:rPr>
               <w:t>317.2</w:t>
@@ -473,7 +573,7 @@
             <w:r>
               <w:rPr>
                 <w:b w:val="0"/>
-                <w:color w:val="5F6B7A"/>
+                <w:color w:val="667085"/>
                 <w:sz w:val="18"/>
               </w:rPr>
               <w:t xml:space="preserve"> EUR m</w:t>
@@ -486,7 +586,7 @@
             <w:r>
               <w:rPr>
                 <w:b w:val="0"/>
-                <w:color w:val="5F6B7A"/>
+                <w:color w:val="667085"/>
                 <w:sz w:val="15"/>
               </w:rPr>
               <w:t>▼ 20.3 % vs FY2024</w:t>
@@ -504,9 +604,9 @@
             <w:tcW w:type="dxa" w:w="2261"/>
             <w:tcBorders>
               <w:top w:val="single" w:sz="18" w:color="2A78D6" w:space="0"/>
-              <w:left w:val="single" w:sz="4" w:color="C9D3DE" w:space="0"/>
-              <w:bottom w:val="single" w:sz="4" w:color="C9D3DE" w:space="0"/>
-              <w:right w:val="single" w:sz="4" w:color="C9D3DE" w:space="0"/>
+              <w:left w:val="single" w:sz="4" w:color="D5DCE4" w:space="0"/>
+              <w:bottom w:val="single" w:sz="4" w:color="D5DCE4" w:space="0"/>
+              <w:right w:val="single" w:sz="4" w:color="D5DCE4" w:space="0"/>
             </w:tcBorders>
           </w:tcPr>
           <w:p>
@@ -517,7 +617,7 @@
               <w:rPr>
                 <w:b/>
                 <w:caps/>
-                <w:color w:val="5F6B7A"/>
+                <w:color w:val="667085"/>
                 <w:sz w:val="14"/>
               </w:rPr>
               <w:t>Net debt / EBITDA</w:t>
@@ -525,7 +625,7 @@
             <w:r>
               <w:rPr>
                 <w:b w:val="0"/>
-                <w:color w:val="5F6B7A"/>
+                <w:color w:val="667085"/>
                 <w:sz w:val="14"/>
               </w:rPr>
               <w:t xml:space="preserve">  ·  6M2026</w:t>
@@ -538,7 +638,7 @@
             <w:r>
               <w:rPr>
                 <w:b/>
-                <w:color w:val="1F4E79"/>
+                <w:color w:val="12355B"/>
                 <w:sz w:val="34"/>
               </w:rPr>
               <w:t>4.1</w:t>
@@ -546,7 +646,7 @@
             <w:r>
               <w:rPr>
                 <w:b w:val="0"/>
-                <w:color w:val="5F6B7A"/>
+                <w:color w:val="667085"/>
                 <w:sz w:val="18"/>
               </w:rPr>
               <w:t xml:space="preserve"> x</w:t>
@@ -559,7 +659,7 @@
             <w:r>
               <w:rPr>
                 <w:b w:val="0"/>
-                <w:color w:val="5F6B7A"/>
+                <w:color w:val="667085"/>
                 <w:sz w:val="15"/>
               </w:rPr>
               <w:t>▲ 0.5x vs 6M2025</w:t>
@@ -577,9 +677,9 @@
             <w:tcW w:type="dxa" w:w="2261"/>
             <w:tcBorders>
               <w:top w:val="single" w:sz="18" w:color="2A78D6" w:space="0"/>
-              <w:left w:val="single" w:sz="4" w:color="C9D3DE" w:space="0"/>
-              <w:bottom w:val="single" w:sz="4" w:color="C9D3DE" w:space="0"/>
-              <w:right w:val="single" w:sz="4" w:color="C9D3DE" w:space="0"/>
+              <w:left w:val="single" w:sz="4" w:color="D5DCE4" w:space="0"/>
+              <w:bottom w:val="single" w:sz="4" w:color="D5DCE4" w:space="0"/>
+              <w:right w:val="single" w:sz="4" w:color="D5DCE4" w:space="0"/>
             </w:tcBorders>
           </w:tcPr>
           <w:p>
@@ -590,7 +690,7 @@
               <w:rPr>
                 <w:b/>
                 <w:caps/>
-                <w:color w:val="5F6B7A"/>
+                <w:color w:val="667085"/>
                 <w:sz w:val="14"/>
               </w:rPr>
               <w:t>Net debt</w:t>
@@ -598,7 +698,7 @@
             <w:r>
               <w:rPr>
                 <w:b w:val="0"/>
-                <w:color w:val="5F6B7A"/>
+                <w:color w:val="667085"/>
                 <w:sz w:val="14"/>
               </w:rPr>
               <w:t xml:space="preserve">  ·  6M2026</w:t>
@@ -611,7 +711,7 @@
             <w:r>
               <w:rPr>
                 <w:b/>
-                <w:color w:val="1F4E79"/>
+                <w:color w:val="12355B"/>
                 <w:sz w:val="34"/>
               </w:rPr>
               <w:t>1,224</w:t>
@@ -619,7 +719,7 @@
             <w:r>
               <w:rPr>
                 <w:b w:val="0"/>
-                <w:color w:val="5F6B7A"/>
+                <w:color w:val="667085"/>
                 <w:sz w:val="18"/>
               </w:rPr>
               <w:t xml:space="preserve"> EUR m</w:t>
@@ -632,7 +732,7 @@
             <w:r>
               <w:rPr>
                 <w:b w:val="0"/>
-                <w:color w:val="5F6B7A"/>
+                <w:color w:val="667085"/>
                 <w:sz w:val="15"/>
               </w:rPr>
               <w:t>▲ 10.0 % vs 6M2025</w:t>
@@ -650,9 +750,9 @@
             <w:tcW w:type="dxa" w:w="2261"/>
             <w:tcBorders>
               <w:top w:val="single" w:sz="18" w:color="2A78D6" w:space="0"/>
-              <w:left w:val="single" w:sz="4" w:color="C9D3DE" w:space="0"/>
-              <w:bottom w:val="single" w:sz="4" w:color="C9D3DE" w:space="0"/>
-              <w:right w:val="single" w:sz="4" w:color="C9D3DE" w:space="0"/>
+              <w:left w:val="single" w:sz="4" w:color="D5DCE4" w:space="0"/>
+              <w:bottom w:val="single" w:sz="4" w:color="D5DCE4" w:space="0"/>
+              <w:right w:val="single" w:sz="4" w:color="D5DCE4" w:space="0"/>
             </w:tcBorders>
           </w:tcPr>
           <w:p>
@@ -663,7 +763,7 @@
               <w:rPr>
                 <w:b/>
                 <w:caps/>
-                <w:color w:val="5F6B7A"/>
+                <w:color w:val="667085"/>
                 <w:sz w:val="14"/>
               </w:rPr>
               <w:t>Equity</w:t>
@@ -671,7 +771,7 @@
             <w:r>
               <w:rPr>
                 <w:b w:val="0"/>
-                <w:color w:val="5F6B7A"/>
+                <w:color w:val="667085"/>
                 <w:sz w:val="14"/>
               </w:rPr>
               <w:t xml:space="preserve">  ·  6M2026</w:t>
@@ -684,7 +784,7 @@
             <w:r>
               <w:rPr>
                 <w:b/>
-                <w:color w:val="1F4E79"/>
+                <w:color w:val="12355B"/>
                 <w:sz w:val="34"/>
               </w:rPr>
               <w:t>2,045</w:t>
@@ -692,7 +792,7 @@
             <w:r>
               <w:rPr>
                 <w:b w:val="0"/>
-                <w:color w:val="5F6B7A"/>
+                <w:color w:val="667085"/>
                 <w:sz w:val="18"/>
               </w:rPr>
               <w:t xml:space="preserve"> EUR m</w:t>
@@ -705,7 +805,7 @@
             <w:r>
               <w:rPr>
                 <w:b w:val="0"/>
-                <w:color w:val="5F6B7A"/>
+                <w:color w:val="667085"/>
                 <w:sz w:val="15"/>
               </w:rPr>
               <w:t>▼ 12.3 % vs 6M2025</w:t>
@@ -722,28 +822,13 @@
     <w:p>
       <w:pPr>
         <w:keepNext/>
-        <w:pBdr>
-          <w:bottom w:val="single" w:sz="8" w:color="1F4E79" w:space="4"/>
-        </w:pBdr>
-        <w:tabs>
-          <w:tab w:pos="482" w:val="left"/>
-        </w:tabs>
-        <w:spacing w:before="360" w:after="160"/>
+        <w:spacing w:before="200" w:after="100"/>
       </w:pPr>
       <w:r>
         <w:rPr>
           <w:b/>
-          <w:color w:val="2A78D6"/>
-          <w:sz w:val="18"/>
-        </w:rPr>
-        <w:t>01</w:t>
-        <w:tab/>
-      </w:r>
-      <w:r>
-        <w:rPr>
-          <w:b/>
-          <w:color w:val="1F4E79"/>
-          <w:sz w:val="28"/>
+          <w:color w:val="12355B"/>
+          <w:sz w:val="26"/>
         </w:rPr>
         <w:t>Quick summary</w:t>
       </w:r>
@@ -952,7 +1037,7 @@
       <w:pPr>
         <w:keepNext/>
         <w:pBdr>
-          <w:bottom w:val="single" w:sz="8" w:color="1F4E79" w:space="4"/>
+          <w:bottom w:val="single" w:sz="8" w:color="12355B" w:space="4"/>
         </w:pBdr>
         <w:tabs>
           <w:tab w:pos="482" w:val="left"/>
@@ -965,13 +1050,13 @@
           <w:color w:val="2A78D6"/>
           <w:sz w:val="18"/>
         </w:rPr>
-        <w:t>02</w:t>
+        <w:t>01</w:t>
         <w:tab/>
       </w:r>
       <w:r>
         <w:rPr>
           <w:b/>
-          <w:color w:val="1F4E79"/>
+          <w:color w:val="12355B"/>
           <w:sz w:val="28"/>
         </w:rPr>
         <w:t>Instruments held and ISINs</w:t>
@@ -998,24 +1083,23 @@
         <w:tblLook w:firstColumn="1" w:firstRow="1" w:lastColumn="0" w:lastRow="0" w:noHBand="0" w:noVBand="1" w:val="04A0"/>
       </w:tblPr>
       <w:tblGrid>
-        <w:gridCol w:w="1513"/>
+        <w:gridCol w:w="1457"/>
         <w:gridCol w:w="2241"/>
-        <w:gridCol w:w="840"/>
+        <w:gridCol w:w="1064"/>
         <w:gridCol w:w="1120"/>
         <w:gridCol w:w="1569"/>
-        <w:gridCol w:w="2353"/>
+        <w:gridCol w:w="2185"/>
       </w:tblGrid>
       <w:tr>
         <w:tc>
           <w:tcPr>
-            <w:tcW w:type="dxa" w:w="1513"/>
+            <w:tcW w:type="dxa" w:w="1457"/>
             <w:tcBorders>
-              <w:top w:val="single" w:sz="12" w:color="1F4E79" w:space="0"/>
+              <w:top w:val="nil"/>
               <w:left w:val="nil"/>
-              <w:bottom w:val="single" w:sz="4" w:color="C9D3DE" w:space="0"/>
+              <w:bottom w:val="single" w:sz="8" w:color="12355B" w:space="0"/>
               <w:right w:val="nil"/>
             </w:tcBorders>
-            <w:shd w:val="clear" w:color="auto" w:fill="EAF1F8"/>
           </w:tcPr>
           <w:p>
             <w:pPr>
@@ -1025,8 +1109,8 @@
               <w:rPr>
                 <w:b/>
                 <w:caps/>
-                <w:color w:val="1F4E79"/>
-                <w:sz w:val="16"/>
+                <w:color w:val="667085"/>
+                <w:sz w:val="14"/>
               </w:rPr>
               <w:t>ISIN</w:t>
             </w:r>
@@ -1036,12 +1120,11 @@
           <w:tcPr>
             <w:tcW w:type="dxa" w:w="2241"/>
             <w:tcBorders>
-              <w:top w:val="single" w:sz="12" w:color="1F4E79" w:space="0"/>
+              <w:top w:val="nil"/>
               <w:left w:val="nil"/>
-              <w:bottom w:val="single" w:sz="4" w:color="C9D3DE" w:space="0"/>
+              <w:bottom w:val="single" w:sz="8" w:color="12355B" w:space="0"/>
               <w:right w:val="nil"/>
             </w:tcBorders>
-            <w:shd w:val="clear" w:color="auto" w:fill="EAF1F8"/>
           </w:tcPr>
           <w:p>
             <w:pPr>
@@ -1051,8 +1134,8 @@
               <w:rPr>
                 <w:b/>
                 <w:caps/>
-                <w:color w:val="1F4E79"/>
-                <w:sz w:val="16"/>
+                <w:color w:val="667085"/>
+                <w:sz w:val="14"/>
               </w:rPr>
               <w:t>Instrument</w:t>
             </w:r>
@@ -1060,14 +1143,13 @@
         </w:tc>
         <w:tc>
           <w:tcPr>
-            <w:tcW w:type="dxa" w:w="841"/>
+            <w:tcW w:type="dxa" w:w="1065"/>
             <w:tcBorders>
-              <w:top w:val="single" w:sz="12" w:color="1F4E79" w:space="0"/>
+              <w:top w:val="nil"/>
               <w:left w:val="nil"/>
-              <w:bottom w:val="single" w:sz="4" w:color="C9D3DE" w:space="0"/>
+              <w:bottom w:val="single" w:sz="8" w:color="12355B" w:space="0"/>
               <w:right w:val="nil"/>
             </w:tcBorders>
-            <w:shd w:val="clear" w:color="auto" w:fill="EAF1F8"/>
           </w:tcPr>
           <w:p>
             <w:pPr>
@@ -1078,8 +1160,8 @@
               <w:rPr>
                 <w:b/>
                 <w:caps/>
-                <w:color w:val="1F4E79"/>
-                <w:sz w:val="16"/>
+                <w:color w:val="667085"/>
+                <w:sz w:val="14"/>
               </w:rPr>
               <w:t>Coupon</w:t>
             </w:r>
@@ -1089,12 +1171,11 @@
           <w:tcPr>
             <w:tcW w:type="dxa" w:w="1121"/>
             <w:tcBorders>
-              <w:top w:val="single" w:sz="12" w:color="1F4E79" w:space="0"/>
+              <w:top w:val="nil"/>
               <w:left w:val="nil"/>
-              <w:bottom w:val="single" w:sz="4" w:color="C9D3DE" w:space="0"/>
+              <w:bottom w:val="single" w:sz="8" w:color="12355B" w:space="0"/>
               <w:right w:val="nil"/>
             </w:tcBorders>
-            <w:shd w:val="clear" w:color="auto" w:fill="EAF1F8"/>
           </w:tcPr>
           <w:p>
             <w:pPr>
@@ -1104,8 +1185,8 @@
               <w:rPr>
                 <w:b/>
                 <w:caps/>
-                <w:color w:val="1F4E79"/>
-                <w:sz w:val="16"/>
+                <w:color w:val="667085"/>
+                <w:sz w:val="14"/>
               </w:rPr>
               <w:t>Maturity</w:t>
             </w:r>
@@ -1115,12 +1196,11 @@
           <w:tcPr>
             <w:tcW w:type="dxa" w:w="1569"/>
             <w:tcBorders>
-              <w:top w:val="single" w:sz="12" w:color="1F4E79" w:space="0"/>
+              <w:top w:val="nil"/>
               <w:left w:val="nil"/>
-              <w:bottom w:val="single" w:sz="4" w:color="C9D3DE" w:space="0"/>
+              <w:bottom w:val="single" w:sz="8" w:color="12355B" w:space="0"/>
               <w:right w:val="nil"/>
             </w:tcBorders>
-            <w:shd w:val="clear" w:color="auto" w:fill="EAF1F8"/>
           </w:tcPr>
           <w:p>
             <w:pPr>
@@ -1130,8 +1210,8 @@
               <w:rPr>
                 <w:b/>
                 <w:caps/>
-                <w:color w:val="1F4E79"/>
-                <w:sz w:val="16"/>
+                <w:color w:val="667085"/>
+                <w:sz w:val="14"/>
               </w:rPr>
               <w:t>Issue rating</w:t>
             </w:r>
@@ -1139,14 +1219,13 @@
         </w:tc>
         <w:tc>
           <w:tcPr>
-            <w:tcW w:type="dxa" w:w="2353"/>
+            <w:tcW w:type="dxa" w:w="2185"/>
             <w:tcBorders>
-              <w:top w:val="single" w:sz="12" w:color="1F4E79" w:space="0"/>
+              <w:top w:val="nil"/>
               <w:left w:val="nil"/>
-              <w:bottom w:val="single" w:sz="4" w:color="C9D3DE" w:space="0"/>
+              <w:bottom w:val="single" w:sz="8" w:color="12355B" w:space="0"/>
               <w:right w:val="nil"/>
             </w:tcBorders>
-            <w:shd w:val="clear" w:color="auto" w:fill="EAF1F8"/>
           </w:tcPr>
           <w:p>
             <w:pPr>
@@ -1156,8 +1235,8 @@
               <w:rPr>
                 <w:b/>
                 <w:caps/>
-                <w:color w:val="1F4E79"/>
-                <w:sz w:val="16"/>
+                <w:color w:val="667085"/>
+                <w:sz w:val="14"/>
               </w:rPr>
               <w:t>Note</w:t>
             </w:r>
@@ -1167,11 +1246,11 @@
       <w:tr>
         <w:tc>
           <w:tcPr>
-            <w:tcW w:type="dxa" w:w="1513"/>
+            <w:tcW w:type="dxa" w:w="1457"/>
             <w:tcBorders>
               <w:top w:val="nil"/>
               <w:left w:val="nil"/>
-              <w:bottom w:val="single" w:sz="4" w:color="DDE3EA" w:space="0"/>
+              <w:bottom w:val="single" w:sz="4" w:color="E6EAF0" w:space="0"/>
               <w:right w:val="nil"/>
             </w:tcBorders>
           </w:tcPr>
@@ -1194,7 +1273,7 @@
             <w:tcBorders>
               <w:top w:val="nil"/>
               <w:left w:val="nil"/>
-              <w:bottom w:val="single" w:sz="4" w:color="DDE3EA" w:space="0"/>
+              <w:bottom w:val="single" w:sz="4" w:color="E6EAF0" w:space="0"/>
               <w:right w:val="nil"/>
             </w:tcBorders>
           </w:tcPr>
@@ -1213,11 +1292,11 @@
         </w:tc>
         <w:tc>
           <w:tcPr>
-            <w:tcW w:type="dxa" w:w="841"/>
+            <w:tcW w:type="dxa" w:w="1065"/>
             <w:tcBorders>
               <w:top w:val="nil"/>
               <w:left w:val="nil"/>
-              <w:bottom w:val="single" w:sz="4" w:color="DDE3EA" w:space="0"/>
+              <w:bottom w:val="single" w:sz="4" w:color="E6EAF0" w:space="0"/>
               <w:right w:val="nil"/>
             </w:tcBorders>
           </w:tcPr>
@@ -1241,7 +1320,7 @@
             <w:tcBorders>
               <w:top w:val="nil"/>
               <w:left w:val="nil"/>
-              <w:bottom w:val="single" w:sz="4" w:color="DDE3EA" w:space="0"/>
+              <w:bottom w:val="single" w:sz="4" w:color="E6EAF0" w:space="0"/>
               <w:right w:val="nil"/>
             </w:tcBorders>
           </w:tcPr>
@@ -1264,7 +1343,7 @@
             <w:tcBorders>
               <w:top w:val="nil"/>
               <w:left w:val="nil"/>
-              <w:bottom w:val="single" w:sz="4" w:color="DDE3EA" w:space="0"/>
+              <w:bottom w:val="single" w:sz="4" w:color="E6EAF0" w:space="0"/>
               <w:right w:val="nil"/>
             </w:tcBorders>
           </w:tcPr>
@@ -1283,11 +1362,11 @@
         </w:tc>
         <w:tc>
           <w:tcPr>
-            <w:tcW w:type="dxa" w:w="2353"/>
+            <w:tcW w:type="dxa" w:w="2185"/>
             <w:tcBorders>
               <w:top w:val="nil"/>
               <w:left w:val="nil"/>
-              <w:bottom w:val="single" w:sz="4" w:color="DDE3EA" w:space="0"/>
+              <w:bottom w:val="single" w:sz="4" w:color="E6EAF0" w:space="0"/>
               <w:right w:val="nil"/>
             </w:tcBorders>
           </w:tcPr>
@@ -1315,7 +1394,7 @@
       <w:pPr>
         <w:keepNext/>
         <w:pBdr>
-          <w:bottom w:val="single" w:sz="8" w:color="1F4E79" w:space="4"/>
+          <w:bottom w:val="single" w:sz="8" w:color="12355B" w:space="4"/>
         </w:pBdr>
         <w:tabs>
           <w:tab w:pos="482" w:val="left"/>
@@ -1328,13 +1407,13 @@
           <w:color w:val="2A78D6"/>
           <w:sz w:val="18"/>
         </w:rPr>
-        <w:t>03</w:t>
+        <w:t>02</w:t>
         <w:tab/>
       </w:r>
       <w:r>
         <w:rPr>
           <w:b/>
-          <w:color w:val="1F4E79"/>
+          <w:color w:val="12355B"/>
           <w:sz w:val="28"/>
         </w:rPr>
         <w:t>Key ratios</w:t>
@@ -1372,12 +1451,11 @@
           <w:tcPr>
             <w:tcW w:type="dxa" w:w="3254"/>
             <w:tcBorders>
-              <w:top w:val="single" w:sz="12" w:color="1F4E79" w:space="0"/>
+              <w:top w:val="nil"/>
               <w:left w:val="nil"/>
-              <w:bottom w:val="single" w:sz="4" w:color="C9D3DE" w:space="0"/>
+              <w:bottom w:val="single" w:sz="8" w:color="12355B" w:space="0"/>
               <w:right w:val="nil"/>
             </w:tcBorders>
-            <w:shd w:val="clear" w:color="auto" w:fill="EAF1F8"/>
           </w:tcPr>
           <w:p>
             <w:pPr>
@@ -1387,8 +1465,8 @@
               <w:rPr>
                 <w:b/>
                 <w:caps/>
-                <w:color w:val="1F4E79"/>
-                <w:sz w:val="16"/>
+                <w:color w:val="667085"/>
+                <w:sz w:val="14"/>
               </w:rPr>
               <w:t>Metric</w:t>
             </w:r>
@@ -1398,12 +1476,11 @@
           <w:tcPr>
             <w:tcW w:type="dxa" w:w="1314"/>
             <w:tcBorders>
-              <w:top w:val="single" w:sz="12" w:color="1F4E79" w:space="0"/>
+              <w:top w:val="nil"/>
               <w:left w:val="nil"/>
-              <w:bottom w:val="single" w:sz="4" w:color="C9D3DE" w:space="0"/>
+              <w:bottom w:val="single" w:sz="8" w:color="12355B" w:space="0"/>
               <w:right w:val="nil"/>
             </w:tcBorders>
-            <w:shd w:val="clear" w:color="auto" w:fill="EAF1F8"/>
           </w:tcPr>
           <w:p>
             <w:pPr>
@@ -1414,8 +1491,8 @@
               <w:rPr>
                 <w:b/>
                 <w:caps/>
-                <w:color w:val="1F4E79"/>
-                <w:sz w:val="16"/>
+                <w:color w:val="667085"/>
+                <w:sz w:val="14"/>
               </w:rPr>
               <w:t>FY2024</w:t>
             </w:r>
@@ -1425,12 +1502,11 @@
           <w:tcPr>
             <w:tcW w:type="dxa" w:w="1314"/>
             <w:tcBorders>
-              <w:top w:val="single" w:sz="12" w:color="1F4E79" w:space="0"/>
+              <w:top w:val="nil"/>
               <w:left w:val="nil"/>
-              <w:bottom w:val="single" w:sz="4" w:color="C9D3DE" w:space="0"/>
+              <w:bottom w:val="single" w:sz="8" w:color="12355B" w:space="0"/>
               <w:right w:val="nil"/>
             </w:tcBorders>
-            <w:shd w:val="clear" w:color="auto" w:fill="EAF1F8"/>
           </w:tcPr>
           <w:p>
             <w:pPr>
@@ -1441,8 +1517,8 @@
               <w:rPr>
                 <w:b/>
                 <w:caps/>
-                <w:color w:val="1F4E79"/>
-                <w:sz w:val="16"/>
+                <w:color w:val="667085"/>
+                <w:sz w:val="14"/>
               </w:rPr>
               <w:t>FY2025</w:t>
             </w:r>
@@ -1452,12 +1528,11 @@
           <w:tcPr>
             <w:tcW w:type="dxa" w:w="1314"/>
             <w:tcBorders>
-              <w:top w:val="single" w:sz="12" w:color="1F4E79" w:space="0"/>
+              <w:top w:val="nil"/>
               <w:left w:val="nil"/>
-              <w:bottom w:val="single" w:sz="4" w:color="C9D3DE" w:space="0"/>
+              <w:bottom w:val="single" w:sz="8" w:color="12355B" w:space="0"/>
               <w:right w:val="nil"/>
             </w:tcBorders>
-            <w:shd w:val="clear" w:color="auto" w:fill="EAF1F8"/>
           </w:tcPr>
           <w:p>
             <w:pPr>
@@ -1468,8 +1543,8 @@
               <w:rPr>
                 <w:b/>
                 <w:caps/>
-                <w:color w:val="1F4E79"/>
-                <w:sz w:val="16"/>
+                <w:color w:val="667085"/>
+                <w:sz w:val="14"/>
               </w:rPr>
               <w:t>6M2026</w:t>
             </w:r>
@@ -1479,12 +1554,11 @@
           <w:tcPr>
             <w:tcW w:type="dxa" w:w="2441"/>
             <w:tcBorders>
-              <w:top w:val="single" w:sz="12" w:color="1F4E79" w:space="0"/>
+              <w:top w:val="nil"/>
               <w:left w:val="nil"/>
-              <w:bottom w:val="single" w:sz="4" w:color="C9D3DE" w:space="0"/>
+              <w:bottom w:val="single" w:sz="8" w:color="12355B" w:space="0"/>
               <w:right w:val="nil"/>
             </w:tcBorders>
-            <w:shd w:val="clear" w:color="auto" w:fill="EAF1F8"/>
           </w:tcPr>
           <w:p>
             <w:pPr>
@@ -1495,8 +1569,8 @@
               <w:rPr>
                 <w:b/>
                 <w:caps/>
-                <w:color w:val="1F4E79"/>
-                <w:sz w:val="16"/>
+                <w:color w:val="667085"/>
+                <w:sz w:val="14"/>
               </w:rPr>
               <w:t>Change</w:t>
             </w:r>
@@ -1510,7 +1584,7 @@
             <w:tcBorders>
               <w:top w:val="nil"/>
               <w:left w:val="nil"/>
-              <w:bottom w:val="single" w:sz="4" w:color="DDE3EA" w:space="0"/>
+              <w:bottom w:val="single" w:sz="4" w:color="E6EAF0" w:space="0"/>
               <w:right w:val="nil"/>
             </w:tcBorders>
           </w:tcPr>
@@ -1560,7 +1634,7 @@
             <w:tcBorders>
               <w:top w:val="nil"/>
               <w:left w:val="nil"/>
-              <w:bottom w:val="single" w:sz="4" w:color="DDE3EA" w:space="0"/>
+              <w:bottom w:val="single" w:sz="4" w:color="E6EAF0" w:space="0"/>
               <w:right w:val="nil"/>
             </w:tcBorders>
           </w:tcPr>
@@ -1584,7 +1658,7 @@
             <w:tcBorders>
               <w:top w:val="nil"/>
               <w:left w:val="nil"/>
-              <w:bottom w:val="single" w:sz="4" w:color="DDE3EA" w:space="0"/>
+              <w:bottom w:val="single" w:sz="4" w:color="E6EAF0" w:space="0"/>
               <w:right w:val="nil"/>
             </w:tcBorders>
           </w:tcPr>
@@ -1608,7 +1682,7 @@
             <w:tcBorders>
               <w:top w:val="nil"/>
               <w:left w:val="nil"/>
-              <w:bottom w:val="single" w:sz="4" w:color="DDE3EA" w:space="0"/>
+              <w:bottom w:val="single" w:sz="4" w:color="E6EAF0" w:space="0"/>
               <w:right w:val="nil"/>
             </w:tcBorders>
           </w:tcPr>
@@ -1632,7 +1706,7 @@
             <w:tcBorders>
               <w:top w:val="nil"/>
               <w:left w:val="nil"/>
-              <w:bottom w:val="single" w:sz="4" w:color="DDE3EA" w:space="0"/>
+              <w:bottom w:val="single" w:sz="4" w:color="E6EAF0" w:space="0"/>
               <w:right w:val="nil"/>
             </w:tcBorders>
           </w:tcPr>
@@ -1659,7 +1733,7 @@
             <w:tcBorders>
               <w:top w:val="nil"/>
               <w:left w:val="nil"/>
-              <w:bottom w:val="single" w:sz="4" w:color="DDE3EA" w:space="0"/>
+              <w:bottom w:val="single" w:sz="4" w:color="E6EAF0" w:space="0"/>
               <w:right w:val="nil"/>
             </w:tcBorders>
           </w:tcPr>
@@ -1692,7 +1766,7 @@
             <w:tcBorders>
               <w:top w:val="nil"/>
               <w:left w:val="nil"/>
-              <w:bottom w:val="single" w:sz="4" w:color="DDE3EA" w:space="0"/>
+              <w:bottom w:val="single" w:sz="4" w:color="E6EAF0" w:space="0"/>
               <w:right w:val="nil"/>
             </w:tcBorders>
           </w:tcPr>
@@ -1716,7 +1790,7 @@
             <w:tcBorders>
               <w:top w:val="nil"/>
               <w:left w:val="nil"/>
-              <w:bottom w:val="single" w:sz="4" w:color="DDE3EA" w:space="0"/>
+              <w:bottom w:val="single" w:sz="4" w:color="E6EAF0" w:space="0"/>
               <w:right w:val="nil"/>
             </w:tcBorders>
           </w:tcPr>
@@ -1740,7 +1814,7 @@
             <w:tcBorders>
               <w:top w:val="nil"/>
               <w:left w:val="nil"/>
-              <w:bottom w:val="single" w:sz="4" w:color="DDE3EA" w:space="0"/>
+              <w:bottom w:val="single" w:sz="4" w:color="E6EAF0" w:space="0"/>
               <w:right w:val="nil"/>
             </w:tcBorders>
           </w:tcPr>
@@ -1764,7 +1838,7 @@
             <w:tcBorders>
               <w:top w:val="nil"/>
               <w:left w:val="nil"/>
-              <w:bottom w:val="single" w:sz="4" w:color="DDE3EA" w:space="0"/>
+              <w:bottom w:val="single" w:sz="4" w:color="E6EAF0" w:space="0"/>
               <w:right w:val="nil"/>
             </w:tcBorders>
           </w:tcPr>
@@ -1791,7 +1865,7 @@
             <w:tcBorders>
               <w:top w:val="nil"/>
               <w:left w:val="nil"/>
-              <w:bottom w:val="single" w:sz="4" w:color="DDE3EA" w:space="0"/>
+              <w:bottom w:val="single" w:sz="4" w:color="E6EAF0" w:space="0"/>
               <w:right w:val="nil"/>
             </w:tcBorders>
           </w:tcPr>
@@ -1841,7 +1915,7 @@
             <w:tcBorders>
               <w:top w:val="nil"/>
               <w:left w:val="nil"/>
-              <w:bottom w:val="single" w:sz="4" w:color="DDE3EA" w:space="0"/>
+              <w:bottom w:val="single" w:sz="4" w:color="E6EAF0" w:space="0"/>
               <w:right w:val="nil"/>
             </w:tcBorders>
           </w:tcPr>
@@ -1865,7 +1939,7 @@
             <w:tcBorders>
               <w:top w:val="nil"/>
               <w:left w:val="nil"/>
-              <w:bottom w:val="single" w:sz="4" w:color="DDE3EA" w:space="0"/>
+              <w:bottom w:val="single" w:sz="4" w:color="E6EAF0" w:space="0"/>
               <w:right w:val="nil"/>
             </w:tcBorders>
           </w:tcPr>
@@ -1889,7 +1963,7 @@
             <w:tcBorders>
               <w:top w:val="nil"/>
               <w:left w:val="nil"/>
-              <w:bottom w:val="single" w:sz="4" w:color="DDE3EA" w:space="0"/>
+              <w:bottom w:val="single" w:sz="4" w:color="E6EAF0" w:space="0"/>
               <w:right w:val="nil"/>
             </w:tcBorders>
           </w:tcPr>
@@ -1913,7 +1987,7 @@
             <w:tcBorders>
               <w:top w:val="nil"/>
               <w:left w:val="nil"/>
-              <w:bottom w:val="single" w:sz="4" w:color="DDE3EA" w:space="0"/>
+              <w:bottom w:val="single" w:sz="4" w:color="E6EAF0" w:space="0"/>
               <w:right w:val="nil"/>
             </w:tcBorders>
           </w:tcPr>
@@ -1940,7 +2014,7 @@
             <w:tcBorders>
               <w:top w:val="nil"/>
               <w:left w:val="nil"/>
-              <w:bottom w:val="single" w:sz="4" w:color="DDE3EA" w:space="0"/>
+              <w:bottom w:val="single" w:sz="4" w:color="E6EAF0" w:space="0"/>
               <w:right w:val="nil"/>
             </w:tcBorders>
           </w:tcPr>
@@ -1973,7 +2047,7 @@
             <w:tcBorders>
               <w:top w:val="nil"/>
               <w:left w:val="nil"/>
-              <w:bottom w:val="single" w:sz="4" w:color="DDE3EA" w:space="0"/>
+              <w:bottom w:val="single" w:sz="4" w:color="E6EAF0" w:space="0"/>
               <w:right w:val="nil"/>
             </w:tcBorders>
           </w:tcPr>
@@ -1997,7 +2071,7 @@
             <w:tcBorders>
               <w:top w:val="nil"/>
               <w:left w:val="nil"/>
-              <w:bottom w:val="single" w:sz="4" w:color="DDE3EA" w:space="0"/>
+              <w:bottom w:val="single" w:sz="4" w:color="E6EAF0" w:space="0"/>
               <w:right w:val="nil"/>
             </w:tcBorders>
           </w:tcPr>
@@ -2021,7 +2095,7 @@
             <w:tcBorders>
               <w:top w:val="nil"/>
               <w:left w:val="nil"/>
-              <w:bottom w:val="single" w:sz="4" w:color="DDE3EA" w:space="0"/>
+              <w:bottom w:val="single" w:sz="4" w:color="E6EAF0" w:space="0"/>
               <w:right w:val="nil"/>
             </w:tcBorders>
           </w:tcPr>
@@ -2045,7 +2119,7 @@
             <w:tcBorders>
               <w:top w:val="nil"/>
               <w:left w:val="nil"/>
-              <w:bottom w:val="single" w:sz="4" w:color="DDE3EA" w:space="0"/>
+              <w:bottom w:val="single" w:sz="4" w:color="E6EAF0" w:space="0"/>
               <w:right w:val="nil"/>
             </w:tcBorders>
           </w:tcPr>
@@ -2072,7 +2146,7 @@
             <w:tcBorders>
               <w:top w:val="nil"/>
               <w:left w:val="nil"/>
-              <w:bottom w:val="single" w:sz="4" w:color="DDE3EA" w:space="0"/>
+              <w:bottom w:val="single" w:sz="4" w:color="E6EAF0" w:space="0"/>
               <w:right w:val="nil"/>
             </w:tcBorders>
           </w:tcPr>
@@ -2122,7 +2196,7 @@
             <w:tcBorders>
               <w:top w:val="nil"/>
               <w:left w:val="nil"/>
-              <w:bottom w:val="single" w:sz="4" w:color="DDE3EA" w:space="0"/>
+              <w:bottom w:val="single" w:sz="4" w:color="E6EAF0" w:space="0"/>
               <w:right w:val="nil"/>
             </w:tcBorders>
           </w:tcPr>
@@ -2146,7 +2220,7 @@
             <w:tcBorders>
               <w:top w:val="nil"/>
               <w:left w:val="nil"/>
-              <w:bottom w:val="single" w:sz="4" w:color="DDE3EA" w:space="0"/>
+              <w:bottom w:val="single" w:sz="4" w:color="E6EAF0" w:space="0"/>
               <w:right w:val="nil"/>
             </w:tcBorders>
           </w:tcPr>
@@ -2170,7 +2244,7 @@
             <w:tcBorders>
               <w:top w:val="nil"/>
               <w:left w:val="nil"/>
-              <w:bottom w:val="single" w:sz="4" w:color="DDE3EA" w:space="0"/>
+              <w:bottom w:val="single" w:sz="4" w:color="E6EAF0" w:space="0"/>
               <w:right w:val="nil"/>
             </w:tcBorders>
           </w:tcPr>
@@ -2194,7 +2268,7 @@
             <w:tcBorders>
               <w:top w:val="nil"/>
               <w:left w:val="nil"/>
-              <w:bottom w:val="single" w:sz="4" w:color="DDE3EA" w:space="0"/>
+              <w:bottom w:val="single" w:sz="4" w:color="E6EAF0" w:space="0"/>
               <w:right w:val="nil"/>
             </w:tcBorders>
           </w:tcPr>
@@ -2221,7 +2295,7 @@
             <w:tcBorders>
               <w:top w:val="nil"/>
               <w:left w:val="nil"/>
-              <w:bottom w:val="single" w:sz="4" w:color="DDE3EA" w:space="0"/>
+              <w:bottom w:val="single" w:sz="4" w:color="E6EAF0" w:space="0"/>
               <w:right w:val="nil"/>
             </w:tcBorders>
           </w:tcPr>
@@ -2271,7 +2345,7 @@
             <w:tcBorders>
               <w:top w:val="nil"/>
               <w:left w:val="nil"/>
-              <w:bottom w:val="single" w:sz="4" w:color="DDE3EA" w:space="0"/>
+              <w:bottom w:val="single" w:sz="4" w:color="E6EAF0" w:space="0"/>
               <w:right w:val="nil"/>
             </w:tcBorders>
           </w:tcPr>
@@ -2295,7 +2369,7 @@
             <w:tcBorders>
               <w:top w:val="nil"/>
               <w:left w:val="nil"/>
-              <w:bottom w:val="single" w:sz="4" w:color="DDE3EA" w:space="0"/>
+              <w:bottom w:val="single" w:sz="4" w:color="E6EAF0" w:space="0"/>
               <w:right w:val="nil"/>
             </w:tcBorders>
           </w:tcPr>
@@ -2319,7 +2393,7 @@
             <w:tcBorders>
               <w:top w:val="nil"/>
               <w:left w:val="nil"/>
-              <w:bottom w:val="single" w:sz="4" w:color="DDE3EA" w:space="0"/>
+              <w:bottom w:val="single" w:sz="4" w:color="E6EAF0" w:space="0"/>
               <w:right w:val="nil"/>
             </w:tcBorders>
             <w:shd w:val="clear" w:color="auto" w:fill="FDF1D8"/>
@@ -2344,7 +2418,7 @@
             <w:tcBorders>
               <w:top w:val="nil"/>
               <w:left w:val="nil"/>
-              <w:bottom w:val="single" w:sz="4" w:color="DDE3EA" w:space="0"/>
+              <w:bottom w:val="single" w:sz="4" w:color="E6EAF0" w:space="0"/>
               <w:right w:val="nil"/>
             </w:tcBorders>
           </w:tcPr>
@@ -2371,7 +2445,7 @@
             <w:tcBorders>
               <w:top w:val="nil"/>
               <w:left w:val="nil"/>
-              <w:bottom w:val="single" w:sz="4" w:color="DDE3EA" w:space="0"/>
+              <w:bottom w:val="single" w:sz="4" w:color="E6EAF0" w:space="0"/>
               <w:right w:val="nil"/>
             </w:tcBorders>
           </w:tcPr>
@@ -2421,7 +2495,7 @@
             <w:tcBorders>
               <w:top w:val="nil"/>
               <w:left w:val="nil"/>
-              <w:bottom w:val="single" w:sz="4" w:color="DDE3EA" w:space="0"/>
+              <w:bottom w:val="single" w:sz="4" w:color="E6EAF0" w:space="0"/>
               <w:right w:val="nil"/>
             </w:tcBorders>
           </w:tcPr>
@@ -2445,7 +2519,7 @@
             <w:tcBorders>
               <w:top w:val="nil"/>
               <w:left w:val="nil"/>
-              <w:bottom w:val="single" w:sz="4" w:color="DDE3EA" w:space="0"/>
+              <w:bottom w:val="single" w:sz="4" w:color="E6EAF0" w:space="0"/>
               <w:right w:val="nil"/>
             </w:tcBorders>
           </w:tcPr>
@@ -2469,7 +2543,7 @@
             <w:tcBorders>
               <w:top w:val="nil"/>
               <w:left w:val="nil"/>
-              <w:bottom w:val="single" w:sz="4" w:color="DDE3EA" w:space="0"/>
+              <w:bottom w:val="single" w:sz="4" w:color="E6EAF0" w:space="0"/>
               <w:right w:val="nil"/>
             </w:tcBorders>
           </w:tcPr>
@@ -2493,7 +2567,7 @@
             <w:tcBorders>
               <w:top w:val="nil"/>
               <w:left w:val="nil"/>
-              <w:bottom w:val="single" w:sz="4" w:color="DDE3EA" w:space="0"/>
+              <w:bottom w:val="single" w:sz="4" w:color="E6EAF0" w:space="0"/>
               <w:right w:val="nil"/>
             </w:tcBorders>
           </w:tcPr>
@@ -2520,7 +2594,7 @@
             <w:tcBorders>
               <w:top w:val="nil"/>
               <w:left w:val="nil"/>
-              <w:bottom w:val="single" w:sz="4" w:color="DDE3EA" w:space="0"/>
+              <w:bottom w:val="single" w:sz="4" w:color="E6EAF0" w:space="0"/>
               <w:right w:val="nil"/>
             </w:tcBorders>
           </w:tcPr>
@@ -2553,7 +2627,7 @@
             <w:tcBorders>
               <w:top w:val="nil"/>
               <w:left w:val="nil"/>
-              <w:bottom w:val="single" w:sz="4" w:color="DDE3EA" w:space="0"/>
+              <w:bottom w:val="single" w:sz="4" w:color="E6EAF0" w:space="0"/>
               <w:right w:val="nil"/>
             </w:tcBorders>
           </w:tcPr>
@@ -2577,7 +2651,7 @@
             <w:tcBorders>
               <w:top w:val="nil"/>
               <w:left w:val="nil"/>
-              <w:bottom w:val="single" w:sz="4" w:color="DDE3EA" w:space="0"/>
+              <w:bottom w:val="single" w:sz="4" w:color="E6EAF0" w:space="0"/>
               <w:right w:val="nil"/>
             </w:tcBorders>
           </w:tcPr>
@@ -2601,7 +2675,7 @@
             <w:tcBorders>
               <w:top w:val="nil"/>
               <w:left w:val="nil"/>
-              <w:bottom w:val="single" w:sz="4" w:color="DDE3EA" w:space="0"/>
+              <w:bottom w:val="single" w:sz="4" w:color="E6EAF0" w:space="0"/>
               <w:right w:val="nil"/>
             </w:tcBorders>
             <w:shd w:val="clear" w:color="auto" w:fill="FDF1D8"/>
@@ -2626,7 +2700,7 @@
             <w:tcBorders>
               <w:top w:val="nil"/>
               <w:left w:val="nil"/>
-              <w:bottom w:val="single" w:sz="4" w:color="DDE3EA" w:space="0"/>
+              <w:bottom w:val="single" w:sz="4" w:color="E6EAF0" w:space="0"/>
               <w:right w:val="nil"/>
             </w:tcBorders>
           </w:tcPr>
@@ -2653,7 +2727,7 @@
             <w:tcBorders>
               <w:top w:val="nil"/>
               <w:left w:val="nil"/>
-              <w:bottom w:val="single" w:sz="4" w:color="DDE3EA" w:space="0"/>
+              <w:bottom w:val="single" w:sz="4" w:color="E6EAF0" w:space="0"/>
               <w:right w:val="nil"/>
             </w:tcBorders>
           </w:tcPr>
@@ -2686,7 +2760,7 @@
             <w:tcBorders>
               <w:top w:val="nil"/>
               <w:left w:val="nil"/>
-              <w:bottom w:val="single" w:sz="4" w:color="DDE3EA" w:space="0"/>
+              <w:bottom w:val="single" w:sz="4" w:color="E6EAF0" w:space="0"/>
               <w:right w:val="nil"/>
             </w:tcBorders>
           </w:tcPr>
@@ -2710,7 +2784,7 @@
             <w:tcBorders>
               <w:top w:val="nil"/>
               <w:left w:val="nil"/>
-              <w:bottom w:val="single" w:sz="4" w:color="DDE3EA" w:space="0"/>
+              <w:bottom w:val="single" w:sz="4" w:color="E6EAF0" w:space="0"/>
               <w:right w:val="nil"/>
             </w:tcBorders>
           </w:tcPr>
@@ -2734,7 +2808,7 @@
             <w:tcBorders>
               <w:top w:val="nil"/>
               <w:left w:val="nil"/>
-              <w:bottom w:val="single" w:sz="4" w:color="DDE3EA" w:space="0"/>
+              <w:bottom w:val="single" w:sz="4" w:color="E6EAF0" w:space="0"/>
               <w:right w:val="nil"/>
             </w:tcBorders>
           </w:tcPr>
@@ -2758,7 +2832,7 @@
             <w:tcBorders>
               <w:top w:val="nil"/>
               <w:left w:val="nil"/>
-              <w:bottom w:val="single" w:sz="4" w:color="DDE3EA" w:space="0"/>
+              <w:bottom w:val="single" w:sz="4" w:color="E6EAF0" w:space="0"/>
               <w:right w:val="nil"/>
             </w:tcBorders>
           </w:tcPr>
@@ -2791,7 +2865,7 @@
       <w:r>
         <w:rPr>
           <w:b w:val="0"/>
-          <w:color w:val="5F6B7A"/>
+          <w:color w:val="667085"/>
           <w:sz w:val="16"/>
         </w:rPr>
         <w:t>Colours: green change – the metric is improving, red – worsening. Latest-period cell background: green – good level, amber – average, red – weak (tool benchmarks, config/metric_rules.yaml).</w:t>
@@ -2804,7 +2878,7 @@
       <w:r>
         <w:rPr>
           <w:b w:val="0"/>
-          <w:color w:val="5F6B7A"/>
+          <w:color w:val="667085"/>
           <w:sz w:val="16"/>
         </w:rPr>
         <w:t>* – taken from the report summary;  ᶜ – calculated by the tool. Small numbers next to text link to the source (opens the document at the cited page).</w:t>
@@ -2850,7 +2924,7 @@
       <w:pPr>
         <w:keepNext/>
         <w:pBdr>
-          <w:bottom w:val="single" w:sz="8" w:color="1F4E79" w:space="4"/>
+          <w:bottom w:val="single" w:sz="8" w:color="12355B" w:space="4"/>
         </w:pBdr>
         <w:tabs>
           <w:tab w:pos="482" w:val="left"/>
@@ -2863,13 +2937,13 @@
           <w:color w:val="2A78D6"/>
           <w:sz w:val="18"/>
         </w:rPr>
-        <w:t>04</w:t>
+        <w:t>03</w:t>
         <w:tab/>
       </w:r>
       <w:r>
         <w:rPr>
           <w:b/>
-          <w:color w:val="1F4E79"/>
+          <w:color w:val="12355B"/>
           <w:sz w:val="28"/>
         </w:rPr>
         <w:t>Business performance review</w:t>
@@ -2982,7 +3056,7 @@
       <w:pPr>
         <w:keepNext/>
         <w:pBdr>
-          <w:bottom w:val="single" w:sz="8" w:color="1F4E79" w:space="4"/>
+          <w:bottom w:val="single" w:sz="8" w:color="12355B" w:space="4"/>
         </w:pBdr>
         <w:tabs>
           <w:tab w:pos="482" w:val="left"/>
@@ -2995,13 +3069,13 @@
           <w:color w:val="2A78D6"/>
           <w:sz w:val="18"/>
         </w:rPr>
-        <w:t>05</w:t>
+        <w:t>04</w:t>
         <w:tab/>
       </w:r>
       <w:r>
         <w:rPr>
           <w:b/>
-          <w:color w:val="1F4E79"/>
+          <w:color w:val="12355B"/>
           <w:sz w:val="28"/>
         </w:rPr>
         <w:t>Financials</w:t>
@@ -3147,7 +3221,7 @@
       <w:pPr>
         <w:keepNext/>
         <w:pBdr>
-          <w:bottom w:val="single" w:sz="8" w:color="1F4E79" w:space="4"/>
+          <w:bottom w:val="single" w:sz="8" w:color="12355B" w:space="4"/>
         </w:pBdr>
         <w:tabs>
           <w:tab w:pos="482" w:val="left"/>
@@ -3160,13 +3234,13 @@
           <w:color w:val="2A78D6"/>
           <w:sz w:val="18"/>
         </w:rPr>
-        <w:t>06</w:t>
+        <w:t>05</w:t>
         <w:tab/>
       </w:r>
       <w:r>
         <w:rPr>
           <w:b/>
-          <w:color w:val="1F4E79"/>
+          <w:color w:val="12355B"/>
           <w:sz w:val="28"/>
         </w:rPr>
         <w:t>Past plans vs outcomes</w:t>
@@ -3203,12 +3277,11 @@
           <w:tcPr>
             <w:tcW w:type="dxa" w:w="2578"/>
             <w:tcBorders>
-              <w:top w:val="single" w:sz="12" w:color="1F4E79" w:space="0"/>
+              <w:top w:val="nil"/>
               <w:left w:val="nil"/>
-              <w:bottom w:val="single" w:sz="4" w:color="C9D3DE" w:space="0"/>
+              <w:bottom w:val="single" w:sz="8" w:color="12355B" w:space="0"/>
               <w:right w:val="nil"/>
             </w:tcBorders>
-            <w:shd w:val="clear" w:color="auto" w:fill="EAF1F8"/>
           </w:tcPr>
           <w:p>
             <w:pPr>
@@ -3218,8 +3291,8 @@
               <w:rPr>
                 <w:b/>
                 <w:caps/>
-                <w:color w:val="1F4E79"/>
-                <w:sz w:val="16"/>
+                <w:color w:val="667085"/>
+                <w:sz w:val="14"/>
               </w:rPr>
               <w:t>Plan / target</w:t>
             </w:r>
@@ -3229,12 +3302,11 @@
           <w:tcPr>
             <w:tcW w:type="dxa" w:w="2578"/>
             <w:tcBorders>
-              <w:top w:val="single" w:sz="12" w:color="1F4E79" w:space="0"/>
+              <w:top w:val="nil"/>
               <w:left w:val="nil"/>
-              <w:bottom w:val="single" w:sz="4" w:color="C9D3DE" w:space="0"/>
+              <w:bottom w:val="single" w:sz="8" w:color="12355B" w:space="0"/>
               <w:right w:val="nil"/>
             </w:tcBorders>
-            <w:shd w:val="clear" w:color="auto" w:fill="EAF1F8"/>
           </w:tcPr>
           <w:p>
             <w:pPr>
@@ -3244,8 +3316,8 @@
               <w:rPr>
                 <w:b/>
                 <w:caps/>
-                <w:color w:val="1F4E79"/>
-                <w:sz w:val="16"/>
+                <w:color w:val="667085"/>
+                <w:sz w:val="14"/>
               </w:rPr>
               <w:t>Outcome</w:t>
             </w:r>
@@ -3255,12 +3327,11 @@
           <w:tcPr>
             <w:tcW w:type="dxa" w:w="3138"/>
             <w:tcBorders>
-              <w:top w:val="single" w:sz="12" w:color="1F4E79" w:space="0"/>
+              <w:top w:val="nil"/>
               <w:left w:val="nil"/>
-              <w:bottom w:val="single" w:sz="4" w:color="C9D3DE" w:space="0"/>
+              <w:bottom w:val="single" w:sz="8" w:color="12355B" w:space="0"/>
               <w:right w:val="nil"/>
             </w:tcBorders>
-            <w:shd w:val="clear" w:color="auto" w:fill="EAF1F8"/>
           </w:tcPr>
           <w:p>
             <w:pPr>
@@ -3270,8 +3341,8 @@
               <w:rPr>
                 <w:b/>
                 <w:caps/>
-                <w:color w:val="1F4E79"/>
-                <w:sz w:val="16"/>
+                <w:color w:val="667085"/>
+                <w:sz w:val="14"/>
               </w:rPr>
               <w:t>What changed and why</w:t>
             </w:r>
@@ -3281,12 +3352,11 @@
           <w:tcPr>
             <w:tcW w:type="dxa" w:w="1345"/>
             <w:tcBorders>
-              <w:top w:val="single" w:sz="12" w:color="1F4E79" w:space="0"/>
+              <w:top w:val="nil"/>
               <w:left w:val="nil"/>
-              <w:bottom w:val="single" w:sz="4" w:color="C9D3DE" w:space="0"/>
+              <w:bottom w:val="single" w:sz="8" w:color="12355B" w:space="0"/>
               <w:right w:val="nil"/>
             </w:tcBorders>
-            <w:shd w:val="clear" w:color="auto" w:fill="EAF1F8"/>
           </w:tcPr>
           <w:p>
             <w:pPr>
@@ -3296,8 +3366,8 @@
               <w:rPr>
                 <w:b/>
                 <w:caps/>
-                <w:color w:val="1F4E79"/>
-                <w:sz w:val="16"/>
+                <w:color w:val="667085"/>
+                <w:sz w:val="14"/>
               </w:rPr>
               <w:t>Status</w:t>
             </w:r>
@@ -3311,7 +3381,7 @@
             <w:tcBorders>
               <w:top w:val="nil"/>
               <w:left w:val="nil"/>
-              <w:bottom w:val="single" w:sz="4" w:color="DDE3EA" w:space="0"/>
+              <w:bottom w:val="single" w:sz="4" w:color="E6EAF0" w:space="0"/>
               <w:right w:val="nil"/>
             </w:tcBorders>
           </w:tcPr>
@@ -3334,7 +3404,7 @@
             <w:tcBorders>
               <w:top w:val="nil"/>
               <w:left w:val="nil"/>
-              <w:bottom w:val="single" w:sz="4" w:color="DDE3EA" w:space="0"/>
+              <w:bottom w:val="single" w:sz="4" w:color="E6EAF0" w:space="0"/>
               <w:right w:val="nil"/>
             </w:tcBorders>
           </w:tcPr>
@@ -3384,7 +3454,7 @@
             <w:tcBorders>
               <w:top w:val="nil"/>
               <w:left w:val="nil"/>
-              <w:bottom w:val="single" w:sz="4" w:color="DDE3EA" w:space="0"/>
+              <w:bottom w:val="single" w:sz="4" w:color="E6EAF0" w:space="0"/>
               <w:right w:val="nil"/>
             </w:tcBorders>
           </w:tcPr>
@@ -3424,7 +3494,7 @@
             <w:tcBorders>
               <w:top w:val="nil"/>
               <w:left w:val="nil"/>
-              <w:bottom w:val="single" w:sz="4" w:color="DDE3EA" w:space="0"/>
+              <w:bottom w:val="single" w:sz="4" w:color="E6EAF0" w:space="0"/>
               <w:right w:val="nil"/>
             </w:tcBorders>
             <w:shd w:val="clear" w:color="auto" w:fill="EAF1F8"/>
@@ -3450,7 +3520,7 @@
             <w:tcBorders>
               <w:top w:val="nil"/>
               <w:left w:val="nil"/>
-              <w:bottom w:val="single" w:sz="4" w:color="DDE3EA" w:space="0"/>
+              <w:bottom w:val="single" w:sz="4" w:color="E6EAF0" w:space="0"/>
               <w:right w:val="nil"/>
             </w:tcBorders>
           </w:tcPr>
@@ -3473,7 +3543,7 @@
             <w:tcBorders>
               <w:top w:val="nil"/>
               <w:left w:val="nil"/>
-              <w:bottom w:val="single" w:sz="4" w:color="DDE3EA" w:space="0"/>
+              <w:bottom w:val="single" w:sz="4" w:color="E6EAF0" w:space="0"/>
               <w:right w:val="nil"/>
             </w:tcBorders>
           </w:tcPr>
@@ -3506,7 +3576,7 @@
             <w:tcBorders>
               <w:top w:val="nil"/>
               <w:left w:val="nil"/>
-              <w:bottom w:val="single" w:sz="4" w:color="DDE3EA" w:space="0"/>
+              <w:bottom w:val="single" w:sz="4" w:color="E6EAF0" w:space="0"/>
               <w:right w:val="nil"/>
             </w:tcBorders>
           </w:tcPr>
@@ -3546,7 +3616,7 @@
             <w:tcBorders>
               <w:top w:val="nil"/>
               <w:left w:val="nil"/>
-              <w:bottom w:val="single" w:sz="4" w:color="DDE3EA" w:space="0"/>
+              <w:bottom w:val="single" w:sz="4" w:color="E6EAF0" w:space="0"/>
               <w:right w:val="nil"/>
             </w:tcBorders>
             <w:shd w:val="clear" w:color="auto" w:fill="EAF1F8"/>
@@ -3572,7 +3642,7 @@
             <w:tcBorders>
               <w:top w:val="nil"/>
               <w:left w:val="nil"/>
-              <w:bottom w:val="single" w:sz="4" w:color="DDE3EA" w:space="0"/>
+              <w:bottom w:val="single" w:sz="4" w:color="E6EAF0" w:space="0"/>
               <w:right w:val="nil"/>
             </w:tcBorders>
           </w:tcPr>
@@ -3595,7 +3665,7 @@
             <w:tcBorders>
               <w:top w:val="nil"/>
               <w:left w:val="nil"/>
-              <w:bottom w:val="single" w:sz="4" w:color="DDE3EA" w:space="0"/>
+              <w:bottom w:val="single" w:sz="4" w:color="E6EAF0" w:space="0"/>
               <w:right w:val="nil"/>
             </w:tcBorders>
           </w:tcPr>
@@ -3645,7 +3715,7 @@
             <w:tcBorders>
               <w:top w:val="nil"/>
               <w:left w:val="nil"/>
-              <w:bottom w:val="single" w:sz="4" w:color="DDE3EA" w:space="0"/>
+              <w:bottom w:val="single" w:sz="4" w:color="E6EAF0" w:space="0"/>
               <w:right w:val="nil"/>
             </w:tcBorders>
           </w:tcPr>
@@ -3685,7 +3755,7 @@
             <w:tcBorders>
               <w:top w:val="nil"/>
               <w:left w:val="nil"/>
-              <w:bottom w:val="single" w:sz="4" w:color="DDE3EA" w:space="0"/>
+              <w:bottom w:val="single" w:sz="4" w:color="E6EAF0" w:space="0"/>
               <w:right w:val="nil"/>
             </w:tcBorders>
             <w:shd w:val="clear" w:color="auto" w:fill="EAF1F8"/>
@@ -3714,7 +3784,7 @@
       <w:pPr>
         <w:keepNext/>
         <w:pBdr>
-          <w:bottom w:val="single" w:sz="8" w:color="1F4E79" w:space="4"/>
+          <w:bottom w:val="single" w:sz="8" w:color="12355B" w:space="4"/>
         </w:pBdr>
         <w:tabs>
           <w:tab w:pos="482" w:val="left"/>
@@ -3727,13 +3797,13 @@
           <w:color w:val="2A78D6"/>
           <w:sz w:val="18"/>
         </w:rPr>
-        <w:t>07</w:t>
+        <w:t>06</w:t>
         <w:tab/>
       </w:r>
       <w:r>
         <w:rPr>
           <w:b/>
-          <w:color w:val="1F4E79"/>
+          <w:color w:val="12355B"/>
           <w:sz w:val="28"/>
         </w:rPr>
         <w:t>Investor information &amp; conclusions</w:t>
@@ -3960,7 +4030,7 @@
       <w:pPr>
         <w:keepNext/>
         <w:pBdr>
-          <w:bottom w:val="single" w:sz="8" w:color="1F4E79" w:space="4"/>
+          <w:bottom w:val="single" w:sz="8" w:color="12355B" w:space="4"/>
         </w:pBdr>
         <w:tabs>
           <w:tab w:pos="482" w:val="left"/>
@@ -3973,16 +4043,16 @@
           <w:color w:val="2A78D6"/>
           <w:sz w:val="18"/>
         </w:rPr>
-        <w:t>08</w:t>
+        <w:t>07</w:t>
         <w:tab/>
       </w:r>
       <w:r>
         <w:rPr>
           <w:b/>
-          <w:color w:val="1F4E79"/>
+          <w:color w:val="12355B"/>
           <w:sz w:val="28"/>
         </w:rPr>
-        <w:t>In the press</w:t>
+        <w:t>Market and environment</w:t>
       </w:r>
     </w:p>
     <w:p>
@@ -4006,13 +4076,13 @@
         <w:rPr>
           <w:b/>
         </w:rPr>
-        <w:t>Hydrogen:</w:t>
+        <w:t>Weaker Q2:</w:t>
       </w:r>
       <w:r>
         <w:rPr>
           <w:b w:val="0"/>
         </w:rPr>
-        <w:t xml:space="preserve"> on 2026-10-20 the press reported that Eesti Energia gives up EUR 24.7m (of support) and the hydrogen infrastructure will not be built</w:t>
+        <w:t xml:space="preserve"> EBITDA -28% to EUR 55.7m and a net loss of EUR 8.6m; management says the Q2 2025 frequency-service result was temporarily boosted by the market opening and has since normalised</w:t>
       </w:r>
       <w:hyperlink r:id="rId29">
         <w:r>
@@ -4052,13 +4122,13 @@
         <w:rPr>
           <w:b/>
         </w:rPr>
-        <w:t>Narva heating:</w:t>
+        <w:t>Competition and oil shale:</w:t>
       </w:r>
       <w:r>
         <w:rPr>
           <w:b w:val="0"/>
         </w:rPr>
-        <w:t xml:space="preserve"> on 2026-10-06 the company received a conditional permit to heat Narva with shale oil</w:t>
+        <w:t xml:space="preserve"> Estonian retail market share fell 4 pp to 38% on intense competition</w:t>
       </w:r>
       <w:hyperlink r:id="rId30">
         <w:r>
@@ -4068,6 +4138,1153 @@
             <w:sz w:val="17"/>
           </w:rPr>
           <w:t xml:space="preserve">22</w:t>
+        </w:r>
+      </w:hyperlink>
+      <w:r>
+        <w:rPr>
+          <w:b w:val="0"/>
+        </w:rPr>
+        <w:t>; oil-shale power output fell 49% on lower market prices and imports</w:t>
+      </w:r>
+      <w:hyperlink r:id="rId31">
+        <w:r>
+          <w:rPr>
+            <w:color w:val="2A78D6"/>
+            <w:vertAlign w:val="superscript"/>
+            <w:sz w:val="17"/>
+          </w:rPr>
+          <w:t xml:space="preserve">23</w:t>
+        </w:r>
+      </w:hyperlink>
+      <w:r>
+        <w:rPr>
+          <w:b w:val="0"/>
+        </w:rPr>
+        <w:t>.</w:t>
+      </w:r>
+    </w:p>
+    <w:p>
+      <w:pPr>
+        <w:tabs>
+          <w:tab w:pos="255" w:val="left"/>
+        </w:tabs>
+        <w:spacing w:before="0" w:after="80"/>
+        <w:ind w:left="255" w:hanging="255"/>
+      </w:pPr>
+      <w:r>
+        <w:rPr>
+          <w:b/>
+          <w:color w:val="2A78D6"/>
+          <w:sz w:val="20"/>
+        </w:rPr>
+        <w:t>▪</w:t>
+        <w:tab/>
+      </w:r>
+      <w:r>
+        <w:rPr>
+          <w:b/>
+        </w:rPr>
+        <w:t>Q2 market prices:</w:t>
+      </w:r>
+      <w:r>
+        <w:rPr>
+          <w:b w:val="0"/>
+        </w:rPr>
+        <w:t xml:space="preserve"> power in Estonia EUR 59.7/MWh (-1.9%), Lithuania 78.2 (+26.5%) – the Estonia-Latvia link capped Estonian prices</w:t>
+      </w:r>
+      <w:hyperlink r:id="rId32">
+        <w:r>
+          <w:rPr>
+            <w:color w:val="2A78D6"/>
+            <w:vertAlign w:val="superscript"/>
+            <w:sz w:val="17"/>
+          </w:rPr>
+          <w:t xml:space="preserve">24</w:t>
+        </w:r>
+      </w:hyperlink>
+      <w:r>
+        <w:rPr>
+          <w:b w:val="0"/>
+        </w:rPr>
+        <w:t>; TTF gas EUR 45.6/MWh (+28%), CO2 EUR 76.5/t, Brent USD 96.9/bbl (+45.3%)</w:t>
+      </w:r>
+      <w:hyperlink r:id="rId33">
+        <w:r>
+          <w:rPr>
+            <w:color w:val="2A78D6"/>
+            <w:vertAlign w:val="superscript"/>
+            <w:sz w:val="17"/>
+          </w:rPr>
+          <w:t xml:space="preserve">25</w:t>
+        </w:r>
+      </w:hyperlink>
+      <w:r>
+        <w:rPr>
+          <w:b w:val="0"/>
+        </w:rPr>
+        <w:t>.</w:t>
+      </w:r>
+    </w:p>
+    <w:p>
+      <w:pPr>
+        <w:tabs>
+          <w:tab w:pos="255" w:val="left"/>
+        </w:tabs>
+        <w:spacing w:before="0" w:after="80"/>
+        <w:ind w:left="255" w:hanging="255"/>
+      </w:pPr>
+      <w:r>
+        <w:rPr>
+          <w:b/>
+          <w:color w:val="2A78D6"/>
+          <w:sz w:val="20"/>
+        </w:rPr>
+        <w:t>▪</w:t>
+        <w:tab/>
+      </w:r>
+      <w:r>
+        <w:rPr>
+          <w:b/>
+        </w:rPr>
+        <w:t>Strategy 2030+:</w:t>
+      </w:r>
+      <w:r>
+        <w:rPr>
+          <w:b w:val="0"/>
+        </w:rPr>
+        <w:t xml:space="preserve"> the company expects higher power-price volatility and aims to cover about two-thirds of Estonia's extra power demand by 2030, adding up to 350 MW of dispatchable capacity</w:t>
+      </w:r>
+      <w:hyperlink r:id="rId17">
+        <w:r>
+          <w:rPr>
+            <w:color w:val="2A78D6"/>
+            <w:vertAlign w:val="superscript"/>
+            <w:sz w:val="17"/>
+          </w:rPr>
+          <w:t xml:space="preserve">9</w:t>
+        </w:r>
+      </w:hyperlink>
+      <w:r>
+        <w:rPr>
+          <w:b w:val="0"/>
+        </w:rPr>
+        <w:t>.</w:t>
+      </w:r>
+    </w:p>
+    <w:tbl>
+      <w:tblPr>
+        <w:tblW w:w="9639" w:type="dxa"/>
+        <w:tblBorders>
+          <w:top w:val="nil"/>
+          <w:left w:val="nil"/>
+          <w:bottom w:val="nil"/>
+          <w:right w:val="nil"/>
+          <w:insideH w:val="nil"/>
+          <w:insideV w:val="nil"/>
+        </w:tblBorders>
+        <w:tblLayout w:type="fixed"/>
+        <w:tblCellMar>
+          <w:top w:w="70" w:type="dxa"/>
+          <w:left w:w="100" w:type="dxa"/>
+          <w:bottom w:w="70" w:type="dxa"/>
+          <w:right w:w="100" w:type="dxa"/>
+        </w:tblCellMar>
+        <w:tblLook w:firstColumn="1" w:firstRow="1" w:lastColumn="0" w:lastRow="0" w:noHBand="0" w:noVBand="1" w:val="04A0"/>
+      </w:tblPr>
+      <w:tblGrid>
+        <w:gridCol w:w="3515"/>
+        <w:gridCol w:w="1814"/>
+        <w:gridCol w:w="1360"/>
+        <w:gridCol w:w="1360"/>
+        <w:gridCol w:w="1587"/>
+      </w:tblGrid>
+      <w:tr>
+        <w:tc>
+          <w:tcPr>
+            <w:tcW w:type="dxa" w:w="3515"/>
+            <w:tcBorders>
+              <w:top w:val="nil"/>
+              <w:left w:val="nil"/>
+              <w:bottom w:val="single" w:sz="8" w:color="12355B" w:space="0"/>
+              <w:right w:val="nil"/>
+            </w:tcBorders>
+          </w:tcPr>
+          <w:p>
+            <w:pPr>
+              <w:spacing w:before="0" w:after="0"/>
+            </w:pPr>
+            <w:r>
+              <w:rPr>
+                <w:b/>
+                <w:caps/>
+                <w:color w:val="667085"/>
+                <w:sz w:val="14"/>
+              </w:rPr>
+            </w:r>
+          </w:p>
+        </w:tc>
+        <w:tc>
+          <w:tcPr>
+            <w:tcW w:type="dxa" w:w="1814"/>
+            <w:tcBorders>
+              <w:top w:val="nil"/>
+              <w:left w:val="nil"/>
+              <w:bottom w:val="single" w:sz="8" w:color="12355B" w:space="0"/>
+              <w:right w:val="nil"/>
+            </w:tcBorders>
+          </w:tcPr>
+          <w:p>
+            <w:pPr>
+              <w:spacing w:before="0" w:after="0"/>
+              <w:jc w:val="right"/>
+            </w:pPr>
+            <w:r>
+              <w:rPr>
+                <w:b/>
+                <w:caps/>
+                <w:color w:val="667085"/>
+                <w:sz w:val="14"/>
+              </w:rPr>
+              <w:t>Now</w:t>
+            </w:r>
+          </w:p>
+        </w:tc>
+        <w:tc>
+          <w:tcPr>
+            <w:tcW w:type="dxa" w:w="1361"/>
+            <w:tcBorders>
+              <w:top w:val="nil"/>
+              <w:left w:val="nil"/>
+              <w:bottom w:val="single" w:sz="8" w:color="12355B" w:space="0"/>
+              <w:right w:val="nil"/>
+            </w:tcBorders>
+          </w:tcPr>
+          <w:p>
+            <w:pPr>
+              <w:spacing w:before="0" w:after="0"/>
+              <w:jc w:val="right"/>
+            </w:pPr>
+            <w:r>
+              <w:rPr>
+                <w:b/>
+                <w:caps/>
+                <w:color w:val="667085"/>
+                <w:sz w:val="14"/>
+              </w:rPr>
+              <w:t>3 months ago</w:t>
+            </w:r>
+          </w:p>
+        </w:tc>
+        <w:tc>
+          <w:tcPr>
+            <w:tcW w:type="dxa" w:w="1361"/>
+            <w:tcBorders>
+              <w:top w:val="nil"/>
+              <w:left w:val="nil"/>
+              <w:bottom w:val="single" w:sz="8" w:color="12355B" w:space="0"/>
+              <w:right w:val="nil"/>
+            </w:tcBorders>
+          </w:tcPr>
+          <w:p>
+            <w:pPr>
+              <w:spacing w:before="0" w:after="0"/>
+              <w:jc w:val="right"/>
+            </w:pPr>
+            <w:r>
+              <w:rPr>
+                <w:b/>
+                <w:caps/>
+                <w:color w:val="667085"/>
+                <w:sz w:val="14"/>
+              </w:rPr>
+              <w:t>12 months ago</w:t>
+            </w:r>
+          </w:p>
+        </w:tc>
+        <w:tc>
+          <w:tcPr>
+            <w:tcW w:type="dxa" w:w="1587"/>
+            <w:tcBorders>
+              <w:top w:val="nil"/>
+              <w:left w:val="nil"/>
+              <w:bottom w:val="single" w:sz="8" w:color="12355B" w:space="0"/>
+              <w:right w:val="nil"/>
+            </w:tcBorders>
+          </w:tcPr>
+          <w:p>
+            <w:pPr>
+              <w:spacing w:before="0" w:after="0"/>
+              <w:jc w:val="right"/>
+            </w:pPr>
+            <w:r>
+              <w:rPr>
+                <w:b/>
+                <w:caps/>
+                <w:color w:val="667085"/>
+                <w:sz w:val="14"/>
+              </w:rPr>
+              <w:t>12-month change</w:t>
+            </w:r>
+          </w:p>
+        </w:tc>
+      </w:tr>
+      <w:tr>
+        <w:tc>
+          <w:tcPr>
+            <w:tcW w:type="dxa" w:w="3515"/>
+            <w:tcBorders>
+              <w:top w:val="nil"/>
+              <w:left w:val="nil"/>
+              <w:bottom w:val="single" w:sz="4" w:color="E6EAF0" w:space="0"/>
+              <w:right w:val="nil"/>
+            </w:tcBorders>
+          </w:tcPr>
+          <w:p>
+            <w:pPr>
+              <w:spacing w:before="0" w:after="0"/>
+            </w:pPr>
+            <w:r>
+              <w:rPr>
+                <w:b w:val="0"/>
+                <w:sz w:val="17"/>
+              </w:rPr>
+              <w:t>ECB deposit facility rate</w:t>
+            </w:r>
+          </w:p>
+        </w:tc>
+        <w:tc>
+          <w:tcPr>
+            <w:tcW w:type="dxa" w:w="1814"/>
+            <w:tcBorders>
+              <w:top w:val="nil"/>
+              <w:left w:val="nil"/>
+              <w:bottom w:val="single" w:sz="4" w:color="E6EAF0" w:space="0"/>
+              <w:right w:val="nil"/>
+            </w:tcBorders>
+          </w:tcPr>
+          <w:p>
+            <w:pPr>
+              <w:spacing w:before="0" w:after="0"/>
+              <w:jc w:val="right"/>
+            </w:pPr>
+            <w:r>
+              <w:rPr>
+                <w:b w:val="0"/>
+                <w:sz w:val="17"/>
+              </w:rPr>
+              <w:t>2.50% (2026-09)</w:t>
+            </w:r>
+          </w:p>
+        </w:tc>
+        <w:tc>
+          <w:tcPr>
+            <w:tcW w:type="dxa" w:w="1361"/>
+            <w:tcBorders>
+              <w:top w:val="nil"/>
+              <w:left w:val="nil"/>
+              <w:bottom w:val="single" w:sz="4" w:color="E6EAF0" w:space="0"/>
+              <w:right w:val="nil"/>
+            </w:tcBorders>
+          </w:tcPr>
+          <w:p>
+            <w:pPr>
+              <w:spacing w:before="0" w:after="0"/>
+              <w:jc w:val="right"/>
+            </w:pPr>
+            <w:r>
+              <w:rPr>
+                <w:b w:val="0"/>
+                <w:sz w:val="17"/>
+              </w:rPr>
+              <w:t>2.25%</w:t>
+            </w:r>
+          </w:p>
+        </w:tc>
+        <w:tc>
+          <w:tcPr>
+            <w:tcW w:type="dxa" w:w="1361"/>
+            <w:tcBorders>
+              <w:top w:val="nil"/>
+              <w:left w:val="nil"/>
+              <w:bottom w:val="single" w:sz="4" w:color="E6EAF0" w:space="0"/>
+              <w:right w:val="nil"/>
+            </w:tcBorders>
+          </w:tcPr>
+          <w:p>
+            <w:pPr>
+              <w:spacing w:before="0" w:after="0"/>
+              <w:jc w:val="right"/>
+            </w:pPr>
+            <w:r>
+              <w:rPr>
+                <w:b w:val="0"/>
+                <w:sz w:val="17"/>
+              </w:rPr>
+              <w:t>–</w:t>
+            </w:r>
+          </w:p>
+        </w:tc>
+        <w:tc>
+          <w:tcPr>
+            <w:tcW w:type="dxa" w:w="1587"/>
+            <w:tcBorders>
+              <w:top w:val="nil"/>
+              <w:left w:val="nil"/>
+              <w:bottom w:val="single" w:sz="4" w:color="E6EAF0" w:space="0"/>
+              <w:right w:val="nil"/>
+            </w:tcBorders>
+          </w:tcPr>
+          <w:p>
+            <w:pPr>
+              <w:spacing w:before="0" w:after="0"/>
+              <w:jc w:val="right"/>
+            </w:pPr>
+            <w:r>
+              <w:rPr>
+                <w:b w:val="0"/>
+                <w:sz w:val="17"/>
+              </w:rPr>
+              <w:t>–</w:t>
+            </w:r>
+          </w:p>
+        </w:tc>
+      </w:tr>
+      <w:tr>
+        <w:tc>
+          <w:tcPr>
+            <w:tcW w:type="dxa" w:w="3515"/>
+            <w:tcBorders>
+              <w:top w:val="nil"/>
+              <w:left w:val="nil"/>
+              <w:bottom w:val="single" w:sz="4" w:color="E6EAF0" w:space="0"/>
+              <w:right w:val="nil"/>
+            </w:tcBorders>
+          </w:tcPr>
+          <w:p>
+            <w:pPr>
+              <w:spacing w:before="0" w:after="0"/>
+            </w:pPr>
+            <w:r>
+              <w:rPr>
+                <w:b w:val="0"/>
+                <w:sz w:val="17"/>
+              </w:rPr>
+              <w:t>3-month Euribor</w:t>
+            </w:r>
+          </w:p>
+        </w:tc>
+        <w:tc>
+          <w:tcPr>
+            <w:tcW w:type="dxa" w:w="1814"/>
+            <w:tcBorders>
+              <w:top w:val="nil"/>
+              <w:left w:val="nil"/>
+              <w:bottom w:val="single" w:sz="4" w:color="E6EAF0" w:space="0"/>
+              <w:right w:val="nil"/>
+            </w:tcBorders>
+          </w:tcPr>
+          <w:p>
+            <w:pPr>
+              <w:spacing w:before="0" w:after="0"/>
+              <w:jc w:val="right"/>
+            </w:pPr>
+            <w:r>
+              <w:rPr>
+                <w:b w:val="0"/>
+                <w:sz w:val="17"/>
+              </w:rPr>
+              <w:t>2.64% (2026-09)</w:t>
+            </w:r>
+          </w:p>
+        </w:tc>
+        <w:tc>
+          <w:tcPr>
+            <w:tcW w:type="dxa" w:w="1361"/>
+            <w:tcBorders>
+              <w:top w:val="nil"/>
+              <w:left w:val="nil"/>
+              <w:bottom w:val="single" w:sz="4" w:color="E6EAF0" w:space="0"/>
+              <w:right w:val="nil"/>
+            </w:tcBorders>
+          </w:tcPr>
+          <w:p>
+            <w:pPr>
+              <w:spacing w:before="0" w:after="0"/>
+              <w:jc w:val="right"/>
+            </w:pPr>
+            <w:r>
+              <w:rPr>
+                <w:b w:val="0"/>
+                <w:sz w:val="17"/>
+              </w:rPr>
+              <w:t>2.34%</w:t>
+            </w:r>
+          </w:p>
+        </w:tc>
+        <w:tc>
+          <w:tcPr>
+            <w:tcW w:type="dxa" w:w="1361"/>
+            <w:tcBorders>
+              <w:top w:val="nil"/>
+              <w:left w:val="nil"/>
+              <w:bottom w:val="single" w:sz="4" w:color="E6EAF0" w:space="0"/>
+              <w:right w:val="nil"/>
+            </w:tcBorders>
+          </w:tcPr>
+          <w:p>
+            <w:pPr>
+              <w:spacing w:before="0" w:after="0"/>
+              <w:jc w:val="right"/>
+            </w:pPr>
+            <w:r>
+              <w:rPr>
+                <w:b w:val="0"/>
+                <w:sz w:val="17"/>
+              </w:rPr>
+              <w:t>2.03%</w:t>
+            </w:r>
+          </w:p>
+        </w:tc>
+        <w:tc>
+          <w:tcPr>
+            <w:tcW w:type="dxa" w:w="1587"/>
+            <w:tcBorders>
+              <w:top w:val="nil"/>
+              <w:left w:val="nil"/>
+              <w:bottom w:val="single" w:sz="4" w:color="E6EAF0" w:space="0"/>
+              <w:right w:val="nil"/>
+            </w:tcBorders>
+          </w:tcPr>
+          <w:p>
+            <w:pPr>
+              <w:spacing w:before="0" w:after="0"/>
+              <w:jc w:val="right"/>
+            </w:pPr>
+            <w:r>
+              <w:rPr>
+                <w:b w:val="0"/>
+                <w:sz w:val="17"/>
+              </w:rPr>
+              <w:t>▲ 0.61 p. p.</w:t>
+            </w:r>
+          </w:p>
+        </w:tc>
+      </w:tr>
+      <w:tr>
+        <w:tc>
+          <w:tcPr>
+            <w:tcW w:type="dxa" w:w="3515"/>
+            <w:tcBorders>
+              <w:top w:val="nil"/>
+              <w:left w:val="nil"/>
+              <w:bottom w:val="single" w:sz="4" w:color="E6EAF0" w:space="0"/>
+              <w:right w:val="nil"/>
+            </w:tcBorders>
+          </w:tcPr>
+          <w:p>
+            <w:pPr>
+              <w:spacing w:before="0" w:after="0"/>
+            </w:pPr>
+            <w:r>
+              <w:rPr>
+                <w:b w:val="0"/>
+                <w:sz w:val="17"/>
+              </w:rPr>
+              <w:t>6-month Euribor</w:t>
+            </w:r>
+          </w:p>
+        </w:tc>
+        <w:tc>
+          <w:tcPr>
+            <w:tcW w:type="dxa" w:w="1814"/>
+            <w:tcBorders>
+              <w:top w:val="nil"/>
+              <w:left w:val="nil"/>
+              <w:bottom w:val="single" w:sz="4" w:color="E6EAF0" w:space="0"/>
+              <w:right w:val="nil"/>
+            </w:tcBorders>
+          </w:tcPr>
+          <w:p>
+            <w:pPr>
+              <w:spacing w:before="0" w:after="0"/>
+              <w:jc w:val="right"/>
+            </w:pPr>
+            <w:r>
+              <w:rPr>
+                <w:b w:val="0"/>
+                <w:sz w:val="17"/>
+              </w:rPr>
+              <w:t>2.92% (2026-09)</w:t>
+            </w:r>
+          </w:p>
+        </w:tc>
+        <w:tc>
+          <w:tcPr>
+            <w:tcW w:type="dxa" w:w="1361"/>
+            <w:tcBorders>
+              <w:top w:val="nil"/>
+              <w:left w:val="nil"/>
+              <w:bottom w:val="single" w:sz="4" w:color="E6EAF0" w:space="0"/>
+              <w:right w:val="nil"/>
+            </w:tcBorders>
+          </w:tcPr>
+          <w:p>
+            <w:pPr>
+              <w:spacing w:before="0" w:after="0"/>
+              <w:jc w:val="right"/>
+            </w:pPr>
+            <w:r>
+              <w:rPr>
+                <w:b w:val="0"/>
+                <w:sz w:val="17"/>
+              </w:rPr>
+              <w:t>2.60%</w:t>
+            </w:r>
+          </w:p>
+        </w:tc>
+        <w:tc>
+          <w:tcPr>
+            <w:tcW w:type="dxa" w:w="1361"/>
+            <w:tcBorders>
+              <w:top w:val="nil"/>
+              <w:left w:val="nil"/>
+              <w:bottom w:val="single" w:sz="4" w:color="E6EAF0" w:space="0"/>
+              <w:right w:val="nil"/>
+            </w:tcBorders>
+          </w:tcPr>
+          <w:p>
+            <w:pPr>
+              <w:spacing w:before="0" w:after="0"/>
+              <w:jc w:val="right"/>
+            </w:pPr>
+            <w:r>
+              <w:rPr>
+                <w:b w:val="0"/>
+                <w:sz w:val="17"/>
+              </w:rPr>
+              <w:t>2.10%</w:t>
+            </w:r>
+          </w:p>
+        </w:tc>
+        <w:tc>
+          <w:tcPr>
+            <w:tcW w:type="dxa" w:w="1587"/>
+            <w:tcBorders>
+              <w:top w:val="nil"/>
+              <w:left w:val="nil"/>
+              <w:bottom w:val="single" w:sz="4" w:color="E6EAF0" w:space="0"/>
+              <w:right w:val="nil"/>
+            </w:tcBorders>
+          </w:tcPr>
+          <w:p>
+            <w:pPr>
+              <w:spacing w:before="0" w:after="0"/>
+              <w:jc w:val="right"/>
+            </w:pPr>
+            <w:r>
+              <w:rPr>
+                <w:b w:val="0"/>
+                <w:sz w:val="17"/>
+              </w:rPr>
+              <w:t>▲ 0.82 p. p.</w:t>
+            </w:r>
+          </w:p>
+        </w:tc>
+      </w:tr>
+      <w:tr>
+        <w:tc>
+          <w:tcPr>
+            <w:tcW w:type="dxa" w:w="3515"/>
+            <w:tcBorders>
+              <w:top w:val="nil"/>
+              <w:left w:val="nil"/>
+              <w:bottom w:val="single" w:sz="4" w:color="E6EAF0" w:space="0"/>
+              <w:right w:val="nil"/>
+            </w:tcBorders>
+          </w:tcPr>
+          <w:p>
+            <w:pPr>
+              <w:spacing w:before="0" w:after="0"/>
+            </w:pPr>
+            <w:r>
+              <w:rPr>
+                <w:b w:val="0"/>
+                <w:sz w:val="17"/>
+              </w:rPr>
+              <w:t>12-month Euribor</w:t>
+            </w:r>
+          </w:p>
+        </w:tc>
+        <w:tc>
+          <w:tcPr>
+            <w:tcW w:type="dxa" w:w="1814"/>
+            <w:tcBorders>
+              <w:top w:val="nil"/>
+              <w:left w:val="nil"/>
+              <w:bottom w:val="single" w:sz="4" w:color="E6EAF0" w:space="0"/>
+              <w:right w:val="nil"/>
+            </w:tcBorders>
+          </w:tcPr>
+          <w:p>
+            <w:pPr>
+              <w:spacing w:before="0" w:after="0"/>
+              <w:jc w:val="right"/>
+            </w:pPr>
+            <w:r>
+              <w:rPr>
+                <w:b w:val="0"/>
+                <w:sz w:val="17"/>
+              </w:rPr>
+              <w:t>3.25% (2026-09)</w:t>
+            </w:r>
+          </w:p>
+        </w:tc>
+        <w:tc>
+          <w:tcPr>
+            <w:tcW w:type="dxa" w:w="1361"/>
+            <w:tcBorders>
+              <w:top w:val="nil"/>
+              <w:left w:val="nil"/>
+              <w:bottom w:val="single" w:sz="4" w:color="E6EAF0" w:space="0"/>
+              <w:right w:val="nil"/>
+            </w:tcBorders>
+          </w:tcPr>
+          <w:p>
+            <w:pPr>
+              <w:spacing w:before="0" w:after="0"/>
+              <w:jc w:val="right"/>
+            </w:pPr>
+            <w:r>
+              <w:rPr>
+                <w:b w:val="0"/>
+                <w:sz w:val="17"/>
+              </w:rPr>
+              <w:t>2.80%</w:t>
+            </w:r>
+          </w:p>
+        </w:tc>
+        <w:tc>
+          <w:tcPr>
+            <w:tcW w:type="dxa" w:w="1361"/>
+            <w:tcBorders>
+              <w:top w:val="nil"/>
+              <w:left w:val="nil"/>
+              <w:bottom w:val="single" w:sz="4" w:color="E6EAF0" w:space="0"/>
+              <w:right w:val="nil"/>
+            </w:tcBorders>
+          </w:tcPr>
+          <w:p>
+            <w:pPr>
+              <w:spacing w:before="0" w:after="0"/>
+              <w:jc w:val="right"/>
+            </w:pPr>
+            <w:r>
+              <w:rPr>
+                <w:b w:val="0"/>
+                <w:sz w:val="17"/>
+              </w:rPr>
+              <w:t>2.17%</w:t>
+            </w:r>
+          </w:p>
+        </w:tc>
+        <w:tc>
+          <w:tcPr>
+            <w:tcW w:type="dxa" w:w="1587"/>
+            <w:tcBorders>
+              <w:top w:val="nil"/>
+              <w:left w:val="nil"/>
+              <w:bottom w:val="single" w:sz="4" w:color="E6EAF0" w:space="0"/>
+              <w:right w:val="nil"/>
+            </w:tcBorders>
+          </w:tcPr>
+          <w:p>
+            <w:pPr>
+              <w:spacing w:before="0" w:after="0"/>
+              <w:jc w:val="right"/>
+            </w:pPr>
+            <w:r>
+              <w:rPr>
+                <w:b w:val="0"/>
+                <w:sz w:val="17"/>
+              </w:rPr>
+              <w:t>▲ 1.08 p. p.</w:t>
+            </w:r>
+          </w:p>
+        </w:tc>
+      </w:tr>
+      <w:tr>
+        <w:tc>
+          <w:tcPr>
+            <w:tcW w:type="dxa" w:w="3515"/>
+            <w:tcBorders>
+              <w:top w:val="nil"/>
+              <w:left w:val="nil"/>
+              <w:bottom w:val="single" w:sz="4" w:color="E6EAF0" w:space="0"/>
+              <w:right w:val="nil"/>
+            </w:tcBorders>
+          </w:tcPr>
+          <w:p>
+            <w:pPr>
+              <w:spacing w:before="0" w:after="0"/>
+            </w:pPr>
+            <w:r>
+              <w:rPr>
+                <w:b w:val="0"/>
+                <w:sz w:val="17"/>
+              </w:rPr>
+              <w:t>Euro area AAA government 10-year yield</w:t>
+            </w:r>
+          </w:p>
+        </w:tc>
+        <w:tc>
+          <w:tcPr>
+            <w:tcW w:type="dxa" w:w="1814"/>
+            <w:tcBorders>
+              <w:top w:val="nil"/>
+              <w:left w:val="nil"/>
+              <w:bottom w:val="single" w:sz="4" w:color="E6EAF0" w:space="0"/>
+              <w:right w:val="nil"/>
+            </w:tcBorders>
+          </w:tcPr>
+          <w:p>
+            <w:pPr>
+              <w:spacing w:before="0" w:after="0"/>
+              <w:jc w:val="right"/>
+            </w:pPr>
+            <w:r>
+              <w:rPr>
+                <w:b w:val="0"/>
+                <w:sz w:val="17"/>
+              </w:rPr>
+              <w:t>3.43% (2026-10)</w:t>
+            </w:r>
+          </w:p>
+        </w:tc>
+        <w:tc>
+          <w:tcPr>
+            <w:tcW w:type="dxa" w:w="1361"/>
+            <w:tcBorders>
+              <w:top w:val="nil"/>
+              <w:left w:val="nil"/>
+              <w:bottom w:val="single" w:sz="4" w:color="E6EAF0" w:space="0"/>
+              <w:right w:val="nil"/>
+            </w:tcBorders>
+          </w:tcPr>
+          <w:p>
+            <w:pPr>
+              <w:spacing w:before="0" w:after="0"/>
+              <w:jc w:val="right"/>
+            </w:pPr>
+            <w:r>
+              <w:rPr>
+                <w:b w:val="0"/>
+                <w:sz w:val="17"/>
+              </w:rPr>
+              <w:t>3.23%</w:t>
+            </w:r>
+          </w:p>
+        </w:tc>
+        <w:tc>
+          <w:tcPr>
+            <w:tcW w:type="dxa" w:w="1361"/>
+            <w:tcBorders>
+              <w:top w:val="nil"/>
+              <w:left w:val="nil"/>
+              <w:bottom w:val="single" w:sz="4" w:color="E6EAF0" w:space="0"/>
+              <w:right w:val="nil"/>
+            </w:tcBorders>
+          </w:tcPr>
+          <w:p>
+            <w:pPr>
+              <w:spacing w:before="0" w:after="0"/>
+              <w:jc w:val="right"/>
+            </w:pPr>
+            <w:r>
+              <w:rPr>
+                <w:b w:val="0"/>
+                <w:sz w:val="17"/>
+              </w:rPr>
+              <w:t>2.72%</w:t>
+            </w:r>
+          </w:p>
+        </w:tc>
+        <w:tc>
+          <w:tcPr>
+            <w:tcW w:type="dxa" w:w="1587"/>
+            <w:tcBorders>
+              <w:top w:val="nil"/>
+              <w:left w:val="nil"/>
+              <w:bottom w:val="single" w:sz="4" w:color="E6EAF0" w:space="0"/>
+              <w:right w:val="nil"/>
+            </w:tcBorders>
+          </w:tcPr>
+          <w:p>
+            <w:pPr>
+              <w:spacing w:before="0" w:after="0"/>
+              <w:jc w:val="right"/>
+            </w:pPr>
+            <w:r>
+              <w:rPr>
+                <w:b w:val="0"/>
+                <w:sz w:val="17"/>
+              </w:rPr>
+              <w:t>▲ 0.71 p. p.</w:t>
+            </w:r>
+          </w:p>
+        </w:tc>
+      </w:tr>
+      <w:tr>
+        <w:tc>
+          <w:tcPr>
+            <w:tcW w:type="dxa" w:w="3515"/>
+            <w:tcBorders>
+              <w:top w:val="nil"/>
+              <w:left w:val="nil"/>
+              <w:bottom w:val="single" w:sz="4" w:color="E6EAF0" w:space="0"/>
+              <w:right w:val="nil"/>
+            </w:tcBorders>
+          </w:tcPr>
+          <w:p>
+            <w:pPr>
+              <w:spacing w:before="0" w:after="0"/>
+            </w:pPr>
+            <w:r>
+              <w:rPr>
+                <w:b w:val="0"/>
+                <w:sz w:val="17"/>
+              </w:rPr>
+              <w:t>Euro area inflation (HICP, annual)</w:t>
+            </w:r>
+          </w:p>
+        </w:tc>
+        <w:tc>
+          <w:tcPr>
+            <w:tcW w:type="dxa" w:w="1814"/>
+            <w:tcBorders>
+              <w:top w:val="nil"/>
+              <w:left w:val="nil"/>
+              <w:bottom w:val="single" w:sz="4" w:color="E6EAF0" w:space="0"/>
+              <w:right w:val="nil"/>
+            </w:tcBorders>
+          </w:tcPr>
+          <w:p>
+            <w:pPr>
+              <w:spacing w:before="0" w:after="0"/>
+              <w:jc w:val="right"/>
+            </w:pPr>
+            <w:r>
+              <w:rPr>
+                <w:b w:val="0"/>
+                <w:sz w:val="17"/>
+              </w:rPr>
+              <w:t>1.90% (2025-12)</w:t>
+            </w:r>
+          </w:p>
+        </w:tc>
+        <w:tc>
+          <w:tcPr>
+            <w:tcW w:type="dxa" w:w="1361"/>
+            <w:tcBorders>
+              <w:top w:val="nil"/>
+              <w:left w:val="nil"/>
+              <w:bottom w:val="single" w:sz="4" w:color="E6EAF0" w:space="0"/>
+              <w:right w:val="nil"/>
+            </w:tcBorders>
+          </w:tcPr>
+          <w:p>
+            <w:pPr>
+              <w:spacing w:before="0" w:after="0"/>
+              <w:jc w:val="right"/>
+            </w:pPr>
+            <w:r>
+              <w:rPr>
+                <w:b w:val="0"/>
+                <w:sz w:val="17"/>
+              </w:rPr>
+              <w:t>2.20%</w:t>
+            </w:r>
+          </w:p>
+        </w:tc>
+        <w:tc>
+          <w:tcPr>
+            <w:tcW w:type="dxa" w:w="1361"/>
+            <w:tcBorders>
+              <w:top w:val="nil"/>
+              <w:left w:val="nil"/>
+              <w:bottom w:val="single" w:sz="4" w:color="E6EAF0" w:space="0"/>
+              <w:right w:val="nil"/>
+            </w:tcBorders>
+          </w:tcPr>
+          <w:p>
+            <w:pPr>
+              <w:spacing w:before="0" w:after="0"/>
+              <w:jc w:val="right"/>
+            </w:pPr>
+            <w:r>
+              <w:rPr>
+                <w:b w:val="0"/>
+                <w:sz w:val="17"/>
+              </w:rPr>
+              <w:t>2.40%</w:t>
+            </w:r>
+          </w:p>
+        </w:tc>
+        <w:tc>
+          <w:tcPr>
+            <w:tcW w:type="dxa" w:w="1587"/>
+            <w:tcBorders>
+              <w:top w:val="nil"/>
+              <w:left w:val="nil"/>
+              <w:bottom w:val="single" w:sz="4" w:color="E6EAF0" w:space="0"/>
+              <w:right w:val="nil"/>
+            </w:tcBorders>
+          </w:tcPr>
+          <w:p>
+            <w:pPr>
+              <w:spacing w:before="0" w:after="0"/>
+              <w:jc w:val="right"/>
+            </w:pPr>
+            <w:r>
+              <w:rPr>
+                <w:b w:val="0"/>
+                <w:sz w:val="17"/>
+              </w:rPr>
+              <w:t>▼ 0.50 p. p.</w:t>
+            </w:r>
+          </w:p>
+        </w:tc>
+      </w:tr>
+    </w:tbl>
+    <w:p>
+      <w:pPr>
+        <w:spacing w:before="0" w:after="40"/>
+      </w:pPr>
+    </w:p>
+    <w:p>
+      <w:pPr>
+        <w:spacing w:before="40" w:after="60"/>
+      </w:pPr>
+      <w:r>
+        <w:rPr>
+          <w:b w:val="0"/>
+          <w:color w:val="667085"/>
+          <w:sz w:val="16"/>
+        </w:rPr>
+        <w:t>Euro area rates and inflation (ECB data, end-of-month value; Euribor and inflation – monthly average). Relevant for floating-rate and reset bonds and refinancing costs.</w:t>
+      </w:r>
+    </w:p>
+    <w:p>
+      <w:pPr>
+        <w:keepNext/>
+        <w:pBdr>
+          <w:bottom w:val="single" w:sz="8" w:color="12355B" w:space="4"/>
+        </w:pBdr>
+        <w:tabs>
+          <w:tab w:pos="482" w:val="left"/>
+        </w:tabs>
+        <w:spacing w:before="360" w:after="160"/>
+      </w:pPr>
+      <w:r>
+        <w:rPr>
+          <w:b/>
+          <w:color w:val="2A78D6"/>
+          <w:sz w:val="18"/>
+        </w:rPr>
+        <w:t>08</w:t>
+        <w:tab/>
+      </w:r>
+      <w:r>
+        <w:rPr>
+          <w:b/>
+          <w:color w:val="12355B"/>
+          <w:sz w:val="28"/>
+        </w:rPr>
+        <w:t>In the press</w:t>
+      </w:r>
+    </w:p>
+    <w:p>
+      <w:pPr>
+        <w:tabs>
+          <w:tab w:pos="255" w:val="left"/>
+        </w:tabs>
+        <w:spacing w:before="0" w:after="80"/>
+        <w:ind w:left="255" w:hanging="255"/>
+      </w:pPr>
+      <w:r>
+        <w:rPr>
+          <w:b/>
+          <w:color w:val="2A78D6"/>
+          <w:sz w:val="20"/>
+        </w:rPr>
+        <w:t>▪</w:t>
+        <w:tab/>
+      </w:r>
+      <w:r>
+        <w:rPr>
+          <w:b/>
+        </w:rPr>
+        <w:t>Hydrogen:</w:t>
+      </w:r>
+      <w:r>
+        <w:rPr>
+          <w:b w:val="0"/>
+        </w:rPr>
+        <w:t xml:space="preserve"> on 2026-10-20 the press reported that Eesti Energia gives up EUR 24.7m (of support) and the hydrogen infrastructure will not be built</w:t>
+      </w:r>
+      <w:hyperlink r:id="rId34">
+        <w:r>
+          <w:rPr>
+            <w:color w:val="2A78D6"/>
+            <w:vertAlign w:val="superscript"/>
+            <w:sz w:val="17"/>
+          </w:rPr>
+          <w:t xml:space="preserve">26</w:t>
+        </w:r>
+      </w:hyperlink>
+      <w:r>
+        <w:rPr>
+          <w:b w:val="0"/>
+        </w:rPr>
+        <w:t>.</w:t>
+      </w:r>
+    </w:p>
+    <w:p>
+      <w:pPr>
+        <w:tabs>
+          <w:tab w:pos="255" w:val="left"/>
+        </w:tabs>
+        <w:spacing w:before="0" w:after="80"/>
+        <w:ind w:left="255" w:hanging="255"/>
+      </w:pPr>
+      <w:r>
+        <w:rPr>
+          <w:b/>
+          <w:color w:val="2A78D6"/>
+          <w:sz w:val="20"/>
+        </w:rPr>
+        <w:t>▪</w:t>
+        <w:tab/>
+      </w:r>
+      <w:r>
+        <w:rPr>
+          <w:b/>
+        </w:rPr>
+        <w:t>Narva heating:</w:t>
+      </w:r>
+      <w:r>
+        <w:rPr>
+          <w:b w:val="0"/>
+        </w:rPr>
+        <w:t xml:space="preserve"> on 2026-10-06 the company received a conditional permit to heat Narva with shale oil</w:t>
+      </w:r>
+      <w:hyperlink r:id="rId35">
+        <w:r>
+          <w:rPr>
+            <w:color w:val="2A78D6"/>
+            <w:vertAlign w:val="superscript"/>
+            <w:sz w:val="17"/>
+          </w:rPr>
+          <w:t xml:space="preserve">27</w:t>
         </w:r>
       </w:hyperlink>
       <w:r>
@@ -4084,7 +5301,7 @@
       <w:r>
         <w:rPr>
           <w:b w:val="0"/>
-          <w:color w:val="5F6B7A"/>
+          <w:color w:val="667085"/>
           <w:sz w:val="18"/>
         </w:rPr>
         <w:t>Automatic news scan (Google News, EE), 2026-07-24 – 2026-10-22: 6 articles.</w:t>
@@ -4133,7 +5350,7 @@
             <w:r>
               <w:rPr>
                 <w:b w:val="0"/>
-                <w:color w:val="1A1A1A"/>
+                <w:color w:val="1B2430"/>
                 <w:sz w:val="17"/>
               </w:rPr>
               <w:t>2026-09-23</w:t>
@@ -4179,10 +5396,10 @@
             <w:pPr>
               <w:spacing w:before="0" w:after="0"/>
             </w:pPr>
-            <w:hyperlink r:id="rId31">
+            <w:hyperlink r:id="rId36">
               <w:r>
                 <w:rPr>
-                  <w:color w:val="1A1A1A"/>
+                  <w:color w:val="1B2430"/>
                   <w:sz w:val="18"/>
                 </w:rPr>
                 <w:t xml:space="preserve">Eesti Energia juht: andmekeskused on energiasüsteemile kasulikud</w:t>
@@ -4191,7 +5408,7 @@
             <w:r>
               <w:rPr>
                 <w:b w:val="0"/>
-                <w:color w:val="5F6B7A"/>
+                <w:color w:val="667085"/>
                 <w:sz w:val="15"/>
               </w:rPr>
               <w:t xml:space="preserve">   ERR</w:t>
@@ -4217,7 +5434,7 @@
             <w:r>
               <w:rPr>
                 <w:b w:val="0"/>
-                <w:color w:val="1A1A1A"/>
+                <w:color w:val="1B2430"/>
                 <w:sz w:val="17"/>
               </w:rPr>
               <w:t>2026-10-20</w:t>
@@ -4263,10 +5480,10 @@
             <w:pPr>
               <w:spacing w:before="0" w:after="0"/>
             </w:pPr>
-            <w:hyperlink r:id="rId29">
+            <w:hyperlink r:id="rId34">
               <w:r>
                 <w:rPr>
-                  <w:color w:val="1A1A1A"/>
+                  <w:color w:val="1B2430"/>
                   <w:sz w:val="18"/>
                 </w:rPr>
                 <w:t xml:space="preserve">Eesti Energia loobub 24,7 miljonist eurost, vesinikutaristu jääb ehitamata</w:t>
@@ -4275,7 +5492,7 @@
             <w:r>
               <w:rPr>
                 <w:b w:val="0"/>
-                <w:color w:val="5F6B7A"/>
+                <w:color w:val="667085"/>
                 <w:sz w:val="15"/>
               </w:rPr>
               <w:t xml:space="preserve">   Majandus</w:t>
@@ -4301,7 +5518,7 @@
             <w:r>
               <w:rPr>
                 <w:b w:val="0"/>
-                <w:color w:val="1A1A1A"/>
+                <w:color w:val="1B2430"/>
                 <w:sz w:val="17"/>
               </w:rPr>
               <w:t>2026-10-06</w:t>
@@ -4347,10 +5564,10 @@
             <w:pPr>
               <w:spacing w:before="0" w:after="0"/>
             </w:pPr>
-            <w:hyperlink r:id="rId30">
+            <w:hyperlink r:id="rId35">
               <w:r>
                 <w:rPr>
-                  <w:color w:val="1A1A1A"/>
+                  <w:color w:val="1B2430"/>
                   <w:sz w:val="18"/>
                 </w:rPr>
                 <w:t xml:space="preserve">Eesti Energia sai tingimusliku loa Narva kütmiseks põlevkiviõliga</w:t>
@@ -4359,7 +5576,7 @@
             <w:r>
               <w:rPr>
                 <w:b w:val="0"/>
-                <w:color w:val="5F6B7A"/>
+                <w:color w:val="667085"/>
                 <w:sz w:val="15"/>
               </w:rPr>
               <w:t xml:space="preserve">   ERR</w:t>
@@ -4385,7 +5602,7 @@
             <w:r>
               <w:rPr>
                 <w:b w:val="0"/>
-                <w:color w:val="1A1A1A"/>
+                <w:color w:val="1B2430"/>
                 <w:sz w:val="17"/>
               </w:rPr>
               <w:t>2026-10-04</w:t>
@@ -4431,10 +5648,10 @@
             <w:pPr>
               <w:spacing w:before="0" w:after="0"/>
             </w:pPr>
-            <w:hyperlink r:id="rId32">
+            <w:hyperlink r:id="rId37">
               <w:r>
                 <w:rPr>
-                  <w:color w:val="1A1A1A"/>
+                  <w:color w:val="1B2430"/>
                   <w:sz w:val="18"/>
                 </w:rPr>
                 <w:t xml:space="preserve">Eesti Energia endised tippjuhid lõid ettevõtte, kus töötavad vaid AI-agendid</w:t>
@@ -4443,7 +5660,7 @@
             <w:r>
               <w:rPr>
                 <w:b w:val="0"/>
-                <w:color w:val="5F6B7A"/>
+                <w:color w:val="667085"/>
                 <w:sz w:val="15"/>
               </w:rPr>
               <w:t xml:space="preserve">   Äripäev  ·  1 more similar articles</w:t>
@@ -4469,7 +5686,7 @@
             <w:r>
               <w:rPr>
                 <w:b w:val="0"/>
-                <w:color w:val="1A1A1A"/>
+                <w:color w:val="1B2430"/>
                 <w:sz w:val="17"/>
               </w:rPr>
               <w:t>2026-10-02</w:t>
@@ -4515,10 +5732,10 @@
             <w:pPr>
               <w:spacing w:before="0" w:after="0"/>
             </w:pPr>
-            <w:hyperlink r:id="rId33">
+            <w:hyperlink r:id="rId38">
               <w:r>
                 <w:rPr>
-                  <w:color w:val="1A1A1A"/>
+                  <w:color w:val="1B2430"/>
                   <w:sz w:val="18"/>
                 </w:rPr>
                 <w:t xml:space="preserve">Taavi Veskimägi: Eesti üks kallimaid otsuseid on olnud Eesti Energia erastamata jätmine</w:t>
@@ -4527,7 +5744,7 @@
             <w:r>
               <w:rPr>
                 <w:b w:val="0"/>
-                <w:color w:val="5F6B7A"/>
+                <w:color w:val="667085"/>
                 <w:sz w:val="15"/>
               </w:rPr>
               <w:t xml:space="preserve">   Logistikauudised</w:t>
@@ -4545,7 +5762,7 @@
       <w:pPr>
         <w:keepNext/>
         <w:pBdr>
-          <w:bottom w:val="single" w:sz="8" w:color="1F4E79" w:space="4"/>
+          <w:bottom w:val="single" w:sz="8" w:color="12355B" w:space="4"/>
         </w:pBdr>
         <w:tabs>
           <w:tab w:pos="482" w:val="left"/>
@@ -4564,7 +5781,7 @@
       <w:r>
         <w:rPr>
           <w:b/>
-          <w:color w:val="1F4E79"/>
+          <w:color w:val="12355B"/>
           <w:sz w:val="28"/>
         </w:rPr>
         <w:t>ESG report</w:t>
@@ -4573,7 +5790,7 @@
     <w:p>
       <w:pPr>
         <w:keepNext/>
-        <w:shd w:val="clear" w:color="auto" w:fill="EAF1F8"/>
+        <w:shd w:val="clear" w:color="auto" w:fill="EEF3F8"/>
         <w:spacing w:before="200" w:after="80"/>
         <w:ind w:left="85"/>
       </w:pPr>
@@ -4581,7 +5798,7 @@
         <w:rPr>
           <w:b/>
           <w:caps/>
-          <w:color w:val="1F4E79"/>
+          <w:color w:val="12355B"/>
           <w:sz w:val="19"/>
         </w:rPr>
         <w:t>Exclusionary screening (companies)</w:t>
@@ -4654,7 +5871,7 @@
             <w:r>
               <w:rPr>
                 <w:b/>
-                <w:color w:val="1A1A1A"/>
+                <w:color w:val="1B2430"/>
                 <w:sz w:val="19"/>
               </w:rPr>
               <w:t>Yes, the company is not involved in excluded sectors: controversial and nuclear weapons, tobacco, gambling and restricted sectors in fossil fuel</w:t>
@@ -4671,7 +5888,7 @@
             <w:r>
               <w:rPr>
                 <w:b w:val="0"/>
-                <w:color w:val="5F6B7A"/>
+                <w:color w:val="667085"/>
                 <w:sz w:val="18"/>
               </w:rPr>
               <w:t>•</w:t>
@@ -4697,7 +5914,7 @@
             <w:r>
               <w:rPr>
                 <w:b w:val="0"/>
-                <w:color w:val="5F6B7A"/>
+                <w:color w:val="667085"/>
                 <w:sz w:val="18"/>
               </w:rPr>
               <w:t>•</w:t>
@@ -4711,14 +5928,14 @@
               </w:rPr>
               <w:t>Oil shale mining, shale oil and oil shale power – the SEB policy gives unconventional oil and gas a Baltic exception until 2030</w:t>
             </w:r>
-            <w:hyperlink r:id="rId34">
+            <w:hyperlink r:id="rId39">
               <w:r>
                 <w:rPr>
                   <w:color w:val="2A78D6"/>
                   <w:vertAlign w:val="superscript"/>
                   <w:sz w:val="15"/>
                 </w:rPr>
-                <w:t xml:space="preserve">23</w:t>
+                <w:t xml:space="preserve">28</w:t>
               </w:r>
             </w:hyperlink>
           </w:p>
@@ -4733,7 +5950,7 @@
             <w:r>
               <w:rPr>
                 <w:b w:val="0"/>
-                <w:color w:val="5F6B7A"/>
+                <w:color w:val="667085"/>
                 <w:sz w:val="18"/>
               </w:rPr>
               <w:t>•</w:t>
@@ -4836,7 +6053,7 @@
             <w:r>
               <w:rPr>
                 <w:b/>
-                <w:color w:val="1A1A1A"/>
+                <w:color w:val="1B2430"/>
                 <w:sz w:val="19"/>
               </w:rPr>
               <w:t>Yes, the company does not have red flag/signal related to controversies based on UN Global Compact, OECD Guidelines for Multinational Enterprises or any other relevant principles/standards</w:t>
@@ -4853,7 +6070,7 @@
             <w:r>
               <w:rPr>
                 <w:b w:val="0"/>
-                <w:color w:val="5F6B7A"/>
+                <w:color w:val="667085"/>
                 <w:sz w:val="18"/>
               </w:rPr>
               <w:t>•</w:t>
@@ -4879,7 +6096,7 @@
             <w:r>
               <w:rPr>
                 <w:b w:val="0"/>
-                <w:color w:val="5F6B7A"/>
+                <w:color w:val="667085"/>
                 <w:sz w:val="18"/>
               </w:rPr>
               <w:t>•</w:t>
@@ -4893,14 +6110,14 @@
               </w:rPr>
               <w:t>ISS found none in 2024</w:t>
             </w:r>
-            <w:hyperlink r:id="rId35">
+            <w:hyperlink r:id="rId40">
               <w:r>
                 <w:rPr>
                   <w:color w:val="2A78D6"/>
                   <w:vertAlign w:val="superscript"/>
                   <w:sz w:val="15"/>
                 </w:rPr>
-                <w:t xml:space="preserve">24</w:t>
+                <w:t xml:space="preserve">29</w:t>
               </w:r>
             </w:hyperlink>
             <w:r>
@@ -4982,7 +6199,7 @@
             <w:r>
               <w:rPr>
                 <w:b/>
-                <w:color w:val="1A1A1A"/>
+                <w:color w:val="1B2430"/>
                 <w:sz w:val="19"/>
               </w:rPr>
               <w:t>Yes, the company is not in the list of sanctions (add a screenshot)</w:t>
@@ -4999,7 +6216,7 @@
             <w:r>
               <w:rPr>
                 <w:b w:val="0"/>
-                <w:color w:val="5F6B7A"/>
+                <w:color w:val="667085"/>
                 <w:sz w:val="18"/>
               </w:rPr>
               <w:t>•</w:t>
@@ -5084,7 +6301,7 @@
             <w:r>
               <w:rPr>
                 <w:b/>
-                <w:color w:val="1A1A1A"/>
+                <w:color w:val="1B2430"/>
                 <w:sz w:val="19"/>
               </w:rPr>
               <w:t>Yes, issues were not identified from adverse media checks (add a screenshot)</w:t>
@@ -5101,7 +6318,7 @@
             <w:r>
               <w:rPr>
                 <w:b w:val="0"/>
-                <w:color w:val="5F6B7A"/>
+                <w:color w:val="667085"/>
                 <w:sz w:val="18"/>
               </w:rPr>
               <w:t>•</w:t>
@@ -5127,7 +6344,7 @@
             <w:r>
               <w:rPr>
                 <w:b w:val="0"/>
-                <w:color w:val="5F6B7A"/>
+                <w:color w:val="667085"/>
                 <w:sz w:val="18"/>
               </w:rPr>
               <w:t>•</w:t>
@@ -5153,7 +6370,7 @@
             <w:r>
               <w:rPr>
                 <w:b w:val="0"/>
-                <w:color w:val="5F6B7A"/>
+                <w:color w:val="667085"/>
                 <w:sz w:val="18"/>
               </w:rPr>
               <w:t>•</w:t>
@@ -5167,14 +6384,14 @@
               </w:rPr>
               <w:t>The Environmental Board fined Enefit Power EUR 190,000 and EUR 110,000 for air emission breaches</w:t>
             </w:r>
-            <w:hyperlink r:id="rId36">
+            <w:hyperlink r:id="rId41">
               <w:r>
                 <w:rPr>
                   <w:color w:val="2A78D6"/>
                   <w:vertAlign w:val="superscript"/>
                   <w:sz w:val="15"/>
                 </w:rPr>
-                <w:t xml:space="preserve">25</w:t>
+                <w:t xml:space="preserve">30</w:t>
               </w:r>
             </w:hyperlink>
             <w:r>
@@ -5197,7 +6414,7 @@
             <w:r>
               <w:rPr>
                 <w:b w:val="0"/>
-                <w:color w:val="5F6B7A"/>
+                <w:color w:val="667085"/>
                 <w:sz w:val="18"/>
               </w:rPr>
               <w:t>•</w:t>
@@ -5243,7 +6460,7 @@
     <w:p>
       <w:pPr>
         <w:keepNext/>
-        <w:shd w:val="clear" w:color="auto" w:fill="EAF1F8"/>
+        <w:shd w:val="clear" w:color="auto" w:fill="EEF3F8"/>
         <w:spacing w:before="200" w:after="80"/>
         <w:ind w:left="85"/>
       </w:pPr>
@@ -5251,7 +6468,7 @@
         <w:rPr>
           <w:b/>
           <w:caps/>
-          <w:color w:val="1F4E79"/>
+          <w:color w:val="12355B"/>
           <w:sz w:val="19"/>
         </w:rPr>
         <w:t>ESG integration and positive screening (positive answers imply higher allocation)</w:t>
@@ -5324,7 +6541,7 @@
             <w:r>
               <w:rPr>
                 <w:b/>
-                <w:color w:val="1A1A1A"/>
+                <w:color w:val="1B2430"/>
                 <w:sz w:val="19"/>
               </w:rPr>
               <w:t>Yes, the company is promoting environmental or social characteristics (activities, ESG policy, good ESG rating, etc)</w:t>
@@ -5341,7 +6558,7 @@
             <w:r>
               <w:rPr>
                 <w:b w:val="0"/>
-                <w:color w:val="5F6B7A"/>
+                <w:color w:val="667085"/>
                 <w:sz w:val="18"/>
               </w:rPr>
               <w:t>•</w:t>
@@ -5355,14 +6572,14 @@
               </w:rPr>
               <w:t>Fast wind and solar expansion (872 MW wind, 172 MW solar), a green finance framework with an ISS opinion</w:t>
             </w:r>
-            <w:hyperlink r:id="rId37">
+            <w:hyperlink r:id="rId42">
               <w:r>
                 <w:rPr>
                   <w:color w:val="2A78D6"/>
                   <w:vertAlign w:val="superscript"/>
                   <w:sz w:val="15"/>
                 </w:rPr>
-                <w:t xml:space="preserve">26</w:t>
+                <w:t xml:space="preserve">31</w:t>
               </w:r>
             </w:hyperlink>
             <w:r>
@@ -5372,14 +6589,14 @@
               </w:rPr>
               <w:t>,</w:t>
             </w:r>
-            <w:hyperlink r:id="rId38">
+            <w:hyperlink r:id="rId43">
               <w:r>
                 <w:rPr>
                   <w:color w:val="2A78D6"/>
                   <w:vertAlign w:val="superscript"/>
                   <w:sz w:val="15"/>
                 </w:rPr>
-                <w:t xml:space="preserve">27</w:t>
+                <w:t xml:space="preserve">32</w:t>
               </w:r>
             </w:hyperlink>
             <w:r>
@@ -5461,7 +6678,7 @@
             <w:r>
               <w:rPr>
                 <w:b/>
-                <w:color w:val="1A1A1A"/>
+                <w:color w:val="1B2430"/>
                 <w:sz w:val="19"/>
               </w:rPr>
               <w:t>Yes, the activities of the company or it’s strategy is aligned with the taxonomy and/or Paris agreement targets (e.g. net zero commitment)</w:t>
@@ -5478,7 +6695,7 @@
             <w:r>
               <w:rPr>
                 <w:b w:val="0"/>
-                <w:color w:val="5F6B7A"/>
+                <w:color w:val="667085"/>
                 <w:sz w:val="18"/>
               </w:rPr>
               <w:t>•</w:t>
@@ -5509,14 +6726,14 @@
               </w:rPr>
               <w:t>,</w:t>
             </w:r>
-            <w:hyperlink r:id="rId39">
+            <w:hyperlink r:id="rId44">
               <w:r>
                 <w:rPr>
                   <w:color w:val="2A78D6"/>
                   <w:vertAlign w:val="superscript"/>
                   <w:sz w:val="15"/>
                 </w:rPr>
-                <w:t xml:space="preserve">28</w:t>
+                <w:t xml:space="preserve">33</w:t>
               </w:r>
             </w:hyperlink>
             <w:r>
@@ -5598,7 +6815,7 @@
             <w:r>
               <w:rPr>
                 <w:b/>
-                <w:color w:val="1A1A1A"/>
+                <w:color w:val="1B2430"/>
                 <w:sz w:val="19"/>
               </w:rPr>
               <w:t>Yes, the company does not have yellow flag/signal related to controversies based on UN Global Compact or any other relevant principles/standards</w:t>
@@ -5615,7 +6832,7 @@
             <w:r>
               <w:rPr>
                 <w:b w:val="0"/>
-                <w:color w:val="5F6B7A"/>
+                <w:color w:val="667085"/>
                 <w:sz w:val="18"/>
               </w:rPr>
               <w:t>•</w:t>
@@ -5629,14 +6846,14 @@
               </w:rPr>
               <w:t>Yellow flag: the criminal case over the audit and environmental fines</w:t>
             </w:r>
-            <w:hyperlink r:id="rId36">
+            <w:hyperlink r:id="rId41">
               <w:r>
                 <w:rPr>
                   <w:color w:val="2A78D6"/>
                   <w:vertAlign w:val="superscript"/>
                   <w:sz w:val="15"/>
                 </w:rPr>
-                <w:t xml:space="preserve">25</w:t>
+                <w:t xml:space="preserve">30</w:t>
               </w:r>
             </w:hyperlink>
           </w:p>
@@ -5651,7 +6868,7 @@
             <w:r>
               <w:rPr>
                 <w:b w:val="0"/>
-                <w:color w:val="5F6B7A"/>
+                <w:color w:val="667085"/>
                 <w:sz w:val="18"/>
               </w:rPr>
               <w:t>•</w:t>
@@ -5754,7 +6971,7 @@
             <w:r>
               <w:rPr>
                 <w:b/>
-                <w:color w:val="1A1A1A"/>
+                <w:color w:val="1B2430"/>
                 <w:sz w:val="19"/>
               </w:rPr>
               <w:t>Yes, the company fulfills the expectations from SEB thematic and sector policies</w:t>
@@ -5784,7 +7001,7 @@
             <w:r>
               <w:rPr>
                 <w:b w:val="0"/>
-                <w:color w:val="5F6B7A"/>
+                <w:color w:val="667085"/>
                 <w:sz w:val="18"/>
               </w:rPr>
               <w:t>•</w:t>
@@ -5798,14 +7015,14 @@
               </w:rPr>
               <w:t>The Fossil Fuels</w:t>
             </w:r>
-            <w:hyperlink r:id="rId34">
+            <w:hyperlink r:id="rId39">
               <w:r>
                 <w:rPr>
                   <w:color w:val="2A78D6"/>
                   <w:vertAlign w:val="superscript"/>
                   <w:sz w:val="15"/>
                 </w:rPr>
-                <w:t xml:space="preserve">29</w:t>
+                <w:t xml:space="preserve">34</w:t>
               </w:r>
             </w:hyperlink>
             <w:r>
@@ -5816,14 +7033,14 @@
               </w:rPr>
               <w:t xml:space="preserve"> and Electricity &amp; Renewable Energy</w:t>
             </w:r>
-            <w:hyperlink r:id="rId40">
+            <w:hyperlink r:id="rId45">
               <w:r>
                 <w:rPr>
                   <w:color w:val="2A78D6"/>
                   <w:vertAlign w:val="superscript"/>
                   <w:sz w:val="15"/>
                 </w:rPr>
-                <w:t xml:space="preserve">30</w:t>
+                <w:t xml:space="preserve">35</w:t>
               </w:r>
             </w:hyperlink>
             <w:r>
@@ -5859,7 +7076,7 @@
             <w:r>
               <w:rPr>
                 <w:b w:val="0"/>
-                <w:color w:val="5F6B7A"/>
+                <w:color w:val="667085"/>
                 <w:sz w:val="18"/>
               </w:rPr>
               <w:t>•</w:t>
@@ -5890,14 +7107,14 @@
               </w:rPr>
               <w:t>,</w:t>
             </w:r>
-            <w:hyperlink r:id="rId38">
+            <w:hyperlink r:id="rId43">
               <w:r>
                 <w:rPr>
                   <w:color w:val="2A78D6"/>
                   <w:vertAlign w:val="superscript"/>
                   <w:sz w:val="15"/>
                 </w:rPr>
-                <w:t xml:space="preserve">27</w:t>
+                <w:t xml:space="preserve">32</w:t>
               </w:r>
             </w:hyperlink>
             <w:r>
@@ -5933,7 +7150,7 @@
             <w:r>
               <w:rPr>
                 <w:b w:val="0"/>
-                <w:color w:val="5F6B7A"/>
+                <w:color w:val="667085"/>
                 <w:sz w:val="18"/>
               </w:rPr>
               <w:t>•</w:t>
@@ -5966,7 +7183,7 @@
     <w:p>
       <w:pPr>
         <w:keepNext/>
-        <w:shd w:val="clear" w:color="auto" w:fill="EAF1F8"/>
+        <w:shd w:val="clear" w:color="auto" w:fill="EEF3F8"/>
         <w:spacing w:before="200" w:after="80"/>
         <w:ind w:left="85"/>
       </w:pPr>
@@ -5974,7 +7191,7 @@
         <w:rPr>
           <w:b/>
           <w:caps/>
-          <w:color w:val="1F4E79"/>
+          <w:color w:val="12355B"/>
           <w:sz w:val="19"/>
         </w:rPr>
         <w:t>Engagement</w:t>
@@ -6047,7 +7264,7 @@
             <w:r>
               <w:rPr>
                 <w:b/>
-                <w:color w:val="1A1A1A"/>
+                <w:color w:val="1B2430"/>
                 <w:sz w:val="19"/>
               </w:rPr>
               <w:t>Is there a need for pro-active engagement with the company?</w:t>
@@ -6064,7 +7281,7 @@
             <w:r>
               <w:rPr>
                 <w:b w:val="0"/>
-                <w:color w:val="5F6B7A"/>
+                <w:color w:val="667085"/>
                 <w:sz w:val="18"/>
               </w:rPr>
               <w:t>•</w:t>
@@ -6078,14 +7295,14 @@
               </w:rPr>
               <w:t>Worthwhile: the oil shale exit date, as the SEB Baltic exception for unconventional oil ends in 2030</w:t>
             </w:r>
-            <w:hyperlink r:id="rId34">
+            <w:hyperlink r:id="rId39">
               <w:r>
                 <w:rPr>
                   <w:color w:val="2A78D6"/>
                   <w:vertAlign w:val="superscript"/>
                   <w:sz w:val="15"/>
                 </w:rPr>
-                <w:t xml:space="preserve">23</w:t>
+                <w:t xml:space="preserve">28</w:t>
               </w:r>
             </w:hyperlink>
             <w:r>
@@ -6115,7 +7332,7 @@
     <w:p>
       <w:pPr>
         <w:keepNext/>
-        <w:shd w:val="clear" w:color="auto" w:fill="EAF1F8"/>
+        <w:shd w:val="clear" w:color="auto" w:fill="EEF3F8"/>
         <w:spacing w:before="200" w:after="80"/>
         <w:ind w:left="85"/>
       </w:pPr>
@@ -6123,7 +7340,7 @@
         <w:rPr>
           <w:b/>
           <w:caps/>
-          <w:color w:val="1F4E79"/>
+          <w:color w:val="12355B"/>
           <w:sz w:val="19"/>
         </w:rPr>
         <w:t>Indicators</w:t>
@@ -6196,7 +7413,7 @@
             <w:r>
               <w:rPr>
                 <w:b/>
-                <w:color w:val="1A1A1A"/>
+                <w:color w:val="1B2430"/>
                 <w:sz w:val="19"/>
               </w:rPr>
               <w:t>Yes, the indicators of the company support the targets of sustainability and PAI indicators followed by the Fund</w:t>
@@ -6213,7 +7430,7 @@
             <w:r>
               <w:rPr>
                 <w:b w:val="0"/>
-                <w:color w:val="5F6B7A"/>
+                <w:color w:val="667085"/>
                 <w:sz w:val="18"/>
               </w:rPr>
               <w:t>•</w:t>
@@ -6234,7 +7451,7 @@
                   <w:vertAlign w:val="superscript"/>
                   <w:sz w:val="15"/>
                 </w:rPr>
-                <w:t xml:space="preserve">31</w:t>
+                <w:t xml:space="preserve">36</w:t>
               </w:r>
             </w:hyperlink>
             <w:r>
@@ -6304,7 +7521,7 @@
       <w:r>
         <w:rPr>
           <w:b w:val="0"/>
-          <w:color w:val="5F6B7A"/>
+          <w:color w:val="667085"/>
           <w:sz w:val="16"/>
         </w:rPr>
         <w:t>SEB policies applied: Policy on Sustainability Considerations in Investments (SEB AB); Fossil Fuels sector policy (coal, oil &amp; gas, peat); Electricity &amp; Renewable Energy sector policy; Environmental Policy on Climate, Nature and Water (thematic); Social and Human Rights Policy (thematic); Governance expectations in sector policies (anti-corruption, tax, reporting)</w:t>
@@ -6314,7 +7531,7 @@
       <w:pPr>
         <w:keepNext/>
         <w:pBdr>
-          <w:bottom w:val="single" w:sz="8" w:color="1F4E79" w:space="4"/>
+          <w:bottom w:val="single" w:sz="8" w:color="12355B" w:space="4"/>
         </w:pBdr>
         <w:tabs>
           <w:tab w:pos="482" w:val="left"/>
@@ -6333,7 +7550,7 @@
       <w:r>
         <w:rPr>
           <w:b/>
-          <w:color w:val="1F4E79"/>
+          <w:color w:val="12355B"/>
           <w:sz w:val="28"/>
         </w:rPr>
         <w:t>Sources</w:t>
@@ -6350,7 +7567,7 @@
       <w:r>
         <w:rPr>
           <w:b w:val="0"/>
-          <w:color w:val="5F6B7A"/>
+          <w:color w:val="667085"/>
           <w:sz w:val="17"/>
         </w:rPr>
         <w:t>1.</w:t>
@@ -6377,7 +7594,7 @@
       <w:r>
         <w:rPr>
           <w:b w:val="0"/>
-          <w:color w:val="5F6B7A"/>
+          <w:color w:val="667085"/>
           <w:sz w:val="17"/>
         </w:rPr>
         <w:t>2.</w:t>
@@ -6404,7 +7621,7 @@
       <w:r>
         <w:rPr>
           <w:b w:val="0"/>
-          <w:color w:val="5F6B7A"/>
+          <w:color w:val="667085"/>
           <w:sz w:val="17"/>
         </w:rPr>
         <w:t>3.</w:t>
@@ -6431,7 +7648,7 @@
       <w:r>
         <w:rPr>
           <w:b w:val="0"/>
-          <w:color w:val="5F6B7A"/>
+          <w:color w:val="667085"/>
           <w:sz w:val="17"/>
         </w:rPr>
         <w:t>4.</w:t>
@@ -6458,7 +7675,7 @@
       <w:r>
         <w:rPr>
           <w:b w:val="0"/>
-          <w:color w:val="5F6B7A"/>
+          <w:color w:val="667085"/>
           <w:sz w:val="17"/>
         </w:rPr>
         <w:t>5.</w:t>
@@ -6485,7 +7702,7 @@
       <w:r>
         <w:rPr>
           <w:b w:val="0"/>
-          <w:color w:val="5F6B7A"/>
+          <w:color w:val="667085"/>
           <w:sz w:val="17"/>
         </w:rPr>
         <w:t>6.</w:t>
@@ -6512,7 +7729,7 @@
       <w:r>
         <w:rPr>
           <w:b w:val="0"/>
-          <w:color w:val="5F6B7A"/>
+          <w:color w:val="667085"/>
           <w:sz w:val="17"/>
         </w:rPr>
         <w:t>7.</w:t>
@@ -6539,7 +7756,7 @@
       <w:r>
         <w:rPr>
           <w:b w:val="0"/>
-          <w:color w:val="5F6B7A"/>
+          <w:color w:val="667085"/>
           <w:sz w:val="17"/>
         </w:rPr>
         <w:t>8.</w:t>
@@ -6566,7 +7783,7 @@
       <w:r>
         <w:rPr>
           <w:b w:val="0"/>
-          <w:color w:val="5F6B7A"/>
+          <w:color w:val="667085"/>
           <w:sz w:val="17"/>
         </w:rPr>
         <w:t>9.</w:t>
@@ -6593,7 +7810,7 @@
       <w:r>
         <w:rPr>
           <w:b w:val="0"/>
-          <w:color w:val="5F6B7A"/>
+          <w:color w:val="667085"/>
           <w:sz w:val="17"/>
         </w:rPr>
         <w:t>10.</w:t>
@@ -6620,7 +7837,7 @@
       <w:r>
         <w:rPr>
           <w:b w:val="0"/>
-          <w:color w:val="5F6B7A"/>
+          <w:color w:val="667085"/>
           <w:sz w:val="17"/>
         </w:rPr>
         <w:t>11.</w:t>
@@ -6647,7 +7864,7 @@
       <w:r>
         <w:rPr>
           <w:b w:val="0"/>
-          <w:color w:val="5F6B7A"/>
+          <w:color w:val="667085"/>
           <w:sz w:val="17"/>
         </w:rPr>
         <w:t>12.</w:t>
@@ -6674,7 +7891,7 @@
       <w:r>
         <w:rPr>
           <w:b w:val="0"/>
-          <w:color w:val="5F6B7A"/>
+          <w:color w:val="667085"/>
           <w:sz w:val="17"/>
         </w:rPr>
         <w:t>13.</w:t>
@@ -6701,7 +7918,7 @@
       <w:r>
         <w:rPr>
           <w:b w:val="0"/>
-          <w:color w:val="5F6B7A"/>
+          <w:color w:val="667085"/>
           <w:sz w:val="17"/>
         </w:rPr>
         <w:t>14.</w:t>
@@ -6728,7 +7945,7 @@
       <w:r>
         <w:rPr>
           <w:b w:val="0"/>
-          <w:color w:val="5F6B7A"/>
+          <w:color w:val="667085"/>
           <w:sz w:val="17"/>
         </w:rPr>
         <w:t>15.</w:t>
@@ -6755,7 +7972,7 @@
       <w:r>
         <w:rPr>
           <w:b w:val="0"/>
-          <w:color w:val="5F6B7A"/>
+          <w:color w:val="667085"/>
           <w:sz w:val="17"/>
         </w:rPr>
         <w:t>16.</w:t>
@@ -6782,7 +7999,7 @@
       <w:r>
         <w:rPr>
           <w:b w:val="0"/>
-          <w:color w:val="5F6B7A"/>
+          <w:color w:val="667085"/>
           <w:sz w:val="17"/>
         </w:rPr>
         <w:t>17.</w:t>
@@ -6809,7 +8026,7 @@
       <w:r>
         <w:rPr>
           <w:b w:val="0"/>
-          <w:color w:val="5F6B7A"/>
+          <w:color w:val="667085"/>
           <w:sz w:val="17"/>
         </w:rPr>
         <w:t>18.</w:t>
@@ -6836,7 +8053,7 @@
       <w:r>
         <w:rPr>
           <w:b w:val="0"/>
-          <w:color w:val="5F6B7A"/>
+          <w:color w:val="667085"/>
           <w:sz w:val="17"/>
         </w:rPr>
         <w:t>19.</w:t>
@@ -6863,7 +8080,7 @@
       <w:r>
         <w:rPr>
           <w:b w:val="0"/>
-          <w:color w:val="5F6B7A"/>
+          <w:color w:val="667085"/>
           <w:sz w:val="17"/>
         </w:rPr>
         <w:t>20.</w:t>
@@ -6890,13 +8107,148 @@
       <w:r>
         <w:rPr>
           <w:b w:val="0"/>
-          <w:color w:val="5F6B7A"/>
+          <w:color w:val="667085"/>
           <w:sz w:val="17"/>
         </w:rPr>
         <w:t>21.</w:t>
         <w:tab/>
       </w:r>
       <w:hyperlink r:id="rId29">
+        <w:r>
+          <w:rPr>
+            <w:color w:val="2A78D6"/>
+            <w:sz w:val="17"/>
+          </w:rPr>
+          <w:t xml:space="preserve">Eesti Energia - Interim report Q2 2026 (unaudited, ET), p. 12, 2026-07-31</w:t>
+        </w:r>
+      </w:hyperlink>
+    </w:p>
+    <w:p>
+      <w:pPr>
+        <w:tabs>
+          <w:tab w:pos="397" w:val="left"/>
+        </w:tabs>
+        <w:spacing w:before="0" w:after="30"/>
+        <w:ind w:left="397" w:hanging="397"/>
+      </w:pPr>
+      <w:r>
+        <w:rPr>
+          <w:b w:val="0"/>
+          <w:color w:val="667085"/>
+          <w:sz w:val="17"/>
+        </w:rPr>
+        <w:t>22.</w:t>
+        <w:tab/>
+      </w:r>
+      <w:hyperlink r:id="rId30">
+        <w:r>
+          <w:rPr>
+            <w:color w:val="2A78D6"/>
+            <w:sz w:val="17"/>
+          </w:rPr>
+          <w:t xml:space="preserve">Eesti Energia - Interim report Q2 2026 (unaudited, ET), p. 14, 2026-07-31</w:t>
+        </w:r>
+      </w:hyperlink>
+    </w:p>
+    <w:p>
+      <w:pPr>
+        <w:tabs>
+          <w:tab w:pos="397" w:val="left"/>
+        </w:tabs>
+        <w:spacing w:before="0" w:after="30"/>
+        <w:ind w:left="397" w:hanging="397"/>
+      </w:pPr>
+      <w:r>
+        <w:rPr>
+          <w:b w:val="0"/>
+          <w:color w:val="667085"/>
+          <w:sz w:val="17"/>
+        </w:rPr>
+        <w:t>23.</w:t>
+        <w:tab/>
+      </w:r>
+      <w:hyperlink r:id="rId31">
+        <w:r>
+          <w:rPr>
+            <w:color w:val="2A78D6"/>
+            <w:sz w:val="17"/>
+          </w:rPr>
+          <w:t xml:space="preserve">Eesti Energia - Interim report Q2 2026 (unaudited, ET), p. 15, 2026-07-31</w:t>
+        </w:r>
+      </w:hyperlink>
+    </w:p>
+    <w:p>
+      <w:pPr>
+        <w:tabs>
+          <w:tab w:pos="397" w:val="left"/>
+        </w:tabs>
+        <w:spacing w:before="0" w:after="30"/>
+        <w:ind w:left="397" w:hanging="397"/>
+      </w:pPr>
+      <w:r>
+        <w:rPr>
+          <w:b w:val="0"/>
+          <w:color w:val="667085"/>
+          <w:sz w:val="17"/>
+        </w:rPr>
+        <w:t>24.</w:t>
+        <w:tab/>
+      </w:r>
+      <w:hyperlink r:id="rId32">
+        <w:r>
+          <w:rPr>
+            <w:color w:val="2A78D6"/>
+            <w:sz w:val="17"/>
+          </w:rPr>
+          <w:t xml:space="preserve">Eesti Energia - Interim report Q2 2026 (unaudited, ET), p. 6, 2026-07-31</w:t>
+        </w:r>
+      </w:hyperlink>
+    </w:p>
+    <w:p>
+      <w:pPr>
+        <w:tabs>
+          <w:tab w:pos="397" w:val="left"/>
+        </w:tabs>
+        <w:spacing w:before="0" w:after="30"/>
+        <w:ind w:left="397" w:hanging="397"/>
+      </w:pPr>
+      <w:r>
+        <w:rPr>
+          <w:b w:val="0"/>
+          <w:color w:val="667085"/>
+          <w:sz w:val="17"/>
+        </w:rPr>
+        <w:t>25.</w:t>
+        <w:tab/>
+      </w:r>
+      <w:hyperlink r:id="rId33">
+        <w:r>
+          <w:rPr>
+            <w:color w:val="2A78D6"/>
+            <w:sz w:val="17"/>
+          </w:rPr>
+          <w:t xml:space="preserve">Eesti Energia - Interim report Q2 2026 (unaudited, ET), p. 8, 9, 2026-07-31</w:t>
+        </w:r>
+      </w:hyperlink>
+    </w:p>
+    <w:p>
+      <w:pPr>
+        <w:tabs>
+          <w:tab w:pos="397" w:val="left"/>
+        </w:tabs>
+        <w:spacing w:before="0" w:after="30"/>
+        <w:ind w:left="397" w:hanging="397"/>
+      </w:pPr>
+      <w:r>
+        <w:rPr>
+          <w:b w:val="0"/>
+          <w:color w:val="667085"/>
+          <w:sz w:val="17"/>
+        </w:rPr>
+        <w:t>26.</w:t>
+        <w:tab/>
+      </w:r>
+      <w:hyperlink r:id="rId34">
         <w:r>
           <w:rPr>
             <w:color w:val="2A78D6"/>
@@ -6917,13 +8269,13 @@
       <w:r>
         <w:rPr>
           <w:b w:val="0"/>
-          <w:color w:val="5F6B7A"/>
+          <w:color w:val="667085"/>
           <w:sz w:val="17"/>
         </w:rPr>
-        <w:t>22.</w:t>
+        <w:t>27.</w:t>
         <w:tab/>
       </w:r>
-      <w:hyperlink r:id="rId30">
+      <w:hyperlink r:id="rId35">
         <w:r>
           <w:rPr>
             <w:color w:val="2A78D6"/>
@@ -6944,13 +8296,13 @@
       <w:r>
         <w:rPr>
           <w:b w:val="0"/>
-          <w:color w:val="5F6B7A"/>
+          <w:color w:val="667085"/>
           <w:sz w:val="17"/>
         </w:rPr>
-        <w:t>23.</w:t>
+        <w:t>28.</w:t>
         <w:tab/>
       </w:r>
-      <w:hyperlink r:id="rId34">
+      <w:hyperlink r:id="rId39">
         <w:r>
           <w:rPr>
             <w:color w:val="2A78D6"/>
@@ -6971,13 +8323,13 @@
       <w:r>
         <w:rPr>
           <w:b w:val="0"/>
-          <w:color w:val="5F6B7A"/>
+          <w:color w:val="667085"/>
           <w:sz w:val="17"/>
         </w:rPr>
-        <w:t>24.</w:t>
+        <w:t>29.</w:t>
         <w:tab/>
       </w:r>
-      <w:hyperlink r:id="rId35">
+      <w:hyperlink r:id="rId40">
         <w:r>
           <w:rPr>
             <w:color w:val="2A78D6"/>
@@ -6998,13 +8350,13 @@
       <w:r>
         <w:rPr>
           <w:b w:val="0"/>
-          <w:color w:val="5F6B7A"/>
+          <w:color w:val="667085"/>
           <w:sz w:val="17"/>
         </w:rPr>
-        <w:t>25.</w:t>
+        <w:t>30.</w:t>
         <w:tab/>
       </w:r>
-      <w:hyperlink r:id="rId36">
+      <w:hyperlink r:id="rId41">
         <w:r>
           <w:rPr>
             <w:color w:val="2A78D6"/>
@@ -7025,13 +8377,13 @@
       <w:r>
         <w:rPr>
           <w:b w:val="0"/>
-          <w:color w:val="5F6B7A"/>
+          <w:color w:val="667085"/>
           <w:sz w:val="17"/>
         </w:rPr>
-        <w:t>26.</w:t>
+        <w:t>31.</w:t>
         <w:tab/>
       </w:r>
-      <w:hyperlink r:id="rId37">
+      <w:hyperlink r:id="rId42">
         <w:r>
           <w:rPr>
             <w:color w:val="2A78D6"/>
@@ -7052,13 +8404,13 @@
       <w:r>
         <w:rPr>
           <w:b w:val="0"/>
-          <w:color w:val="5F6B7A"/>
+          <w:color w:val="667085"/>
           <w:sz w:val="17"/>
         </w:rPr>
-        <w:t>27.</w:t>
+        <w:t>32.</w:t>
         <w:tab/>
       </w:r>
-      <w:hyperlink r:id="rId38">
+      <w:hyperlink r:id="rId43">
         <w:r>
           <w:rPr>
             <w:color w:val="2A78D6"/>
@@ -7079,13 +8431,13 @@
       <w:r>
         <w:rPr>
           <w:b w:val="0"/>
-          <w:color w:val="5F6B7A"/>
+          <w:color w:val="667085"/>
           <w:sz w:val="17"/>
         </w:rPr>
-        <w:t>28.</w:t>
+        <w:t>33.</w:t>
         <w:tab/>
       </w:r>
-      <w:hyperlink r:id="rId39">
+      <w:hyperlink r:id="rId44">
         <w:r>
           <w:rPr>
             <w:color w:val="2A78D6"/>
@@ -7106,13 +8458,13 @@
       <w:r>
         <w:rPr>
           <w:b w:val="0"/>
-          <w:color w:val="5F6B7A"/>
+          <w:color w:val="667085"/>
           <w:sz w:val="17"/>
         </w:rPr>
-        <w:t>29.</w:t>
+        <w:t>34.</w:t>
         <w:tab/>
       </w:r>
-      <w:hyperlink r:id="rId34">
+      <w:hyperlink r:id="rId39">
         <w:r>
           <w:rPr>
             <w:color w:val="2A78D6"/>
@@ -7133,13 +8485,13 @@
       <w:r>
         <w:rPr>
           <w:b w:val="0"/>
-          <w:color w:val="5F6B7A"/>
+          <w:color w:val="667085"/>
           <w:sz w:val="17"/>
         </w:rPr>
-        <w:t>30.</w:t>
+        <w:t>35.</w:t>
         <w:tab/>
       </w:r>
-      <w:hyperlink r:id="rId40">
+      <w:hyperlink r:id="rId45">
         <w:r>
           <w:rPr>
             <w:color w:val="2A78D6"/>
@@ -7160,10 +8512,10 @@
       <w:r>
         <w:rPr>
           <w:b w:val="0"/>
-          <w:color w:val="5F6B7A"/>
+          <w:color w:val="667085"/>
           <w:sz w:val="17"/>
         </w:rPr>
-        <w:t>31.</w:t>
+        <w:t>36.</w:t>
         <w:tab/>
       </w:r>
       <w:hyperlink r:id="rId14">
@@ -7183,7 +8535,7 @@
       <w:r>
         <w:rPr>
           <w:b w:val="0"/>
-          <w:color w:val="5F6B7A"/>
+          <w:color w:val="667085"/>
           <w:sz w:val="16"/>
         </w:rPr>
         <w:t>Report prepared from public sources. Figures are as published by the issuer; small numbers next to the text point to the source list.</w:t>
@@ -7208,7 +8560,7 @@
   <w:p>
     <w:pPr>
       <w:pBdr>
-        <w:top w:val="single" w:sz="4" w:color="C9D3DE" w:space="4"/>
+        <w:top w:val="single" w:sz="4" w:color="D5DCE4" w:space="4"/>
       </w:pBdr>
       <w:tabs>
         <w:tab w:pos="9638" w:val="right"/>
@@ -7217,7 +8569,7 @@
     <w:r>
       <w:rPr>
         <w:b w:val="0"/>
-        <w:color w:val="5F6B7A"/>
+        <w:color w:val="667085"/>
         <w:sz w:val="16"/>
       </w:rPr>
       <w:t>Eesti Energia (Enefit) · 6M2026 · 2026-10-22</w:t>
@@ -7226,7 +8578,7 @@
     <w:r>
       <w:rPr>
         <w:b/>
-        <w:color w:val="1F4E79"/>
+        <w:color w:val="12355B"/>
         <w:sz w:val="16"/>
       </w:rPr>
       <w:fldChar w:fldCharType="begin"/>
@@ -7242,7 +8594,7 @@
   <w:p>
     <w:pPr>
       <w:pBdr>
-        <w:top w:val="single" w:sz="4" w:color="C9D3DE" w:space="4"/>
+        <w:top w:val="single" w:sz="4" w:color="D5DCE4" w:space="4"/>
       </w:pBdr>
       <w:tabs>
         <w:tab w:pos="9638" w:val="right"/>
@@ -7251,7 +8603,7 @@
     <w:r>
       <w:rPr>
         <w:b w:val="0"/>
-        <w:color w:val="5F6B7A"/>
+        <w:color w:val="667085"/>
         <w:sz w:val="16"/>
       </w:rPr>
       <w:t>Eesti Energia (Enefit) · 6M2026 · 2026-10-22</w:t>
@@ -7260,7 +8612,7 @@
     <w:r>
       <w:rPr>
         <w:b/>
-        <w:color w:val="1F4E79"/>
+        <w:color w:val="12355B"/>
         <w:sz w:val="16"/>
       </w:rPr>
       <w:fldChar w:fldCharType="begin"/>
@@ -7276,7 +8628,7 @@
   <w:p>
     <w:pPr>
       <w:pBdr>
-        <w:bottom w:val="single" w:sz="4" w:color="C9D3DE" w:space="4"/>
+        <w:bottom w:val="single" w:sz="4" w:color="D5DCE4" w:space="4"/>
       </w:pBdr>
       <w:tabs>
         <w:tab w:pos="9638" w:val="right"/>
@@ -7285,7 +8637,7 @@
     <w:r>
       <w:rPr>
         <w:b/>
-        <w:color w:val="1F4E79"/>
+        <w:color w:val="12355B"/>
         <w:sz w:val="16"/>
       </w:rPr>
       <w:t>Eesti Energia (Enefit)</w:t>
@@ -7293,7 +8645,7 @@
     <w:r>
       <w:rPr>
         <w:b w:val="0"/>
-        <w:color w:val="5F6B7A"/>
+        <w:color w:val="667085"/>
         <w:sz w:val="16"/>
       </w:rPr>
       <w:tab/>
@@ -7671,7 +9023,7 @@
     </w:pPr>
     <w:rPr>
       <w:rFonts w:ascii="Calibri" w:hAnsi="Calibri" w:eastAsia="Calibri"/>
-      <w:color w:val="1A1A1A"/>
+      <w:color w:val="1B2430"/>
       <w:sz w:val="21"/>
     </w:rPr>
   </w:style>

--- a/docs/files/eesti-energia/eesti-energia_6M2026_en.docx
+++ b/docs/files/eesti-energia/eesti-energia_6M2026_en.docx
@@ -5304,7 +5304,7 @@
           <w:color w:val="667085"/>
           <w:sz w:val="18"/>
         </w:rPr>
-        <w:t>Automatic news scan (Google News, EE), 2026-07-24 – 2026-10-22: 6 articles.</w:t>
+        <w:t>Automatic news scan (Google News, EE), 2026-07-25 – 2026-10-23: 6 articles.</w:t>
       </w:r>
     </w:p>
     <w:tbl>
@@ -6426,7 +6426,7 @@
                 <w:color w:val="333333"/>
                 <w:sz w:val="18"/>
               </w:rPr>
-              <w:t>News summary 2026-07-24 – 2026-10-22: 6 articles, 0 with an adverse keyword in the headline (details in the section "In the press").</w:t>
+              <w:t>News summary 2026-07-25 – 2026-10-23: 6 articles, 0 with an adverse keyword in the headline (details in the section "In the press").</w:t>
             </w:r>
           </w:p>
         </w:tc>

--- a/docs/files/eesti-energia/eesti-energia_6M2026_en.docx
+++ b/docs/files/eesti-energia/eesti-energia_6M2026_en.docx
@@ -968,7 +968,7 @@
         <w:rPr>
           <w:b w:val="0"/>
         </w:rPr>
-        <w:t xml:space="preserve"> 2,257 GWh of 3,623 GWh generated from renewables in 2025 (62%, calculated by the tool); 872 MW wind and 172 MW solar</w:t>
+        <w:t xml:space="preserve"> 2,257 GWh of 3,623 GWh generated from renewables in 2025 (62%, own calculation); 872 MW wind and 172 MW solar</w:t>
       </w:r>
       <w:hyperlink r:id="rId15">
         <w:r>
@@ -2868,7 +2868,7 @@
           <w:color w:val="667085"/>
           <w:sz w:val="16"/>
         </w:rPr>
-        <w:t>Colours: green change – the metric is improving, red – worsening. Latest-period cell background: green – good level, amber – average, red – weak (tool benchmarks, config/metric_rules.yaml).</w:t>
+        <w:t>Colours: green change – the metric is improving, red – worsening. Latest-period cell background: green – good level, amber – average, red – weak (internal benchmarks, config/metric_rules.yaml).</w:t>
       </w:r>
     </w:p>
     <w:p>
@@ -2881,7 +2881,7 @@
           <w:color w:val="667085"/>
           <w:sz w:val="16"/>
         </w:rPr>
-        <w:t>* – taken from the report summary;  ᶜ – calculated by the tool. Small numbers next to text link to the source (opens the document at the cited page).</w:t>
+        <w:t>* – taken from the report summary;  ᶜ – own calculation. Small numbers next to text link to the source (opens the document at the cited page).</w:t>
       </w:r>
     </w:p>
     <w:p>
@@ -3142,7 +3142,7 @@
         <w:rPr>
           <w:b w:val="0"/>
         </w:rPr>
-        <w:t>Equity EUR 2,045m at 2026-06-30; total assets EUR 4,901m; equity ratio about 42% (calculated by the tool)</w:t>
+        <w:t>Equity EUR 2,045m at 2026-06-30; total assets EUR 4,901m; equity ratio about 42% (own calculation)</w:t>
       </w:r>
       <w:hyperlink r:id="rId14">
         <w:r>
@@ -3678,7 +3678,7 @@
                 <w:b w:val="0"/>
                 <w:sz w:val="17"/>
               </w:rPr>
-              <w:t>Renewables 62% of 2025 output (calculated by the tool)</w:t>
+              <w:t>Renewables 62% of 2025 output (own calculation)</w:t>
             </w:r>
             <w:hyperlink r:id="rId25">
               <w:r>

--- a/docs/files/eesti-energia/eesti-energia_6M2026_en.docx
+++ b/docs/files/eesti-energia/eesti-energia_6M2026_en.docx
@@ -4956,7 +4956,7 @@
                 <w:b w:val="0"/>
                 <w:sz w:val="17"/>
               </w:rPr>
-              <w:t>3.43% (2026-10)</w:t>
+              <w:t>3.38% (2026-10)</w:t>
             </w:r>
           </w:p>
         </w:tc>
@@ -5028,7 +5028,7 @@
                 <w:b w:val="0"/>
                 <w:sz w:val="17"/>
               </w:rPr>
-              <w:t>▲ 0.71 p. p.</w:t>
+              <w:t>▲ 0.66 p. p.</w:t>
             </w:r>
           </w:p>
         </w:tc>
@@ -6228,7 +6228,7 @@
                 <w:color w:val="333333"/>
                 <w:sz w:val="18"/>
               </w:rPr>
-              <w:t>Not found on the EU, UN, UK, US OFAC consolidated sanctions lists (automatic check 2026-10-22).</w:t>
+              <w:t>Not found on the EU, UN, UK, US OFAC consolidated sanctions lists (automatic check 2026-10-23).</w:t>
             </w:r>
           </w:p>
         </w:tc>

--- a/docs/files/eesti-energia/eesti-energia_6M2026_en.docx
+++ b/docs/files/eesti-energia/eesti-energia_6M2026_en.docx
@@ -6231,6 +6231,117 @@
               <w:t>Not found on the EU, UN, UK, US OFAC consolidated sanctions lists (automatic check 2026-10-23).</w:t>
             </w:r>
           </w:p>
+          <w:p>
+            <w:pPr>
+              <w:spacing w:before="40" w:after="0"/>
+            </w:pPr>
+            <w:r>
+              <w:rPr>
+                <w:b/>
+                <w:color w:val="333333"/>
+                <w:sz w:val="18"/>
+              </w:rPr>
+              <w:t>Manual check</w:t>
+            </w:r>
+          </w:p>
+          <w:p>
+            <w:pPr>
+              <w:tabs>
+                <w:tab w:pos="198" w:val="left"/>
+              </w:tabs>
+              <w:spacing w:before="0" w:after="20"/>
+              <w:ind w:left="198" w:hanging="198"/>
+            </w:pPr>
+            <w:r>
+              <w:rPr>
+                <w:b w:val="0"/>
+                <w:color w:val="667085"/>
+                <w:sz w:val="18"/>
+              </w:rPr>
+              <w:t>•</w:t>
+              <w:tab/>
+            </w:r>
+            <w:r>
+              <w:rPr>
+                <w:b w:val="0"/>
+                <w:color w:val="333333"/>
+                <w:sz w:val="18"/>
+              </w:rPr>
+              <w:t>OFAC sanctions search</w:t>
+            </w:r>
+            <w:hyperlink r:id="rId41">
+              <w:r>
+                <w:rPr>
+                  <w:color w:val="2A78D6"/>
+                  <w:vertAlign w:val="superscript"/>
+                  <w:sz w:val="15"/>
+                </w:rPr>
+                <w:t xml:space="preserve">30</w:t>
+              </w:r>
+            </w:hyperlink>
+          </w:p>
+          <w:p>
+            <w:pPr>
+              <w:tabs>
+                <w:tab w:pos="198" w:val="left"/>
+              </w:tabs>
+              <w:spacing w:before="0" w:after="20"/>
+              <w:ind w:left="198" w:hanging="198"/>
+            </w:pPr>
+            <w:r>
+              <w:rPr>
+                <w:b w:val="0"/>
+                <w:color w:val="667085"/>
+                <w:sz w:val="18"/>
+              </w:rPr>
+              <w:t>•</w:t>
+              <w:tab/>
+            </w:r>
+            <w:r>
+              <w:rPr>
+                <w:b w:val="0"/>
+                <w:color w:val="333333"/>
+                <w:sz w:val="18"/>
+              </w:rPr>
+              <w:t>EU Sanctions Map</w:t>
+            </w:r>
+            <w:hyperlink r:id="rId42">
+              <w:r>
+                <w:rPr>
+                  <w:color w:val="2A78D6"/>
+                  <w:vertAlign w:val="superscript"/>
+                  <w:sz w:val="15"/>
+                </w:rPr>
+                <w:t xml:space="preserve">31</w:t>
+              </w:r>
+            </w:hyperlink>
+          </w:p>
+          <w:p>
+            <w:pPr>
+              <w:tabs>
+                <w:tab w:pos="198" w:val="left"/>
+              </w:tabs>
+              <w:spacing w:before="0" w:after="20"/>
+              <w:ind w:left="198" w:hanging="198"/>
+            </w:pPr>
+            <w:r>
+              <w:rPr>
+                <w:b w:val="0"/>
+                <w:color w:val="667085"/>
+                <w:sz w:val="18"/>
+              </w:rPr>
+              <w:t>•</w:t>
+              <w:tab/>
+            </w:r>
+            <w:r>
+              <w:rPr>
+                <w:b w:val="0"/>
+                <w:color w:val="333333"/>
+                <w:sz w:val="18"/>
+              </w:rPr>
+              <w:t>SEB eNameChecker (internal SEB system).</w:t>
+            </w:r>
+          </w:p>
         </w:tc>
       </w:tr>
     </w:tbl>
@@ -6384,14 +6495,14 @@
               </w:rPr>
               <w:t>The Environmental Board fined Enefit Power EUR 190,000 and EUR 110,000 for air emission breaches</w:t>
             </w:r>
-            <w:hyperlink r:id="rId41">
+            <w:hyperlink r:id="rId43">
               <w:r>
                 <w:rPr>
                   <w:color w:val="2A78D6"/>
                   <w:vertAlign w:val="superscript"/>
                   <w:sz w:val="15"/>
                 </w:rPr>
-                <w:t xml:space="preserve">30</w:t>
+                <w:t xml:space="preserve">32</w:t>
               </w:r>
             </w:hyperlink>
             <w:r>
@@ -6572,14 +6683,14 @@
               </w:rPr>
               <w:t>Fast wind and solar expansion (872 MW wind, 172 MW solar), a green finance framework with an ISS opinion</w:t>
             </w:r>
-            <w:hyperlink r:id="rId42">
+            <w:hyperlink r:id="rId44">
               <w:r>
                 <w:rPr>
                   <w:color w:val="2A78D6"/>
                   <w:vertAlign w:val="superscript"/>
                   <w:sz w:val="15"/>
                 </w:rPr>
-                <w:t xml:space="preserve">31</w:t>
+                <w:t xml:space="preserve">33</w:t>
               </w:r>
             </w:hyperlink>
             <w:r>
@@ -6589,14 +6700,14 @@
               </w:rPr>
               <w:t>,</w:t>
             </w:r>
-            <w:hyperlink r:id="rId43">
+            <w:hyperlink r:id="rId45">
               <w:r>
                 <w:rPr>
                   <w:color w:val="2A78D6"/>
                   <w:vertAlign w:val="superscript"/>
                   <w:sz w:val="15"/>
                 </w:rPr>
-                <w:t xml:space="preserve">32</w:t>
+                <w:t xml:space="preserve">34</w:t>
               </w:r>
             </w:hyperlink>
             <w:r>
@@ -6726,14 +6837,14 @@
               </w:rPr>
               <w:t>,</w:t>
             </w:r>
-            <w:hyperlink r:id="rId44">
+            <w:hyperlink r:id="rId46">
               <w:r>
                 <w:rPr>
                   <w:color w:val="2A78D6"/>
                   <w:vertAlign w:val="superscript"/>
                   <w:sz w:val="15"/>
                 </w:rPr>
-                <w:t xml:space="preserve">33</w:t>
+                <w:t xml:space="preserve">35</w:t>
               </w:r>
             </w:hyperlink>
             <w:r>
@@ -6846,14 +6957,14 @@
               </w:rPr>
               <w:t>Yellow flag: the criminal case over the audit and environmental fines</w:t>
             </w:r>
-            <w:hyperlink r:id="rId41">
+            <w:hyperlink r:id="rId43">
               <w:r>
                 <w:rPr>
                   <w:color w:val="2A78D6"/>
                   <w:vertAlign w:val="superscript"/>
                   <w:sz w:val="15"/>
                 </w:rPr>
-                <w:t xml:space="preserve">30</w:t>
+                <w:t xml:space="preserve">32</w:t>
               </w:r>
             </w:hyperlink>
           </w:p>
@@ -7022,7 +7133,7 @@
                   <w:vertAlign w:val="superscript"/>
                   <w:sz w:val="15"/>
                 </w:rPr>
-                <w:t xml:space="preserve">34</w:t>
+                <w:t xml:space="preserve">36</w:t>
               </w:r>
             </w:hyperlink>
             <w:r>
@@ -7033,14 +7144,14 @@
               </w:rPr>
               <w:t xml:space="preserve"> and Electricity &amp; Renewable Energy</w:t>
             </w:r>
-            <w:hyperlink r:id="rId45">
+            <w:hyperlink r:id="rId47">
               <w:r>
                 <w:rPr>
                   <w:color w:val="2A78D6"/>
                   <w:vertAlign w:val="superscript"/>
                   <w:sz w:val="15"/>
                 </w:rPr>
-                <w:t xml:space="preserve">35</w:t>
+                <w:t xml:space="preserve">37</w:t>
               </w:r>
             </w:hyperlink>
             <w:r>
@@ -7107,14 +7218,14 @@
               </w:rPr>
               <w:t>,</w:t>
             </w:r>
-            <w:hyperlink r:id="rId43">
+            <w:hyperlink r:id="rId45">
               <w:r>
                 <w:rPr>
                   <w:color w:val="2A78D6"/>
                   <w:vertAlign w:val="superscript"/>
                   <w:sz w:val="15"/>
                 </w:rPr>
-                <w:t xml:space="preserve">32</w:t>
+                <w:t xml:space="preserve">34</w:t>
               </w:r>
             </w:hyperlink>
             <w:r>
@@ -7451,7 +7562,7 @@
                   <w:vertAlign w:val="superscript"/>
                   <w:sz w:val="15"/>
                 </w:rPr>
-                <w:t xml:space="preserve">36</w:t>
+                <w:t xml:space="preserve">38</w:t>
               </w:r>
             </w:hyperlink>
             <w:r>
@@ -8362,7 +8473,7 @@
             <w:color w:val="2A78D6"/>
             <w:sz w:val="17"/>
           </w:rPr>
-          <w:t xml:space="preserve">ERR - Prokuratuur algatas Eesti Energia erikontrolli tõttu kriminaalmenetluse, 2025-05-07</w:t>
+          <w:t xml:space="preserve">OFAC Sanctions List Search (US Treasury)</w:t>
         </w:r>
       </w:hyperlink>
     </w:p>
@@ -8389,7 +8500,7 @@
             <w:color w:val="2A78D6"/>
             <w:sz w:val="17"/>
           </w:rPr>
-          <w:t xml:space="preserve">Eesti Energia - Annual report 2025 (unaudited), p. 18, 2026</w:t>
+          <w:t xml:space="preserve">EU Sanctions Map</w:t>
         </w:r>
       </w:hyperlink>
     </w:p>
@@ -8416,7 +8527,7 @@
             <w:color w:val="2A78D6"/>
             <w:sz w:val="17"/>
           </w:rPr>
-          <w:t xml:space="preserve">ISS-Corporate - Second Party Opinion on the Green Finance Framework, 2024-06-04</w:t>
+          <w:t xml:space="preserve">ERR - Prokuratuur algatas Eesti Energia erikontrolli tõttu kriminaalmenetluse, 2025-05-07</w:t>
         </w:r>
       </w:hyperlink>
     </w:p>
@@ -8443,6 +8554,60 @@
             <w:color w:val="2A78D6"/>
             <w:sz w:val="17"/>
           </w:rPr>
+          <w:t xml:space="preserve">Eesti Energia - Annual report 2025 (unaudited), p. 18, 2026</w:t>
+        </w:r>
+      </w:hyperlink>
+    </w:p>
+    <w:p>
+      <w:pPr>
+        <w:tabs>
+          <w:tab w:pos="397" w:val="left"/>
+        </w:tabs>
+        <w:spacing w:before="0" w:after="30"/>
+        <w:ind w:left="397" w:hanging="397"/>
+      </w:pPr>
+      <w:r>
+        <w:rPr>
+          <w:b w:val="0"/>
+          <w:color w:val="667085"/>
+          <w:sz w:val="17"/>
+        </w:rPr>
+        <w:t>34.</w:t>
+        <w:tab/>
+      </w:r>
+      <w:hyperlink r:id="rId45">
+        <w:r>
+          <w:rPr>
+            <w:color w:val="2A78D6"/>
+            <w:sz w:val="17"/>
+          </w:rPr>
+          <w:t xml:space="preserve">ISS-Corporate - Second Party Opinion on the Green Finance Framework, 2024-06-04</w:t>
+        </w:r>
+      </w:hyperlink>
+    </w:p>
+    <w:p>
+      <w:pPr>
+        <w:tabs>
+          <w:tab w:pos="397" w:val="left"/>
+        </w:tabs>
+        <w:spacing w:before="0" w:after="30"/>
+        <w:ind w:left="397" w:hanging="397"/>
+      </w:pPr>
+      <w:r>
+        <w:rPr>
+          <w:b w:val="0"/>
+          <w:color w:val="667085"/>
+          <w:sz w:val="17"/>
+        </w:rPr>
+        <w:t>35.</w:t>
+        <w:tab/>
+      </w:r>
+      <w:hyperlink r:id="rId46">
+        <w:r>
+          <w:rPr>
+            <w:color w:val="2A78D6"/>
+            <w:sz w:val="17"/>
+          </w:rPr>
           <w:t xml:space="preserve">Moody's - Eesti Energia credit opinion update, p. 5, 2026-04-13</w:t>
         </w:r>
       </w:hyperlink>
@@ -8461,7 +8626,7 @@
           <w:color w:val="667085"/>
           <w:sz w:val="17"/>
         </w:rPr>
-        <w:t>34.</w:t>
+        <w:t>36.</w:t>
         <w:tab/>
       </w:r>
       <w:hyperlink r:id="rId39">
@@ -8488,10 +8653,10 @@
           <w:color w:val="667085"/>
           <w:sz w:val="17"/>
         </w:rPr>
-        <w:t>35.</w:t>
+        <w:t>37.</w:t>
         <w:tab/>
       </w:r>
-      <w:hyperlink r:id="rId45">
+      <w:hyperlink r:id="rId47">
         <w:r>
           <w:rPr>
             <w:color w:val="2A78D6"/>
@@ -8515,7 +8680,7 @@
           <w:color w:val="667085"/>
           <w:sz w:val="17"/>
         </w:rPr>
-        <w:t>36.</w:t>
+        <w:t>38.</w:t>
         <w:tab/>
       </w:r>
       <w:hyperlink r:id="rId14">

--- a/docs/files/eesti-energia/eesti-energia_6M2026_en.docx
+++ b/docs/files/eesti-energia/eesti-energia_6M2026_en.docx
@@ -5304,7 +5304,7 @@
           <w:color w:val="667085"/>
           <w:sz w:val="18"/>
         </w:rPr>
-        <w:t>Automatic news scan (Google News, EE), 2026-07-25 – 2026-10-23: 6 articles.</w:t>
+        <w:t>Automatic news scan (Google News, EE), 2026-07-26 – 2026-10-24: 6 articles.</w:t>
       </w:r>
     </w:p>
     <w:tbl>
@@ -6228,7 +6228,7 @@
                 <w:color w:val="333333"/>
                 <w:sz w:val="18"/>
               </w:rPr>
-              <w:t>Not found on the EU, UN, UK, US OFAC consolidated sanctions lists (automatic check 2026-10-23).</w:t>
+              <w:t>Not found on the EU, UN, UK, US OFAC consolidated sanctions lists (automatic check 2026-10-24).</w:t>
             </w:r>
           </w:p>
           <w:p>
@@ -6537,7 +6537,7 @@
                 <w:color w:val="333333"/>
                 <w:sz w:val="18"/>
               </w:rPr>
-              <w:t>News summary 2026-07-25 – 2026-10-23: 6 articles, 0 with an adverse keyword in the headline (details in the section "In the press").</w:t>
+              <w:t>News summary 2026-07-26 – 2026-10-24: 6 articles, 0 with an adverse keyword in the headline (details in the section "In the press").</w:t>
             </w:r>
           </w:p>
         </w:tc>

--- a/docs/files/eesti-energia/eesti-energia_6M2026_en.docx
+++ b/docs/files/eesti-energia/eesti-energia_6M2026_en.docx
@@ -5304,7 +5304,7 @@
           <w:color w:val="667085"/>
           <w:sz w:val="18"/>
         </w:rPr>
-        <w:t>Automatic news scan (Google News, EE), 2026-07-26 – 2026-10-24: 6 articles.</w:t>
+        <w:t>Automatic news scan (Google News, EE), 2026-07-27 – 2026-10-25: 6 articles.</w:t>
       </w:r>
     </w:p>
     <w:tbl>
@@ -6228,7 +6228,7 @@
                 <w:color w:val="333333"/>
                 <w:sz w:val="18"/>
               </w:rPr>
-              <w:t>Not found on the EU, UN, UK, US OFAC consolidated sanctions lists (automatic check 2026-10-24).</w:t>
+              <w:t>Not found on the EU, UN, UK, US OFAC consolidated sanctions lists (automatic check 2026-10-25).</w:t>
             </w:r>
           </w:p>
           <w:p>
@@ -6537,7 +6537,7 @@
                 <w:color w:val="333333"/>
                 <w:sz w:val="18"/>
               </w:rPr>
-              <w:t>News summary 2026-07-26 – 2026-10-24: 6 articles, 0 with an adverse keyword in the headline (details in the section "In the press").</w:t>
+              <w:t>News summary 2026-07-27 – 2026-10-25: 6 articles, 0 with an adverse keyword in the headline (details in the section "In the press").</w:t>
             </w:r>
           </w:p>
         </w:tc>

--- a/docs/files/eesti-energia/eesti-energia_6M2026_en.docx
+++ b/docs/files/eesti-energia/eesti-energia_6M2026_en.docx
@@ -4956,7 +4956,7 @@
                 <w:b w:val="0"/>
                 <w:sz w:val="17"/>
               </w:rPr>
-              <w:t>3.38% (2026-10)</w:t>
+              <w:t>3.37% (2026-10)</w:t>
             </w:r>
           </w:p>
         </w:tc>
@@ -5028,7 +5028,7 @@
                 <w:b w:val="0"/>
                 <w:sz w:val="17"/>
               </w:rPr>
-              <w:t>▲ 0.66 p. p.</w:t>
+              <w:t>▲ 0.65 p. p.</w:t>
             </w:r>
           </w:p>
         </w:tc>
@@ -5304,7 +5304,7 @@
           <w:color w:val="667085"/>
           <w:sz w:val="18"/>
         </w:rPr>
-        <w:t>Automatic news scan (Google News, EE), 2026-07-27 – 2026-10-25: 6 articles.</w:t>
+        <w:t>Automatic news scan (Google News, EE), 2026-07-28 – 2026-10-26: 6 articles.</w:t>
       </w:r>
     </w:p>
     <w:tbl>
@@ -6228,7 +6228,7 @@
                 <w:color w:val="333333"/>
                 <w:sz w:val="18"/>
               </w:rPr>
-              <w:t>Not found on the EU, UN, UK, US OFAC consolidated sanctions lists (automatic check 2026-10-25).</w:t>
+              <w:t>Not found on the EU, UN, US OFAC consolidated sanctions lists (automatic check 2026-10-26).</w:t>
             </w:r>
           </w:p>
           <w:p>
@@ -6537,7 +6537,7 @@
                 <w:color w:val="333333"/>
                 <w:sz w:val="18"/>
               </w:rPr>
-              <w:t>News summary 2026-07-27 – 2026-10-25: 6 articles, 0 with an adverse keyword in the headline (details in the section "In the press").</w:t>
+              <w:t>News summary 2026-07-28 – 2026-10-26: 6 articles, 0 with an adverse keyword in the headline (details in the section "In the press").</w:t>
             </w:r>
           </w:p>
         </w:tc>

--- a/docs/files/eesti-energia/eesti-energia_6M2026_en.docx
+++ b/docs/files/eesti-energia/eesti-energia_6M2026_en.docx
@@ -5304,7 +5304,7 @@
           <w:color w:val="667085"/>
           <w:sz w:val="18"/>
         </w:rPr>
-        <w:t>Automatic news scan (Google News, EE), 2026-07-28 – 2026-10-26: 6 articles.</w:t>
+        <w:t>Automatic news scan (Google News, EE), 2026-07-29 – 2026-10-27: 7 articles.</w:t>
       </w:r>
     </w:p>
     <w:tbl>
@@ -5332,6 +5332,90 @@
         <w:gridCol w:w="1360"/>
         <w:gridCol w:w="7257"/>
       </w:tblGrid>
+      <w:tr>
+        <w:tc>
+          <w:tcPr>
+            <w:tcW w:type="dxa" w:w="1020"/>
+            <w:tcBorders>
+              <w:top w:val="nil"/>
+              <w:left w:val="nil"/>
+              <w:bottom w:val="single" w:sz="4" w:color="E3E8EE" w:space="0"/>
+              <w:right w:val="nil"/>
+            </w:tcBorders>
+          </w:tcPr>
+          <w:p>
+            <w:pPr>
+              <w:spacing w:before="0" w:after="0"/>
+            </w:pPr>
+            <w:r>
+              <w:rPr>
+                <w:b w:val="0"/>
+                <w:color w:val="1B2430"/>
+                <w:sz w:val="17"/>
+              </w:rPr>
+              <w:t>2026-09-28</w:t>
+            </w:r>
+          </w:p>
+        </w:tc>
+        <w:tc>
+          <w:tcPr>
+            <w:tcW w:type="dxa" w:w="1361"/>
+            <w:tcBorders>
+              <w:top w:val="nil"/>
+              <w:left w:val="nil"/>
+              <w:bottom w:val="single" w:sz="4" w:color="E3E8EE" w:space="0"/>
+              <w:right w:val="nil"/>
+            </w:tcBorders>
+          </w:tcPr>
+          <w:p>
+            <w:pPr>
+              <w:spacing w:before="0" w:after="0"/>
+            </w:pPr>
+            <w:r>
+              <w:rPr>
+                <w:b/>
+                <w:color w:val="5F6B7A"/>
+                <w:sz w:val="14"/>
+                <w:shd w:val="clear" w:color="auto" w:fill="F0F2F5"/>
+              </w:rPr>
+              <w:t xml:space="preserve"> MANAGEMENT </w:t>
+            </w:r>
+          </w:p>
+        </w:tc>
+        <w:tc>
+          <w:tcPr>
+            <w:tcW w:type="dxa" w:w="7257"/>
+            <w:tcBorders>
+              <w:top w:val="nil"/>
+              <w:left w:val="nil"/>
+              <w:bottom w:val="single" w:sz="4" w:color="E3E8EE" w:space="0"/>
+              <w:right w:val="nil"/>
+            </w:tcBorders>
+          </w:tcPr>
+          <w:p>
+            <w:pPr>
+              <w:spacing w:before="0" w:after="0"/>
+            </w:pPr>
+            <w:hyperlink r:id="rId36">
+              <w:r>
+                <w:rPr>
+                  <w:color w:val="1B2430"/>
+                  <w:sz w:val="18"/>
+                </w:rPr>
+                <w:t xml:space="preserve">Enefiti värske juht hoiatab karmi talve eest. "Me vajame veel rohkem tootmisvõimsust"</w:t>
+              </w:r>
+            </w:hyperlink>
+            <w:r>
+              <w:rPr>
+                <w:b w:val="0"/>
+                <w:color w:val="667085"/>
+                <w:sz w:val="15"/>
+              </w:rPr>
+              <w:t xml:space="preserve">   Äripäev</w:t>
+            </w:r>
+          </w:p>
+        </w:tc>
+      </w:tr>
       <w:tr>
         <w:tc>
           <w:tcPr>
@@ -5396,7 +5480,7 @@
             <w:pPr>
               <w:spacing w:before="0" w:after="0"/>
             </w:pPr>
-            <w:hyperlink r:id="rId36">
+            <w:hyperlink r:id="rId37">
               <w:r>
                 <w:rPr>
                   <w:color w:val="1B2430"/>
@@ -5648,7 +5732,7 @@
             <w:pPr>
               <w:spacing w:before="0" w:after="0"/>
             </w:pPr>
-            <w:hyperlink r:id="rId37">
+            <w:hyperlink r:id="rId38">
               <w:r>
                 <w:rPr>
                   <w:color w:val="1B2430"/>
@@ -5732,7 +5816,7 @@
             <w:pPr>
               <w:spacing w:before="0" w:after="0"/>
             </w:pPr>
-            <w:hyperlink r:id="rId38">
+            <w:hyperlink r:id="rId39">
               <w:r>
                 <w:rPr>
                   <w:color w:val="1B2430"/>
@@ -5928,7 +6012,7 @@
               </w:rPr>
               <w:t>Oil shale mining, shale oil and oil shale power – the SEB policy gives unconventional oil and gas a Baltic exception until 2030</w:t>
             </w:r>
-            <w:hyperlink r:id="rId39">
+            <w:hyperlink r:id="rId40">
               <w:r>
                 <w:rPr>
                   <w:color w:val="2A78D6"/>
@@ -6110,7 +6194,7 @@
               </w:rPr>
               <w:t>ISS found none in 2024</w:t>
             </w:r>
-            <w:hyperlink r:id="rId40">
+            <w:hyperlink r:id="rId41">
               <w:r>
                 <w:rPr>
                   <w:color w:val="2A78D6"/>
@@ -6228,7 +6312,7 @@
                 <w:color w:val="333333"/>
                 <w:sz w:val="18"/>
               </w:rPr>
-              <w:t>Not found on the EU, UN, US OFAC consolidated sanctions lists (automatic check 2026-10-26).</w:t>
+              <w:t>Not found on the EU, UN, US OFAC consolidated sanctions lists (automatic check 2026-10-27).</w:t>
             </w:r>
           </w:p>
           <w:p>
@@ -6269,7 +6353,7 @@
               </w:rPr>
               <w:t>OFAC sanctions search</w:t>
             </w:r>
-            <w:hyperlink r:id="rId41">
+            <w:hyperlink r:id="rId42">
               <w:r>
                 <w:rPr>
                   <w:color w:val="2A78D6"/>
@@ -6305,7 +6389,7 @@
               </w:rPr>
               <w:t>EU Sanctions Map</w:t>
             </w:r>
-            <w:hyperlink r:id="rId42">
+            <w:hyperlink r:id="rId43">
               <w:r>
                 <w:rPr>
                   <w:color w:val="2A78D6"/>
@@ -6495,7 +6579,7 @@
               </w:rPr>
               <w:t>The Environmental Board fined Enefit Power EUR 190,000 and EUR 110,000 for air emission breaches</w:t>
             </w:r>
-            <w:hyperlink r:id="rId43">
+            <w:hyperlink r:id="rId44">
               <w:r>
                 <w:rPr>
                   <w:color w:val="2A78D6"/>
@@ -6537,7 +6621,7 @@
                 <w:color w:val="333333"/>
                 <w:sz w:val="18"/>
               </w:rPr>
-              <w:t>News summary 2026-07-28 – 2026-10-26: 6 articles, 0 with an adverse keyword in the headline (details in the section "In the press").</w:t>
+              <w:t>News summary 2026-07-29 – 2026-10-27: 7 articles, 0 with an adverse keyword in the headline (details in the section "In the press").</w:t>
             </w:r>
           </w:p>
         </w:tc>
@@ -6683,7 +6767,7 @@
               </w:rPr>
               <w:t>Fast wind and solar expansion (872 MW wind, 172 MW solar), a green finance framework with an ISS opinion</w:t>
             </w:r>
-            <w:hyperlink r:id="rId44">
+            <w:hyperlink r:id="rId45">
               <w:r>
                 <w:rPr>
                   <w:color w:val="2A78D6"/>
@@ -6700,7 +6784,7 @@
               </w:rPr>
               <w:t>,</w:t>
             </w:r>
-            <w:hyperlink r:id="rId45">
+            <w:hyperlink r:id="rId46">
               <w:r>
                 <w:rPr>
                   <w:color w:val="2A78D6"/>
@@ -6837,7 +6921,7 @@
               </w:rPr>
               <w:t>,</w:t>
             </w:r>
-            <w:hyperlink r:id="rId46">
+            <w:hyperlink r:id="rId47">
               <w:r>
                 <w:rPr>
                   <w:color w:val="2A78D6"/>
@@ -6957,7 +7041,7 @@
               </w:rPr>
               <w:t>Yellow flag: the criminal case over the audit and environmental fines</w:t>
             </w:r>
-            <w:hyperlink r:id="rId43">
+            <w:hyperlink r:id="rId44">
               <w:r>
                 <w:rPr>
                   <w:color w:val="2A78D6"/>
@@ -7126,7 +7210,7 @@
               </w:rPr>
               <w:t>The Fossil Fuels</w:t>
             </w:r>
-            <w:hyperlink r:id="rId39">
+            <w:hyperlink r:id="rId40">
               <w:r>
                 <w:rPr>
                   <w:color w:val="2A78D6"/>
@@ -7144,7 +7228,7 @@
               </w:rPr>
               <w:t xml:space="preserve"> and Electricity &amp; Renewable Energy</w:t>
             </w:r>
-            <w:hyperlink r:id="rId47">
+            <w:hyperlink r:id="rId48">
               <w:r>
                 <w:rPr>
                   <w:color w:val="2A78D6"/>
@@ -7218,7 +7302,7 @@
               </w:rPr>
               <w:t>,</w:t>
             </w:r>
-            <w:hyperlink r:id="rId45">
+            <w:hyperlink r:id="rId46">
               <w:r>
                 <w:rPr>
                   <w:color w:val="2A78D6"/>
@@ -7406,7 +7490,7 @@
               </w:rPr>
               <w:t>Worthwhile: the oil shale exit date, as the SEB Baltic exception for unconventional oil ends in 2030</w:t>
             </w:r>
-            <w:hyperlink r:id="rId39">
+            <w:hyperlink r:id="rId40">
               <w:r>
                 <w:rPr>
                   <w:color w:val="2A78D6"/>
@@ -8413,7 +8497,7 @@
         <w:t>28.</w:t>
         <w:tab/>
       </w:r>
-      <w:hyperlink r:id="rId39">
+      <w:hyperlink r:id="rId40">
         <w:r>
           <w:rPr>
             <w:color w:val="2A78D6"/>
@@ -8440,7 +8524,7 @@
         <w:t>29.</w:t>
         <w:tab/>
       </w:r>
-      <w:hyperlink r:id="rId40">
+      <w:hyperlink r:id="rId41">
         <w:r>
           <w:rPr>
             <w:color w:val="2A78D6"/>
@@ -8467,7 +8551,7 @@
         <w:t>30.</w:t>
         <w:tab/>
       </w:r>
-      <w:hyperlink r:id="rId41">
+      <w:hyperlink r:id="rId42">
         <w:r>
           <w:rPr>
             <w:color w:val="2A78D6"/>
@@ -8494,7 +8578,7 @@
         <w:t>31.</w:t>
         <w:tab/>
       </w:r>
-      <w:hyperlink r:id="rId42">
+      <w:hyperlink r:id="rId43">
         <w:r>
           <w:rPr>
             <w:color w:val="2A78D6"/>
@@ -8521,7 +8605,7 @@
         <w:t>32.</w:t>
         <w:tab/>
       </w:r>
-      <w:hyperlink r:id="rId43">
+      <w:hyperlink r:id="rId44">
         <w:r>
           <w:rPr>
             <w:color w:val="2A78D6"/>
@@ -8548,7 +8632,7 @@
         <w:t>33.</w:t>
         <w:tab/>
       </w:r>
-      <w:hyperlink r:id="rId44">
+      <w:hyperlink r:id="rId45">
         <w:r>
           <w:rPr>
             <w:color w:val="2A78D6"/>
@@ -8575,7 +8659,7 @@
         <w:t>34.</w:t>
         <w:tab/>
       </w:r>
-      <w:hyperlink r:id="rId45">
+      <w:hyperlink r:id="rId46">
         <w:r>
           <w:rPr>
             <w:color w:val="2A78D6"/>
@@ -8602,7 +8686,7 @@
         <w:t>35.</w:t>
         <w:tab/>
       </w:r>
-      <w:hyperlink r:id="rId46">
+      <w:hyperlink r:id="rId47">
         <w:r>
           <w:rPr>
             <w:color w:val="2A78D6"/>
@@ -8629,7 +8713,7 @@
         <w:t>36.</w:t>
         <w:tab/>
       </w:r>
-      <w:hyperlink r:id="rId39">
+      <w:hyperlink r:id="rId40">
         <w:r>
           <w:rPr>
             <w:color w:val="2A78D6"/>
@@ -8656,7 +8740,7 @@
         <w:t>37.</w:t>
         <w:tab/>
       </w:r>
-      <w:hyperlink r:id="rId47">
+      <w:hyperlink r:id="rId48">
         <w:r>
           <w:rPr>
             <w:color w:val="2A78D6"/>

--- a/docs/files/eesti-energia/eesti-energia_6M2026_en.docx
+++ b/docs/files/eesti-energia/eesti-energia_6M2026_en.docx
@@ -5304,7 +5304,7 @@
           <w:color w:val="667085"/>
           <w:sz w:val="18"/>
         </w:rPr>
-        <w:t>Automatic news scan (Google News, EE), 2026-07-29 – 2026-10-27: 7 articles.</w:t>
+        <w:t>Automatic news scan (Google News, EE), 2026-07-30 – 2026-10-28: 7 articles.</w:t>
       </w:r>
     </w:p>
     <w:tbl>
@@ -6312,7 +6312,7 @@
                 <w:color w:val="333333"/>
                 <w:sz w:val="18"/>
               </w:rPr>
-              <w:t>Not found on the EU, UN, US OFAC consolidated sanctions lists (automatic check 2026-10-27).</w:t>
+              <w:t>Not found on the EU, UN, US OFAC consolidated sanctions lists (automatic check 2026-10-28).</w:t>
             </w:r>
           </w:p>
           <w:p>
@@ -6621,7 +6621,7 @@
                 <w:color w:val="333333"/>
                 <w:sz w:val="18"/>
               </w:rPr>
-              <w:t>News summary 2026-07-29 – 2026-10-27: 7 articles, 0 with an adverse keyword in the headline (details in the section "In the press").</w:t>
+              <w:t>News summary 2026-07-30 – 2026-10-28: 7 articles, 0 with an adverse keyword in the headline (details in the section "In the press").</w:t>
             </w:r>
           </w:p>
         </w:tc>

--- a/docs/files/eesti-energia/eesti-energia_6M2026_en.docx
+++ b/docs/files/eesti-energia/eesti-energia_6M2026_en.docx
@@ -5304,7 +5304,7 @@
           <w:color w:val="667085"/>
           <w:sz w:val="18"/>
         </w:rPr>
-        <w:t>Automatic news scan (Google News, EE), 2026-07-30 – 2026-10-28: 7 articles.</w:t>
+        <w:t>Automatic news scan (Google News, EE), 2026-08-01 – 2026-10-30: 7 articles.</w:t>
       </w:r>
     </w:p>
     <w:tbl>
@@ -6312,7 +6312,7 @@
                 <w:color w:val="333333"/>
                 <w:sz w:val="18"/>
               </w:rPr>
-              <w:t>Not found on the EU, UN, US OFAC consolidated sanctions lists (automatic check 2026-10-28).</w:t>
+              <w:t>Not found on the EU, UN, US OFAC consolidated sanctions lists (automatic check 2026-10-30).</w:t>
             </w:r>
           </w:p>
           <w:p>
@@ -6621,7 +6621,7 @@
                 <w:color w:val="333333"/>
                 <w:sz w:val="18"/>
               </w:rPr>
-              <w:t>News summary 2026-07-30 – 2026-10-28: 7 articles, 0 with an adverse keyword in the headline (details in the section "In the press").</w:t>
+              <w:t>News summary 2026-08-01 – 2026-10-30: 7 articles, 0 with an adverse keyword in the headline (details in the section "In the press").</w:t>
             </w:r>
           </w:p>
         </w:tc>

--- a/docs/files/eesti-energia/eesti-energia_6M2026_en.docx
+++ b/docs/files/eesti-energia/eesti-energia_6M2026_en.docx
@@ -5304,7 +5304,7 @@
           <w:color w:val="667085"/>
           <w:sz w:val="18"/>
         </w:rPr>
-        <w:t>Automatic news scan (Google News, EE), 2026-08-01 – 2026-10-30: 7 articles.</w:t>
+        <w:t>Automatic news scan (Google News, EE), 2026-08-02 – 2026-10-31: 7 articles.</w:t>
       </w:r>
     </w:p>
     <w:tbl>
@@ -6312,7 +6312,7 @@
                 <w:color w:val="333333"/>
                 <w:sz w:val="18"/>
               </w:rPr>
-              <w:t>Not found on the EU, UN, US OFAC consolidated sanctions lists (automatic check 2026-10-30).</w:t>
+              <w:t>Not found on the EU, UN, US OFAC consolidated sanctions lists (automatic check 2026-10-31).</w:t>
             </w:r>
           </w:p>
           <w:p>
@@ -6621,7 +6621,7 @@
                 <w:color w:val="333333"/>
                 <w:sz w:val="18"/>
               </w:rPr>
-              <w:t>News summary 2026-08-01 – 2026-10-30: 7 articles, 0 with an adverse keyword in the headline (details in the section "In the press").</w:t>
+              <w:t>News summary 2026-08-02 – 2026-10-31: 7 articles, 0 with an adverse keyword in the headline (details in the section "In the press").</w:t>
             </w:r>
           </w:p>
         </w:tc>
